--- a/Entornos Desarrollo/Unidad 1/Resumen Tema 1.docx
+++ b/Entornos Desarrollo/Unidad 1/Resumen Tema 1.docx
@@ -17,9 +17,6 @@
       </w:r>
     </w:p>
     <w:p>
-      <w:pPr>
-        <w:jc w:val="both"/>
-      </w:pPr>
       <w:r>
         <w:t>El ordenador se compone de 2 partes bien diferenciadas: El hardware que es la parte física y el software que es la parte lógica</w:t>
       </w:r>
@@ -41,25 +38,16 @@
       </w:r>
     </w:p>
     <w:p>
-      <w:pPr>
-        <w:jc w:val="both"/>
-      </w:pPr>
       <w:r>
         <w:t xml:space="preserve">El software es un conjunto de programas y datos que coexisten en el ordenador. </w:t>
       </w:r>
     </w:p>
     <w:p>
-      <w:pPr>
-        <w:jc w:val="both"/>
-      </w:pPr>
       <w:r>
         <w:t xml:space="preserve">Un programa es un listado de instrucciones que indican al ordenador que es lo que tiene que hacer. </w:t>
       </w:r>
     </w:p>
     <w:p>
-      <w:pPr>
-        <w:jc w:val="both"/>
-      </w:pPr>
       <w:r>
         <w:t>Los datos es la información con la que trabajan las instrucciones de los programas. Estos dantos son conjuntos de información que es interpretada por un programa adecuado y puede representar números, texto, imágenes, sonido, video, etc…</w:t>
       </w:r>
@@ -73,9 +61,6 @@
       </w:r>
     </w:p>
     <w:p>
-      <w:pPr>
-        <w:jc w:val="both"/>
-      </w:pPr>
       <w:r>
         <w:t>Según la función que tenga nuestro software encontramos lo siguiente:</w:t>
       </w:r>
@@ -87,7 +72,6 @@
           <w:ilvl w:val="0"/>
           <w:numId w:val="1"/>
         </w:numPr>
-        <w:jc w:val="both"/>
       </w:pPr>
       <w:r>
         <w:rPr>
@@ -106,7 +90,6 @@
           <w:ilvl w:val="0"/>
           <w:numId w:val="1"/>
         </w:numPr>
-        <w:jc w:val="both"/>
       </w:pPr>
       <w:r>
         <w:rPr>
@@ -125,7 +108,6 @@
           <w:ilvl w:val="0"/>
           <w:numId w:val="1"/>
         </w:numPr>
-        <w:jc w:val="both"/>
       </w:pPr>
       <w:r>
         <w:rPr>
@@ -144,7 +126,6 @@
           <w:ilvl w:val="0"/>
           <w:numId w:val="1"/>
         </w:numPr>
-        <w:jc w:val="both"/>
       </w:pPr>
       <w:r>
         <w:rPr>
@@ -165,9 +146,6 @@
       </w:r>
     </w:p>
     <w:p>
-      <w:pPr>
-        <w:jc w:val="both"/>
-      </w:pPr>
       <w:r>
         <w:t>También</w:t>
       </w:r>
@@ -350,9 +328,6 @@
       </w:r>
     </w:p>
     <w:p>
-      <w:pPr>
-        <w:jc w:val="both"/>
-      </w:pPr>
       <w:r>
         <w:rPr>
           <w:b/>
@@ -364,17 +339,11 @@
       </w:r>
     </w:p>
     <w:p>
-      <w:pPr>
-        <w:jc w:val="both"/>
-      </w:pPr>
       <w:r>
         <w:t>Este tipo de software debe de ser redistribuido a cualquier persona sin ningún tipo de restricción, el código fuente debe de estar disponible, de modo que los usuarios que reciben el programa sean capaces de mejorarlo o modificarlo y por último la licencia puede requerir que versiones mejoradas del software lleven un nombre o una versión diferente a la del software original.</w:t>
       </w:r>
     </w:p>
     <w:p>
-      <w:pPr>
-        <w:jc w:val="both"/>
-      </w:pPr>
       <w:r>
         <w:rPr>
           <w:b/>
@@ -386,9 +355,6 @@
       </w:r>
     </w:p>
     <w:p>
-      <w:pPr>
-        <w:jc w:val="both"/>
-      </w:pPr>
       <w:r>
         <w:rPr>
           <w:b/>
@@ -400,9 +366,6 @@
       </w:r>
     </w:p>
     <w:p>
-      <w:pPr>
-        <w:jc w:val="both"/>
-      </w:pPr>
       <w:r>
         <w:rPr>
           <w:b/>
@@ -414,9 +377,6 @@
       </w:r>
     </w:p>
     <w:p>
-      <w:pPr>
-        <w:jc w:val="both"/>
-      </w:pPr>
       <w:r>
         <w:rPr>
           <w:b/>
@@ -428,9 +388,6 @@
       </w:r>
     </w:p>
     <w:p>
-      <w:pPr>
-        <w:jc w:val="both"/>
-      </w:pPr>
       <w:r>
         <w:rPr>
           <w:b/>
@@ -440,21 +397,1728 @@
       <w:r>
         <w:t xml:space="preserve">Este tipo de software </w:t>
       </w:r>
+      <w:r>
+        <w:t>está</w:t>
+      </w:r>
+      <w:r>
+        <w:t xml:space="preserve"> desarrollado por una empresa que pretende ganar dinero por el uso de dicho programa, este es el </w:t>
+      </w:r>
+      <w:r>
+        <w:t>más</w:t>
+      </w:r>
+      <w:r>
+        <w:t xml:space="preserve"> común y un claro ejemplo de ello sería el Word.</w:t>
+      </w:r>
+    </w:p>
+    <w:p>
+      <w:pPr>
+        <w:pStyle w:val="Ttulo1"/>
+      </w:pPr>
+      <w:r>
+        <w:t>Relación hardware-software</w:t>
+      </w:r>
+    </w:p>
+    <w:p>
+      <w:r>
+        <w:t>Existe una relación entre el hardware y el software ya que los dispositivos hardware necesitan estar instalados y configurados con el software que necesiten para que cuando se inicie el equipo funcione correctamente. Esta relación la podemos ver desde dos puntos:</w:t>
+      </w:r>
+    </w:p>
+    <w:p>
+      <w:pPr>
+        <w:pStyle w:val="Prrafodelista"/>
+        <w:numPr>
+          <w:ilvl w:val="0"/>
+          <w:numId w:val="4"/>
+        </w:numPr>
+      </w:pPr>
+      <w:r>
+        <w:t>Desde el punto de vista del sistema operativo</w:t>
+      </w:r>
+    </w:p>
+    <w:p>
+      <w:pPr>
+        <w:pStyle w:val="Prrafodelista"/>
+        <w:numPr>
+          <w:ilvl w:val="0"/>
+          <w:numId w:val="4"/>
+        </w:numPr>
+      </w:pPr>
+      <w:r>
+        <w:t>Desde el punto de vista de las aplicaciones</w:t>
+      </w:r>
+    </w:p>
+    <w:p>
+      <w:r>
+        <w:rPr>
+          <w:b/>
+        </w:rPr>
+        <w:t>Desde el punto de vista del sistema operativo:</w:t>
+      </w:r>
+      <w:r>
+        <w:t xml:space="preserve"> El sistema operativo es el intermediario entre el usuario y el hardware. Todas las aplicaciones necesitan los recursos del hardware durante la ejecución de los mismos. El sistema operativo se encargará de controlar todos los aspectos de manera transparente para las aplicaciones y el usuario.</w:t>
+      </w:r>
+    </w:p>
+    <w:p>
+      <w:r>
+        <w:rPr>
+          <w:b/>
+        </w:rPr>
+        <w:t xml:space="preserve">Desde el punto de vista de las aplicaciones: </w:t>
+      </w:r>
+      <w:r>
+        <w:t xml:space="preserve">Una aplicación no es </w:t>
+      </w:r>
+      <w:r>
+        <w:t>más</w:t>
+      </w:r>
+      <w:r>
+        <w:t xml:space="preserve"> que un conjunto de programas escritos en algún lenguaje de programación que el hardware del equipo tiene que interpretar y ejecutar. El sistema operativo se encarga de traducir este código para que el hardware pueda ejecutar las instrucciones del programa.</w:t>
+      </w:r>
+    </w:p>
+    <w:p>
+      <w:pPr>
+        <w:pStyle w:val="Ttulo1"/>
+      </w:pPr>
+      <w:r>
+        <w:lastRenderedPageBreak/>
+        <w:t>Desarrollo de software</w:t>
+      </w:r>
+    </w:p>
+    <w:p>
+      <w:r>
+        <w:t>Proceso que ocurre desde que se piensa una idea de programación hasta un programa este implementado en el ordenador y esté funcionando. Este proceso son una serie de pasos de cumplimiento obligatorio, solo así podremos garantizar que los programas que se crean sean eficientes, fiables, seguros y que respondan a las necesidades del usuario</w:t>
+      </w:r>
+    </w:p>
+    <w:p>
+      <w:pPr>
+        <w:pStyle w:val="Ttulo2"/>
+      </w:pPr>
+      <w:r>
+        <w:t>Modelos de ciclo de la vida del software</w:t>
+      </w:r>
+    </w:p>
+    <w:p>
+      <w:r>
+        <w:t>Los modelos de ciclo de vida del software más utilizados son:</w:t>
+      </w:r>
+    </w:p>
+    <w:p>
+      <w:pPr>
+        <w:pStyle w:val="Prrafodelista"/>
+        <w:numPr>
+          <w:ilvl w:val="0"/>
+          <w:numId w:val="5"/>
+        </w:numPr>
+        <w:rPr>
+          <w:b/>
+        </w:rPr>
+      </w:pPr>
+      <w:r>
+        <w:rPr>
+          <w:b/>
+        </w:rPr>
+        <w:t>Modelo en Cascada</w:t>
+      </w:r>
+    </w:p>
+    <w:p>
+      <w:pPr>
+        <w:pStyle w:val="Prrafodelista"/>
+        <w:numPr>
+          <w:ilvl w:val="1"/>
+          <w:numId w:val="5"/>
+        </w:numPr>
+      </w:pPr>
+      <w:r>
+        <w:t>Modelo clásico en cascada</w:t>
+      </w:r>
+    </w:p>
+    <w:p>
+      <w:pPr>
+        <w:pStyle w:val="Prrafodelista"/>
+        <w:numPr>
+          <w:ilvl w:val="1"/>
+          <w:numId w:val="5"/>
+        </w:numPr>
+      </w:pPr>
+      <w:r>
+        <w:t>Modelo en Cascada con Realimentación</w:t>
+      </w:r>
+    </w:p>
+    <w:p>
+      <w:pPr>
+        <w:pStyle w:val="Prrafodelista"/>
+        <w:numPr>
+          <w:ilvl w:val="0"/>
+          <w:numId w:val="5"/>
+        </w:numPr>
+        <w:rPr>
+          <w:b/>
+        </w:rPr>
+      </w:pPr>
+      <w:r>
+        <w:rPr>
+          <w:b/>
+        </w:rPr>
+        <w:t>Modelo evolutivo</w:t>
+      </w:r>
+    </w:p>
+    <w:p>
+      <w:pPr>
+        <w:pStyle w:val="Prrafodelista"/>
+        <w:numPr>
+          <w:ilvl w:val="1"/>
+          <w:numId w:val="5"/>
+        </w:numPr>
+      </w:pPr>
+      <w:r>
+        <w:t>Modelo iterativo incremental</w:t>
+      </w:r>
+    </w:p>
+    <w:p>
+      <w:pPr>
+        <w:pStyle w:val="Prrafodelista"/>
+        <w:numPr>
+          <w:ilvl w:val="1"/>
+          <w:numId w:val="5"/>
+        </w:numPr>
+      </w:pPr>
+      <w:r>
+        <w:t>Modelo en espiral</w:t>
+      </w:r>
+    </w:p>
+    <w:p>
+      <w:pPr>
+        <w:pStyle w:val="Ttulo3"/>
+      </w:pPr>
+      <w:r>
+        <w:t>Modelo clásico en Cascada</w:t>
+      </w:r>
+    </w:p>
+    <w:p>
+      <w:r>
+        <w:t>En este modelo para empezar una etapa nueva es necesario que se finalice la etapa anterior sin la posibilidad de que se vuelva hacia atrás</w:t>
+      </w:r>
+    </w:p>
+    <w:p>
+      <w:pPr>
+        <w:pStyle w:val="Ttulo3"/>
+      </w:pPr>
+      <w:r>
+        <w:t xml:space="preserve">Modelo </w:t>
+      </w:r>
+      <w:r>
+        <w:t>en</w:t>
+      </w:r>
+      <w:r>
+        <w:t xml:space="preserve"> Cascada con Realimentación</w:t>
+      </w:r>
+    </w:p>
+    <w:p>
+      <w:r>
+        <w:t>Es una extensión del modelo en cascada, introduce una realimentación entre etapas, de forma que podemos volver hacia atrás en cualquier momento para corregir, modificar o depurar algún aspecto.</w:t>
+      </w:r>
+    </w:p>
+    <w:p>
+      <w:pPr>
+        <w:rPr>
+          <w:b/>
+        </w:rPr>
+      </w:pPr>
+      <w:r>
+        <w:rPr>
+          <w:b/>
+        </w:rPr>
+        <w:t>Ventajas modelos en cascada</w:t>
+      </w:r>
+      <w:r>
+        <w:rPr>
+          <w:b/>
+        </w:rPr>
+        <w:t>:</w:t>
+      </w:r>
+    </w:p>
+    <w:p>
+      <w:pPr>
+        <w:pStyle w:val="Prrafodelista"/>
+        <w:numPr>
+          <w:ilvl w:val="0"/>
+          <w:numId w:val="6"/>
+        </w:numPr>
+      </w:pPr>
+      <w:r>
+        <w:t>Fácil de comprender, planificar y seguir</w:t>
+      </w:r>
+    </w:p>
+    <w:p>
+      <w:pPr>
+        <w:pStyle w:val="Prrafodelista"/>
+        <w:numPr>
+          <w:ilvl w:val="0"/>
+          <w:numId w:val="6"/>
+        </w:numPr>
+      </w:pPr>
+      <w:r>
+        <w:t>Calidad del producto final normalmente alta</w:t>
+      </w:r>
+    </w:p>
+    <w:p>
+      <w:pPr>
+        <w:pStyle w:val="Prrafodelista"/>
+        <w:numPr>
+          <w:ilvl w:val="0"/>
+          <w:numId w:val="6"/>
+        </w:numPr>
+      </w:pPr>
+      <w:r>
+        <w:t>Permite personal poco cualificado</w:t>
+      </w:r>
+    </w:p>
+    <w:p>
+      <w:pPr>
+        <w:rPr>
+          <w:b/>
+        </w:rPr>
+      </w:pPr>
+      <w:r>
+        <w:rPr>
+          <w:b/>
+        </w:rPr>
+        <w:t>Inconvenientes modelos en cascada:</w:t>
+      </w:r>
+    </w:p>
+    <w:p>
+      <w:pPr>
+        <w:pStyle w:val="Prrafodelista"/>
+        <w:numPr>
+          <w:ilvl w:val="0"/>
+          <w:numId w:val="7"/>
+        </w:numPr>
+        <w:rPr>
+          <w:b/>
+        </w:rPr>
+      </w:pPr>
+      <w:r>
+        <w:t>Necesidad de tener todos los requisitos definidos desde el principio</w:t>
+      </w:r>
+    </w:p>
+    <w:p>
+      <w:pPr>
+        <w:pStyle w:val="Prrafodelista"/>
+        <w:numPr>
+          <w:ilvl w:val="0"/>
+          <w:numId w:val="7"/>
+        </w:numPr>
+        <w:rPr>
+          <w:b/>
+        </w:rPr>
+      </w:pPr>
+      <w:r>
+        <w:t>Difícil volver atrás si se cometen errores</w:t>
+      </w:r>
+    </w:p>
+    <w:p>
+      <w:pPr>
+        <w:pStyle w:val="Prrafodelista"/>
+        <w:numPr>
+          <w:ilvl w:val="0"/>
+          <w:numId w:val="7"/>
+        </w:numPr>
+        <w:rPr>
+          <w:b/>
+        </w:rPr>
+      </w:pPr>
+      <w:r>
+        <w:t>Producto no disponible hasta que está completamente terminado</w:t>
+      </w:r>
+    </w:p>
+    <w:p>
+      <w:pPr>
+        <w:rPr>
+          <w:b/>
+        </w:rPr>
+      </w:pPr>
+      <w:r>
+        <w:rPr>
+          <w:b/>
+        </w:rPr>
+        <w:t>Recomendado en:</w:t>
+      </w:r>
+    </w:p>
+    <w:p>
+      <w:pPr>
+        <w:pStyle w:val="Prrafodelista"/>
+        <w:numPr>
+          <w:ilvl w:val="0"/>
+          <w:numId w:val="8"/>
+        </w:numPr>
+        <w:rPr>
+          <w:b/>
+        </w:rPr>
+      </w:pPr>
+      <w:r>
+        <w:t>Proyectos similares a ya realizados con éxito anteriormente</w:t>
+      </w:r>
+    </w:p>
+    <w:p>
+      <w:pPr>
+        <w:pStyle w:val="Prrafodelista"/>
+        <w:numPr>
+          <w:ilvl w:val="0"/>
+          <w:numId w:val="8"/>
+        </w:numPr>
+        <w:rPr>
+          <w:b/>
+        </w:rPr>
+      </w:pPr>
+      <w:r>
+        <w:t>Requisitos estables y bien comprendidos</w:t>
+      </w:r>
+    </w:p>
+    <w:p>
+      <w:pPr>
+        <w:pStyle w:val="Prrafodelista"/>
+        <w:numPr>
+          <w:ilvl w:val="0"/>
+          <w:numId w:val="8"/>
+        </w:numPr>
+        <w:rPr>
+          <w:b/>
+        </w:rPr>
+      </w:pPr>
+      <w:r>
+        <w:t xml:space="preserve">Cuando los clientes no necesitan versiones intermedias, por tanto, se entrega el producto </w:t>
+      </w:r>
+      <w:r>
+        <w:t>final (</w:t>
+      </w:r>
+      <w:r>
+        <w:t>Sin que haya nuevas versiones).</w:t>
+      </w:r>
+    </w:p>
+    <w:p>
+      <w:pPr>
+        <w:pStyle w:val="Ttulo3"/>
+      </w:pPr>
+      <w:r>
+        <w:t>Modelo iterativo incremental</w:t>
+      </w:r>
+    </w:p>
+    <w:p>
+      <w:r>
+        <w:t>Basado en el modelo en cascada con realimentación, donde las fases se repiten y refinan, y van propagando su mejora a las fases siguientes. Se entrega el proyecto en partes pequeñas pero utilizables, llamadas incrementos, construidos sobre el proyecto entregado anteriormente</w:t>
+      </w:r>
+    </w:p>
+    <w:p>
+      <w:pPr>
+        <w:rPr>
+          <w:b/>
+        </w:rPr>
+      </w:pPr>
+      <w:r>
+        <w:rPr>
+          <w:b/>
+        </w:rPr>
+        <w:t>Ventajas:</w:t>
+      </w:r>
+    </w:p>
+    <w:p>
+      <w:pPr>
+        <w:pStyle w:val="Prrafodelista"/>
+        <w:numPr>
+          <w:ilvl w:val="0"/>
+          <w:numId w:val="9"/>
+        </w:numPr>
+        <w:rPr>
+          <w:b/>
+        </w:rPr>
+      </w:pPr>
+      <w:r>
+        <w:t>No se necesitan conocer todos los requisitos al comienzo</w:t>
+      </w:r>
+    </w:p>
+    <w:p>
+      <w:pPr>
+        <w:pStyle w:val="Prrafodelista"/>
+        <w:numPr>
+          <w:ilvl w:val="0"/>
+          <w:numId w:val="9"/>
+        </w:numPr>
+        <w:rPr>
+          <w:b/>
+        </w:rPr>
+      </w:pPr>
+      <w:r>
+        <w:lastRenderedPageBreak/>
+        <w:t>Permite entregar rápidamente partes operativas del producto final</w:t>
+      </w:r>
+    </w:p>
+    <w:p>
+      <w:pPr>
+        <w:rPr>
+          <w:b/>
+        </w:rPr>
+      </w:pPr>
+      <w:r>
+        <w:rPr>
+          <w:b/>
+        </w:rPr>
+        <w:t>Inconvenientes:</w:t>
+      </w:r>
+    </w:p>
+    <w:p>
+      <w:pPr>
+        <w:pStyle w:val="Prrafodelista"/>
+        <w:numPr>
+          <w:ilvl w:val="0"/>
+          <w:numId w:val="11"/>
+        </w:numPr>
+        <w:rPr>
+          <w:b/>
+        </w:rPr>
+      </w:pPr>
+      <w:r>
+        <w:t>No podemos estimar el coste y esfuerzo final total</w:t>
+      </w:r>
+    </w:p>
+    <w:p>
+      <w:pPr>
+        <w:pStyle w:val="Prrafodelista"/>
+        <w:numPr>
+          <w:ilvl w:val="0"/>
+          <w:numId w:val="11"/>
+        </w:numPr>
+        <w:rPr>
+          <w:b/>
+        </w:rPr>
+      </w:pPr>
+      <w:r>
+        <w:t>Riesgo de no acabar nunca</w:t>
+      </w:r>
+    </w:p>
+    <w:p>
+      <w:pPr>
+        <w:pStyle w:val="Prrafodelista"/>
+        <w:numPr>
+          <w:ilvl w:val="0"/>
+          <w:numId w:val="11"/>
+        </w:numPr>
+        <w:rPr>
+          <w:b/>
+        </w:rPr>
+      </w:pPr>
+      <w:r>
+        <w:t>No recomendable para sistemas en tiempo real y de alto nivel de seguridad</w:t>
+      </w:r>
+    </w:p>
+    <w:p>
+      <w:pPr>
+        <w:rPr>
+          <w:b/>
+        </w:rPr>
+      </w:pPr>
+      <w:r>
+        <w:rPr>
+          <w:b/>
+        </w:rPr>
+        <w:t>Recomendado cuando:</w:t>
+      </w:r>
+    </w:p>
+    <w:p>
+      <w:pPr>
+        <w:pStyle w:val="Prrafodelista"/>
+        <w:numPr>
+          <w:ilvl w:val="0"/>
+          <w:numId w:val="12"/>
+        </w:numPr>
+        <w:rPr>
+          <w:b/>
+        </w:rPr>
+      </w:pPr>
+      <w:r>
+        <w:t>Los requisitos no están definidos totalmente y es posible que haya grandes cambios</w:t>
+      </w:r>
+    </w:p>
+    <w:p>
+      <w:pPr>
+        <w:pStyle w:val="Prrafodelista"/>
+        <w:numPr>
+          <w:ilvl w:val="0"/>
+          <w:numId w:val="12"/>
+        </w:numPr>
+        <w:rPr>
+          <w:b/>
+        </w:rPr>
+      </w:pPr>
+      <w:r>
+        <w:t>Se prueban o introducen nuevas tecnologías</w:t>
+      </w:r>
+    </w:p>
+    <w:p>
+      <w:pPr>
+        <w:pStyle w:val="Ttulo3"/>
+      </w:pPr>
+      <w:r>
+        <w:t>Modelo en Espiral</w:t>
+      </w:r>
+    </w:p>
+    <w:p>
+      <w:r>
+        <w:t>Combinación del modelo iterativo con el modelo en cascada. El software se va construyendo repetidamente en forma de versiones que son cada vez mejores, debido a que incrementan la funcionalidad en cada versión. Este modelo es bastante complejo.</w:t>
+      </w:r>
+      <w:r>
+        <w:t xml:space="preserve"> Este se parece al iterativo incremental teniendo en cuenta cada ciclo el análisis de riesgos.</w:t>
+      </w:r>
+    </w:p>
+    <w:p>
+      <w:pPr>
+        <w:rPr>
+          <w:b/>
+        </w:rPr>
+      </w:pPr>
+      <w:r>
+        <w:rPr>
+          <w:b/>
+        </w:rPr>
+        <w:t>Determinación de objetivos:</w:t>
+      </w:r>
+    </w:p>
+    <w:p>
+      <w:pPr>
+        <w:pStyle w:val="Prrafodelista"/>
+        <w:numPr>
+          <w:ilvl w:val="0"/>
+          <w:numId w:val="13"/>
+        </w:numPr>
+        <w:rPr>
+          <w:b/>
+        </w:rPr>
+      </w:pPr>
+      <w:r>
+        <w:t>Cada ciclo comienza identificando los objetivos y las restricciones</w:t>
+      </w:r>
+    </w:p>
+    <w:p>
+      <w:pPr>
+        <w:rPr>
+          <w:b/>
+        </w:rPr>
+      </w:pPr>
+      <w:r>
+        <w:rPr>
+          <w:b/>
+        </w:rPr>
+        <w:t>Análisis de riesgo:</w:t>
+      </w:r>
+    </w:p>
+    <w:p>
+      <w:pPr>
+        <w:pStyle w:val="Prrafodelista"/>
+        <w:numPr>
+          <w:ilvl w:val="0"/>
+          <w:numId w:val="13"/>
+        </w:numPr>
+      </w:pPr>
+      <w:r>
+        <w:t>Se identifican los riesgos (mal diseño, error de implementación, …) y la manera de resolverlos</w:t>
+      </w:r>
+    </w:p>
+    <w:p>
+      <w:pPr>
+        <w:rPr>
+          <w:b/>
+        </w:rPr>
+      </w:pPr>
+      <w:r>
+        <w:rPr>
+          <w:b/>
+        </w:rPr>
+        <w:t>Desarrollar y probar:</w:t>
+      </w:r>
+    </w:p>
+    <w:p>
+      <w:pPr>
+        <w:pStyle w:val="Prrafodelista"/>
+        <w:numPr>
+          <w:ilvl w:val="0"/>
+          <w:numId w:val="13"/>
+        </w:numPr>
+        <w:rPr>
+          <w:b/>
+        </w:rPr>
+      </w:pPr>
+      <w:r>
+        <w:t>Verificar que la solución es aceptable</w:t>
+      </w:r>
+    </w:p>
+    <w:p>
+      <w:pPr>
+        <w:rPr>
+          <w:b/>
+        </w:rPr>
+      </w:pPr>
+      <w:r>
+        <w:rPr>
+          <w:b/>
+        </w:rPr>
+        <w:t>Planificación:</w:t>
+      </w:r>
+    </w:p>
+    <w:p>
+      <w:pPr>
+        <w:pStyle w:val="Prrafodelista"/>
+        <w:numPr>
+          <w:ilvl w:val="0"/>
+          <w:numId w:val="13"/>
+        </w:numPr>
+      </w:pPr>
+      <w:r>
+        <w:t>Revisar y evaluar todo lo hecho y decidir si se continúa; en caso afirmativo, planificar fases del ciclo siguiente.</w:t>
+      </w:r>
+    </w:p>
+    <w:p>
+      <w:pPr>
+        <w:rPr>
+          <w:b/>
+        </w:rPr>
+      </w:pPr>
+      <w:r>
+        <w:rPr>
+          <w:b/>
+        </w:rPr>
+        <w:t>Ventajas:</w:t>
+      </w:r>
+    </w:p>
+    <w:p>
+      <w:pPr>
+        <w:pStyle w:val="Prrafodelista"/>
+        <w:numPr>
+          <w:ilvl w:val="0"/>
+          <w:numId w:val="13"/>
+        </w:numPr>
+        <w:rPr>
+          <w:b/>
+        </w:rPr>
+      </w:pPr>
+      <w:r>
+        <w:t>No requiere definición completa de requisitos para empezar a funcionar</w:t>
+      </w:r>
+    </w:p>
+    <w:p>
+      <w:pPr>
+        <w:pStyle w:val="Prrafodelista"/>
+        <w:numPr>
+          <w:ilvl w:val="0"/>
+          <w:numId w:val="13"/>
+        </w:numPr>
+        <w:rPr>
+          <w:b/>
+        </w:rPr>
+      </w:pPr>
+      <w:r>
+        <w:t>Análisis de riesgo en todas las etapas, por tanto, reduce riesgos del proyecto.</w:t>
+      </w:r>
+    </w:p>
+    <w:p>
+      <w:pPr>
+        <w:rPr>
+          <w:b/>
+        </w:rPr>
+      </w:pPr>
+      <w:r>
+        <w:rPr>
+          <w:b/>
+        </w:rPr>
+        <w:t>Inconvenientes:</w:t>
+      </w:r>
+    </w:p>
+    <w:p>
+      <w:pPr>
+        <w:pStyle w:val="Prrafodelista"/>
+        <w:numPr>
+          <w:ilvl w:val="0"/>
+          <w:numId w:val="14"/>
+        </w:numPr>
+        <w:rPr>
+          <w:b/>
+        </w:rPr>
+      </w:pPr>
+      <w:r>
+        <w:t>El costo del proyecto aumenta a medida que la espiral crece</w:t>
+      </w:r>
+    </w:p>
+    <w:p>
+      <w:pPr>
+        <w:pStyle w:val="Prrafodelista"/>
+        <w:numPr>
+          <w:ilvl w:val="0"/>
+          <w:numId w:val="14"/>
+        </w:numPr>
+        <w:rPr>
+          <w:b/>
+        </w:rPr>
+      </w:pPr>
+      <w:r>
+        <w:t>Difícil evaluar riesgos, por tanto, el éxito del proyecto depende de la fase de análisis de riesgos.</w:t>
+      </w:r>
+    </w:p>
+    <w:p>
+      <w:pPr>
+        <w:rPr>
+          <w:b/>
+        </w:rPr>
+      </w:pPr>
+      <w:r>
+        <w:rPr>
+          <w:b/>
+        </w:rPr>
+        <w:t>Recomendado cuando:</w:t>
+      </w:r>
+    </w:p>
+    <w:p>
+      <w:pPr>
+        <w:pStyle w:val="Prrafodelista"/>
+        <w:numPr>
+          <w:ilvl w:val="0"/>
+          <w:numId w:val="15"/>
+        </w:numPr>
+        <w:rPr>
+          <w:b/>
+        </w:rPr>
+      </w:pPr>
+      <w:r>
+        <w:t>Proyectos de gran tamaño que necesitan constantes cambios</w:t>
+      </w:r>
+    </w:p>
+    <w:p>
+      <w:pPr>
+        <w:pStyle w:val="Ttulo2"/>
+      </w:pPr>
+      <w:r>
+        <w:t>Herramientas de ayuda al desarrollo</w:t>
+      </w:r>
+    </w:p>
+    <w:p>
+      <w:r>
+        <w:t xml:space="preserve">Las herramientas CASE son un conjunto de aplicaciones que se utilizan en el desarrollo de software con el objetivo de reducir costes y tiempo de proceso, mejorando la productividad del </w:t>
+      </w:r>
+      <w:r>
+        <w:lastRenderedPageBreak/>
+        <w:t>proceso. Esta tecnología trata de automatizar las fases del desarrollo de software para que mejore la calidad del proceso y del resultado final. Estas herramientas CASE permiten:</w:t>
+      </w:r>
+    </w:p>
+    <w:p>
+      <w:pPr>
+        <w:pStyle w:val="Prrafodelista"/>
+        <w:numPr>
+          <w:ilvl w:val="0"/>
+          <w:numId w:val="15"/>
+        </w:numPr>
+      </w:pPr>
+      <w:r>
+        <w:t>Mejorar la planificación del proyecto</w:t>
+      </w:r>
+    </w:p>
+    <w:p>
+      <w:pPr>
+        <w:pStyle w:val="Prrafodelista"/>
+        <w:numPr>
+          <w:ilvl w:val="0"/>
+          <w:numId w:val="15"/>
+        </w:numPr>
+      </w:pPr>
+      <w:r>
+        <w:t>Darle agilidad al proyecto</w:t>
+      </w:r>
+    </w:p>
+    <w:p>
+      <w:pPr>
+        <w:pStyle w:val="Prrafodelista"/>
+        <w:numPr>
+          <w:ilvl w:val="0"/>
+          <w:numId w:val="15"/>
+        </w:numPr>
+      </w:pPr>
+      <w:r>
+        <w:t>Reutilización de partes del software en proyectos futuros</w:t>
+      </w:r>
+    </w:p>
+    <w:p>
+      <w:pPr>
+        <w:pStyle w:val="Prrafodelista"/>
+        <w:numPr>
+          <w:ilvl w:val="0"/>
+          <w:numId w:val="15"/>
+        </w:numPr>
+      </w:pPr>
+      <w:r>
+        <w:t>Hacer aplicaciones que respondan a los estándares</w:t>
+      </w:r>
+    </w:p>
+    <w:p>
+      <w:pPr>
+        <w:pStyle w:val="Prrafodelista"/>
+        <w:numPr>
+          <w:ilvl w:val="0"/>
+          <w:numId w:val="15"/>
+        </w:numPr>
+      </w:pPr>
+      <w:r>
+        <w:t>Mejorar la tarea del mantenimiento de los programas</w:t>
+      </w:r>
+    </w:p>
+    <w:p>
+      <w:pPr>
+        <w:pStyle w:val="Prrafodelista"/>
+        <w:numPr>
+          <w:ilvl w:val="0"/>
+          <w:numId w:val="15"/>
+        </w:numPr>
+      </w:pPr>
+      <w:r>
+        <w:t>Mejorar el proceso de desarrollo, permitiendo visualizar las fases de forma gráfica</w:t>
+      </w:r>
+    </w:p>
+    <w:p>
+      <w:r>
+        <w:t>Estas herramientas son capaces de ayudarnos en cualquier etapa del proyecto</w:t>
+      </w:r>
+    </w:p>
+    <w:p>
+      <w:pPr>
+        <w:pStyle w:val="Ttulo3"/>
+      </w:pPr>
+      <w:r>
+        <w:t>Clasificación de las herramientas CASE</w:t>
+      </w:r>
+    </w:p>
+    <w:p>
+      <w:r>
+        <w:t>Las herramientas CASE se clasifican en función de las fases del ciclo de vida del software en la que ofrecen ayuda:</w:t>
+      </w:r>
+    </w:p>
+    <w:p>
+      <w:pPr>
+        <w:pStyle w:val="Prrafodelista"/>
+        <w:numPr>
+          <w:ilvl w:val="0"/>
+          <w:numId w:val="16"/>
+        </w:numPr>
+      </w:pPr>
+      <w:r>
+        <w:rPr>
+          <w:b/>
+        </w:rPr>
+        <w:t xml:space="preserve">U-CASE: </w:t>
+      </w:r>
+      <w:r>
+        <w:t>Ofrece ayuda en las fases de planificación y análisis de requisitos.</w:t>
+      </w:r>
+    </w:p>
+    <w:p>
+      <w:pPr>
+        <w:pStyle w:val="Prrafodelista"/>
+        <w:numPr>
+          <w:ilvl w:val="0"/>
+          <w:numId w:val="16"/>
+        </w:numPr>
+      </w:pPr>
+      <w:r>
+        <w:rPr>
+          <w:b/>
+        </w:rPr>
+        <w:t xml:space="preserve">M-CASE: </w:t>
+      </w:r>
+      <w:r>
+        <w:t>Ofrece ayuda en análisis y diseño</w:t>
+      </w:r>
+    </w:p>
+    <w:p>
+      <w:pPr>
+        <w:pStyle w:val="Prrafodelista"/>
+        <w:numPr>
+          <w:ilvl w:val="0"/>
+          <w:numId w:val="16"/>
+        </w:numPr>
+      </w:pPr>
+      <w:r>
+        <w:rPr>
+          <w:b/>
+        </w:rPr>
+        <w:t xml:space="preserve">L-CASE: </w:t>
+      </w:r>
+      <w:r>
+        <w:t>Ayuda en la programación del software, detección de errores del código, depuración de programas y pruebas y en la generación de la documentación del proyecto</w:t>
+      </w:r>
+    </w:p>
+    <w:p>
+      <w:pPr>
+        <w:ind w:left="360"/>
+      </w:pPr>
+      <w:r>
+        <w:t>Algunos ejemplos de estas herramientas CASE son: ArgoUML, Use Case Maker, ObjectBuilder…</w:t>
+      </w:r>
+    </w:p>
+    <w:p>
+      <w:pPr>
+        <w:pStyle w:val="Ttulo1"/>
+      </w:pPr>
+      <w:r>
+        <w:t>Lenguajes de programación. Tipos</w:t>
+      </w:r>
+    </w:p>
+    <w:p>
+      <w:r>
+        <w:t>Lenguaje formal formado por símbolos y reglas sintácticas y semánticas, diseñado para realizar un código que posteriormente traducido puede ser entendido y ejecutado por ordenadores</w:t>
+      </w:r>
+    </w:p>
+    <w:p>
+      <w:pPr>
+        <w:pStyle w:val="Ttulo2"/>
+      </w:pPr>
+      <w:r>
+        <w:t>Evolución de los lenguajes de programación</w:t>
+      </w:r>
+    </w:p>
+    <w:p>
+      <w:pPr>
+        <w:pStyle w:val="Prrafodelista"/>
+        <w:numPr>
+          <w:ilvl w:val="0"/>
+          <w:numId w:val="17"/>
+        </w:numPr>
+      </w:pPr>
+      <w:r>
+        <w:rPr>
+          <w:b/>
+        </w:rPr>
+        <w:t xml:space="preserve">Lenguaje máquina: </w:t>
+      </w:r>
+      <w:r>
+        <w:t xml:space="preserve">Las </w:t>
+      </w:r>
+      <w:r>
+        <w:t>instrucciones</w:t>
+      </w:r>
+      <w:r>
+        <w:t xml:space="preserve"> son combinaciones de ceros y unos. Este es el único lenguaje que entiende directamente el ordenador</w:t>
+      </w:r>
+      <w:r>
+        <w:t xml:space="preserve"> ya que no necesita traducción alguna. Y es único para cada procesador</w:t>
+      </w:r>
+    </w:p>
+    <w:p>
+      <w:pPr>
+        <w:pStyle w:val="Prrafodelista"/>
+        <w:numPr>
+          <w:ilvl w:val="0"/>
+          <w:numId w:val="17"/>
+        </w:numPr>
+      </w:pPr>
+      <w:r>
+        <w:rPr>
+          <w:b/>
+        </w:rPr>
+        <w:t>Lenguaje ensamblador:</w:t>
+      </w:r>
+      <w:r>
+        <w:t xml:space="preserve"> En lugar de ceros y unos se programa usando nemotécnicos (Instrucciones complejas). Necesita traducción al lenguaje máquina para poder ejecutarse. Las instrucciones son sentencias que hacen referencia a distintos registros del ordenador.</w:t>
+      </w:r>
+    </w:p>
+    <w:p>
+      <w:pPr>
+        <w:pStyle w:val="Prrafodelista"/>
+        <w:numPr>
+          <w:ilvl w:val="0"/>
+          <w:numId w:val="17"/>
+        </w:numPr>
+      </w:pPr>
+      <w:r>
+        <w:rPr>
+          <w:b/>
+        </w:rPr>
+        <w:t>Lenguaje de alto nivel basado en código:</w:t>
+      </w:r>
+      <w:r>
+        <w:t xml:space="preserve"> En lugar de nemotécnicos, se utilizan sentencias y órdenes derivadas del inglés. (Necesita que se traduzca al lenguaje máquina)</w:t>
+      </w:r>
+    </w:p>
+    <w:p>
+      <w:pPr>
+        <w:pStyle w:val="Prrafodelista"/>
+        <w:numPr>
+          <w:ilvl w:val="0"/>
+          <w:numId w:val="17"/>
+        </w:numPr>
+      </w:pPr>
+      <w:r>
+        <w:rPr>
+          <w:b/>
+        </w:rPr>
+        <w:t>Lenguaje Visual:</w:t>
+      </w:r>
+      <w:r>
+        <w:t xml:space="preserve"> En lugar de sentencias escritas, se programa gráficamente usando el ratón y diseñando directamente la apariencia del software. El correspondiente código se genera automáticamente. Necesitan traducción al lenguaje máquina...</w:t>
+      </w:r>
+    </w:p>
+    <w:p>
+      <w:pPr>
+        <w:pStyle w:val="Ttulo2"/>
+      </w:pPr>
+      <w:r>
+        <w:t xml:space="preserve">Clasificación de los lenguajes de programación </w:t>
+      </w:r>
+    </w:p>
+    <w:p>
+      <w:r>
+        <w:t>Podemos clasificar los distintos tipos de lenguajes de Programación en base a las siguientes características:</w:t>
+      </w:r>
+    </w:p>
+    <w:p>
+      <w:r>
+        <w:t>Según lo cerca que esté del lenguaje humano:</w:t>
+      </w:r>
+    </w:p>
+    <w:p>
+      <w:pPr>
+        <w:pStyle w:val="Prrafodelista"/>
+        <w:numPr>
+          <w:ilvl w:val="0"/>
+          <w:numId w:val="18"/>
+        </w:numPr>
+        <w:rPr>
+          <w:b/>
+        </w:rPr>
+      </w:pPr>
+      <w:r>
+        <w:rPr>
+          <w:b/>
+        </w:rPr>
+        <w:lastRenderedPageBreak/>
+        <w:t xml:space="preserve">Lenguajes de Programación de alto nivel: </w:t>
+      </w:r>
+      <w:r>
+        <w:t>Por su esencia, están más próximos al razonamiento humano.</w:t>
+      </w:r>
+    </w:p>
+    <w:p>
+      <w:pPr>
+        <w:pStyle w:val="Prrafodelista"/>
+        <w:numPr>
+          <w:ilvl w:val="0"/>
+          <w:numId w:val="18"/>
+        </w:numPr>
+        <w:rPr>
+          <w:b/>
+        </w:rPr>
+      </w:pPr>
+      <w:r>
+        <w:rPr>
+          <w:b/>
+        </w:rPr>
+        <w:t xml:space="preserve">Lenguajes de Programación de bajo nivel: </w:t>
+      </w:r>
+      <w:r>
+        <w:t>Están más próximos al funcionamiento interno del ordenador:</w:t>
+      </w:r>
+    </w:p>
+    <w:p>
+      <w:pPr>
+        <w:pStyle w:val="Prrafodelista"/>
+        <w:numPr>
+          <w:ilvl w:val="1"/>
+          <w:numId w:val="18"/>
+        </w:numPr>
+        <w:rPr>
+          <w:b/>
+        </w:rPr>
+      </w:pPr>
+      <w:r>
+        <w:rPr>
+          <w:b/>
+        </w:rPr>
+        <w:t>Lenguaje Ensamblador.</w:t>
+      </w:r>
+    </w:p>
+    <w:p>
+      <w:pPr>
+        <w:pStyle w:val="Prrafodelista"/>
+        <w:numPr>
+          <w:ilvl w:val="1"/>
+          <w:numId w:val="18"/>
+        </w:numPr>
+        <w:rPr>
+          <w:b/>
+        </w:rPr>
+      </w:pPr>
+      <w:r>
+        <w:rPr>
+          <w:b/>
+        </w:rPr>
+        <w:t>Lenguaje Máquina</w:t>
+      </w:r>
+    </w:p>
+    <w:p>
+      <w:r>
+        <w:t>Según la técnica de Programación utilizada:</w:t>
+      </w:r>
+    </w:p>
+    <w:p>
+      <w:pPr>
+        <w:pStyle w:val="Prrafodelista"/>
+        <w:numPr>
+          <w:ilvl w:val="0"/>
+          <w:numId w:val="19"/>
+        </w:numPr>
+        <w:rPr>
+          <w:b/>
+        </w:rPr>
+      </w:pPr>
+      <w:r>
+        <w:rPr>
+          <w:b/>
+        </w:rPr>
+        <w:t xml:space="preserve">Lenguajes de Programación Estructurados: </w:t>
+      </w:r>
+      <w:r>
+        <w:t>Usan la técnica de programación estructurada. Ejemplos: Pascal, C, etc.</w:t>
+      </w:r>
+    </w:p>
+    <w:p>
+      <w:pPr>
+        <w:pStyle w:val="Prrafodelista"/>
+        <w:numPr>
+          <w:ilvl w:val="0"/>
+          <w:numId w:val="19"/>
+        </w:numPr>
+        <w:rPr>
+          <w:b/>
+        </w:rPr>
+      </w:pPr>
+      <w:r>
+        <w:rPr>
+          <w:b/>
+        </w:rPr>
+        <w:t xml:space="preserve">Lenguajes de Programación Orientados a Objetos: </w:t>
+      </w:r>
+      <w:r>
+        <w:t>Usan la técnica de programación orientada a objetos. Ejemplos: C++, Java, Ada</w:t>
+      </w:r>
+    </w:p>
+    <w:p>
+      <w:pPr>
+        <w:pStyle w:val="Prrafodelista"/>
+        <w:numPr>
+          <w:ilvl w:val="0"/>
+          <w:numId w:val="19"/>
+        </w:numPr>
+        <w:rPr>
+          <w:b/>
+        </w:rPr>
+      </w:pPr>
+      <w:r>
+        <w:rPr>
+          <w:b/>
+        </w:rPr>
+        <w:t xml:space="preserve">Lenguajes de Programación Visuales: </w:t>
+      </w:r>
+      <w:r>
+        <w:t>Permiten programar gráficamente, siendo el código correspondiente generado de forma automática. Ejemplos: Visual Basic.Net, Borland Delphi</w:t>
+      </w:r>
+    </w:p>
+    <w:p>
+      <w:r>
+        <w:t>Ventajas de la programación estructurada:</w:t>
+      </w:r>
+    </w:p>
+    <w:p>
+      <w:pPr>
+        <w:pStyle w:val="Prrafodelista"/>
+        <w:numPr>
+          <w:ilvl w:val="0"/>
+          <w:numId w:val="20"/>
+        </w:numPr>
+        <w:rPr>
+          <w:b/>
+        </w:rPr>
+      </w:pPr>
+      <w:r>
+        <w:t>Los programas son fáciles de leer, sencillos y rápidos</w:t>
+      </w:r>
+    </w:p>
+    <w:p>
+      <w:pPr>
+        <w:pStyle w:val="Prrafodelista"/>
+        <w:numPr>
+          <w:ilvl w:val="0"/>
+          <w:numId w:val="20"/>
+        </w:numPr>
+        <w:rPr>
+          <w:b/>
+        </w:rPr>
+      </w:pPr>
+      <w:r>
+        <w:t>El mantenimiento de los programas es sencillo</w:t>
+      </w:r>
+    </w:p>
+    <w:p>
+      <w:pPr>
+        <w:pStyle w:val="Prrafodelista"/>
+        <w:numPr>
+          <w:ilvl w:val="0"/>
+          <w:numId w:val="20"/>
+        </w:numPr>
+        <w:rPr>
+          <w:b/>
+        </w:rPr>
+      </w:pPr>
+      <w:r>
+        <w:t>La estructura del programa es sencilla y clara</w:t>
+      </w:r>
+    </w:p>
+    <w:p>
+      <w:r>
+        <w:t>Inconvenientes de la programación estructurada:</w:t>
+      </w:r>
+    </w:p>
+    <w:p>
+      <w:pPr>
+        <w:pStyle w:val="Prrafodelista"/>
+        <w:numPr>
+          <w:ilvl w:val="0"/>
+          <w:numId w:val="21"/>
+        </w:numPr>
+      </w:pPr>
+      <w:r>
+        <w:t>Todo el programa se concentra en un único bloque (si se hace demasiado grande es difícil de manejar).</w:t>
+      </w:r>
+    </w:p>
+    <w:p>
+      <w:pPr>
+        <w:pStyle w:val="Prrafodelista"/>
+        <w:numPr>
+          <w:ilvl w:val="0"/>
+          <w:numId w:val="21"/>
+        </w:numPr>
+      </w:pPr>
+      <w:r>
+        <w:t>No permite la reutilización eficaz del código, ya que todo va en uno</w:t>
+      </w:r>
+    </w:p>
+    <w:p>
+      <w:pPr>
+        <w:pStyle w:val="Prrafodelista"/>
+        <w:numPr>
+          <w:ilvl w:val="0"/>
+          <w:numId w:val="21"/>
+        </w:numPr>
+      </w:pPr>
+      <w:r>
+        <w:t>Es por esto que la programación estructura le sustituyo la modular, donde los programas se codifican por módulos y bloques, permitiendo mayor funcionalidad</w:t>
+      </w:r>
+    </w:p>
+    <w:p>
+      <w:pPr>
+        <w:pStyle w:val="Ttulo3"/>
+      </w:pPr>
+      <w:r>
+        <w:t>Programación orientada a objetos</w:t>
+      </w:r>
+    </w:p>
+    <w:p>
+      <w:r>
+        <w:t>Los lenguajes de programación orientados a objetos tratan a los programas no como un conjunto ordenado de instrucciones (como en la programación estructurada) sino como un conjunto de objetos que colaboran entre ellos para realizar acciones.</w:t>
+      </w:r>
+    </w:p>
+    <w:p>
+      <w:r>
+        <w:t>En esta programación los programas se componen de objetos independientes entre sí que colabora par realiza acciones. Los objetos son reutilizables para proyectos futuros.</w:t>
+      </w:r>
+    </w:p>
+    <w:p>
+      <w:r>
+        <w:t>Ventajas de la programación orientada a objetos</w:t>
+      </w:r>
+    </w:p>
+    <w:p>
+      <w:pPr>
+        <w:pStyle w:val="Prrafodelista"/>
+        <w:numPr>
+          <w:ilvl w:val="0"/>
+          <w:numId w:val="22"/>
+        </w:numPr>
+      </w:pPr>
+      <w:r>
+        <w:t>Código completamente reutilizable</w:t>
+      </w:r>
+    </w:p>
+    <w:p>
+      <w:pPr>
+        <w:pStyle w:val="Prrafodelista"/>
+        <w:numPr>
+          <w:ilvl w:val="0"/>
+          <w:numId w:val="22"/>
+        </w:numPr>
+      </w:pPr>
+      <w:r>
+        <w:t>Si hay un error, es más fácil de localizar y depurar en un objeto que en un programa entero</w:t>
+      </w:r>
+    </w:p>
+    <w:p>
+      <w:r>
+        <w:t>Inconvenientes de la programación orienta a objetos:</w:t>
+      </w:r>
+    </w:p>
+    <w:p>
+      <w:pPr>
+        <w:pStyle w:val="Prrafodelista"/>
+        <w:numPr>
+          <w:ilvl w:val="0"/>
+          <w:numId w:val="23"/>
+        </w:numPr>
+      </w:pPr>
+      <w:r>
+        <w:t>Los objetos requieren una extensa documentación.</w:t>
+      </w:r>
+    </w:p>
+    <w:p>
+      <w:pPr>
+        <w:pStyle w:val="Prrafodelista"/>
+        <w:numPr>
+          <w:ilvl w:val="0"/>
+          <w:numId w:val="23"/>
+        </w:numPr>
+      </w:pPr>
+      <w:r>
+        <w:t>Los objetos al ser abstractos pueden no coincidir en la visión de un programador a otro</w:t>
+      </w:r>
+    </w:p>
+    <w:p>
+      <w:r>
+        <w:t>Características de la Programación Orientadas a Objetos (POO)</w:t>
+      </w:r>
+    </w:p>
+    <w:p>
+      <w:pPr>
+        <w:pStyle w:val="Prrafodelista"/>
+        <w:numPr>
+          <w:ilvl w:val="0"/>
+          <w:numId w:val="24"/>
+        </w:numPr>
+      </w:pPr>
+      <w:r>
+        <w:lastRenderedPageBreak/>
+        <w:t>Los objetos de los programas tendrán una serie de atributos que los diferencian uno de otros</w:t>
+      </w:r>
+    </w:p>
+    <w:p>
+      <w:pPr>
+        <w:pStyle w:val="Prrafodelista"/>
+        <w:numPr>
+          <w:ilvl w:val="0"/>
+          <w:numId w:val="24"/>
+        </w:numPr>
+      </w:pPr>
+      <w:r>
+        <w:t>Se define clase como una colección de objetos con características similares</w:t>
+      </w:r>
+    </w:p>
+    <w:p>
+      <w:pPr>
+        <w:pStyle w:val="Prrafodelista"/>
+        <w:numPr>
+          <w:ilvl w:val="0"/>
+          <w:numId w:val="24"/>
+        </w:numPr>
+      </w:pPr>
+      <w:r>
+        <w:t>Mediante los llamados métodos, los objetos se comunican con otros produciéndose un cambio de estado de los mismos</w:t>
+      </w:r>
+    </w:p>
+    <w:p>
+      <w:pPr>
+        <w:pStyle w:val="Prrafodelista"/>
+        <w:numPr>
+          <w:ilvl w:val="0"/>
+          <w:numId w:val="24"/>
+        </w:numPr>
+      </w:pPr>
+      <w:r>
+        <w:t>Los objetos son, pues, como unidades individuales e indivisibles que forman la base de este tipo de programación</w:t>
+      </w:r>
+    </w:p>
+    <w:p>
+      <w:pPr>
+        <w:pStyle w:val="Ttulo1"/>
+      </w:pPr>
+      <w:r>
+        <w:t>Fases de ciclo de vida del software</w:t>
+      </w:r>
+    </w:p>
+    <w:p>
+      <w:r>
+        <w:t>A la hora de desarrollar un proyecto independientemente del modelo elegido, siempre hay una serie de etapas debemos seguir (ciclo de vida) para construir software fiable y de calidad:</w:t>
+      </w:r>
+    </w:p>
+    <w:p>
+      <w:pPr>
+        <w:pStyle w:val="Prrafodelista"/>
+        <w:numPr>
+          <w:ilvl w:val="0"/>
+          <w:numId w:val="25"/>
+        </w:numPr>
+      </w:pPr>
+      <w:r>
+        <w:t>Análisis</w:t>
+      </w:r>
+    </w:p>
+    <w:p>
+      <w:pPr>
+        <w:pStyle w:val="Prrafodelista"/>
+        <w:numPr>
+          <w:ilvl w:val="0"/>
+          <w:numId w:val="25"/>
+        </w:numPr>
+      </w:pPr>
+      <w:r>
+        <w:t>Diseño</w:t>
+      </w:r>
+    </w:p>
+    <w:p>
+      <w:pPr>
+        <w:pStyle w:val="Prrafodelista"/>
+        <w:numPr>
+          <w:ilvl w:val="0"/>
+          <w:numId w:val="25"/>
+        </w:numPr>
+      </w:pPr>
+      <w:r>
+        <w:t>Codificación y Obtención código ejecutable</w:t>
+      </w:r>
+    </w:p>
+    <w:p>
+      <w:pPr>
+        <w:pStyle w:val="Prrafodelista"/>
+        <w:numPr>
+          <w:ilvl w:val="0"/>
+          <w:numId w:val="25"/>
+        </w:numPr>
+      </w:pPr>
+      <w:r>
+        <w:t>Ejecución y Pruebas</w:t>
+      </w:r>
+    </w:p>
+    <w:p>
+      <w:pPr>
+        <w:pStyle w:val="Prrafodelista"/>
+        <w:numPr>
+          <w:ilvl w:val="0"/>
+          <w:numId w:val="25"/>
+        </w:numPr>
+      </w:pPr>
+      <w:r>
+        <w:t>Documentación</w:t>
+      </w:r>
+    </w:p>
+    <w:p>
+      <w:pPr>
+        <w:pStyle w:val="Prrafodelista"/>
+        <w:numPr>
+          <w:ilvl w:val="0"/>
+          <w:numId w:val="25"/>
+        </w:numPr>
+      </w:pPr>
+      <w:r>
+        <w:t>Explotación</w:t>
+      </w:r>
+    </w:p>
+    <w:p>
+      <w:pPr>
+        <w:pStyle w:val="Prrafodelista"/>
+        <w:numPr>
+          <w:ilvl w:val="0"/>
+          <w:numId w:val="25"/>
+        </w:numPr>
+      </w:pPr>
+      <w:r>
+        <w:t>Mantenimiento</w:t>
+      </w:r>
+    </w:p>
+    <w:p>
+      <w:pPr>
+        <w:pStyle w:val="Ttulo2"/>
+      </w:pPr>
+      <w:r>
+        <w:t>Análisis</w:t>
+      </w:r>
+    </w:p>
+    <w:p>
+      <w:r>
+        <w:t>Esta es la fase de mayor importancia y más complicada en el desarrollo del proyecto y todo lo demás dependerá de lo bien detallada que esté, dependiendo en gran mediad del analista que la realice. En la fase de análisis se especifica y analiza los siguientes requisitos:</w:t>
+      </w:r>
+    </w:p>
+    <w:p>
+      <w:pPr>
+        <w:pStyle w:val="Prrafodelista"/>
+        <w:numPr>
+          <w:ilvl w:val="0"/>
+          <w:numId w:val="26"/>
+        </w:numPr>
+      </w:pPr>
+      <w:r>
+        <w:t>Funcionales</w:t>
+      </w:r>
+    </w:p>
+    <w:p>
+      <w:r>
+        <w:t>Que funciones tendrá la aplicación. Que respuesta dará la aplicación ante todas las entradas. Cómo se comportará la aplicación en situaciones inesperadas</w:t>
+      </w:r>
+    </w:p>
+    <w:p>
+      <w:pPr>
+        <w:pStyle w:val="Prrafodelista"/>
+        <w:numPr>
+          <w:ilvl w:val="0"/>
+          <w:numId w:val="26"/>
+        </w:numPr>
+      </w:pPr>
+      <w:r>
+        <w:t>No funcionales del sistema</w:t>
+      </w:r>
+    </w:p>
+    <w:p>
+      <w:r>
+        <w:t>Tiempos de respuesta del programa, legislación aplicable, tratamiento ante la simultaneidad de peticiones, etc.</w:t>
+      </w:r>
+    </w:p>
+    <w:p>
+      <w:r>
+        <w:t>Esta fase termina en el documento ERS (</w:t>
+      </w:r>
+      <w:r>
+        <w:t>Especificación</w:t>
+      </w:r>
+      <w:r>
+        <w:t xml:space="preserve"> de Requisitos Software), en el que quedan especificados entre otros:</w:t>
+      </w:r>
+    </w:p>
+    <w:p>
+      <w:pPr>
+        <w:pStyle w:val="Prrafodelista"/>
+        <w:numPr>
+          <w:ilvl w:val="0"/>
+          <w:numId w:val="26"/>
+        </w:numPr>
+      </w:pPr>
+      <w:r>
+        <w:t>La planificación de las reuniones que van a tener lugar</w:t>
+      </w:r>
+    </w:p>
+    <w:p>
+      <w:pPr>
+        <w:pStyle w:val="Prrafodelista"/>
+        <w:numPr>
+          <w:ilvl w:val="0"/>
+          <w:numId w:val="26"/>
+        </w:numPr>
+      </w:pPr>
+      <w:r>
+        <w:t>Relación de los objetivos del usuario cliente y del sistema</w:t>
+      </w:r>
+    </w:p>
+    <w:p>
+      <w:pPr>
+        <w:pStyle w:val="Prrafodelista"/>
+        <w:numPr>
+          <w:ilvl w:val="0"/>
+          <w:numId w:val="26"/>
+        </w:numPr>
+      </w:pPr>
+      <w:r>
+        <w:t>Relación de los requisitos funcionales y no funcionales del sistema</w:t>
+      </w:r>
+    </w:p>
+    <w:p>
+      <w:pPr>
+        <w:pStyle w:val="Prrafodelista"/>
+        <w:numPr>
+          <w:ilvl w:val="0"/>
+          <w:numId w:val="26"/>
+        </w:numPr>
+      </w:pPr>
+      <w:r>
+        <w:t>Relación de objetivos prioritarios y tempo</w:t>
+      </w:r>
+      <w:r>
+        <w:t>rización</w:t>
+      </w:r>
+    </w:p>
+    <w:p>
+      <w:pPr>
+        <w:pStyle w:val="Prrafodelista"/>
+        <w:numPr>
+          <w:ilvl w:val="0"/>
+          <w:numId w:val="26"/>
+        </w:numPr>
+      </w:pPr>
+      <w:r>
+        <w:t>Reconocimiento de requisitos mal planteados o que conllevan contradicciones, etc.</w:t>
+      </w:r>
+    </w:p>
+    <w:p>
+      <w:pPr>
+        <w:pStyle w:val="Ttulo2"/>
+      </w:pPr>
+      <w:r>
+        <w:t>Diseño</w:t>
+      </w:r>
+    </w:p>
+    <w:p>
+      <w:r>
+        <w:t xml:space="preserve">En esta fase debemos de dividir el sistema en partes, establecer que relaciones habrá entre </w:t>
+      </w:r>
       <w:proofErr w:type="spellStart"/>
       <w:r>
-        <w:t>esta</w:t>
+        <w:t>ellsa</w:t>
       </w:r>
       <w:proofErr w:type="spellEnd"/>
       <w:r>
-        <w:t xml:space="preserve"> desarrollado por una empresa que pretende ganar dinero por el uso de dicho programa, este es el </w:t>
-      </w:r>
-      <w:proofErr w:type="spellStart"/>
-      <w:r>
-        <w:t>mas</w:t>
-      </w:r>
-      <w:proofErr w:type="spellEnd"/>
-      <w:r>
-        <w:t xml:space="preserve"> común y un claro ejemplo de ello sería el Word.</w:t>
+        <w:t xml:space="preserve"> y decidir qué hará exactamente cada parte. En este punto se establecerán:</w:t>
+      </w:r>
+    </w:p>
+    <w:p>
+      <w:pPr>
+        <w:pStyle w:val="Prrafodelista"/>
+        <w:numPr>
+          <w:ilvl w:val="0"/>
+          <w:numId w:val="27"/>
+        </w:numPr>
+      </w:pPr>
+      <w:r>
+        <w:t>Entidades y relaciones</w:t>
+      </w:r>
+    </w:p>
+    <w:p>
+      <w:pPr>
+        <w:pStyle w:val="Prrafodelista"/>
+        <w:numPr>
+          <w:ilvl w:val="0"/>
+          <w:numId w:val="27"/>
+        </w:numPr>
+      </w:pPr>
+      <w:r>
+        <w:t>Selección del Sistema Gestor de Base de Datos</w:t>
+      </w:r>
+    </w:p>
+    <w:p>
+      <w:pPr>
+        <w:pStyle w:val="Prrafodelista"/>
+        <w:numPr>
+          <w:ilvl w:val="0"/>
+          <w:numId w:val="27"/>
+        </w:numPr>
+      </w:pPr>
+      <w:r>
+        <w:t>Selección del lenguaje de programación a utilizar.</w:t>
       </w:r>
     </w:p>
     <w:p>
@@ -462,67 +2126,256 @@
         <w:pStyle w:val="Ttulo2"/>
       </w:pPr>
       <w:r>
-        <w:t>Relación hardware-software</w:t>
-      </w:r>
-    </w:p>
-    <w:p>
-      <w:r>
-        <w:t>Existe una relación entre el hardware y el software ya que los dispositivos hardware necesitan estar instalados y configurados con el software que necesiten para que cuando se inicie el equipo funcione correctamente. Esta relación la podemos ver desde dos puntos:</w:t>
-      </w:r>
-    </w:p>
-    <w:p>
-      <w:pPr>
-        <w:pStyle w:val="Prrafodelista"/>
-        <w:numPr>
-          <w:ilvl w:val="0"/>
-          <w:numId w:val="4"/>
-        </w:numPr>
-      </w:pPr>
-      <w:r>
-        <w:t>Desde el punto de vista del sistema operativo</w:t>
-      </w:r>
-    </w:p>
-    <w:p>
-      <w:pPr>
-        <w:pStyle w:val="Prrafodelista"/>
-        <w:numPr>
-          <w:ilvl w:val="0"/>
-          <w:numId w:val="4"/>
-        </w:numPr>
-      </w:pPr>
-      <w:r>
-        <w:t>Desde el punto de vista de las aplicaciones</w:t>
-      </w:r>
-    </w:p>
-    <w:p>
-      <w:r>
-        <w:rPr>
-          <w:b/>
-        </w:rPr>
-        <w:t>Desde el punto de vista del sistema operativo:</w:t>
-      </w:r>
-      <w:r>
-        <w:t xml:space="preserve"> El sistema operativo es el intermediario entre el usuario y el hardware. Todas las aplicaciones necesitan los recursos del hardware durante la ejecución de los mismos. El sistema operativo se encargará de controlar todos los aspectos de manera transparente para las aplicaciones y el usuario.</w:t>
-      </w:r>
-    </w:p>
-    <w:p>
-      <w:r>
-        <w:rPr>
-          <w:b/>
-        </w:rPr>
-        <w:t xml:space="preserve">Desde el punto de vista de las aplicaciones: </w:t>
-      </w:r>
-      <w:r>
-        <w:t xml:space="preserve">Una aplicación no es </w:t>
-      </w:r>
-      <w:proofErr w:type="spellStart"/>
-      <w:r>
-        <w:t>mas</w:t>
-      </w:r>
-      <w:proofErr w:type="spellEnd"/>
-      <w:r>
-        <w:t xml:space="preserve"> que un conjunto de programas escritos en algún lenguaje de programación que el hardware del equipo tiene que interpretar y ejecutar. El sistema operativo se encarga de traducir este código para que el hardware pueda ejecutar las instrucciones del programa.</w:t>
-      </w:r>
+        <w:lastRenderedPageBreak/>
+        <w:t>Codificación y obtención del ejecutable</w:t>
+      </w:r>
+    </w:p>
+    <w:p>
+      <w:r>
+        <w:t>Durante la codificación se realiza el proceso de programación; es realizada por el programador y tiene que cumplir exhaustivamente con todos los datos impuestos en el análisis y en el diseño de la aplicación. Las características deseables de todo código son:</w:t>
+      </w:r>
+    </w:p>
+    <w:p>
+      <w:pPr>
+        <w:pStyle w:val="Prrafodelista"/>
+        <w:numPr>
+          <w:ilvl w:val="0"/>
+          <w:numId w:val="28"/>
+        </w:numPr>
+      </w:pPr>
+      <w:r>
+        <w:rPr>
+          <w:b/>
+        </w:rPr>
+        <w:t xml:space="preserve">Modularidad: </w:t>
+      </w:r>
+      <w:r>
+        <w:t>Que esté dividido en trozos más pequeños</w:t>
+      </w:r>
+    </w:p>
+    <w:p>
+      <w:pPr>
+        <w:pStyle w:val="Prrafodelista"/>
+        <w:numPr>
+          <w:ilvl w:val="0"/>
+          <w:numId w:val="28"/>
+        </w:numPr>
+      </w:pPr>
+      <w:r>
+        <w:rPr>
+          <w:b/>
+        </w:rPr>
+        <w:t>Corrección:</w:t>
+      </w:r>
+      <w:r>
+        <w:t xml:space="preserve"> Que haga lo que se le pide realmente</w:t>
+      </w:r>
+    </w:p>
+    <w:p>
+      <w:pPr>
+        <w:pStyle w:val="Prrafodelista"/>
+        <w:numPr>
+          <w:ilvl w:val="0"/>
+          <w:numId w:val="28"/>
+        </w:numPr>
+      </w:pPr>
+      <w:r>
+        <w:rPr>
+          <w:b/>
+        </w:rPr>
+        <w:t>Legible:</w:t>
+      </w:r>
+      <w:r>
+        <w:t xml:space="preserve"> Cualquiera en un futuro pueda entender fácilmente el código, para ello debe estar bien documentado</w:t>
+      </w:r>
+    </w:p>
+    <w:p>
+      <w:pPr>
+        <w:pStyle w:val="Prrafodelista"/>
+        <w:numPr>
+          <w:ilvl w:val="0"/>
+          <w:numId w:val="28"/>
+        </w:numPr>
+      </w:pPr>
+      <w:r>
+        <w:rPr>
+          <w:b/>
+        </w:rPr>
+        <w:t>Eficiencia:</w:t>
+      </w:r>
+      <w:r>
+        <w:t xml:space="preserve"> Que haga un buen uso de los recursos</w:t>
+      </w:r>
+    </w:p>
+    <w:p>
+      <w:pPr>
+        <w:pStyle w:val="Prrafodelista"/>
+        <w:numPr>
+          <w:ilvl w:val="0"/>
+          <w:numId w:val="28"/>
+        </w:numPr>
+      </w:pPr>
+      <w:r>
+        <w:rPr>
+          <w:b/>
+        </w:rPr>
+        <w:t>Portabilidad:</w:t>
+      </w:r>
+      <w:r>
+        <w:t xml:space="preserve"> Que se pueda implementar en cualquier equipo</w:t>
+      </w:r>
+    </w:p>
+    <w:p>
+      <w:pPr>
+        <w:pStyle w:val="Prrafodelista"/>
+        <w:numPr>
+          <w:ilvl w:val="0"/>
+          <w:numId w:val="28"/>
+        </w:numPr>
+      </w:pPr>
+      <w:r>
+        <w:rPr>
+          <w:b/>
+        </w:rPr>
+        <w:t>Fácil de mantener:</w:t>
+      </w:r>
+      <w:r>
+        <w:t xml:space="preserve"> Cualquier programador futuro que detecte un error, debe poder arreglarlo</w:t>
+      </w:r>
+    </w:p>
+    <w:p>
+      <w:r>
+        <w:t>Durante esta fase, el código pasa por diferentes estados:</w:t>
+      </w:r>
+    </w:p>
+    <w:p>
+      <w:pPr>
+        <w:pStyle w:val="Prrafodelista"/>
+        <w:numPr>
+          <w:ilvl w:val="0"/>
+          <w:numId w:val="29"/>
+        </w:numPr>
+      </w:pPr>
+      <w:r>
+        <w:rPr>
+          <w:b/>
+        </w:rPr>
+        <w:t xml:space="preserve">Código Fuente: </w:t>
+      </w:r>
+      <w:r>
+        <w:t xml:space="preserve">Escrito por los programadores en algún lenguaje de </w:t>
+      </w:r>
+      <w:r>
+        <w:t>programación</w:t>
+      </w:r>
+      <w:r>
+        <w:t xml:space="preserve"> de alto nivel</w:t>
+      </w:r>
+      <w:r>
+        <w:t>. Este es un aspecto muy importante, en esta fase es la elaboración previa de un algoritmo, que lo definimos como un conjunto de pasos a seguir para obtener la solución del problema.</w:t>
+      </w:r>
+    </w:p>
+    <w:p>
+      <w:pPr>
+        <w:pStyle w:val="Prrafodelista"/>
+      </w:pPr>
+      <w:r>
+        <w:t>El algoritmo lo diseñamos en pseudocódigo y facilitará la codificación posterior a algún Lenguaje de Programación. Para obtener el código fuente de una aplicación informática:</w:t>
+      </w:r>
+    </w:p>
+    <w:p>
+      <w:pPr>
+        <w:pStyle w:val="Prrafodelista"/>
+        <w:numPr>
+          <w:ilvl w:val="1"/>
+          <w:numId w:val="29"/>
+        </w:numPr>
+      </w:pPr>
+      <w:r>
+        <w:t>Se debe partir de las etapas anteriores de análisis y diseño</w:t>
+      </w:r>
+    </w:p>
+    <w:p>
+      <w:pPr>
+        <w:pStyle w:val="Prrafodelista"/>
+        <w:numPr>
+          <w:ilvl w:val="1"/>
+          <w:numId w:val="29"/>
+        </w:numPr>
+      </w:pPr>
+      <w:r>
+        <w:t>Se diseñará un algoritmo que simbolice los pasos a seguir para la resolución del problema</w:t>
+      </w:r>
+    </w:p>
+    <w:p>
+      <w:pPr>
+        <w:pStyle w:val="Prrafodelista"/>
+        <w:numPr>
+          <w:ilvl w:val="1"/>
+          <w:numId w:val="29"/>
+        </w:numPr>
+      </w:pPr>
+      <w:r>
+        <w:t>Se elegirá un Lenguaje de Programación de alto nivel apropiado para las características del software que se quiere codificar.</w:t>
+      </w:r>
+    </w:p>
+    <w:p>
+      <w:pPr>
+        <w:pStyle w:val="Prrafodelista"/>
+        <w:numPr>
+          <w:ilvl w:val="1"/>
+          <w:numId w:val="29"/>
+        </w:numPr>
+      </w:pPr>
+      <w:r>
+        <w:t>Se procederá a la codificación del algoritmo antes diseñado</w:t>
+      </w:r>
+    </w:p>
+    <w:p>
+      <w:pPr>
+        <w:ind w:left="708"/>
+      </w:pPr>
+      <w:r>
+        <w:t>La culminación de la obtención de código fuente es un documento con la codificación de todos los módulos, funciones, bibliotecas y procedimientos</w:t>
+      </w:r>
+    </w:p>
+    <w:p>
+      <w:pPr>
+        <w:pStyle w:val="Prrafodelista"/>
+        <w:numPr>
+          <w:ilvl w:val="0"/>
+          <w:numId w:val="29"/>
+        </w:numPr>
+      </w:pPr>
+      <w:r>
+        <w:rPr>
+          <w:b/>
+        </w:rPr>
+        <w:t>Código Objeto:</w:t>
+      </w:r>
+      <w:r>
+        <w:t xml:space="preserve"> Es el resultado de traducir código fuente a un código equivalente formado por unos y ceros que aún no puede ser ejecutado directamente por el ordenador. Es </w:t>
+      </w:r>
+      <w:proofErr w:type="gramStart"/>
+      <w:r>
+        <w:t>decir</w:t>
+      </w:r>
+      <w:proofErr w:type="gramEnd"/>
+      <w:r>
+        <w:t xml:space="preserve"> es un código binario generado a partir de un código fuente libre de errores sintácticos y semánticos que está distribuido en varios archivos, cada uno de los cuales corresponde a cada programa fuente compilado. El proceso de traducción de código</w:t>
+      </w:r>
+      <w:r>
+        <w:t xml:space="preserve"> fuente a código objeto puede realizarse de dos formas:</w:t>
+      </w:r>
+    </w:p>
+    <w:p>
+      <w:pPr>
+        <w:pStyle w:val="Prrafodelista"/>
+        <w:numPr>
+          <w:ilvl w:val="0"/>
+          <w:numId w:val="29"/>
+        </w:numPr>
+      </w:pPr>
       <w:bookmarkStart w:id="0" w:name="_GoBack"/>
       <w:bookmarkEnd w:id="0"/>
     </w:p>
@@ -652,6 +2505,119 @@
     </w:lvl>
   </w:abstractNum>
   <w:abstractNum w:abstractNumId="1" w15:restartNumberingAfterBreak="0">
+    <w:nsid w:val="02DD0EB3"/>
+    <w:multiLevelType w:val="hybridMultilevel"/>
+    <w:tmpl w:val="1A687478"/>
+    <w:lvl w:ilvl="0" w:tplc="0C0A0001">
+      <w:start w:val="1"/>
+      <w:numFmt w:val="bullet"/>
+      <w:lvlText w:val=""/>
+      <w:lvlJc w:val="left"/>
+      <w:pPr>
+        <w:ind w:left="720" w:hanging="360"/>
+      </w:pPr>
+      <w:rPr>
+        <w:rFonts w:ascii="Symbol" w:hAnsi="Symbol" w:hint="default"/>
+      </w:rPr>
+    </w:lvl>
+    <w:lvl w:ilvl="1" w:tplc="0C0A0003" w:tentative="1">
+      <w:start w:val="1"/>
+      <w:numFmt w:val="bullet"/>
+      <w:lvlText w:val="o"/>
+      <w:lvlJc w:val="left"/>
+      <w:pPr>
+        <w:ind w:left="1440" w:hanging="360"/>
+      </w:pPr>
+      <w:rPr>
+        <w:rFonts w:ascii="Courier New" w:hAnsi="Courier New" w:cs="Courier New" w:hint="default"/>
+      </w:rPr>
+    </w:lvl>
+    <w:lvl w:ilvl="2" w:tplc="0C0A0005" w:tentative="1">
+      <w:start w:val="1"/>
+      <w:numFmt w:val="bullet"/>
+      <w:lvlText w:val=""/>
+      <w:lvlJc w:val="left"/>
+      <w:pPr>
+        <w:ind w:left="2160" w:hanging="360"/>
+      </w:pPr>
+      <w:rPr>
+        <w:rFonts w:ascii="Wingdings" w:hAnsi="Wingdings" w:hint="default"/>
+      </w:rPr>
+    </w:lvl>
+    <w:lvl w:ilvl="3" w:tplc="0C0A0001" w:tentative="1">
+      <w:start w:val="1"/>
+      <w:numFmt w:val="bullet"/>
+      <w:lvlText w:val=""/>
+      <w:lvlJc w:val="left"/>
+      <w:pPr>
+        <w:ind w:left="2880" w:hanging="360"/>
+      </w:pPr>
+      <w:rPr>
+        <w:rFonts w:ascii="Symbol" w:hAnsi="Symbol" w:hint="default"/>
+      </w:rPr>
+    </w:lvl>
+    <w:lvl w:ilvl="4" w:tplc="0C0A0003" w:tentative="1">
+      <w:start w:val="1"/>
+      <w:numFmt w:val="bullet"/>
+      <w:lvlText w:val="o"/>
+      <w:lvlJc w:val="left"/>
+      <w:pPr>
+        <w:ind w:left="3600" w:hanging="360"/>
+      </w:pPr>
+      <w:rPr>
+        <w:rFonts w:ascii="Courier New" w:hAnsi="Courier New" w:cs="Courier New" w:hint="default"/>
+      </w:rPr>
+    </w:lvl>
+    <w:lvl w:ilvl="5" w:tplc="0C0A0005" w:tentative="1">
+      <w:start w:val="1"/>
+      <w:numFmt w:val="bullet"/>
+      <w:lvlText w:val=""/>
+      <w:lvlJc w:val="left"/>
+      <w:pPr>
+        <w:ind w:left="4320" w:hanging="360"/>
+      </w:pPr>
+      <w:rPr>
+        <w:rFonts w:ascii="Wingdings" w:hAnsi="Wingdings" w:hint="default"/>
+      </w:rPr>
+    </w:lvl>
+    <w:lvl w:ilvl="6" w:tplc="0C0A0001" w:tentative="1">
+      <w:start w:val="1"/>
+      <w:numFmt w:val="bullet"/>
+      <w:lvlText w:val=""/>
+      <w:lvlJc w:val="left"/>
+      <w:pPr>
+        <w:ind w:left="5040" w:hanging="360"/>
+      </w:pPr>
+      <w:rPr>
+        <w:rFonts w:ascii="Symbol" w:hAnsi="Symbol" w:hint="default"/>
+      </w:rPr>
+    </w:lvl>
+    <w:lvl w:ilvl="7" w:tplc="0C0A0003" w:tentative="1">
+      <w:start w:val="1"/>
+      <w:numFmt w:val="bullet"/>
+      <w:lvlText w:val="o"/>
+      <w:lvlJc w:val="left"/>
+      <w:pPr>
+        <w:ind w:left="5760" w:hanging="360"/>
+      </w:pPr>
+      <w:rPr>
+        <w:rFonts w:ascii="Courier New" w:hAnsi="Courier New" w:cs="Courier New" w:hint="default"/>
+      </w:rPr>
+    </w:lvl>
+    <w:lvl w:ilvl="8" w:tplc="0C0A0005" w:tentative="1">
+      <w:start w:val="1"/>
+      <w:numFmt w:val="bullet"/>
+      <w:lvlText w:val=""/>
+      <w:lvlJc w:val="left"/>
+      <w:pPr>
+        <w:ind w:left="6480" w:hanging="360"/>
+      </w:pPr>
+      <w:rPr>
+        <w:rFonts w:ascii="Wingdings" w:hAnsi="Wingdings" w:hint="default"/>
+      </w:rPr>
+    </w:lvl>
+  </w:abstractNum>
+  <w:abstractNum w:abstractNumId="2" w15:restartNumberingAfterBreak="0">
     <w:nsid w:val="03C95C6E"/>
     <w:multiLevelType w:val="hybridMultilevel"/>
     <w:tmpl w:val="8000F36E"/>
@@ -764,7 +2730,459 @@
       </w:rPr>
     </w:lvl>
   </w:abstractNum>
-  <w:abstractNum w:abstractNumId="2" w15:restartNumberingAfterBreak="0">
+  <w:abstractNum w:abstractNumId="3" w15:restartNumberingAfterBreak="0">
+    <w:nsid w:val="03E753BD"/>
+    <w:multiLevelType w:val="hybridMultilevel"/>
+    <w:tmpl w:val="662CFB96"/>
+    <w:lvl w:ilvl="0" w:tplc="0C0A0001">
+      <w:start w:val="1"/>
+      <w:numFmt w:val="bullet"/>
+      <w:lvlText w:val=""/>
+      <w:lvlJc w:val="left"/>
+      <w:pPr>
+        <w:ind w:left="720" w:hanging="360"/>
+      </w:pPr>
+      <w:rPr>
+        <w:rFonts w:ascii="Symbol" w:hAnsi="Symbol" w:hint="default"/>
+      </w:rPr>
+    </w:lvl>
+    <w:lvl w:ilvl="1" w:tplc="0C0A0003" w:tentative="1">
+      <w:start w:val="1"/>
+      <w:numFmt w:val="bullet"/>
+      <w:lvlText w:val="o"/>
+      <w:lvlJc w:val="left"/>
+      <w:pPr>
+        <w:ind w:left="1440" w:hanging="360"/>
+      </w:pPr>
+      <w:rPr>
+        <w:rFonts w:ascii="Courier New" w:hAnsi="Courier New" w:cs="Courier New" w:hint="default"/>
+      </w:rPr>
+    </w:lvl>
+    <w:lvl w:ilvl="2" w:tplc="0C0A0005" w:tentative="1">
+      <w:start w:val="1"/>
+      <w:numFmt w:val="bullet"/>
+      <w:lvlText w:val=""/>
+      <w:lvlJc w:val="left"/>
+      <w:pPr>
+        <w:ind w:left="2160" w:hanging="360"/>
+      </w:pPr>
+      <w:rPr>
+        <w:rFonts w:ascii="Wingdings" w:hAnsi="Wingdings" w:hint="default"/>
+      </w:rPr>
+    </w:lvl>
+    <w:lvl w:ilvl="3" w:tplc="0C0A0001" w:tentative="1">
+      <w:start w:val="1"/>
+      <w:numFmt w:val="bullet"/>
+      <w:lvlText w:val=""/>
+      <w:lvlJc w:val="left"/>
+      <w:pPr>
+        <w:ind w:left="2880" w:hanging="360"/>
+      </w:pPr>
+      <w:rPr>
+        <w:rFonts w:ascii="Symbol" w:hAnsi="Symbol" w:hint="default"/>
+      </w:rPr>
+    </w:lvl>
+    <w:lvl w:ilvl="4" w:tplc="0C0A0003" w:tentative="1">
+      <w:start w:val="1"/>
+      <w:numFmt w:val="bullet"/>
+      <w:lvlText w:val="o"/>
+      <w:lvlJc w:val="left"/>
+      <w:pPr>
+        <w:ind w:left="3600" w:hanging="360"/>
+      </w:pPr>
+      <w:rPr>
+        <w:rFonts w:ascii="Courier New" w:hAnsi="Courier New" w:cs="Courier New" w:hint="default"/>
+      </w:rPr>
+    </w:lvl>
+    <w:lvl w:ilvl="5" w:tplc="0C0A0005" w:tentative="1">
+      <w:start w:val="1"/>
+      <w:numFmt w:val="bullet"/>
+      <w:lvlText w:val=""/>
+      <w:lvlJc w:val="left"/>
+      <w:pPr>
+        <w:ind w:left="4320" w:hanging="360"/>
+      </w:pPr>
+      <w:rPr>
+        <w:rFonts w:ascii="Wingdings" w:hAnsi="Wingdings" w:hint="default"/>
+      </w:rPr>
+    </w:lvl>
+    <w:lvl w:ilvl="6" w:tplc="0C0A0001" w:tentative="1">
+      <w:start w:val="1"/>
+      <w:numFmt w:val="bullet"/>
+      <w:lvlText w:val=""/>
+      <w:lvlJc w:val="left"/>
+      <w:pPr>
+        <w:ind w:left="5040" w:hanging="360"/>
+      </w:pPr>
+      <w:rPr>
+        <w:rFonts w:ascii="Symbol" w:hAnsi="Symbol" w:hint="default"/>
+      </w:rPr>
+    </w:lvl>
+    <w:lvl w:ilvl="7" w:tplc="0C0A0003" w:tentative="1">
+      <w:start w:val="1"/>
+      <w:numFmt w:val="bullet"/>
+      <w:lvlText w:val="o"/>
+      <w:lvlJc w:val="left"/>
+      <w:pPr>
+        <w:ind w:left="5760" w:hanging="360"/>
+      </w:pPr>
+      <w:rPr>
+        <w:rFonts w:ascii="Courier New" w:hAnsi="Courier New" w:cs="Courier New" w:hint="default"/>
+      </w:rPr>
+    </w:lvl>
+    <w:lvl w:ilvl="8" w:tplc="0C0A0005" w:tentative="1">
+      <w:start w:val="1"/>
+      <w:numFmt w:val="bullet"/>
+      <w:lvlText w:val=""/>
+      <w:lvlJc w:val="left"/>
+      <w:pPr>
+        <w:ind w:left="6480" w:hanging="360"/>
+      </w:pPr>
+      <w:rPr>
+        <w:rFonts w:ascii="Wingdings" w:hAnsi="Wingdings" w:hint="default"/>
+      </w:rPr>
+    </w:lvl>
+  </w:abstractNum>
+  <w:abstractNum w:abstractNumId="4" w15:restartNumberingAfterBreak="0">
+    <w:nsid w:val="0CEF595A"/>
+    <w:multiLevelType w:val="hybridMultilevel"/>
+    <w:tmpl w:val="174E70F2"/>
+    <w:lvl w:ilvl="0" w:tplc="0C0A0001">
+      <w:start w:val="1"/>
+      <w:numFmt w:val="bullet"/>
+      <w:lvlText w:val=""/>
+      <w:lvlJc w:val="left"/>
+      <w:pPr>
+        <w:ind w:left="720" w:hanging="360"/>
+      </w:pPr>
+      <w:rPr>
+        <w:rFonts w:ascii="Symbol" w:hAnsi="Symbol" w:hint="default"/>
+      </w:rPr>
+    </w:lvl>
+    <w:lvl w:ilvl="1" w:tplc="0C0A0003" w:tentative="1">
+      <w:start w:val="1"/>
+      <w:numFmt w:val="bullet"/>
+      <w:lvlText w:val="o"/>
+      <w:lvlJc w:val="left"/>
+      <w:pPr>
+        <w:ind w:left="1440" w:hanging="360"/>
+      </w:pPr>
+      <w:rPr>
+        <w:rFonts w:ascii="Courier New" w:hAnsi="Courier New" w:cs="Courier New" w:hint="default"/>
+      </w:rPr>
+    </w:lvl>
+    <w:lvl w:ilvl="2" w:tplc="0C0A0005" w:tentative="1">
+      <w:start w:val="1"/>
+      <w:numFmt w:val="bullet"/>
+      <w:lvlText w:val=""/>
+      <w:lvlJc w:val="left"/>
+      <w:pPr>
+        <w:ind w:left="2160" w:hanging="360"/>
+      </w:pPr>
+      <w:rPr>
+        <w:rFonts w:ascii="Wingdings" w:hAnsi="Wingdings" w:hint="default"/>
+      </w:rPr>
+    </w:lvl>
+    <w:lvl w:ilvl="3" w:tplc="0C0A0001" w:tentative="1">
+      <w:start w:val="1"/>
+      <w:numFmt w:val="bullet"/>
+      <w:lvlText w:val=""/>
+      <w:lvlJc w:val="left"/>
+      <w:pPr>
+        <w:ind w:left="2880" w:hanging="360"/>
+      </w:pPr>
+      <w:rPr>
+        <w:rFonts w:ascii="Symbol" w:hAnsi="Symbol" w:hint="default"/>
+      </w:rPr>
+    </w:lvl>
+    <w:lvl w:ilvl="4" w:tplc="0C0A0003" w:tentative="1">
+      <w:start w:val="1"/>
+      <w:numFmt w:val="bullet"/>
+      <w:lvlText w:val="o"/>
+      <w:lvlJc w:val="left"/>
+      <w:pPr>
+        <w:ind w:left="3600" w:hanging="360"/>
+      </w:pPr>
+      <w:rPr>
+        <w:rFonts w:ascii="Courier New" w:hAnsi="Courier New" w:cs="Courier New" w:hint="default"/>
+      </w:rPr>
+    </w:lvl>
+    <w:lvl w:ilvl="5" w:tplc="0C0A0005" w:tentative="1">
+      <w:start w:val="1"/>
+      <w:numFmt w:val="bullet"/>
+      <w:lvlText w:val=""/>
+      <w:lvlJc w:val="left"/>
+      <w:pPr>
+        <w:ind w:left="4320" w:hanging="360"/>
+      </w:pPr>
+      <w:rPr>
+        <w:rFonts w:ascii="Wingdings" w:hAnsi="Wingdings" w:hint="default"/>
+      </w:rPr>
+    </w:lvl>
+    <w:lvl w:ilvl="6" w:tplc="0C0A0001" w:tentative="1">
+      <w:start w:val="1"/>
+      <w:numFmt w:val="bullet"/>
+      <w:lvlText w:val=""/>
+      <w:lvlJc w:val="left"/>
+      <w:pPr>
+        <w:ind w:left="5040" w:hanging="360"/>
+      </w:pPr>
+      <w:rPr>
+        <w:rFonts w:ascii="Symbol" w:hAnsi="Symbol" w:hint="default"/>
+      </w:rPr>
+    </w:lvl>
+    <w:lvl w:ilvl="7" w:tplc="0C0A0003" w:tentative="1">
+      <w:start w:val="1"/>
+      <w:numFmt w:val="bullet"/>
+      <w:lvlText w:val="o"/>
+      <w:lvlJc w:val="left"/>
+      <w:pPr>
+        <w:ind w:left="5760" w:hanging="360"/>
+      </w:pPr>
+      <w:rPr>
+        <w:rFonts w:ascii="Courier New" w:hAnsi="Courier New" w:cs="Courier New" w:hint="default"/>
+      </w:rPr>
+    </w:lvl>
+    <w:lvl w:ilvl="8" w:tplc="0C0A0005" w:tentative="1">
+      <w:start w:val="1"/>
+      <w:numFmt w:val="bullet"/>
+      <w:lvlText w:val=""/>
+      <w:lvlJc w:val="left"/>
+      <w:pPr>
+        <w:ind w:left="6480" w:hanging="360"/>
+      </w:pPr>
+      <w:rPr>
+        <w:rFonts w:ascii="Wingdings" w:hAnsi="Wingdings" w:hint="default"/>
+      </w:rPr>
+    </w:lvl>
+  </w:abstractNum>
+  <w:abstractNum w:abstractNumId="5" w15:restartNumberingAfterBreak="0">
+    <w:nsid w:val="108F679A"/>
+    <w:multiLevelType w:val="hybridMultilevel"/>
+    <w:tmpl w:val="B9D0199C"/>
+    <w:lvl w:ilvl="0" w:tplc="0C0A0001">
+      <w:start w:val="1"/>
+      <w:numFmt w:val="bullet"/>
+      <w:lvlText w:val=""/>
+      <w:lvlJc w:val="left"/>
+      <w:pPr>
+        <w:ind w:left="720" w:hanging="360"/>
+      </w:pPr>
+      <w:rPr>
+        <w:rFonts w:ascii="Symbol" w:hAnsi="Symbol" w:hint="default"/>
+      </w:rPr>
+    </w:lvl>
+    <w:lvl w:ilvl="1" w:tplc="0C0A0003" w:tentative="1">
+      <w:start w:val="1"/>
+      <w:numFmt w:val="bullet"/>
+      <w:lvlText w:val="o"/>
+      <w:lvlJc w:val="left"/>
+      <w:pPr>
+        <w:ind w:left="1440" w:hanging="360"/>
+      </w:pPr>
+      <w:rPr>
+        <w:rFonts w:ascii="Courier New" w:hAnsi="Courier New" w:cs="Courier New" w:hint="default"/>
+      </w:rPr>
+    </w:lvl>
+    <w:lvl w:ilvl="2" w:tplc="0C0A0005" w:tentative="1">
+      <w:start w:val="1"/>
+      <w:numFmt w:val="bullet"/>
+      <w:lvlText w:val=""/>
+      <w:lvlJc w:val="left"/>
+      <w:pPr>
+        <w:ind w:left="2160" w:hanging="360"/>
+      </w:pPr>
+      <w:rPr>
+        <w:rFonts w:ascii="Wingdings" w:hAnsi="Wingdings" w:hint="default"/>
+      </w:rPr>
+    </w:lvl>
+    <w:lvl w:ilvl="3" w:tplc="0C0A0001" w:tentative="1">
+      <w:start w:val="1"/>
+      <w:numFmt w:val="bullet"/>
+      <w:lvlText w:val=""/>
+      <w:lvlJc w:val="left"/>
+      <w:pPr>
+        <w:ind w:left="2880" w:hanging="360"/>
+      </w:pPr>
+      <w:rPr>
+        <w:rFonts w:ascii="Symbol" w:hAnsi="Symbol" w:hint="default"/>
+      </w:rPr>
+    </w:lvl>
+    <w:lvl w:ilvl="4" w:tplc="0C0A0003" w:tentative="1">
+      <w:start w:val="1"/>
+      <w:numFmt w:val="bullet"/>
+      <w:lvlText w:val="o"/>
+      <w:lvlJc w:val="left"/>
+      <w:pPr>
+        <w:ind w:left="3600" w:hanging="360"/>
+      </w:pPr>
+      <w:rPr>
+        <w:rFonts w:ascii="Courier New" w:hAnsi="Courier New" w:cs="Courier New" w:hint="default"/>
+      </w:rPr>
+    </w:lvl>
+    <w:lvl w:ilvl="5" w:tplc="0C0A0005" w:tentative="1">
+      <w:start w:val="1"/>
+      <w:numFmt w:val="bullet"/>
+      <w:lvlText w:val=""/>
+      <w:lvlJc w:val="left"/>
+      <w:pPr>
+        <w:ind w:left="4320" w:hanging="360"/>
+      </w:pPr>
+      <w:rPr>
+        <w:rFonts w:ascii="Wingdings" w:hAnsi="Wingdings" w:hint="default"/>
+      </w:rPr>
+    </w:lvl>
+    <w:lvl w:ilvl="6" w:tplc="0C0A0001" w:tentative="1">
+      <w:start w:val="1"/>
+      <w:numFmt w:val="bullet"/>
+      <w:lvlText w:val=""/>
+      <w:lvlJc w:val="left"/>
+      <w:pPr>
+        <w:ind w:left="5040" w:hanging="360"/>
+      </w:pPr>
+      <w:rPr>
+        <w:rFonts w:ascii="Symbol" w:hAnsi="Symbol" w:hint="default"/>
+      </w:rPr>
+    </w:lvl>
+    <w:lvl w:ilvl="7" w:tplc="0C0A0003" w:tentative="1">
+      <w:start w:val="1"/>
+      <w:numFmt w:val="bullet"/>
+      <w:lvlText w:val="o"/>
+      <w:lvlJc w:val="left"/>
+      <w:pPr>
+        <w:ind w:left="5760" w:hanging="360"/>
+      </w:pPr>
+      <w:rPr>
+        <w:rFonts w:ascii="Courier New" w:hAnsi="Courier New" w:cs="Courier New" w:hint="default"/>
+      </w:rPr>
+    </w:lvl>
+    <w:lvl w:ilvl="8" w:tplc="0C0A0005" w:tentative="1">
+      <w:start w:val="1"/>
+      <w:numFmt w:val="bullet"/>
+      <w:lvlText w:val=""/>
+      <w:lvlJc w:val="left"/>
+      <w:pPr>
+        <w:ind w:left="6480" w:hanging="360"/>
+      </w:pPr>
+      <w:rPr>
+        <w:rFonts w:ascii="Wingdings" w:hAnsi="Wingdings" w:hint="default"/>
+      </w:rPr>
+    </w:lvl>
+  </w:abstractNum>
+  <w:abstractNum w:abstractNumId="6" w15:restartNumberingAfterBreak="0">
+    <w:nsid w:val="14D85CD2"/>
+    <w:multiLevelType w:val="hybridMultilevel"/>
+    <w:tmpl w:val="44F83170"/>
+    <w:lvl w:ilvl="0" w:tplc="0C0A0001">
+      <w:start w:val="1"/>
+      <w:numFmt w:val="bullet"/>
+      <w:lvlText w:val=""/>
+      <w:lvlJc w:val="left"/>
+      <w:pPr>
+        <w:ind w:left="720" w:hanging="360"/>
+      </w:pPr>
+      <w:rPr>
+        <w:rFonts w:ascii="Symbol" w:hAnsi="Symbol" w:hint="default"/>
+      </w:rPr>
+    </w:lvl>
+    <w:lvl w:ilvl="1" w:tplc="0C0A0003" w:tentative="1">
+      <w:start w:val="1"/>
+      <w:numFmt w:val="bullet"/>
+      <w:lvlText w:val="o"/>
+      <w:lvlJc w:val="left"/>
+      <w:pPr>
+        <w:ind w:left="1440" w:hanging="360"/>
+      </w:pPr>
+      <w:rPr>
+        <w:rFonts w:ascii="Courier New" w:hAnsi="Courier New" w:cs="Courier New" w:hint="default"/>
+      </w:rPr>
+    </w:lvl>
+    <w:lvl w:ilvl="2" w:tplc="0C0A0005" w:tentative="1">
+      <w:start w:val="1"/>
+      <w:numFmt w:val="bullet"/>
+      <w:lvlText w:val=""/>
+      <w:lvlJc w:val="left"/>
+      <w:pPr>
+        <w:ind w:left="2160" w:hanging="360"/>
+      </w:pPr>
+      <w:rPr>
+        <w:rFonts w:ascii="Wingdings" w:hAnsi="Wingdings" w:hint="default"/>
+      </w:rPr>
+    </w:lvl>
+    <w:lvl w:ilvl="3" w:tplc="0C0A0001" w:tentative="1">
+      <w:start w:val="1"/>
+      <w:numFmt w:val="bullet"/>
+      <w:lvlText w:val=""/>
+      <w:lvlJc w:val="left"/>
+      <w:pPr>
+        <w:ind w:left="2880" w:hanging="360"/>
+      </w:pPr>
+      <w:rPr>
+        <w:rFonts w:ascii="Symbol" w:hAnsi="Symbol" w:hint="default"/>
+      </w:rPr>
+    </w:lvl>
+    <w:lvl w:ilvl="4" w:tplc="0C0A0003" w:tentative="1">
+      <w:start w:val="1"/>
+      <w:numFmt w:val="bullet"/>
+      <w:lvlText w:val="o"/>
+      <w:lvlJc w:val="left"/>
+      <w:pPr>
+        <w:ind w:left="3600" w:hanging="360"/>
+      </w:pPr>
+      <w:rPr>
+        <w:rFonts w:ascii="Courier New" w:hAnsi="Courier New" w:cs="Courier New" w:hint="default"/>
+      </w:rPr>
+    </w:lvl>
+    <w:lvl w:ilvl="5" w:tplc="0C0A0005" w:tentative="1">
+      <w:start w:val="1"/>
+      <w:numFmt w:val="bullet"/>
+      <w:lvlText w:val=""/>
+      <w:lvlJc w:val="left"/>
+      <w:pPr>
+        <w:ind w:left="4320" w:hanging="360"/>
+      </w:pPr>
+      <w:rPr>
+        <w:rFonts w:ascii="Wingdings" w:hAnsi="Wingdings" w:hint="default"/>
+      </w:rPr>
+    </w:lvl>
+    <w:lvl w:ilvl="6" w:tplc="0C0A0001" w:tentative="1">
+      <w:start w:val="1"/>
+      <w:numFmt w:val="bullet"/>
+      <w:lvlText w:val=""/>
+      <w:lvlJc w:val="left"/>
+      <w:pPr>
+        <w:ind w:left="5040" w:hanging="360"/>
+      </w:pPr>
+      <w:rPr>
+        <w:rFonts w:ascii="Symbol" w:hAnsi="Symbol" w:hint="default"/>
+      </w:rPr>
+    </w:lvl>
+    <w:lvl w:ilvl="7" w:tplc="0C0A0003" w:tentative="1">
+      <w:start w:val="1"/>
+      <w:numFmt w:val="bullet"/>
+      <w:lvlText w:val="o"/>
+      <w:lvlJc w:val="left"/>
+      <w:pPr>
+        <w:ind w:left="5760" w:hanging="360"/>
+      </w:pPr>
+      <w:rPr>
+        <w:rFonts w:ascii="Courier New" w:hAnsi="Courier New" w:cs="Courier New" w:hint="default"/>
+      </w:rPr>
+    </w:lvl>
+    <w:lvl w:ilvl="8" w:tplc="0C0A0005" w:tentative="1">
+      <w:start w:val="1"/>
+      <w:numFmt w:val="bullet"/>
+      <w:lvlText w:val=""/>
+      <w:lvlJc w:val="left"/>
+      <w:pPr>
+        <w:ind w:left="6480" w:hanging="360"/>
+      </w:pPr>
+      <w:rPr>
+        <w:rFonts w:ascii="Wingdings" w:hAnsi="Wingdings" w:hint="default"/>
+      </w:rPr>
+    </w:lvl>
+  </w:abstractNum>
+  <w:abstractNum w:abstractNumId="7" w15:restartNumberingAfterBreak="0">
     <w:nsid w:val="18191E90"/>
     <w:multiLevelType w:val="hybridMultilevel"/>
     <w:tmpl w:val="4288DB2A"/>
@@ -877,7 +3295,459 @@
       </w:rPr>
     </w:lvl>
   </w:abstractNum>
-  <w:abstractNum w:abstractNumId="3" w15:restartNumberingAfterBreak="0">
+  <w:abstractNum w:abstractNumId="8" w15:restartNumberingAfterBreak="0">
+    <w:nsid w:val="1B361BA4"/>
+    <w:multiLevelType w:val="hybridMultilevel"/>
+    <w:tmpl w:val="0F046146"/>
+    <w:lvl w:ilvl="0" w:tplc="0C0A0001">
+      <w:start w:val="1"/>
+      <w:numFmt w:val="bullet"/>
+      <w:lvlText w:val=""/>
+      <w:lvlJc w:val="left"/>
+      <w:pPr>
+        <w:ind w:left="720" w:hanging="360"/>
+      </w:pPr>
+      <w:rPr>
+        <w:rFonts w:ascii="Symbol" w:hAnsi="Symbol" w:hint="default"/>
+      </w:rPr>
+    </w:lvl>
+    <w:lvl w:ilvl="1" w:tplc="0C0A0003" w:tentative="1">
+      <w:start w:val="1"/>
+      <w:numFmt w:val="bullet"/>
+      <w:lvlText w:val="o"/>
+      <w:lvlJc w:val="left"/>
+      <w:pPr>
+        <w:ind w:left="1440" w:hanging="360"/>
+      </w:pPr>
+      <w:rPr>
+        <w:rFonts w:ascii="Courier New" w:hAnsi="Courier New" w:cs="Courier New" w:hint="default"/>
+      </w:rPr>
+    </w:lvl>
+    <w:lvl w:ilvl="2" w:tplc="0C0A0005" w:tentative="1">
+      <w:start w:val="1"/>
+      <w:numFmt w:val="bullet"/>
+      <w:lvlText w:val=""/>
+      <w:lvlJc w:val="left"/>
+      <w:pPr>
+        <w:ind w:left="2160" w:hanging="360"/>
+      </w:pPr>
+      <w:rPr>
+        <w:rFonts w:ascii="Wingdings" w:hAnsi="Wingdings" w:hint="default"/>
+      </w:rPr>
+    </w:lvl>
+    <w:lvl w:ilvl="3" w:tplc="0C0A0001" w:tentative="1">
+      <w:start w:val="1"/>
+      <w:numFmt w:val="bullet"/>
+      <w:lvlText w:val=""/>
+      <w:lvlJc w:val="left"/>
+      <w:pPr>
+        <w:ind w:left="2880" w:hanging="360"/>
+      </w:pPr>
+      <w:rPr>
+        <w:rFonts w:ascii="Symbol" w:hAnsi="Symbol" w:hint="default"/>
+      </w:rPr>
+    </w:lvl>
+    <w:lvl w:ilvl="4" w:tplc="0C0A0003" w:tentative="1">
+      <w:start w:val="1"/>
+      <w:numFmt w:val="bullet"/>
+      <w:lvlText w:val="o"/>
+      <w:lvlJc w:val="left"/>
+      <w:pPr>
+        <w:ind w:left="3600" w:hanging="360"/>
+      </w:pPr>
+      <w:rPr>
+        <w:rFonts w:ascii="Courier New" w:hAnsi="Courier New" w:cs="Courier New" w:hint="default"/>
+      </w:rPr>
+    </w:lvl>
+    <w:lvl w:ilvl="5" w:tplc="0C0A0005" w:tentative="1">
+      <w:start w:val="1"/>
+      <w:numFmt w:val="bullet"/>
+      <w:lvlText w:val=""/>
+      <w:lvlJc w:val="left"/>
+      <w:pPr>
+        <w:ind w:left="4320" w:hanging="360"/>
+      </w:pPr>
+      <w:rPr>
+        <w:rFonts w:ascii="Wingdings" w:hAnsi="Wingdings" w:hint="default"/>
+      </w:rPr>
+    </w:lvl>
+    <w:lvl w:ilvl="6" w:tplc="0C0A0001" w:tentative="1">
+      <w:start w:val="1"/>
+      <w:numFmt w:val="bullet"/>
+      <w:lvlText w:val=""/>
+      <w:lvlJc w:val="left"/>
+      <w:pPr>
+        <w:ind w:left="5040" w:hanging="360"/>
+      </w:pPr>
+      <w:rPr>
+        <w:rFonts w:ascii="Symbol" w:hAnsi="Symbol" w:hint="default"/>
+      </w:rPr>
+    </w:lvl>
+    <w:lvl w:ilvl="7" w:tplc="0C0A0003" w:tentative="1">
+      <w:start w:val="1"/>
+      <w:numFmt w:val="bullet"/>
+      <w:lvlText w:val="o"/>
+      <w:lvlJc w:val="left"/>
+      <w:pPr>
+        <w:ind w:left="5760" w:hanging="360"/>
+      </w:pPr>
+      <w:rPr>
+        <w:rFonts w:ascii="Courier New" w:hAnsi="Courier New" w:cs="Courier New" w:hint="default"/>
+      </w:rPr>
+    </w:lvl>
+    <w:lvl w:ilvl="8" w:tplc="0C0A0005" w:tentative="1">
+      <w:start w:val="1"/>
+      <w:numFmt w:val="bullet"/>
+      <w:lvlText w:val=""/>
+      <w:lvlJc w:val="left"/>
+      <w:pPr>
+        <w:ind w:left="6480" w:hanging="360"/>
+      </w:pPr>
+      <w:rPr>
+        <w:rFonts w:ascii="Wingdings" w:hAnsi="Wingdings" w:hint="default"/>
+      </w:rPr>
+    </w:lvl>
+  </w:abstractNum>
+  <w:abstractNum w:abstractNumId="9" w15:restartNumberingAfterBreak="0">
+    <w:nsid w:val="1E8809D1"/>
+    <w:multiLevelType w:val="hybridMultilevel"/>
+    <w:tmpl w:val="6E10E8B8"/>
+    <w:lvl w:ilvl="0" w:tplc="0C0A0001">
+      <w:start w:val="1"/>
+      <w:numFmt w:val="bullet"/>
+      <w:lvlText w:val=""/>
+      <w:lvlJc w:val="left"/>
+      <w:pPr>
+        <w:ind w:left="720" w:hanging="360"/>
+      </w:pPr>
+      <w:rPr>
+        <w:rFonts w:ascii="Symbol" w:hAnsi="Symbol" w:hint="default"/>
+      </w:rPr>
+    </w:lvl>
+    <w:lvl w:ilvl="1" w:tplc="0C0A0003" w:tentative="1">
+      <w:start w:val="1"/>
+      <w:numFmt w:val="bullet"/>
+      <w:lvlText w:val="o"/>
+      <w:lvlJc w:val="left"/>
+      <w:pPr>
+        <w:ind w:left="1440" w:hanging="360"/>
+      </w:pPr>
+      <w:rPr>
+        <w:rFonts w:ascii="Courier New" w:hAnsi="Courier New" w:cs="Courier New" w:hint="default"/>
+      </w:rPr>
+    </w:lvl>
+    <w:lvl w:ilvl="2" w:tplc="0C0A0005" w:tentative="1">
+      <w:start w:val="1"/>
+      <w:numFmt w:val="bullet"/>
+      <w:lvlText w:val=""/>
+      <w:lvlJc w:val="left"/>
+      <w:pPr>
+        <w:ind w:left="2160" w:hanging="360"/>
+      </w:pPr>
+      <w:rPr>
+        <w:rFonts w:ascii="Wingdings" w:hAnsi="Wingdings" w:hint="default"/>
+      </w:rPr>
+    </w:lvl>
+    <w:lvl w:ilvl="3" w:tplc="0C0A0001" w:tentative="1">
+      <w:start w:val="1"/>
+      <w:numFmt w:val="bullet"/>
+      <w:lvlText w:val=""/>
+      <w:lvlJc w:val="left"/>
+      <w:pPr>
+        <w:ind w:left="2880" w:hanging="360"/>
+      </w:pPr>
+      <w:rPr>
+        <w:rFonts w:ascii="Symbol" w:hAnsi="Symbol" w:hint="default"/>
+      </w:rPr>
+    </w:lvl>
+    <w:lvl w:ilvl="4" w:tplc="0C0A0003" w:tentative="1">
+      <w:start w:val="1"/>
+      <w:numFmt w:val="bullet"/>
+      <w:lvlText w:val="o"/>
+      <w:lvlJc w:val="left"/>
+      <w:pPr>
+        <w:ind w:left="3600" w:hanging="360"/>
+      </w:pPr>
+      <w:rPr>
+        <w:rFonts w:ascii="Courier New" w:hAnsi="Courier New" w:cs="Courier New" w:hint="default"/>
+      </w:rPr>
+    </w:lvl>
+    <w:lvl w:ilvl="5" w:tplc="0C0A0005" w:tentative="1">
+      <w:start w:val="1"/>
+      <w:numFmt w:val="bullet"/>
+      <w:lvlText w:val=""/>
+      <w:lvlJc w:val="left"/>
+      <w:pPr>
+        <w:ind w:left="4320" w:hanging="360"/>
+      </w:pPr>
+      <w:rPr>
+        <w:rFonts w:ascii="Wingdings" w:hAnsi="Wingdings" w:hint="default"/>
+      </w:rPr>
+    </w:lvl>
+    <w:lvl w:ilvl="6" w:tplc="0C0A0001" w:tentative="1">
+      <w:start w:val="1"/>
+      <w:numFmt w:val="bullet"/>
+      <w:lvlText w:val=""/>
+      <w:lvlJc w:val="left"/>
+      <w:pPr>
+        <w:ind w:left="5040" w:hanging="360"/>
+      </w:pPr>
+      <w:rPr>
+        <w:rFonts w:ascii="Symbol" w:hAnsi="Symbol" w:hint="default"/>
+      </w:rPr>
+    </w:lvl>
+    <w:lvl w:ilvl="7" w:tplc="0C0A0003" w:tentative="1">
+      <w:start w:val="1"/>
+      <w:numFmt w:val="bullet"/>
+      <w:lvlText w:val="o"/>
+      <w:lvlJc w:val="left"/>
+      <w:pPr>
+        <w:ind w:left="5760" w:hanging="360"/>
+      </w:pPr>
+      <w:rPr>
+        <w:rFonts w:ascii="Courier New" w:hAnsi="Courier New" w:cs="Courier New" w:hint="default"/>
+      </w:rPr>
+    </w:lvl>
+    <w:lvl w:ilvl="8" w:tplc="0C0A0005" w:tentative="1">
+      <w:start w:val="1"/>
+      <w:numFmt w:val="bullet"/>
+      <w:lvlText w:val=""/>
+      <w:lvlJc w:val="left"/>
+      <w:pPr>
+        <w:ind w:left="6480" w:hanging="360"/>
+      </w:pPr>
+      <w:rPr>
+        <w:rFonts w:ascii="Wingdings" w:hAnsi="Wingdings" w:hint="default"/>
+      </w:rPr>
+    </w:lvl>
+  </w:abstractNum>
+  <w:abstractNum w:abstractNumId="10" w15:restartNumberingAfterBreak="0">
+    <w:nsid w:val="22537B57"/>
+    <w:multiLevelType w:val="hybridMultilevel"/>
+    <w:tmpl w:val="2536FD40"/>
+    <w:lvl w:ilvl="0" w:tplc="0C0A0001">
+      <w:start w:val="1"/>
+      <w:numFmt w:val="bullet"/>
+      <w:lvlText w:val=""/>
+      <w:lvlJc w:val="left"/>
+      <w:pPr>
+        <w:ind w:left="720" w:hanging="360"/>
+      </w:pPr>
+      <w:rPr>
+        <w:rFonts w:ascii="Symbol" w:hAnsi="Symbol" w:hint="default"/>
+      </w:rPr>
+    </w:lvl>
+    <w:lvl w:ilvl="1" w:tplc="0C0A0003" w:tentative="1">
+      <w:start w:val="1"/>
+      <w:numFmt w:val="bullet"/>
+      <w:lvlText w:val="o"/>
+      <w:lvlJc w:val="left"/>
+      <w:pPr>
+        <w:ind w:left="1440" w:hanging="360"/>
+      </w:pPr>
+      <w:rPr>
+        <w:rFonts w:ascii="Courier New" w:hAnsi="Courier New" w:cs="Courier New" w:hint="default"/>
+      </w:rPr>
+    </w:lvl>
+    <w:lvl w:ilvl="2" w:tplc="0C0A0005" w:tentative="1">
+      <w:start w:val="1"/>
+      <w:numFmt w:val="bullet"/>
+      <w:lvlText w:val=""/>
+      <w:lvlJc w:val="left"/>
+      <w:pPr>
+        <w:ind w:left="2160" w:hanging="360"/>
+      </w:pPr>
+      <w:rPr>
+        <w:rFonts w:ascii="Wingdings" w:hAnsi="Wingdings" w:hint="default"/>
+      </w:rPr>
+    </w:lvl>
+    <w:lvl w:ilvl="3" w:tplc="0C0A0001" w:tentative="1">
+      <w:start w:val="1"/>
+      <w:numFmt w:val="bullet"/>
+      <w:lvlText w:val=""/>
+      <w:lvlJc w:val="left"/>
+      <w:pPr>
+        <w:ind w:left="2880" w:hanging="360"/>
+      </w:pPr>
+      <w:rPr>
+        <w:rFonts w:ascii="Symbol" w:hAnsi="Symbol" w:hint="default"/>
+      </w:rPr>
+    </w:lvl>
+    <w:lvl w:ilvl="4" w:tplc="0C0A0003" w:tentative="1">
+      <w:start w:val="1"/>
+      <w:numFmt w:val="bullet"/>
+      <w:lvlText w:val="o"/>
+      <w:lvlJc w:val="left"/>
+      <w:pPr>
+        <w:ind w:left="3600" w:hanging="360"/>
+      </w:pPr>
+      <w:rPr>
+        <w:rFonts w:ascii="Courier New" w:hAnsi="Courier New" w:cs="Courier New" w:hint="default"/>
+      </w:rPr>
+    </w:lvl>
+    <w:lvl w:ilvl="5" w:tplc="0C0A0005" w:tentative="1">
+      <w:start w:val="1"/>
+      <w:numFmt w:val="bullet"/>
+      <w:lvlText w:val=""/>
+      <w:lvlJc w:val="left"/>
+      <w:pPr>
+        <w:ind w:left="4320" w:hanging="360"/>
+      </w:pPr>
+      <w:rPr>
+        <w:rFonts w:ascii="Wingdings" w:hAnsi="Wingdings" w:hint="default"/>
+      </w:rPr>
+    </w:lvl>
+    <w:lvl w:ilvl="6" w:tplc="0C0A0001" w:tentative="1">
+      <w:start w:val="1"/>
+      <w:numFmt w:val="bullet"/>
+      <w:lvlText w:val=""/>
+      <w:lvlJc w:val="left"/>
+      <w:pPr>
+        <w:ind w:left="5040" w:hanging="360"/>
+      </w:pPr>
+      <w:rPr>
+        <w:rFonts w:ascii="Symbol" w:hAnsi="Symbol" w:hint="default"/>
+      </w:rPr>
+    </w:lvl>
+    <w:lvl w:ilvl="7" w:tplc="0C0A0003" w:tentative="1">
+      <w:start w:val="1"/>
+      <w:numFmt w:val="bullet"/>
+      <w:lvlText w:val="o"/>
+      <w:lvlJc w:val="left"/>
+      <w:pPr>
+        <w:ind w:left="5760" w:hanging="360"/>
+      </w:pPr>
+      <w:rPr>
+        <w:rFonts w:ascii="Courier New" w:hAnsi="Courier New" w:cs="Courier New" w:hint="default"/>
+      </w:rPr>
+    </w:lvl>
+    <w:lvl w:ilvl="8" w:tplc="0C0A0005" w:tentative="1">
+      <w:start w:val="1"/>
+      <w:numFmt w:val="bullet"/>
+      <w:lvlText w:val=""/>
+      <w:lvlJc w:val="left"/>
+      <w:pPr>
+        <w:ind w:left="6480" w:hanging="360"/>
+      </w:pPr>
+      <w:rPr>
+        <w:rFonts w:ascii="Wingdings" w:hAnsi="Wingdings" w:hint="default"/>
+      </w:rPr>
+    </w:lvl>
+  </w:abstractNum>
+  <w:abstractNum w:abstractNumId="11" w15:restartNumberingAfterBreak="0">
+    <w:nsid w:val="261F1C5F"/>
+    <w:multiLevelType w:val="hybridMultilevel"/>
+    <w:tmpl w:val="FA7AD5CE"/>
+    <w:lvl w:ilvl="0" w:tplc="0C0A0001">
+      <w:start w:val="1"/>
+      <w:numFmt w:val="bullet"/>
+      <w:lvlText w:val=""/>
+      <w:lvlJc w:val="left"/>
+      <w:pPr>
+        <w:ind w:left="720" w:hanging="360"/>
+      </w:pPr>
+      <w:rPr>
+        <w:rFonts w:ascii="Symbol" w:hAnsi="Symbol" w:hint="default"/>
+      </w:rPr>
+    </w:lvl>
+    <w:lvl w:ilvl="1" w:tplc="0C0A0003" w:tentative="1">
+      <w:start w:val="1"/>
+      <w:numFmt w:val="bullet"/>
+      <w:lvlText w:val="o"/>
+      <w:lvlJc w:val="left"/>
+      <w:pPr>
+        <w:ind w:left="1440" w:hanging="360"/>
+      </w:pPr>
+      <w:rPr>
+        <w:rFonts w:ascii="Courier New" w:hAnsi="Courier New" w:cs="Courier New" w:hint="default"/>
+      </w:rPr>
+    </w:lvl>
+    <w:lvl w:ilvl="2" w:tplc="0C0A0005" w:tentative="1">
+      <w:start w:val="1"/>
+      <w:numFmt w:val="bullet"/>
+      <w:lvlText w:val=""/>
+      <w:lvlJc w:val="left"/>
+      <w:pPr>
+        <w:ind w:left="2160" w:hanging="360"/>
+      </w:pPr>
+      <w:rPr>
+        <w:rFonts w:ascii="Wingdings" w:hAnsi="Wingdings" w:hint="default"/>
+      </w:rPr>
+    </w:lvl>
+    <w:lvl w:ilvl="3" w:tplc="0C0A0001" w:tentative="1">
+      <w:start w:val="1"/>
+      <w:numFmt w:val="bullet"/>
+      <w:lvlText w:val=""/>
+      <w:lvlJc w:val="left"/>
+      <w:pPr>
+        <w:ind w:left="2880" w:hanging="360"/>
+      </w:pPr>
+      <w:rPr>
+        <w:rFonts w:ascii="Symbol" w:hAnsi="Symbol" w:hint="default"/>
+      </w:rPr>
+    </w:lvl>
+    <w:lvl w:ilvl="4" w:tplc="0C0A0003" w:tentative="1">
+      <w:start w:val="1"/>
+      <w:numFmt w:val="bullet"/>
+      <w:lvlText w:val="o"/>
+      <w:lvlJc w:val="left"/>
+      <w:pPr>
+        <w:ind w:left="3600" w:hanging="360"/>
+      </w:pPr>
+      <w:rPr>
+        <w:rFonts w:ascii="Courier New" w:hAnsi="Courier New" w:cs="Courier New" w:hint="default"/>
+      </w:rPr>
+    </w:lvl>
+    <w:lvl w:ilvl="5" w:tplc="0C0A0005" w:tentative="1">
+      <w:start w:val="1"/>
+      <w:numFmt w:val="bullet"/>
+      <w:lvlText w:val=""/>
+      <w:lvlJc w:val="left"/>
+      <w:pPr>
+        <w:ind w:left="4320" w:hanging="360"/>
+      </w:pPr>
+      <w:rPr>
+        <w:rFonts w:ascii="Wingdings" w:hAnsi="Wingdings" w:hint="default"/>
+      </w:rPr>
+    </w:lvl>
+    <w:lvl w:ilvl="6" w:tplc="0C0A0001" w:tentative="1">
+      <w:start w:val="1"/>
+      <w:numFmt w:val="bullet"/>
+      <w:lvlText w:val=""/>
+      <w:lvlJc w:val="left"/>
+      <w:pPr>
+        <w:ind w:left="5040" w:hanging="360"/>
+      </w:pPr>
+      <w:rPr>
+        <w:rFonts w:ascii="Symbol" w:hAnsi="Symbol" w:hint="default"/>
+      </w:rPr>
+    </w:lvl>
+    <w:lvl w:ilvl="7" w:tplc="0C0A0003" w:tentative="1">
+      <w:start w:val="1"/>
+      <w:numFmt w:val="bullet"/>
+      <w:lvlText w:val="o"/>
+      <w:lvlJc w:val="left"/>
+      <w:pPr>
+        <w:ind w:left="5760" w:hanging="360"/>
+      </w:pPr>
+      <w:rPr>
+        <w:rFonts w:ascii="Courier New" w:hAnsi="Courier New" w:cs="Courier New" w:hint="default"/>
+      </w:rPr>
+    </w:lvl>
+    <w:lvl w:ilvl="8" w:tplc="0C0A0005" w:tentative="1">
+      <w:start w:val="1"/>
+      <w:numFmt w:val="bullet"/>
+      <w:lvlText w:val=""/>
+      <w:lvlJc w:val="left"/>
+      <w:pPr>
+        <w:ind w:left="6480" w:hanging="360"/>
+      </w:pPr>
+      <w:rPr>
+        <w:rFonts w:ascii="Wingdings" w:hAnsi="Wingdings" w:hint="default"/>
+      </w:rPr>
+    </w:lvl>
+  </w:abstractNum>
+  <w:abstractNum w:abstractNumId="12" w15:restartNumberingAfterBreak="0">
     <w:nsid w:val="27175711"/>
     <w:multiLevelType w:val="hybridMultilevel"/>
     <w:tmpl w:val="FF18C966"/>
@@ -990,17 +3860,1900 @@
       </w:rPr>
     </w:lvl>
   </w:abstractNum>
+  <w:abstractNum w:abstractNumId="13" w15:restartNumberingAfterBreak="0">
+    <w:nsid w:val="2F3360D8"/>
+    <w:multiLevelType w:val="hybridMultilevel"/>
+    <w:tmpl w:val="086C68BC"/>
+    <w:lvl w:ilvl="0" w:tplc="0C0A0001">
+      <w:start w:val="1"/>
+      <w:numFmt w:val="bullet"/>
+      <w:lvlText w:val=""/>
+      <w:lvlJc w:val="left"/>
+      <w:pPr>
+        <w:ind w:left="720" w:hanging="360"/>
+      </w:pPr>
+      <w:rPr>
+        <w:rFonts w:ascii="Symbol" w:hAnsi="Symbol" w:hint="default"/>
+      </w:rPr>
+    </w:lvl>
+    <w:lvl w:ilvl="1" w:tplc="0C0A0003" w:tentative="1">
+      <w:start w:val="1"/>
+      <w:numFmt w:val="bullet"/>
+      <w:lvlText w:val="o"/>
+      <w:lvlJc w:val="left"/>
+      <w:pPr>
+        <w:ind w:left="1440" w:hanging="360"/>
+      </w:pPr>
+      <w:rPr>
+        <w:rFonts w:ascii="Courier New" w:hAnsi="Courier New" w:cs="Courier New" w:hint="default"/>
+      </w:rPr>
+    </w:lvl>
+    <w:lvl w:ilvl="2" w:tplc="0C0A0005" w:tentative="1">
+      <w:start w:val="1"/>
+      <w:numFmt w:val="bullet"/>
+      <w:lvlText w:val=""/>
+      <w:lvlJc w:val="left"/>
+      <w:pPr>
+        <w:ind w:left="2160" w:hanging="360"/>
+      </w:pPr>
+      <w:rPr>
+        <w:rFonts w:ascii="Wingdings" w:hAnsi="Wingdings" w:hint="default"/>
+      </w:rPr>
+    </w:lvl>
+    <w:lvl w:ilvl="3" w:tplc="0C0A0001" w:tentative="1">
+      <w:start w:val="1"/>
+      <w:numFmt w:val="bullet"/>
+      <w:lvlText w:val=""/>
+      <w:lvlJc w:val="left"/>
+      <w:pPr>
+        <w:ind w:left="2880" w:hanging="360"/>
+      </w:pPr>
+      <w:rPr>
+        <w:rFonts w:ascii="Symbol" w:hAnsi="Symbol" w:hint="default"/>
+      </w:rPr>
+    </w:lvl>
+    <w:lvl w:ilvl="4" w:tplc="0C0A0003" w:tentative="1">
+      <w:start w:val="1"/>
+      <w:numFmt w:val="bullet"/>
+      <w:lvlText w:val="o"/>
+      <w:lvlJc w:val="left"/>
+      <w:pPr>
+        <w:ind w:left="3600" w:hanging="360"/>
+      </w:pPr>
+      <w:rPr>
+        <w:rFonts w:ascii="Courier New" w:hAnsi="Courier New" w:cs="Courier New" w:hint="default"/>
+      </w:rPr>
+    </w:lvl>
+    <w:lvl w:ilvl="5" w:tplc="0C0A0005" w:tentative="1">
+      <w:start w:val="1"/>
+      <w:numFmt w:val="bullet"/>
+      <w:lvlText w:val=""/>
+      <w:lvlJc w:val="left"/>
+      <w:pPr>
+        <w:ind w:left="4320" w:hanging="360"/>
+      </w:pPr>
+      <w:rPr>
+        <w:rFonts w:ascii="Wingdings" w:hAnsi="Wingdings" w:hint="default"/>
+      </w:rPr>
+    </w:lvl>
+    <w:lvl w:ilvl="6" w:tplc="0C0A0001" w:tentative="1">
+      <w:start w:val="1"/>
+      <w:numFmt w:val="bullet"/>
+      <w:lvlText w:val=""/>
+      <w:lvlJc w:val="left"/>
+      <w:pPr>
+        <w:ind w:left="5040" w:hanging="360"/>
+      </w:pPr>
+      <w:rPr>
+        <w:rFonts w:ascii="Symbol" w:hAnsi="Symbol" w:hint="default"/>
+      </w:rPr>
+    </w:lvl>
+    <w:lvl w:ilvl="7" w:tplc="0C0A0003" w:tentative="1">
+      <w:start w:val="1"/>
+      <w:numFmt w:val="bullet"/>
+      <w:lvlText w:val="o"/>
+      <w:lvlJc w:val="left"/>
+      <w:pPr>
+        <w:ind w:left="5760" w:hanging="360"/>
+      </w:pPr>
+      <w:rPr>
+        <w:rFonts w:ascii="Courier New" w:hAnsi="Courier New" w:cs="Courier New" w:hint="default"/>
+      </w:rPr>
+    </w:lvl>
+    <w:lvl w:ilvl="8" w:tplc="0C0A0005" w:tentative="1">
+      <w:start w:val="1"/>
+      <w:numFmt w:val="bullet"/>
+      <w:lvlText w:val=""/>
+      <w:lvlJc w:val="left"/>
+      <w:pPr>
+        <w:ind w:left="6480" w:hanging="360"/>
+      </w:pPr>
+      <w:rPr>
+        <w:rFonts w:ascii="Wingdings" w:hAnsi="Wingdings" w:hint="default"/>
+      </w:rPr>
+    </w:lvl>
+  </w:abstractNum>
+  <w:abstractNum w:abstractNumId="14" w15:restartNumberingAfterBreak="0">
+    <w:nsid w:val="2FAE6BED"/>
+    <w:multiLevelType w:val="hybridMultilevel"/>
+    <w:tmpl w:val="C85AC28C"/>
+    <w:lvl w:ilvl="0" w:tplc="0C0A0001">
+      <w:start w:val="1"/>
+      <w:numFmt w:val="bullet"/>
+      <w:lvlText w:val=""/>
+      <w:lvlJc w:val="left"/>
+      <w:pPr>
+        <w:ind w:left="720" w:hanging="360"/>
+      </w:pPr>
+      <w:rPr>
+        <w:rFonts w:ascii="Symbol" w:hAnsi="Symbol" w:hint="default"/>
+      </w:rPr>
+    </w:lvl>
+    <w:lvl w:ilvl="1" w:tplc="0C0A0003" w:tentative="1">
+      <w:start w:val="1"/>
+      <w:numFmt w:val="bullet"/>
+      <w:lvlText w:val="o"/>
+      <w:lvlJc w:val="left"/>
+      <w:pPr>
+        <w:ind w:left="1440" w:hanging="360"/>
+      </w:pPr>
+      <w:rPr>
+        <w:rFonts w:ascii="Courier New" w:hAnsi="Courier New" w:cs="Courier New" w:hint="default"/>
+      </w:rPr>
+    </w:lvl>
+    <w:lvl w:ilvl="2" w:tplc="0C0A0005" w:tentative="1">
+      <w:start w:val="1"/>
+      <w:numFmt w:val="bullet"/>
+      <w:lvlText w:val=""/>
+      <w:lvlJc w:val="left"/>
+      <w:pPr>
+        <w:ind w:left="2160" w:hanging="360"/>
+      </w:pPr>
+      <w:rPr>
+        <w:rFonts w:ascii="Wingdings" w:hAnsi="Wingdings" w:hint="default"/>
+      </w:rPr>
+    </w:lvl>
+    <w:lvl w:ilvl="3" w:tplc="0C0A0001" w:tentative="1">
+      <w:start w:val="1"/>
+      <w:numFmt w:val="bullet"/>
+      <w:lvlText w:val=""/>
+      <w:lvlJc w:val="left"/>
+      <w:pPr>
+        <w:ind w:left="2880" w:hanging="360"/>
+      </w:pPr>
+      <w:rPr>
+        <w:rFonts w:ascii="Symbol" w:hAnsi="Symbol" w:hint="default"/>
+      </w:rPr>
+    </w:lvl>
+    <w:lvl w:ilvl="4" w:tplc="0C0A0003" w:tentative="1">
+      <w:start w:val="1"/>
+      <w:numFmt w:val="bullet"/>
+      <w:lvlText w:val="o"/>
+      <w:lvlJc w:val="left"/>
+      <w:pPr>
+        <w:ind w:left="3600" w:hanging="360"/>
+      </w:pPr>
+      <w:rPr>
+        <w:rFonts w:ascii="Courier New" w:hAnsi="Courier New" w:cs="Courier New" w:hint="default"/>
+      </w:rPr>
+    </w:lvl>
+    <w:lvl w:ilvl="5" w:tplc="0C0A0005" w:tentative="1">
+      <w:start w:val="1"/>
+      <w:numFmt w:val="bullet"/>
+      <w:lvlText w:val=""/>
+      <w:lvlJc w:val="left"/>
+      <w:pPr>
+        <w:ind w:left="4320" w:hanging="360"/>
+      </w:pPr>
+      <w:rPr>
+        <w:rFonts w:ascii="Wingdings" w:hAnsi="Wingdings" w:hint="default"/>
+      </w:rPr>
+    </w:lvl>
+    <w:lvl w:ilvl="6" w:tplc="0C0A0001" w:tentative="1">
+      <w:start w:val="1"/>
+      <w:numFmt w:val="bullet"/>
+      <w:lvlText w:val=""/>
+      <w:lvlJc w:val="left"/>
+      <w:pPr>
+        <w:ind w:left="5040" w:hanging="360"/>
+      </w:pPr>
+      <w:rPr>
+        <w:rFonts w:ascii="Symbol" w:hAnsi="Symbol" w:hint="default"/>
+      </w:rPr>
+    </w:lvl>
+    <w:lvl w:ilvl="7" w:tplc="0C0A0003" w:tentative="1">
+      <w:start w:val="1"/>
+      <w:numFmt w:val="bullet"/>
+      <w:lvlText w:val="o"/>
+      <w:lvlJc w:val="left"/>
+      <w:pPr>
+        <w:ind w:left="5760" w:hanging="360"/>
+      </w:pPr>
+      <w:rPr>
+        <w:rFonts w:ascii="Courier New" w:hAnsi="Courier New" w:cs="Courier New" w:hint="default"/>
+      </w:rPr>
+    </w:lvl>
+    <w:lvl w:ilvl="8" w:tplc="0C0A0005" w:tentative="1">
+      <w:start w:val="1"/>
+      <w:numFmt w:val="bullet"/>
+      <w:lvlText w:val=""/>
+      <w:lvlJc w:val="left"/>
+      <w:pPr>
+        <w:ind w:left="6480" w:hanging="360"/>
+      </w:pPr>
+      <w:rPr>
+        <w:rFonts w:ascii="Wingdings" w:hAnsi="Wingdings" w:hint="default"/>
+      </w:rPr>
+    </w:lvl>
+  </w:abstractNum>
+  <w:abstractNum w:abstractNumId="15" w15:restartNumberingAfterBreak="0">
+    <w:nsid w:val="315135C9"/>
+    <w:multiLevelType w:val="hybridMultilevel"/>
+    <w:tmpl w:val="1B109356"/>
+    <w:lvl w:ilvl="0" w:tplc="0C0A0001">
+      <w:start w:val="1"/>
+      <w:numFmt w:val="bullet"/>
+      <w:lvlText w:val=""/>
+      <w:lvlJc w:val="left"/>
+      <w:pPr>
+        <w:ind w:left="720" w:hanging="360"/>
+      </w:pPr>
+      <w:rPr>
+        <w:rFonts w:ascii="Symbol" w:hAnsi="Symbol" w:hint="default"/>
+      </w:rPr>
+    </w:lvl>
+    <w:lvl w:ilvl="1" w:tplc="0C0A0003" w:tentative="1">
+      <w:start w:val="1"/>
+      <w:numFmt w:val="bullet"/>
+      <w:lvlText w:val="o"/>
+      <w:lvlJc w:val="left"/>
+      <w:pPr>
+        <w:ind w:left="1440" w:hanging="360"/>
+      </w:pPr>
+      <w:rPr>
+        <w:rFonts w:ascii="Courier New" w:hAnsi="Courier New" w:cs="Courier New" w:hint="default"/>
+      </w:rPr>
+    </w:lvl>
+    <w:lvl w:ilvl="2" w:tplc="0C0A0005" w:tentative="1">
+      <w:start w:val="1"/>
+      <w:numFmt w:val="bullet"/>
+      <w:lvlText w:val=""/>
+      <w:lvlJc w:val="left"/>
+      <w:pPr>
+        <w:ind w:left="2160" w:hanging="360"/>
+      </w:pPr>
+      <w:rPr>
+        <w:rFonts w:ascii="Wingdings" w:hAnsi="Wingdings" w:hint="default"/>
+      </w:rPr>
+    </w:lvl>
+    <w:lvl w:ilvl="3" w:tplc="0C0A0001" w:tentative="1">
+      <w:start w:val="1"/>
+      <w:numFmt w:val="bullet"/>
+      <w:lvlText w:val=""/>
+      <w:lvlJc w:val="left"/>
+      <w:pPr>
+        <w:ind w:left="2880" w:hanging="360"/>
+      </w:pPr>
+      <w:rPr>
+        <w:rFonts w:ascii="Symbol" w:hAnsi="Symbol" w:hint="default"/>
+      </w:rPr>
+    </w:lvl>
+    <w:lvl w:ilvl="4" w:tplc="0C0A0003" w:tentative="1">
+      <w:start w:val="1"/>
+      <w:numFmt w:val="bullet"/>
+      <w:lvlText w:val="o"/>
+      <w:lvlJc w:val="left"/>
+      <w:pPr>
+        <w:ind w:left="3600" w:hanging="360"/>
+      </w:pPr>
+      <w:rPr>
+        <w:rFonts w:ascii="Courier New" w:hAnsi="Courier New" w:cs="Courier New" w:hint="default"/>
+      </w:rPr>
+    </w:lvl>
+    <w:lvl w:ilvl="5" w:tplc="0C0A0005" w:tentative="1">
+      <w:start w:val="1"/>
+      <w:numFmt w:val="bullet"/>
+      <w:lvlText w:val=""/>
+      <w:lvlJc w:val="left"/>
+      <w:pPr>
+        <w:ind w:left="4320" w:hanging="360"/>
+      </w:pPr>
+      <w:rPr>
+        <w:rFonts w:ascii="Wingdings" w:hAnsi="Wingdings" w:hint="default"/>
+      </w:rPr>
+    </w:lvl>
+    <w:lvl w:ilvl="6" w:tplc="0C0A0001" w:tentative="1">
+      <w:start w:val="1"/>
+      <w:numFmt w:val="bullet"/>
+      <w:lvlText w:val=""/>
+      <w:lvlJc w:val="left"/>
+      <w:pPr>
+        <w:ind w:left="5040" w:hanging="360"/>
+      </w:pPr>
+      <w:rPr>
+        <w:rFonts w:ascii="Symbol" w:hAnsi="Symbol" w:hint="default"/>
+      </w:rPr>
+    </w:lvl>
+    <w:lvl w:ilvl="7" w:tplc="0C0A0003" w:tentative="1">
+      <w:start w:val="1"/>
+      <w:numFmt w:val="bullet"/>
+      <w:lvlText w:val="o"/>
+      <w:lvlJc w:val="left"/>
+      <w:pPr>
+        <w:ind w:left="5760" w:hanging="360"/>
+      </w:pPr>
+      <w:rPr>
+        <w:rFonts w:ascii="Courier New" w:hAnsi="Courier New" w:cs="Courier New" w:hint="default"/>
+      </w:rPr>
+    </w:lvl>
+    <w:lvl w:ilvl="8" w:tplc="0C0A0005" w:tentative="1">
+      <w:start w:val="1"/>
+      <w:numFmt w:val="bullet"/>
+      <w:lvlText w:val=""/>
+      <w:lvlJc w:val="left"/>
+      <w:pPr>
+        <w:ind w:left="6480" w:hanging="360"/>
+      </w:pPr>
+      <w:rPr>
+        <w:rFonts w:ascii="Wingdings" w:hAnsi="Wingdings" w:hint="default"/>
+      </w:rPr>
+    </w:lvl>
+  </w:abstractNum>
+  <w:abstractNum w:abstractNumId="16" w15:restartNumberingAfterBreak="0">
+    <w:nsid w:val="33FA4805"/>
+    <w:multiLevelType w:val="hybridMultilevel"/>
+    <w:tmpl w:val="72F23214"/>
+    <w:lvl w:ilvl="0" w:tplc="0C0A0001">
+      <w:start w:val="1"/>
+      <w:numFmt w:val="bullet"/>
+      <w:lvlText w:val=""/>
+      <w:lvlJc w:val="left"/>
+      <w:pPr>
+        <w:ind w:left="720" w:hanging="360"/>
+      </w:pPr>
+      <w:rPr>
+        <w:rFonts w:ascii="Symbol" w:hAnsi="Symbol" w:hint="default"/>
+      </w:rPr>
+    </w:lvl>
+    <w:lvl w:ilvl="1" w:tplc="0C0A0003" w:tentative="1">
+      <w:start w:val="1"/>
+      <w:numFmt w:val="bullet"/>
+      <w:lvlText w:val="o"/>
+      <w:lvlJc w:val="left"/>
+      <w:pPr>
+        <w:ind w:left="1440" w:hanging="360"/>
+      </w:pPr>
+      <w:rPr>
+        <w:rFonts w:ascii="Courier New" w:hAnsi="Courier New" w:cs="Courier New" w:hint="default"/>
+      </w:rPr>
+    </w:lvl>
+    <w:lvl w:ilvl="2" w:tplc="0C0A0005" w:tentative="1">
+      <w:start w:val="1"/>
+      <w:numFmt w:val="bullet"/>
+      <w:lvlText w:val=""/>
+      <w:lvlJc w:val="left"/>
+      <w:pPr>
+        <w:ind w:left="2160" w:hanging="360"/>
+      </w:pPr>
+      <w:rPr>
+        <w:rFonts w:ascii="Wingdings" w:hAnsi="Wingdings" w:hint="default"/>
+      </w:rPr>
+    </w:lvl>
+    <w:lvl w:ilvl="3" w:tplc="0C0A0001" w:tentative="1">
+      <w:start w:val="1"/>
+      <w:numFmt w:val="bullet"/>
+      <w:lvlText w:val=""/>
+      <w:lvlJc w:val="left"/>
+      <w:pPr>
+        <w:ind w:left="2880" w:hanging="360"/>
+      </w:pPr>
+      <w:rPr>
+        <w:rFonts w:ascii="Symbol" w:hAnsi="Symbol" w:hint="default"/>
+      </w:rPr>
+    </w:lvl>
+    <w:lvl w:ilvl="4" w:tplc="0C0A0003" w:tentative="1">
+      <w:start w:val="1"/>
+      <w:numFmt w:val="bullet"/>
+      <w:lvlText w:val="o"/>
+      <w:lvlJc w:val="left"/>
+      <w:pPr>
+        <w:ind w:left="3600" w:hanging="360"/>
+      </w:pPr>
+      <w:rPr>
+        <w:rFonts w:ascii="Courier New" w:hAnsi="Courier New" w:cs="Courier New" w:hint="default"/>
+      </w:rPr>
+    </w:lvl>
+    <w:lvl w:ilvl="5" w:tplc="0C0A0005" w:tentative="1">
+      <w:start w:val="1"/>
+      <w:numFmt w:val="bullet"/>
+      <w:lvlText w:val=""/>
+      <w:lvlJc w:val="left"/>
+      <w:pPr>
+        <w:ind w:left="4320" w:hanging="360"/>
+      </w:pPr>
+      <w:rPr>
+        <w:rFonts w:ascii="Wingdings" w:hAnsi="Wingdings" w:hint="default"/>
+      </w:rPr>
+    </w:lvl>
+    <w:lvl w:ilvl="6" w:tplc="0C0A0001" w:tentative="1">
+      <w:start w:val="1"/>
+      <w:numFmt w:val="bullet"/>
+      <w:lvlText w:val=""/>
+      <w:lvlJc w:val="left"/>
+      <w:pPr>
+        <w:ind w:left="5040" w:hanging="360"/>
+      </w:pPr>
+      <w:rPr>
+        <w:rFonts w:ascii="Symbol" w:hAnsi="Symbol" w:hint="default"/>
+      </w:rPr>
+    </w:lvl>
+    <w:lvl w:ilvl="7" w:tplc="0C0A0003" w:tentative="1">
+      <w:start w:val="1"/>
+      <w:numFmt w:val="bullet"/>
+      <w:lvlText w:val="o"/>
+      <w:lvlJc w:val="left"/>
+      <w:pPr>
+        <w:ind w:left="5760" w:hanging="360"/>
+      </w:pPr>
+      <w:rPr>
+        <w:rFonts w:ascii="Courier New" w:hAnsi="Courier New" w:cs="Courier New" w:hint="default"/>
+      </w:rPr>
+    </w:lvl>
+    <w:lvl w:ilvl="8" w:tplc="0C0A0005" w:tentative="1">
+      <w:start w:val="1"/>
+      <w:numFmt w:val="bullet"/>
+      <w:lvlText w:val=""/>
+      <w:lvlJc w:val="left"/>
+      <w:pPr>
+        <w:ind w:left="6480" w:hanging="360"/>
+      </w:pPr>
+      <w:rPr>
+        <w:rFonts w:ascii="Wingdings" w:hAnsi="Wingdings" w:hint="default"/>
+      </w:rPr>
+    </w:lvl>
+  </w:abstractNum>
+  <w:abstractNum w:abstractNumId="17" w15:restartNumberingAfterBreak="0">
+    <w:nsid w:val="3B351900"/>
+    <w:multiLevelType w:val="hybridMultilevel"/>
+    <w:tmpl w:val="7E526F70"/>
+    <w:lvl w:ilvl="0" w:tplc="0C0A0001">
+      <w:start w:val="1"/>
+      <w:numFmt w:val="bullet"/>
+      <w:lvlText w:val=""/>
+      <w:lvlJc w:val="left"/>
+      <w:pPr>
+        <w:ind w:left="720" w:hanging="360"/>
+      </w:pPr>
+      <w:rPr>
+        <w:rFonts w:ascii="Symbol" w:hAnsi="Symbol" w:hint="default"/>
+      </w:rPr>
+    </w:lvl>
+    <w:lvl w:ilvl="1" w:tplc="0C0A0003" w:tentative="1">
+      <w:start w:val="1"/>
+      <w:numFmt w:val="bullet"/>
+      <w:lvlText w:val="o"/>
+      <w:lvlJc w:val="left"/>
+      <w:pPr>
+        <w:ind w:left="1440" w:hanging="360"/>
+      </w:pPr>
+      <w:rPr>
+        <w:rFonts w:ascii="Courier New" w:hAnsi="Courier New" w:cs="Courier New" w:hint="default"/>
+      </w:rPr>
+    </w:lvl>
+    <w:lvl w:ilvl="2" w:tplc="0C0A0005" w:tentative="1">
+      <w:start w:val="1"/>
+      <w:numFmt w:val="bullet"/>
+      <w:lvlText w:val=""/>
+      <w:lvlJc w:val="left"/>
+      <w:pPr>
+        <w:ind w:left="2160" w:hanging="360"/>
+      </w:pPr>
+      <w:rPr>
+        <w:rFonts w:ascii="Wingdings" w:hAnsi="Wingdings" w:hint="default"/>
+      </w:rPr>
+    </w:lvl>
+    <w:lvl w:ilvl="3" w:tplc="0C0A0001" w:tentative="1">
+      <w:start w:val="1"/>
+      <w:numFmt w:val="bullet"/>
+      <w:lvlText w:val=""/>
+      <w:lvlJc w:val="left"/>
+      <w:pPr>
+        <w:ind w:left="2880" w:hanging="360"/>
+      </w:pPr>
+      <w:rPr>
+        <w:rFonts w:ascii="Symbol" w:hAnsi="Symbol" w:hint="default"/>
+      </w:rPr>
+    </w:lvl>
+    <w:lvl w:ilvl="4" w:tplc="0C0A0003" w:tentative="1">
+      <w:start w:val="1"/>
+      <w:numFmt w:val="bullet"/>
+      <w:lvlText w:val="o"/>
+      <w:lvlJc w:val="left"/>
+      <w:pPr>
+        <w:ind w:left="3600" w:hanging="360"/>
+      </w:pPr>
+      <w:rPr>
+        <w:rFonts w:ascii="Courier New" w:hAnsi="Courier New" w:cs="Courier New" w:hint="default"/>
+      </w:rPr>
+    </w:lvl>
+    <w:lvl w:ilvl="5" w:tplc="0C0A0005" w:tentative="1">
+      <w:start w:val="1"/>
+      <w:numFmt w:val="bullet"/>
+      <w:lvlText w:val=""/>
+      <w:lvlJc w:val="left"/>
+      <w:pPr>
+        <w:ind w:left="4320" w:hanging="360"/>
+      </w:pPr>
+      <w:rPr>
+        <w:rFonts w:ascii="Wingdings" w:hAnsi="Wingdings" w:hint="default"/>
+      </w:rPr>
+    </w:lvl>
+    <w:lvl w:ilvl="6" w:tplc="0C0A0001" w:tentative="1">
+      <w:start w:val="1"/>
+      <w:numFmt w:val="bullet"/>
+      <w:lvlText w:val=""/>
+      <w:lvlJc w:val="left"/>
+      <w:pPr>
+        <w:ind w:left="5040" w:hanging="360"/>
+      </w:pPr>
+      <w:rPr>
+        <w:rFonts w:ascii="Symbol" w:hAnsi="Symbol" w:hint="default"/>
+      </w:rPr>
+    </w:lvl>
+    <w:lvl w:ilvl="7" w:tplc="0C0A0003" w:tentative="1">
+      <w:start w:val="1"/>
+      <w:numFmt w:val="bullet"/>
+      <w:lvlText w:val="o"/>
+      <w:lvlJc w:val="left"/>
+      <w:pPr>
+        <w:ind w:left="5760" w:hanging="360"/>
+      </w:pPr>
+      <w:rPr>
+        <w:rFonts w:ascii="Courier New" w:hAnsi="Courier New" w:cs="Courier New" w:hint="default"/>
+      </w:rPr>
+    </w:lvl>
+    <w:lvl w:ilvl="8" w:tplc="0C0A0005" w:tentative="1">
+      <w:start w:val="1"/>
+      <w:numFmt w:val="bullet"/>
+      <w:lvlText w:val=""/>
+      <w:lvlJc w:val="left"/>
+      <w:pPr>
+        <w:ind w:left="6480" w:hanging="360"/>
+      </w:pPr>
+      <w:rPr>
+        <w:rFonts w:ascii="Wingdings" w:hAnsi="Wingdings" w:hint="default"/>
+      </w:rPr>
+    </w:lvl>
+  </w:abstractNum>
+  <w:abstractNum w:abstractNumId="18" w15:restartNumberingAfterBreak="0">
+    <w:nsid w:val="3EAE5369"/>
+    <w:multiLevelType w:val="hybridMultilevel"/>
+    <w:tmpl w:val="408806F2"/>
+    <w:lvl w:ilvl="0" w:tplc="0C0A0001">
+      <w:start w:val="1"/>
+      <w:numFmt w:val="bullet"/>
+      <w:lvlText w:val=""/>
+      <w:lvlJc w:val="left"/>
+      <w:pPr>
+        <w:ind w:left="720" w:hanging="360"/>
+      </w:pPr>
+      <w:rPr>
+        <w:rFonts w:ascii="Symbol" w:hAnsi="Symbol" w:hint="default"/>
+      </w:rPr>
+    </w:lvl>
+    <w:lvl w:ilvl="1" w:tplc="0C0A0003" w:tentative="1">
+      <w:start w:val="1"/>
+      <w:numFmt w:val="bullet"/>
+      <w:lvlText w:val="o"/>
+      <w:lvlJc w:val="left"/>
+      <w:pPr>
+        <w:ind w:left="1440" w:hanging="360"/>
+      </w:pPr>
+      <w:rPr>
+        <w:rFonts w:ascii="Courier New" w:hAnsi="Courier New" w:cs="Courier New" w:hint="default"/>
+      </w:rPr>
+    </w:lvl>
+    <w:lvl w:ilvl="2" w:tplc="0C0A0005" w:tentative="1">
+      <w:start w:val="1"/>
+      <w:numFmt w:val="bullet"/>
+      <w:lvlText w:val=""/>
+      <w:lvlJc w:val="left"/>
+      <w:pPr>
+        <w:ind w:left="2160" w:hanging="360"/>
+      </w:pPr>
+      <w:rPr>
+        <w:rFonts w:ascii="Wingdings" w:hAnsi="Wingdings" w:hint="default"/>
+      </w:rPr>
+    </w:lvl>
+    <w:lvl w:ilvl="3" w:tplc="0C0A0001" w:tentative="1">
+      <w:start w:val="1"/>
+      <w:numFmt w:val="bullet"/>
+      <w:lvlText w:val=""/>
+      <w:lvlJc w:val="left"/>
+      <w:pPr>
+        <w:ind w:left="2880" w:hanging="360"/>
+      </w:pPr>
+      <w:rPr>
+        <w:rFonts w:ascii="Symbol" w:hAnsi="Symbol" w:hint="default"/>
+      </w:rPr>
+    </w:lvl>
+    <w:lvl w:ilvl="4" w:tplc="0C0A0003" w:tentative="1">
+      <w:start w:val="1"/>
+      <w:numFmt w:val="bullet"/>
+      <w:lvlText w:val="o"/>
+      <w:lvlJc w:val="left"/>
+      <w:pPr>
+        <w:ind w:left="3600" w:hanging="360"/>
+      </w:pPr>
+      <w:rPr>
+        <w:rFonts w:ascii="Courier New" w:hAnsi="Courier New" w:cs="Courier New" w:hint="default"/>
+      </w:rPr>
+    </w:lvl>
+    <w:lvl w:ilvl="5" w:tplc="0C0A0005" w:tentative="1">
+      <w:start w:val="1"/>
+      <w:numFmt w:val="bullet"/>
+      <w:lvlText w:val=""/>
+      <w:lvlJc w:val="left"/>
+      <w:pPr>
+        <w:ind w:left="4320" w:hanging="360"/>
+      </w:pPr>
+      <w:rPr>
+        <w:rFonts w:ascii="Wingdings" w:hAnsi="Wingdings" w:hint="default"/>
+      </w:rPr>
+    </w:lvl>
+    <w:lvl w:ilvl="6" w:tplc="0C0A0001" w:tentative="1">
+      <w:start w:val="1"/>
+      <w:numFmt w:val="bullet"/>
+      <w:lvlText w:val=""/>
+      <w:lvlJc w:val="left"/>
+      <w:pPr>
+        <w:ind w:left="5040" w:hanging="360"/>
+      </w:pPr>
+      <w:rPr>
+        <w:rFonts w:ascii="Symbol" w:hAnsi="Symbol" w:hint="default"/>
+      </w:rPr>
+    </w:lvl>
+    <w:lvl w:ilvl="7" w:tplc="0C0A0003" w:tentative="1">
+      <w:start w:val="1"/>
+      <w:numFmt w:val="bullet"/>
+      <w:lvlText w:val="o"/>
+      <w:lvlJc w:val="left"/>
+      <w:pPr>
+        <w:ind w:left="5760" w:hanging="360"/>
+      </w:pPr>
+      <w:rPr>
+        <w:rFonts w:ascii="Courier New" w:hAnsi="Courier New" w:cs="Courier New" w:hint="default"/>
+      </w:rPr>
+    </w:lvl>
+    <w:lvl w:ilvl="8" w:tplc="0C0A0005" w:tentative="1">
+      <w:start w:val="1"/>
+      <w:numFmt w:val="bullet"/>
+      <w:lvlText w:val=""/>
+      <w:lvlJc w:val="left"/>
+      <w:pPr>
+        <w:ind w:left="6480" w:hanging="360"/>
+      </w:pPr>
+      <w:rPr>
+        <w:rFonts w:ascii="Wingdings" w:hAnsi="Wingdings" w:hint="default"/>
+      </w:rPr>
+    </w:lvl>
+  </w:abstractNum>
+  <w:abstractNum w:abstractNumId="19" w15:restartNumberingAfterBreak="0">
+    <w:nsid w:val="42B85F10"/>
+    <w:multiLevelType w:val="hybridMultilevel"/>
+    <w:tmpl w:val="635E7886"/>
+    <w:lvl w:ilvl="0" w:tplc="0C0A0001">
+      <w:start w:val="1"/>
+      <w:numFmt w:val="bullet"/>
+      <w:lvlText w:val=""/>
+      <w:lvlJc w:val="left"/>
+      <w:pPr>
+        <w:ind w:left="720" w:hanging="360"/>
+      </w:pPr>
+      <w:rPr>
+        <w:rFonts w:ascii="Symbol" w:hAnsi="Symbol" w:hint="default"/>
+      </w:rPr>
+    </w:lvl>
+    <w:lvl w:ilvl="1" w:tplc="0C0A0003" w:tentative="1">
+      <w:start w:val="1"/>
+      <w:numFmt w:val="bullet"/>
+      <w:lvlText w:val="o"/>
+      <w:lvlJc w:val="left"/>
+      <w:pPr>
+        <w:ind w:left="1440" w:hanging="360"/>
+      </w:pPr>
+      <w:rPr>
+        <w:rFonts w:ascii="Courier New" w:hAnsi="Courier New" w:cs="Courier New" w:hint="default"/>
+      </w:rPr>
+    </w:lvl>
+    <w:lvl w:ilvl="2" w:tplc="0C0A0005" w:tentative="1">
+      <w:start w:val="1"/>
+      <w:numFmt w:val="bullet"/>
+      <w:lvlText w:val=""/>
+      <w:lvlJc w:val="left"/>
+      <w:pPr>
+        <w:ind w:left="2160" w:hanging="360"/>
+      </w:pPr>
+      <w:rPr>
+        <w:rFonts w:ascii="Wingdings" w:hAnsi="Wingdings" w:hint="default"/>
+      </w:rPr>
+    </w:lvl>
+    <w:lvl w:ilvl="3" w:tplc="0C0A0001" w:tentative="1">
+      <w:start w:val="1"/>
+      <w:numFmt w:val="bullet"/>
+      <w:lvlText w:val=""/>
+      <w:lvlJc w:val="left"/>
+      <w:pPr>
+        <w:ind w:left="2880" w:hanging="360"/>
+      </w:pPr>
+      <w:rPr>
+        <w:rFonts w:ascii="Symbol" w:hAnsi="Symbol" w:hint="default"/>
+      </w:rPr>
+    </w:lvl>
+    <w:lvl w:ilvl="4" w:tplc="0C0A0003" w:tentative="1">
+      <w:start w:val="1"/>
+      <w:numFmt w:val="bullet"/>
+      <w:lvlText w:val="o"/>
+      <w:lvlJc w:val="left"/>
+      <w:pPr>
+        <w:ind w:left="3600" w:hanging="360"/>
+      </w:pPr>
+      <w:rPr>
+        <w:rFonts w:ascii="Courier New" w:hAnsi="Courier New" w:cs="Courier New" w:hint="default"/>
+      </w:rPr>
+    </w:lvl>
+    <w:lvl w:ilvl="5" w:tplc="0C0A0005" w:tentative="1">
+      <w:start w:val="1"/>
+      <w:numFmt w:val="bullet"/>
+      <w:lvlText w:val=""/>
+      <w:lvlJc w:val="left"/>
+      <w:pPr>
+        <w:ind w:left="4320" w:hanging="360"/>
+      </w:pPr>
+      <w:rPr>
+        <w:rFonts w:ascii="Wingdings" w:hAnsi="Wingdings" w:hint="default"/>
+      </w:rPr>
+    </w:lvl>
+    <w:lvl w:ilvl="6" w:tplc="0C0A0001" w:tentative="1">
+      <w:start w:val="1"/>
+      <w:numFmt w:val="bullet"/>
+      <w:lvlText w:val=""/>
+      <w:lvlJc w:val="left"/>
+      <w:pPr>
+        <w:ind w:left="5040" w:hanging="360"/>
+      </w:pPr>
+      <w:rPr>
+        <w:rFonts w:ascii="Symbol" w:hAnsi="Symbol" w:hint="default"/>
+      </w:rPr>
+    </w:lvl>
+    <w:lvl w:ilvl="7" w:tplc="0C0A0003" w:tentative="1">
+      <w:start w:val="1"/>
+      <w:numFmt w:val="bullet"/>
+      <w:lvlText w:val="o"/>
+      <w:lvlJc w:val="left"/>
+      <w:pPr>
+        <w:ind w:left="5760" w:hanging="360"/>
+      </w:pPr>
+      <w:rPr>
+        <w:rFonts w:ascii="Courier New" w:hAnsi="Courier New" w:cs="Courier New" w:hint="default"/>
+      </w:rPr>
+    </w:lvl>
+    <w:lvl w:ilvl="8" w:tplc="0C0A0005" w:tentative="1">
+      <w:start w:val="1"/>
+      <w:numFmt w:val="bullet"/>
+      <w:lvlText w:val=""/>
+      <w:lvlJc w:val="left"/>
+      <w:pPr>
+        <w:ind w:left="6480" w:hanging="360"/>
+      </w:pPr>
+      <w:rPr>
+        <w:rFonts w:ascii="Wingdings" w:hAnsi="Wingdings" w:hint="default"/>
+      </w:rPr>
+    </w:lvl>
+  </w:abstractNum>
+  <w:abstractNum w:abstractNumId="20" w15:restartNumberingAfterBreak="0">
+    <w:nsid w:val="48BD3510"/>
+    <w:multiLevelType w:val="hybridMultilevel"/>
+    <w:tmpl w:val="AFACE8A2"/>
+    <w:lvl w:ilvl="0" w:tplc="0C0A0001">
+      <w:start w:val="1"/>
+      <w:numFmt w:val="bullet"/>
+      <w:lvlText w:val=""/>
+      <w:lvlJc w:val="left"/>
+      <w:pPr>
+        <w:ind w:left="720" w:hanging="360"/>
+      </w:pPr>
+      <w:rPr>
+        <w:rFonts w:ascii="Symbol" w:hAnsi="Symbol" w:hint="default"/>
+      </w:rPr>
+    </w:lvl>
+    <w:lvl w:ilvl="1" w:tplc="0C0A0003" w:tentative="1">
+      <w:start w:val="1"/>
+      <w:numFmt w:val="bullet"/>
+      <w:lvlText w:val="o"/>
+      <w:lvlJc w:val="left"/>
+      <w:pPr>
+        <w:ind w:left="1440" w:hanging="360"/>
+      </w:pPr>
+      <w:rPr>
+        <w:rFonts w:ascii="Courier New" w:hAnsi="Courier New" w:cs="Courier New" w:hint="default"/>
+      </w:rPr>
+    </w:lvl>
+    <w:lvl w:ilvl="2" w:tplc="0C0A0005" w:tentative="1">
+      <w:start w:val="1"/>
+      <w:numFmt w:val="bullet"/>
+      <w:lvlText w:val=""/>
+      <w:lvlJc w:val="left"/>
+      <w:pPr>
+        <w:ind w:left="2160" w:hanging="360"/>
+      </w:pPr>
+      <w:rPr>
+        <w:rFonts w:ascii="Wingdings" w:hAnsi="Wingdings" w:hint="default"/>
+      </w:rPr>
+    </w:lvl>
+    <w:lvl w:ilvl="3" w:tplc="0C0A0001" w:tentative="1">
+      <w:start w:val="1"/>
+      <w:numFmt w:val="bullet"/>
+      <w:lvlText w:val=""/>
+      <w:lvlJc w:val="left"/>
+      <w:pPr>
+        <w:ind w:left="2880" w:hanging="360"/>
+      </w:pPr>
+      <w:rPr>
+        <w:rFonts w:ascii="Symbol" w:hAnsi="Symbol" w:hint="default"/>
+      </w:rPr>
+    </w:lvl>
+    <w:lvl w:ilvl="4" w:tplc="0C0A0003" w:tentative="1">
+      <w:start w:val="1"/>
+      <w:numFmt w:val="bullet"/>
+      <w:lvlText w:val="o"/>
+      <w:lvlJc w:val="left"/>
+      <w:pPr>
+        <w:ind w:left="3600" w:hanging="360"/>
+      </w:pPr>
+      <w:rPr>
+        <w:rFonts w:ascii="Courier New" w:hAnsi="Courier New" w:cs="Courier New" w:hint="default"/>
+      </w:rPr>
+    </w:lvl>
+    <w:lvl w:ilvl="5" w:tplc="0C0A0005" w:tentative="1">
+      <w:start w:val="1"/>
+      <w:numFmt w:val="bullet"/>
+      <w:lvlText w:val=""/>
+      <w:lvlJc w:val="left"/>
+      <w:pPr>
+        <w:ind w:left="4320" w:hanging="360"/>
+      </w:pPr>
+      <w:rPr>
+        <w:rFonts w:ascii="Wingdings" w:hAnsi="Wingdings" w:hint="default"/>
+      </w:rPr>
+    </w:lvl>
+    <w:lvl w:ilvl="6" w:tplc="0C0A0001" w:tentative="1">
+      <w:start w:val="1"/>
+      <w:numFmt w:val="bullet"/>
+      <w:lvlText w:val=""/>
+      <w:lvlJc w:val="left"/>
+      <w:pPr>
+        <w:ind w:left="5040" w:hanging="360"/>
+      </w:pPr>
+      <w:rPr>
+        <w:rFonts w:ascii="Symbol" w:hAnsi="Symbol" w:hint="default"/>
+      </w:rPr>
+    </w:lvl>
+    <w:lvl w:ilvl="7" w:tplc="0C0A0003" w:tentative="1">
+      <w:start w:val="1"/>
+      <w:numFmt w:val="bullet"/>
+      <w:lvlText w:val="o"/>
+      <w:lvlJc w:val="left"/>
+      <w:pPr>
+        <w:ind w:left="5760" w:hanging="360"/>
+      </w:pPr>
+      <w:rPr>
+        <w:rFonts w:ascii="Courier New" w:hAnsi="Courier New" w:cs="Courier New" w:hint="default"/>
+      </w:rPr>
+    </w:lvl>
+    <w:lvl w:ilvl="8" w:tplc="0C0A0005" w:tentative="1">
+      <w:start w:val="1"/>
+      <w:numFmt w:val="bullet"/>
+      <w:lvlText w:val=""/>
+      <w:lvlJc w:val="left"/>
+      <w:pPr>
+        <w:ind w:left="6480" w:hanging="360"/>
+      </w:pPr>
+      <w:rPr>
+        <w:rFonts w:ascii="Wingdings" w:hAnsi="Wingdings" w:hint="default"/>
+      </w:rPr>
+    </w:lvl>
+  </w:abstractNum>
+  <w:abstractNum w:abstractNumId="21" w15:restartNumberingAfterBreak="0">
+    <w:nsid w:val="4E0679CB"/>
+    <w:multiLevelType w:val="hybridMultilevel"/>
+    <w:tmpl w:val="5B00802C"/>
+    <w:lvl w:ilvl="0" w:tplc="0C0A0001">
+      <w:start w:val="1"/>
+      <w:numFmt w:val="bullet"/>
+      <w:lvlText w:val=""/>
+      <w:lvlJc w:val="left"/>
+      <w:pPr>
+        <w:ind w:left="720" w:hanging="360"/>
+      </w:pPr>
+      <w:rPr>
+        <w:rFonts w:ascii="Symbol" w:hAnsi="Symbol" w:hint="default"/>
+      </w:rPr>
+    </w:lvl>
+    <w:lvl w:ilvl="1" w:tplc="0C0A0003" w:tentative="1">
+      <w:start w:val="1"/>
+      <w:numFmt w:val="bullet"/>
+      <w:lvlText w:val="o"/>
+      <w:lvlJc w:val="left"/>
+      <w:pPr>
+        <w:ind w:left="1440" w:hanging="360"/>
+      </w:pPr>
+      <w:rPr>
+        <w:rFonts w:ascii="Courier New" w:hAnsi="Courier New" w:cs="Courier New" w:hint="default"/>
+      </w:rPr>
+    </w:lvl>
+    <w:lvl w:ilvl="2" w:tplc="0C0A0005" w:tentative="1">
+      <w:start w:val="1"/>
+      <w:numFmt w:val="bullet"/>
+      <w:lvlText w:val=""/>
+      <w:lvlJc w:val="left"/>
+      <w:pPr>
+        <w:ind w:left="2160" w:hanging="360"/>
+      </w:pPr>
+      <w:rPr>
+        <w:rFonts w:ascii="Wingdings" w:hAnsi="Wingdings" w:hint="default"/>
+      </w:rPr>
+    </w:lvl>
+    <w:lvl w:ilvl="3" w:tplc="0C0A0001" w:tentative="1">
+      <w:start w:val="1"/>
+      <w:numFmt w:val="bullet"/>
+      <w:lvlText w:val=""/>
+      <w:lvlJc w:val="left"/>
+      <w:pPr>
+        <w:ind w:left="2880" w:hanging="360"/>
+      </w:pPr>
+      <w:rPr>
+        <w:rFonts w:ascii="Symbol" w:hAnsi="Symbol" w:hint="default"/>
+      </w:rPr>
+    </w:lvl>
+    <w:lvl w:ilvl="4" w:tplc="0C0A0003" w:tentative="1">
+      <w:start w:val="1"/>
+      <w:numFmt w:val="bullet"/>
+      <w:lvlText w:val="o"/>
+      <w:lvlJc w:val="left"/>
+      <w:pPr>
+        <w:ind w:left="3600" w:hanging="360"/>
+      </w:pPr>
+      <w:rPr>
+        <w:rFonts w:ascii="Courier New" w:hAnsi="Courier New" w:cs="Courier New" w:hint="default"/>
+      </w:rPr>
+    </w:lvl>
+    <w:lvl w:ilvl="5" w:tplc="0C0A0005" w:tentative="1">
+      <w:start w:val="1"/>
+      <w:numFmt w:val="bullet"/>
+      <w:lvlText w:val=""/>
+      <w:lvlJc w:val="left"/>
+      <w:pPr>
+        <w:ind w:left="4320" w:hanging="360"/>
+      </w:pPr>
+      <w:rPr>
+        <w:rFonts w:ascii="Wingdings" w:hAnsi="Wingdings" w:hint="default"/>
+      </w:rPr>
+    </w:lvl>
+    <w:lvl w:ilvl="6" w:tplc="0C0A0001" w:tentative="1">
+      <w:start w:val="1"/>
+      <w:numFmt w:val="bullet"/>
+      <w:lvlText w:val=""/>
+      <w:lvlJc w:val="left"/>
+      <w:pPr>
+        <w:ind w:left="5040" w:hanging="360"/>
+      </w:pPr>
+      <w:rPr>
+        <w:rFonts w:ascii="Symbol" w:hAnsi="Symbol" w:hint="default"/>
+      </w:rPr>
+    </w:lvl>
+    <w:lvl w:ilvl="7" w:tplc="0C0A0003" w:tentative="1">
+      <w:start w:val="1"/>
+      <w:numFmt w:val="bullet"/>
+      <w:lvlText w:val="o"/>
+      <w:lvlJc w:val="left"/>
+      <w:pPr>
+        <w:ind w:left="5760" w:hanging="360"/>
+      </w:pPr>
+      <w:rPr>
+        <w:rFonts w:ascii="Courier New" w:hAnsi="Courier New" w:cs="Courier New" w:hint="default"/>
+      </w:rPr>
+    </w:lvl>
+    <w:lvl w:ilvl="8" w:tplc="0C0A0005" w:tentative="1">
+      <w:start w:val="1"/>
+      <w:numFmt w:val="bullet"/>
+      <w:lvlText w:val=""/>
+      <w:lvlJc w:val="left"/>
+      <w:pPr>
+        <w:ind w:left="6480" w:hanging="360"/>
+      </w:pPr>
+      <w:rPr>
+        <w:rFonts w:ascii="Wingdings" w:hAnsi="Wingdings" w:hint="default"/>
+      </w:rPr>
+    </w:lvl>
+  </w:abstractNum>
+  <w:abstractNum w:abstractNumId="22" w15:restartNumberingAfterBreak="0">
+    <w:nsid w:val="50D00290"/>
+    <w:multiLevelType w:val="hybridMultilevel"/>
+    <w:tmpl w:val="033C659E"/>
+    <w:lvl w:ilvl="0" w:tplc="0C0A0001">
+      <w:start w:val="1"/>
+      <w:numFmt w:val="bullet"/>
+      <w:lvlText w:val=""/>
+      <w:lvlJc w:val="left"/>
+      <w:pPr>
+        <w:ind w:left="720" w:hanging="360"/>
+      </w:pPr>
+      <w:rPr>
+        <w:rFonts w:ascii="Symbol" w:hAnsi="Symbol" w:hint="default"/>
+      </w:rPr>
+    </w:lvl>
+    <w:lvl w:ilvl="1" w:tplc="0C0A0003">
+      <w:start w:val="1"/>
+      <w:numFmt w:val="bullet"/>
+      <w:lvlText w:val="o"/>
+      <w:lvlJc w:val="left"/>
+      <w:pPr>
+        <w:ind w:left="1440" w:hanging="360"/>
+      </w:pPr>
+      <w:rPr>
+        <w:rFonts w:ascii="Courier New" w:hAnsi="Courier New" w:cs="Courier New" w:hint="default"/>
+      </w:rPr>
+    </w:lvl>
+    <w:lvl w:ilvl="2" w:tplc="0C0A0005" w:tentative="1">
+      <w:start w:val="1"/>
+      <w:numFmt w:val="bullet"/>
+      <w:lvlText w:val=""/>
+      <w:lvlJc w:val="left"/>
+      <w:pPr>
+        <w:ind w:left="2160" w:hanging="360"/>
+      </w:pPr>
+      <w:rPr>
+        <w:rFonts w:ascii="Wingdings" w:hAnsi="Wingdings" w:hint="default"/>
+      </w:rPr>
+    </w:lvl>
+    <w:lvl w:ilvl="3" w:tplc="0C0A0001" w:tentative="1">
+      <w:start w:val="1"/>
+      <w:numFmt w:val="bullet"/>
+      <w:lvlText w:val=""/>
+      <w:lvlJc w:val="left"/>
+      <w:pPr>
+        <w:ind w:left="2880" w:hanging="360"/>
+      </w:pPr>
+      <w:rPr>
+        <w:rFonts w:ascii="Symbol" w:hAnsi="Symbol" w:hint="default"/>
+      </w:rPr>
+    </w:lvl>
+    <w:lvl w:ilvl="4" w:tplc="0C0A0003" w:tentative="1">
+      <w:start w:val="1"/>
+      <w:numFmt w:val="bullet"/>
+      <w:lvlText w:val="o"/>
+      <w:lvlJc w:val="left"/>
+      <w:pPr>
+        <w:ind w:left="3600" w:hanging="360"/>
+      </w:pPr>
+      <w:rPr>
+        <w:rFonts w:ascii="Courier New" w:hAnsi="Courier New" w:cs="Courier New" w:hint="default"/>
+      </w:rPr>
+    </w:lvl>
+    <w:lvl w:ilvl="5" w:tplc="0C0A0005" w:tentative="1">
+      <w:start w:val="1"/>
+      <w:numFmt w:val="bullet"/>
+      <w:lvlText w:val=""/>
+      <w:lvlJc w:val="left"/>
+      <w:pPr>
+        <w:ind w:left="4320" w:hanging="360"/>
+      </w:pPr>
+      <w:rPr>
+        <w:rFonts w:ascii="Wingdings" w:hAnsi="Wingdings" w:hint="default"/>
+      </w:rPr>
+    </w:lvl>
+    <w:lvl w:ilvl="6" w:tplc="0C0A0001" w:tentative="1">
+      <w:start w:val="1"/>
+      <w:numFmt w:val="bullet"/>
+      <w:lvlText w:val=""/>
+      <w:lvlJc w:val="left"/>
+      <w:pPr>
+        <w:ind w:left="5040" w:hanging="360"/>
+      </w:pPr>
+      <w:rPr>
+        <w:rFonts w:ascii="Symbol" w:hAnsi="Symbol" w:hint="default"/>
+      </w:rPr>
+    </w:lvl>
+    <w:lvl w:ilvl="7" w:tplc="0C0A0003" w:tentative="1">
+      <w:start w:val="1"/>
+      <w:numFmt w:val="bullet"/>
+      <w:lvlText w:val="o"/>
+      <w:lvlJc w:val="left"/>
+      <w:pPr>
+        <w:ind w:left="5760" w:hanging="360"/>
+      </w:pPr>
+      <w:rPr>
+        <w:rFonts w:ascii="Courier New" w:hAnsi="Courier New" w:cs="Courier New" w:hint="default"/>
+      </w:rPr>
+    </w:lvl>
+    <w:lvl w:ilvl="8" w:tplc="0C0A0005" w:tentative="1">
+      <w:start w:val="1"/>
+      <w:numFmt w:val="bullet"/>
+      <w:lvlText w:val=""/>
+      <w:lvlJc w:val="left"/>
+      <w:pPr>
+        <w:ind w:left="6480" w:hanging="360"/>
+      </w:pPr>
+      <w:rPr>
+        <w:rFonts w:ascii="Wingdings" w:hAnsi="Wingdings" w:hint="default"/>
+      </w:rPr>
+    </w:lvl>
+  </w:abstractNum>
+  <w:abstractNum w:abstractNumId="23" w15:restartNumberingAfterBreak="0">
+    <w:nsid w:val="668001F0"/>
+    <w:multiLevelType w:val="hybridMultilevel"/>
+    <w:tmpl w:val="09B0F714"/>
+    <w:lvl w:ilvl="0" w:tplc="0C0A0001">
+      <w:start w:val="1"/>
+      <w:numFmt w:val="bullet"/>
+      <w:lvlText w:val=""/>
+      <w:lvlJc w:val="left"/>
+      <w:pPr>
+        <w:ind w:left="720" w:hanging="360"/>
+      </w:pPr>
+      <w:rPr>
+        <w:rFonts w:ascii="Symbol" w:hAnsi="Symbol" w:hint="default"/>
+      </w:rPr>
+    </w:lvl>
+    <w:lvl w:ilvl="1" w:tplc="0C0A0003" w:tentative="1">
+      <w:start w:val="1"/>
+      <w:numFmt w:val="bullet"/>
+      <w:lvlText w:val="o"/>
+      <w:lvlJc w:val="left"/>
+      <w:pPr>
+        <w:ind w:left="1440" w:hanging="360"/>
+      </w:pPr>
+      <w:rPr>
+        <w:rFonts w:ascii="Courier New" w:hAnsi="Courier New" w:cs="Courier New" w:hint="default"/>
+      </w:rPr>
+    </w:lvl>
+    <w:lvl w:ilvl="2" w:tplc="0C0A0005" w:tentative="1">
+      <w:start w:val="1"/>
+      <w:numFmt w:val="bullet"/>
+      <w:lvlText w:val=""/>
+      <w:lvlJc w:val="left"/>
+      <w:pPr>
+        <w:ind w:left="2160" w:hanging="360"/>
+      </w:pPr>
+      <w:rPr>
+        <w:rFonts w:ascii="Wingdings" w:hAnsi="Wingdings" w:hint="default"/>
+      </w:rPr>
+    </w:lvl>
+    <w:lvl w:ilvl="3" w:tplc="0C0A0001" w:tentative="1">
+      <w:start w:val="1"/>
+      <w:numFmt w:val="bullet"/>
+      <w:lvlText w:val=""/>
+      <w:lvlJc w:val="left"/>
+      <w:pPr>
+        <w:ind w:left="2880" w:hanging="360"/>
+      </w:pPr>
+      <w:rPr>
+        <w:rFonts w:ascii="Symbol" w:hAnsi="Symbol" w:hint="default"/>
+      </w:rPr>
+    </w:lvl>
+    <w:lvl w:ilvl="4" w:tplc="0C0A0003" w:tentative="1">
+      <w:start w:val="1"/>
+      <w:numFmt w:val="bullet"/>
+      <w:lvlText w:val="o"/>
+      <w:lvlJc w:val="left"/>
+      <w:pPr>
+        <w:ind w:left="3600" w:hanging="360"/>
+      </w:pPr>
+      <w:rPr>
+        <w:rFonts w:ascii="Courier New" w:hAnsi="Courier New" w:cs="Courier New" w:hint="default"/>
+      </w:rPr>
+    </w:lvl>
+    <w:lvl w:ilvl="5" w:tplc="0C0A0005" w:tentative="1">
+      <w:start w:val="1"/>
+      <w:numFmt w:val="bullet"/>
+      <w:lvlText w:val=""/>
+      <w:lvlJc w:val="left"/>
+      <w:pPr>
+        <w:ind w:left="4320" w:hanging="360"/>
+      </w:pPr>
+      <w:rPr>
+        <w:rFonts w:ascii="Wingdings" w:hAnsi="Wingdings" w:hint="default"/>
+      </w:rPr>
+    </w:lvl>
+    <w:lvl w:ilvl="6" w:tplc="0C0A0001" w:tentative="1">
+      <w:start w:val="1"/>
+      <w:numFmt w:val="bullet"/>
+      <w:lvlText w:val=""/>
+      <w:lvlJc w:val="left"/>
+      <w:pPr>
+        <w:ind w:left="5040" w:hanging="360"/>
+      </w:pPr>
+      <w:rPr>
+        <w:rFonts w:ascii="Symbol" w:hAnsi="Symbol" w:hint="default"/>
+      </w:rPr>
+    </w:lvl>
+    <w:lvl w:ilvl="7" w:tplc="0C0A0003" w:tentative="1">
+      <w:start w:val="1"/>
+      <w:numFmt w:val="bullet"/>
+      <w:lvlText w:val="o"/>
+      <w:lvlJc w:val="left"/>
+      <w:pPr>
+        <w:ind w:left="5760" w:hanging="360"/>
+      </w:pPr>
+      <w:rPr>
+        <w:rFonts w:ascii="Courier New" w:hAnsi="Courier New" w:cs="Courier New" w:hint="default"/>
+      </w:rPr>
+    </w:lvl>
+    <w:lvl w:ilvl="8" w:tplc="0C0A0005" w:tentative="1">
+      <w:start w:val="1"/>
+      <w:numFmt w:val="bullet"/>
+      <w:lvlText w:val=""/>
+      <w:lvlJc w:val="left"/>
+      <w:pPr>
+        <w:ind w:left="6480" w:hanging="360"/>
+      </w:pPr>
+      <w:rPr>
+        <w:rFonts w:ascii="Wingdings" w:hAnsi="Wingdings" w:hint="default"/>
+      </w:rPr>
+    </w:lvl>
+  </w:abstractNum>
+  <w:abstractNum w:abstractNumId="24" w15:restartNumberingAfterBreak="0">
+    <w:nsid w:val="67416ADE"/>
+    <w:multiLevelType w:val="hybridMultilevel"/>
+    <w:tmpl w:val="4C98E13E"/>
+    <w:lvl w:ilvl="0" w:tplc="0C0A0001">
+      <w:start w:val="1"/>
+      <w:numFmt w:val="bullet"/>
+      <w:lvlText w:val=""/>
+      <w:lvlJc w:val="left"/>
+      <w:pPr>
+        <w:ind w:left="720" w:hanging="360"/>
+      </w:pPr>
+      <w:rPr>
+        <w:rFonts w:ascii="Symbol" w:hAnsi="Symbol" w:hint="default"/>
+      </w:rPr>
+    </w:lvl>
+    <w:lvl w:ilvl="1" w:tplc="0C0A0003" w:tentative="1">
+      <w:start w:val="1"/>
+      <w:numFmt w:val="bullet"/>
+      <w:lvlText w:val="o"/>
+      <w:lvlJc w:val="left"/>
+      <w:pPr>
+        <w:ind w:left="1440" w:hanging="360"/>
+      </w:pPr>
+      <w:rPr>
+        <w:rFonts w:ascii="Courier New" w:hAnsi="Courier New" w:cs="Courier New" w:hint="default"/>
+      </w:rPr>
+    </w:lvl>
+    <w:lvl w:ilvl="2" w:tplc="0C0A0005" w:tentative="1">
+      <w:start w:val="1"/>
+      <w:numFmt w:val="bullet"/>
+      <w:lvlText w:val=""/>
+      <w:lvlJc w:val="left"/>
+      <w:pPr>
+        <w:ind w:left="2160" w:hanging="360"/>
+      </w:pPr>
+      <w:rPr>
+        <w:rFonts w:ascii="Wingdings" w:hAnsi="Wingdings" w:hint="default"/>
+      </w:rPr>
+    </w:lvl>
+    <w:lvl w:ilvl="3" w:tplc="0C0A0001" w:tentative="1">
+      <w:start w:val="1"/>
+      <w:numFmt w:val="bullet"/>
+      <w:lvlText w:val=""/>
+      <w:lvlJc w:val="left"/>
+      <w:pPr>
+        <w:ind w:left="2880" w:hanging="360"/>
+      </w:pPr>
+      <w:rPr>
+        <w:rFonts w:ascii="Symbol" w:hAnsi="Symbol" w:hint="default"/>
+      </w:rPr>
+    </w:lvl>
+    <w:lvl w:ilvl="4" w:tplc="0C0A0003" w:tentative="1">
+      <w:start w:val="1"/>
+      <w:numFmt w:val="bullet"/>
+      <w:lvlText w:val="o"/>
+      <w:lvlJc w:val="left"/>
+      <w:pPr>
+        <w:ind w:left="3600" w:hanging="360"/>
+      </w:pPr>
+      <w:rPr>
+        <w:rFonts w:ascii="Courier New" w:hAnsi="Courier New" w:cs="Courier New" w:hint="default"/>
+      </w:rPr>
+    </w:lvl>
+    <w:lvl w:ilvl="5" w:tplc="0C0A0005" w:tentative="1">
+      <w:start w:val="1"/>
+      <w:numFmt w:val="bullet"/>
+      <w:lvlText w:val=""/>
+      <w:lvlJc w:val="left"/>
+      <w:pPr>
+        <w:ind w:left="4320" w:hanging="360"/>
+      </w:pPr>
+      <w:rPr>
+        <w:rFonts w:ascii="Wingdings" w:hAnsi="Wingdings" w:hint="default"/>
+      </w:rPr>
+    </w:lvl>
+    <w:lvl w:ilvl="6" w:tplc="0C0A0001" w:tentative="1">
+      <w:start w:val="1"/>
+      <w:numFmt w:val="bullet"/>
+      <w:lvlText w:val=""/>
+      <w:lvlJc w:val="left"/>
+      <w:pPr>
+        <w:ind w:left="5040" w:hanging="360"/>
+      </w:pPr>
+      <w:rPr>
+        <w:rFonts w:ascii="Symbol" w:hAnsi="Symbol" w:hint="default"/>
+      </w:rPr>
+    </w:lvl>
+    <w:lvl w:ilvl="7" w:tplc="0C0A0003" w:tentative="1">
+      <w:start w:val="1"/>
+      <w:numFmt w:val="bullet"/>
+      <w:lvlText w:val="o"/>
+      <w:lvlJc w:val="left"/>
+      <w:pPr>
+        <w:ind w:left="5760" w:hanging="360"/>
+      </w:pPr>
+      <w:rPr>
+        <w:rFonts w:ascii="Courier New" w:hAnsi="Courier New" w:cs="Courier New" w:hint="default"/>
+      </w:rPr>
+    </w:lvl>
+    <w:lvl w:ilvl="8" w:tplc="0C0A0005" w:tentative="1">
+      <w:start w:val="1"/>
+      <w:numFmt w:val="bullet"/>
+      <w:lvlText w:val=""/>
+      <w:lvlJc w:val="left"/>
+      <w:pPr>
+        <w:ind w:left="6480" w:hanging="360"/>
+      </w:pPr>
+      <w:rPr>
+        <w:rFonts w:ascii="Wingdings" w:hAnsi="Wingdings" w:hint="default"/>
+      </w:rPr>
+    </w:lvl>
+  </w:abstractNum>
+  <w:abstractNum w:abstractNumId="25" w15:restartNumberingAfterBreak="0">
+    <w:nsid w:val="6BEA48CA"/>
+    <w:multiLevelType w:val="hybridMultilevel"/>
+    <w:tmpl w:val="6646FDF8"/>
+    <w:lvl w:ilvl="0" w:tplc="0C0A0001">
+      <w:start w:val="1"/>
+      <w:numFmt w:val="bullet"/>
+      <w:lvlText w:val=""/>
+      <w:lvlJc w:val="left"/>
+      <w:pPr>
+        <w:ind w:left="720" w:hanging="360"/>
+      </w:pPr>
+      <w:rPr>
+        <w:rFonts w:ascii="Symbol" w:hAnsi="Symbol" w:hint="default"/>
+      </w:rPr>
+    </w:lvl>
+    <w:lvl w:ilvl="1" w:tplc="0C0A0003">
+      <w:start w:val="1"/>
+      <w:numFmt w:val="bullet"/>
+      <w:lvlText w:val="o"/>
+      <w:lvlJc w:val="left"/>
+      <w:pPr>
+        <w:ind w:left="1440" w:hanging="360"/>
+      </w:pPr>
+      <w:rPr>
+        <w:rFonts w:ascii="Courier New" w:hAnsi="Courier New" w:cs="Courier New" w:hint="default"/>
+      </w:rPr>
+    </w:lvl>
+    <w:lvl w:ilvl="2" w:tplc="0C0A0005" w:tentative="1">
+      <w:start w:val="1"/>
+      <w:numFmt w:val="bullet"/>
+      <w:lvlText w:val=""/>
+      <w:lvlJc w:val="left"/>
+      <w:pPr>
+        <w:ind w:left="2160" w:hanging="360"/>
+      </w:pPr>
+      <w:rPr>
+        <w:rFonts w:ascii="Wingdings" w:hAnsi="Wingdings" w:hint="default"/>
+      </w:rPr>
+    </w:lvl>
+    <w:lvl w:ilvl="3" w:tplc="0C0A0001" w:tentative="1">
+      <w:start w:val="1"/>
+      <w:numFmt w:val="bullet"/>
+      <w:lvlText w:val=""/>
+      <w:lvlJc w:val="left"/>
+      <w:pPr>
+        <w:ind w:left="2880" w:hanging="360"/>
+      </w:pPr>
+      <w:rPr>
+        <w:rFonts w:ascii="Symbol" w:hAnsi="Symbol" w:hint="default"/>
+      </w:rPr>
+    </w:lvl>
+    <w:lvl w:ilvl="4" w:tplc="0C0A0003" w:tentative="1">
+      <w:start w:val="1"/>
+      <w:numFmt w:val="bullet"/>
+      <w:lvlText w:val="o"/>
+      <w:lvlJc w:val="left"/>
+      <w:pPr>
+        <w:ind w:left="3600" w:hanging="360"/>
+      </w:pPr>
+      <w:rPr>
+        <w:rFonts w:ascii="Courier New" w:hAnsi="Courier New" w:cs="Courier New" w:hint="default"/>
+      </w:rPr>
+    </w:lvl>
+    <w:lvl w:ilvl="5" w:tplc="0C0A0005" w:tentative="1">
+      <w:start w:val="1"/>
+      <w:numFmt w:val="bullet"/>
+      <w:lvlText w:val=""/>
+      <w:lvlJc w:val="left"/>
+      <w:pPr>
+        <w:ind w:left="4320" w:hanging="360"/>
+      </w:pPr>
+      <w:rPr>
+        <w:rFonts w:ascii="Wingdings" w:hAnsi="Wingdings" w:hint="default"/>
+      </w:rPr>
+    </w:lvl>
+    <w:lvl w:ilvl="6" w:tplc="0C0A0001" w:tentative="1">
+      <w:start w:val="1"/>
+      <w:numFmt w:val="bullet"/>
+      <w:lvlText w:val=""/>
+      <w:lvlJc w:val="left"/>
+      <w:pPr>
+        <w:ind w:left="5040" w:hanging="360"/>
+      </w:pPr>
+      <w:rPr>
+        <w:rFonts w:ascii="Symbol" w:hAnsi="Symbol" w:hint="default"/>
+      </w:rPr>
+    </w:lvl>
+    <w:lvl w:ilvl="7" w:tplc="0C0A0003" w:tentative="1">
+      <w:start w:val="1"/>
+      <w:numFmt w:val="bullet"/>
+      <w:lvlText w:val="o"/>
+      <w:lvlJc w:val="left"/>
+      <w:pPr>
+        <w:ind w:left="5760" w:hanging="360"/>
+      </w:pPr>
+      <w:rPr>
+        <w:rFonts w:ascii="Courier New" w:hAnsi="Courier New" w:cs="Courier New" w:hint="default"/>
+      </w:rPr>
+    </w:lvl>
+    <w:lvl w:ilvl="8" w:tplc="0C0A0005" w:tentative="1">
+      <w:start w:val="1"/>
+      <w:numFmt w:val="bullet"/>
+      <w:lvlText w:val=""/>
+      <w:lvlJc w:val="left"/>
+      <w:pPr>
+        <w:ind w:left="6480" w:hanging="360"/>
+      </w:pPr>
+      <w:rPr>
+        <w:rFonts w:ascii="Wingdings" w:hAnsi="Wingdings" w:hint="default"/>
+      </w:rPr>
+    </w:lvl>
+  </w:abstractNum>
+  <w:abstractNum w:abstractNumId="26" w15:restartNumberingAfterBreak="0">
+    <w:nsid w:val="6C985F2E"/>
+    <w:multiLevelType w:val="hybridMultilevel"/>
+    <w:tmpl w:val="44C0E5A6"/>
+    <w:lvl w:ilvl="0" w:tplc="0C0A0001">
+      <w:start w:val="1"/>
+      <w:numFmt w:val="bullet"/>
+      <w:lvlText w:val=""/>
+      <w:lvlJc w:val="left"/>
+      <w:pPr>
+        <w:ind w:left="720" w:hanging="360"/>
+      </w:pPr>
+      <w:rPr>
+        <w:rFonts w:ascii="Symbol" w:hAnsi="Symbol" w:hint="default"/>
+      </w:rPr>
+    </w:lvl>
+    <w:lvl w:ilvl="1" w:tplc="0C0A0003" w:tentative="1">
+      <w:start w:val="1"/>
+      <w:numFmt w:val="bullet"/>
+      <w:lvlText w:val="o"/>
+      <w:lvlJc w:val="left"/>
+      <w:pPr>
+        <w:ind w:left="1440" w:hanging="360"/>
+      </w:pPr>
+      <w:rPr>
+        <w:rFonts w:ascii="Courier New" w:hAnsi="Courier New" w:cs="Courier New" w:hint="default"/>
+      </w:rPr>
+    </w:lvl>
+    <w:lvl w:ilvl="2" w:tplc="0C0A0005" w:tentative="1">
+      <w:start w:val="1"/>
+      <w:numFmt w:val="bullet"/>
+      <w:lvlText w:val=""/>
+      <w:lvlJc w:val="left"/>
+      <w:pPr>
+        <w:ind w:left="2160" w:hanging="360"/>
+      </w:pPr>
+      <w:rPr>
+        <w:rFonts w:ascii="Wingdings" w:hAnsi="Wingdings" w:hint="default"/>
+      </w:rPr>
+    </w:lvl>
+    <w:lvl w:ilvl="3" w:tplc="0C0A0001" w:tentative="1">
+      <w:start w:val="1"/>
+      <w:numFmt w:val="bullet"/>
+      <w:lvlText w:val=""/>
+      <w:lvlJc w:val="left"/>
+      <w:pPr>
+        <w:ind w:left="2880" w:hanging="360"/>
+      </w:pPr>
+      <w:rPr>
+        <w:rFonts w:ascii="Symbol" w:hAnsi="Symbol" w:hint="default"/>
+      </w:rPr>
+    </w:lvl>
+    <w:lvl w:ilvl="4" w:tplc="0C0A0003" w:tentative="1">
+      <w:start w:val="1"/>
+      <w:numFmt w:val="bullet"/>
+      <w:lvlText w:val="o"/>
+      <w:lvlJc w:val="left"/>
+      <w:pPr>
+        <w:ind w:left="3600" w:hanging="360"/>
+      </w:pPr>
+      <w:rPr>
+        <w:rFonts w:ascii="Courier New" w:hAnsi="Courier New" w:cs="Courier New" w:hint="default"/>
+      </w:rPr>
+    </w:lvl>
+    <w:lvl w:ilvl="5" w:tplc="0C0A0005" w:tentative="1">
+      <w:start w:val="1"/>
+      <w:numFmt w:val="bullet"/>
+      <w:lvlText w:val=""/>
+      <w:lvlJc w:val="left"/>
+      <w:pPr>
+        <w:ind w:left="4320" w:hanging="360"/>
+      </w:pPr>
+      <w:rPr>
+        <w:rFonts w:ascii="Wingdings" w:hAnsi="Wingdings" w:hint="default"/>
+      </w:rPr>
+    </w:lvl>
+    <w:lvl w:ilvl="6" w:tplc="0C0A0001" w:tentative="1">
+      <w:start w:val="1"/>
+      <w:numFmt w:val="bullet"/>
+      <w:lvlText w:val=""/>
+      <w:lvlJc w:val="left"/>
+      <w:pPr>
+        <w:ind w:left="5040" w:hanging="360"/>
+      </w:pPr>
+      <w:rPr>
+        <w:rFonts w:ascii="Symbol" w:hAnsi="Symbol" w:hint="default"/>
+      </w:rPr>
+    </w:lvl>
+    <w:lvl w:ilvl="7" w:tplc="0C0A0003" w:tentative="1">
+      <w:start w:val="1"/>
+      <w:numFmt w:val="bullet"/>
+      <w:lvlText w:val="o"/>
+      <w:lvlJc w:val="left"/>
+      <w:pPr>
+        <w:ind w:left="5760" w:hanging="360"/>
+      </w:pPr>
+      <w:rPr>
+        <w:rFonts w:ascii="Courier New" w:hAnsi="Courier New" w:cs="Courier New" w:hint="default"/>
+      </w:rPr>
+    </w:lvl>
+    <w:lvl w:ilvl="8" w:tplc="0C0A0005" w:tentative="1">
+      <w:start w:val="1"/>
+      <w:numFmt w:val="bullet"/>
+      <w:lvlText w:val=""/>
+      <w:lvlJc w:val="left"/>
+      <w:pPr>
+        <w:ind w:left="6480" w:hanging="360"/>
+      </w:pPr>
+      <w:rPr>
+        <w:rFonts w:ascii="Wingdings" w:hAnsi="Wingdings" w:hint="default"/>
+      </w:rPr>
+    </w:lvl>
+  </w:abstractNum>
+  <w:abstractNum w:abstractNumId="27" w15:restartNumberingAfterBreak="0">
+    <w:nsid w:val="6F8649C5"/>
+    <w:multiLevelType w:val="hybridMultilevel"/>
+    <w:tmpl w:val="9DBEE776"/>
+    <w:lvl w:ilvl="0" w:tplc="0C0A0001">
+      <w:start w:val="1"/>
+      <w:numFmt w:val="bullet"/>
+      <w:lvlText w:val=""/>
+      <w:lvlJc w:val="left"/>
+      <w:pPr>
+        <w:ind w:left="720" w:hanging="360"/>
+      </w:pPr>
+      <w:rPr>
+        <w:rFonts w:ascii="Symbol" w:hAnsi="Symbol" w:hint="default"/>
+      </w:rPr>
+    </w:lvl>
+    <w:lvl w:ilvl="1" w:tplc="0C0A0003">
+      <w:start w:val="1"/>
+      <w:numFmt w:val="bullet"/>
+      <w:lvlText w:val="o"/>
+      <w:lvlJc w:val="left"/>
+      <w:pPr>
+        <w:ind w:left="1440" w:hanging="360"/>
+      </w:pPr>
+      <w:rPr>
+        <w:rFonts w:ascii="Courier New" w:hAnsi="Courier New" w:cs="Courier New" w:hint="default"/>
+      </w:rPr>
+    </w:lvl>
+    <w:lvl w:ilvl="2" w:tplc="0C0A0005" w:tentative="1">
+      <w:start w:val="1"/>
+      <w:numFmt w:val="bullet"/>
+      <w:lvlText w:val=""/>
+      <w:lvlJc w:val="left"/>
+      <w:pPr>
+        <w:ind w:left="2160" w:hanging="360"/>
+      </w:pPr>
+      <w:rPr>
+        <w:rFonts w:ascii="Wingdings" w:hAnsi="Wingdings" w:hint="default"/>
+      </w:rPr>
+    </w:lvl>
+    <w:lvl w:ilvl="3" w:tplc="0C0A0001" w:tentative="1">
+      <w:start w:val="1"/>
+      <w:numFmt w:val="bullet"/>
+      <w:lvlText w:val=""/>
+      <w:lvlJc w:val="left"/>
+      <w:pPr>
+        <w:ind w:left="2880" w:hanging="360"/>
+      </w:pPr>
+      <w:rPr>
+        <w:rFonts w:ascii="Symbol" w:hAnsi="Symbol" w:hint="default"/>
+      </w:rPr>
+    </w:lvl>
+    <w:lvl w:ilvl="4" w:tplc="0C0A0003" w:tentative="1">
+      <w:start w:val="1"/>
+      <w:numFmt w:val="bullet"/>
+      <w:lvlText w:val="o"/>
+      <w:lvlJc w:val="left"/>
+      <w:pPr>
+        <w:ind w:left="3600" w:hanging="360"/>
+      </w:pPr>
+      <w:rPr>
+        <w:rFonts w:ascii="Courier New" w:hAnsi="Courier New" w:cs="Courier New" w:hint="default"/>
+      </w:rPr>
+    </w:lvl>
+    <w:lvl w:ilvl="5" w:tplc="0C0A0005" w:tentative="1">
+      <w:start w:val="1"/>
+      <w:numFmt w:val="bullet"/>
+      <w:lvlText w:val=""/>
+      <w:lvlJc w:val="left"/>
+      <w:pPr>
+        <w:ind w:left="4320" w:hanging="360"/>
+      </w:pPr>
+      <w:rPr>
+        <w:rFonts w:ascii="Wingdings" w:hAnsi="Wingdings" w:hint="default"/>
+      </w:rPr>
+    </w:lvl>
+    <w:lvl w:ilvl="6" w:tplc="0C0A0001" w:tentative="1">
+      <w:start w:val="1"/>
+      <w:numFmt w:val="bullet"/>
+      <w:lvlText w:val=""/>
+      <w:lvlJc w:val="left"/>
+      <w:pPr>
+        <w:ind w:left="5040" w:hanging="360"/>
+      </w:pPr>
+      <w:rPr>
+        <w:rFonts w:ascii="Symbol" w:hAnsi="Symbol" w:hint="default"/>
+      </w:rPr>
+    </w:lvl>
+    <w:lvl w:ilvl="7" w:tplc="0C0A0003" w:tentative="1">
+      <w:start w:val="1"/>
+      <w:numFmt w:val="bullet"/>
+      <w:lvlText w:val="o"/>
+      <w:lvlJc w:val="left"/>
+      <w:pPr>
+        <w:ind w:left="5760" w:hanging="360"/>
+      </w:pPr>
+      <w:rPr>
+        <w:rFonts w:ascii="Courier New" w:hAnsi="Courier New" w:cs="Courier New" w:hint="default"/>
+      </w:rPr>
+    </w:lvl>
+    <w:lvl w:ilvl="8" w:tplc="0C0A0005" w:tentative="1">
+      <w:start w:val="1"/>
+      <w:numFmt w:val="bullet"/>
+      <w:lvlText w:val=""/>
+      <w:lvlJc w:val="left"/>
+      <w:pPr>
+        <w:ind w:left="6480" w:hanging="360"/>
+      </w:pPr>
+      <w:rPr>
+        <w:rFonts w:ascii="Wingdings" w:hAnsi="Wingdings" w:hint="default"/>
+      </w:rPr>
+    </w:lvl>
+  </w:abstractNum>
+  <w:abstractNum w:abstractNumId="28" w15:restartNumberingAfterBreak="0">
+    <w:nsid w:val="75E824BA"/>
+    <w:multiLevelType w:val="hybridMultilevel"/>
+    <w:tmpl w:val="548E21AA"/>
+    <w:lvl w:ilvl="0" w:tplc="0C0A0001">
+      <w:start w:val="1"/>
+      <w:numFmt w:val="bullet"/>
+      <w:lvlText w:val=""/>
+      <w:lvlJc w:val="left"/>
+      <w:pPr>
+        <w:ind w:left="720" w:hanging="360"/>
+      </w:pPr>
+      <w:rPr>
+        <w:rFonts w:ascii="Symbol" w:hAnsi="Symbol" w:hint="default"/>
+      </w:rPr>
+    </w:lvl>
+    <w:lvl w:ilvl="1" w:tplc="0C0A0003" w:tentative="1">
+      <w:start w:val="1"/>
+      <w:numFmt w:val="bullet"/>
+      <w:lvlText w:val="o"/>
+      <w:lvlJc w:val="left"/>
+      <w:pPr>
+        <w:ind w:left="1440" w:hanging="360"/>
+      </w:pPr>
+      <w:rPr>
+        <w:rFonts w:ascii="Courier New" w:hAnsi="Courier New" w:cs="Courier New" w:hint="default"/>
+      </w:rPr>
+    </w:lvl>
+    <w:lvl w:ilvl="2" w:tplc="0C0A0005" w:tentative="1">
+      <w:start w:val="1"/>
+      <w:numFmt w:val="bullet"/>
+      <w:lvlText w:val=""/>
+      <w:lvlJc w:val="left"/>
+      <w:pPr>
+        <w:ind w:left="2160" w:hanging="360"/>
+      </w:pPr>
+      <w:rPr>
+        <w:rFonts w:ascii="Wingdings" w:hAnsi="Wingdings" w:hint="default"/>
+      </w:rPr>
+    </w:lvl>
+    <w:lvl w:ilvl="3" w:tplc="0C0A0001" w:tentative="1">
+      <w:start w:val="1"/>
+      <w:numFmt w:val="bullet"/>
+      <w:lvlText w:val=""/>
+      <w:lvlJc w:val="left"/>
+      <w:pPr>
+        <w:ind w:left="2880" w:hanging="360"/>
+      </w:pPr>
+      <w:rPr>
+        <w:rFonts w:ascii="Symbol" w:hAnsi="Symbol" w:hint="default"/>
+      </w:rPr>
+    </w:lvl>
+    <w:lvl w:ilvl="4" w:tplc="0C0A0003" w:tentative="1">
+      <w:start w:val="1"/>
+      <w:numFmt w:val="bullet"/>
+      <w:lvlText w:val="o"/>
+      <w:lvlJc w:val="left"/>
+      <w:pPr>
+        <w:ind w:left="3600" w:hanging="360"/>
+      </w:pPr>
+      <w:rPr>
+        <w:rFonts w:ascii="Courier New" w:hAnsi="Courier New" w:cs="Courier New" w:hint="default"/>
+      </w:rPr>
+    </w:lvl>
+    <w:lvl w:ilvl="5" w:tplc="0C0A0005" w:tentative="1">
+      <w:start w:val="1"/>
+      <w:numFmt w:val="bullet"/>
+      <w:lvlText w:val=""/>
+      <w:lvlJc w:val="left"/>
+      <w:pPr>
+        <w:ind w:left="4320" w:hanging="360"/>
+      </w:pPr>
+      <w:rPr>
+        <w:rFonts w:ascii="Wingdings" w:hAnsi="Wingdings" w:hint="default"/>
+      </w:rPr>
+    </w:lvl>
+    <w:lvl w:ilvl="6" w:tplc="0C0A0001" w:tentative="1">
+      <w:start w:val="1"/>
+      <w:numFmt w:val="bullet"/>
+      <w:lvlText w:val=""/>
+      <w:lvlJc w:val="left"/>
+      <w:pPr>
+        <w:ind w:left="5040" w:hanging="360"/>
+      </w:pPr>
+      <w:rPr>
+        <w:rFonts w:ascii="Symbol" w:hAnsi="Symbol" w:hint="default"/>
+      </w:rPr>
+    </w:lvl>
+    <w:lvl w:ilvl="7" w:tplc="0C0A0003" w:tentative="1">
+      <w:start w:val="1"/>
+      <w:numFmt w:val="bullet"/>
+      <w:lvlText w:val="o"/>
+      <w:lvlJc w:val="left"/>
+      <w:pPr>
+        <w:ind w:left="5760" w:hanging="360"/>
+      </w:pPr>
+      <w:rPr>
+        <w:rFonts w:ascii="Courier New" w:hAnsi="Courier New" w:cs="Courier New" w:hint="default"/>
+      </w:rPr>
+    </w:lvl>
+    <w:lvl w:ilvl="8" w:tplc="0C0A0005" w:tentative="1">
+      <w:start w:val="1"/>
+      <w:numFmt w:val="bullet"/>
+      <w:lvlText w:val=""/>
+      <w:lvlJc w:val="left"/>
+      <w:pPr>
+        <w:ind w:left="6480" w:hanging="360"/>
+      </w:pPr>
+      <w:rPr>
+        <w:rFonts w:ascii="Wingdings" w:hAnsi="Wingdings" w:hint="default"/>
+      </w:rPr>
+    </w:lvl>
+  </w:abstractNum>
   <w:num w:numId="1">
-    <w:abstractNumId w:val="1"/>
+    <w:abstractNumId w:val="2"/>
   </w:num>
   <w:num w:numId="2">
-    <w:abstractNumId w:val="3"/>
+    <w:abstractNumId w:val="12"/>
   </w:num>
   <w:num w:numId="3">
     <w:abstractNumId w:val="0"/>
   </w:num>
   <w:num w:numId="4">
-    <w:abstractNumId w:val="2"/>
+    <w:abstractNumId w:val="7"/>
+  </w:num>
+  <w:num w:numId="5">
+    <w:abstractNumId w:val="25"/>
+  </w:num>
+  <w:num w:numId="6">
+    <w:abstractNumId w:val="23"/>
+  </w:num>
+  <w:num w:numId="7">
+    <w:abstractNumId w:val="8"/>
+  </w:num>
+  <w:num w:numId="8">
+    <w:abstractNumId w:val="16"/>
+  </w:num>
+  <w:num w:numId="9">
+    <w:abstractNumId w:val="15"/>
+  </w:num>
+  <w:num w:numId="10">
+    <w:abstractNumId w:val="18"/>
+  </w:num>
+  <w:num w:numId="11">
+    <w:abstractNumId w:val="9"/>
+  </w:num>
+  <w:num w:numId="12">
+    <w:abstractNumId w:val="24"/>
+  </w:num>
+  <w:num w:numId="13">
+    <w:abstractNumId w:val="14"/>
+  </w:num>
+  <w:num w:numId="14">
+    <w:abstractNumId w:val="19"/>
+  </w:num>
+  <w:num w:numId="15">
+    <w:abstractNumId w:val="1"/>
+  </w:num>
+  <w:num w:numId="16">
+    <w:abstractNumId w:val="10"/>
+  </w:num>
+  <w:num w:numId="17">
+    <w:abstractNumId w:val="13"/>
+  </w:num>
+  <w:num w:numId="18">
+    <w:abstractNumId w:val="22"/>
+  </w:num>
+  <w:num w:numId="19">
+    <w:abstractNumId w:val="20"/>
+  </w:num>
+  <w:num w:numId="20">
+    <w:abstractNumId w:val="26"/>
+  </w:num>
+  <w:num w:numId="21">
+    <w:abstractNumId w:val="17"/>
+  </w:num>
+  <w:num w:numId="22">
+    <w:abstractNumId w:val="28"/>
+  </w:num>
+  <w:num w:numId="23">
+    <w:abstractNumId w:val="6"/>
+  </w:num>
+  <w:num w:numId="24">
+    <w:abstractNumId w:val="21"/>
+  </w:num>
+  <w:num w:numId="25">
+    <w:abstractNumId w:val="3"/>
+  </w:num>
+  <w:num w:numId="26">
+    <w:abstractNumId w:val="11"/>
+  </w:num>
+  <w:num w:numId="27">
+    <w:abstractNumId w:val="4"/>
+  </w:num>
+  <w:num w:numId="28">
+    <w:abstractNumId w:val="5"/>
+  </w:num>
+  <w:num w:numId="29">
+    <w:abstractNumId w:val="27"/>
   </w:num>
 </w:numbering>
 </file>
@@ -1019,6 +5772,7 @@
     <w:pPrDefault>
       <w:pPr>
         <w:spacing w:after="160" w:line="259" w:lineRule="auto"/>
+        <w:jc w:val="both"/>
       </w:pPr>
     </w:pPrDefault>
   </w:docDefaults>
@@ -1442,6 +6196,28 @@
       <w:szCs w:val="26"/>
     </w:rPr>
   </w:style>
+  <w:style w:type="paragraph" w:styleId="Ttulo3">
+    <w:name w:val="heading 3"/>
+    <w:basedOn w:val="Normal"/>
+    <w:next w:val="Normal"/>
+    <w:link w:val="Ttulo3Car"/>
+    <w:uiPriority w:val="9"/>
+    <w:unhideWhenUsed/>
+    <w:qFormat/>
+    <w:rsid w:val="00FF38D0"/>
+    <w:pPr>
+      <w:keepNext/>
+      <w:keepLines/>
+      <w:spacing w:before="40" w:after="0"/>
+      <w:outlineLvl w:val="2"/>
+    </w:pPr>
+    <w:rPr>
+      <w:rFonts w:asciiTheme="majorHAnsi" w:eastAsiaTheme="majorEastAsia" w:hAnsiTheme="majorHAnsi" w:cstheme="majorBidi"/>
+      <w:color w:val="1F4D78" w:themeColor="accent1" w:themeShade="7F"/>
+      <w:sz w:val="24"/>
+      <w:szCs w:val="24"/>
+    </w:rPr>
+  </w:style>
   <w:style w:type="character" w:default="1" w:styleId="Fuentedeprrafopredeter">
     <w:name w:val="Default Paragraph Font"/>
     <w:uiPriority w:val="1"/>
@@ -1539,6 +6315,19 @@
       <w:ind w:left="720"/>
       <w:contextualSpacing/>
     </w:pPr>
+  </w:style>
+  <w:style w:type="character" w:customStyle="1" w:styleId="Ttulo3Car">
+    <w:name w:val="Título 3 Car"/>
+    <w:basedOn w:val="Fuentedeprrafopredeter"/>
+    <w:link w:val="Ttulo3"/>
+    <w:uiPriority w:val="9"/>
+    <w:rsid w:val="00FF38D0"/>
+    <w:rPr>
+      <w:rFonts w:asciiTheme="majorHAnsi" w:eastAsiaTheme="majorEastAsia" w:hAnsiTheme="majorHAnsi" w:cstheme="majorBidi"/>
+      <w:color w:val="1F4D78" w:themeColor="accent1" w:themeShade="7F"/>
+      <w:sz w:val="24"/>
+      <w:szCs w:val="24"/>
+    </w:rPr>
   </w:style>
 </w:styles>
 </file>
@@ -1809,7 +6598,7 @@
 </file>
 
 <file path=customXml/itemProps1.xml><?xml version="1.0" encoding="utf-8"?>
-<ds:datastoreItem xmlns:ds="http://schemas.openxmlformats.org/officeDocument/2006/customXml" ds:itemID="{A1A9EE75-617E-48FD-81C5-9F69C4A144CD}">
+<ds:datastoreItem xmlns:ds="http://schemas.openxmlformats.org/officeDocument/2006/customXml" ds:itemID="{75584DF9-3E07-49FE-9F3E-8220370A84F7}">
   <ds:schemaRefs>
     <ds:schemaRef ds:uri="http://schemas.openxmlformats.org/officeDocument/2006/bibliography"/>
   </ds:schemaRefs>

--- a/Entornos Desarrollo/Unidad 1/Resumen Tema 1.docx
+++ b/Entornos Desarrollo/Unidad 1/Resumen Tema 1.docx
@@ -8,7 +8,12 @@
         <w:jc w:val="center"/>
       </w:pPr>
       <w:r>
-        <w:t>Unidad 1: Desarrollo de Software</w:t>
+        <w:t>Unidad 1: De</w:t>
+      </w:r>
+      <w:bookmarkStart w:id="0" w:name="_GoBack"/>
+      <w:bookmarkEnd w:id="0"/>
+      <w:r>
+        <w:t>sarrollo de Software</w:t>
       </w:r>
     </w:p>
     <w:p>
@@ -16,26 +21,2059 @@
         <w:t>Hecho por: Juan Gómez Ruiz</w:t>
       </w:r>
     </w:p>
-    <w:p>
-      <w:r>
-        <w:t>El ordenador se compone de 2 partes bien diferenciadas: El hardware que es la parte física y el software que es la parte lógica</w:t>
+    <w:sdt>
+      <w:sdtPr>
+        <w:id w:val="1595364659"/>
+        <w:docPartObj>
+          <w:docPartGallery w:val="Table of Contents"/>
+          <w:docPartUnique/>
+        </w:docPartObj>
+      </w:sdtPr>
+      <w:sdtEndPr>
+        <w:rPr>
+          <w:rFonts w:ascii="Times New Roman" w:eastAsiaTheme="minorHAnsi" w:hAnsi="Times New Roman" w:cstheme="minorBidi"/>
+          <w:b/>
+          <w:bCs/>
+          <w:color w:val="auto"/>
+          <w:sz w:val="22"/>
+          <w:szCs w:val="22"/>
+          <w:lang w:eastAsia="en-US"/>
+        </w:rPr>
+      </w:sdtEndPr>
+      <w:sdtContent>
+        <w:p>
+          <w:pPr>
+            <w:pStyle w:val="TtuloTDC"/>
+          </w:pPr>
+          <w:r>
+            <w:t>Contenido</w:t>
+          </w:r>
+        </w:p>
+        <w:p>
+          <w:pPr>
+            <w:pStyle w:val="TDC1"/>
+            <w:tabs>
+              <w:tab w:val="right" w:leader="dot" w:pos="8494"/>
+            </w:tabs>
+            <w:rPr>
+              <w:noProof/>
+            </w:rPr>
+          </w:pPr>
+          <w:r>
+            <w:fldChar w:fldCharType="begin"/>
+          </w:r>
+          <w:r>
+            <w:instrText xml:space="preserve"> TOC \o "1-3" \h \z \u </w:instrText>
+          </w:r>
+          <w:r>
+            <w:fldChar w:fldCharType="separate"/>
+          </w:r>
+          <w:hyperlink w:anchor="_Toc215565954" w:history="1">
+            <w:r>
+              <w:rPr>
+                <w:rStyle w:val="Hipervnculo"/>
+                <w:noProof/>
+              </w:rPr>
+              <w:t>Software</w:t>
+            </w:r>
+            <w:r>
+              <w:rPr>
+                <w:noProof/>
+                <w:webHidden/>
+              </w:rPr>
+              <w:tab/>
+            </w:r>
+            <w:r>
+              <w:rPr>
+                <w:noProof/>
+                <w:webHidden/>
+              </w:rPr>
+              <w:fldChar w:fldCharType="begin"/>
+            </w:r>
+            <w:r>
+              <w:rPr>
+                <w:noProof/>
+                <w:webHidden/>
+              </w:rPr>
+              <w:instrText xml:space="preserve"> PAGEREF _Toc215565954 \h </w:instrText>
+            </w:r>
+            <w:r>
+              <w:rPr>
+                <w:noProof/>
+                <w:webHidden/>
+              </w:rPr>
+            </w:r>
+            <w:r>
+              <w:rPr>
+                <w:noProof/>
+                <w:webHidden/>
+              </w:rPr>
+              <w:fldChar w:fldCharType="separate"/>
+            </w:r>
+            <w:r>
+              <w:rPr>
+                <w:noProof/>
+                <w:webHidden/>
+              </w:rPr>
+              <w:t>2</w:t>
+            </w:r>
+            <w:r>
+              <w:rPr>
+                <w:noProof/>
+                <w:webHidden/>
+              </w:rPr>
+              <w:fldChar w:fldCharType="end"/>
+            </w:r>
+          </w:hyperlink>
+        </w:p>
+        <w:p>
+          <w:pPr>
+            <w:pStyle w:val="TDC2"/>
+            <w:tabs>
+              <w:tab w:val="right" w:leader="dot" w:pos="8494"/>
+            </w:tabs>
+            <w:rPr>
+              <w:noProof/>
+            </w:rPr>
+          </w:pPr>
+          <w:hyperlink w:anchor="_Toc215565955" w:history="1">
+            <w:r>
+              <w:rPr>
+                <w:rStyle w:val="Hipervnculo"/>
+                <w:noProof/>
+              </w:rPr>
+              <w:t>Tipos de software</w:t>
+            </w:r>
+            <w:r>
+              <w:rPr>
+                <w:noProof/>
+                <w:webHidden/>
+              </w:rPr>
+              <w:tab/>
+            </w:r>
+            <w:r>
+              <w:rPr>
+                <w:noProof/>
+                <w:webHidden/>
+              </w:rPr>
+              <w:fldChar w:fldCharType="begin"/>
+            </w:r>
+            <w:r>
+              <w:rPr>
+                <w:noProof/>
+                <w:webHidden/>
+              </w:rPr>
+              <w:instrText xml:space="preserve"> PAGEREF _Toc215565955 \h </w:instrText>
+            </w:r>
+            <w:r>
+              <w:rPr>
+                <w:noProof/>
+                <w:webHidden/>
+              </w:rPr>
+            </w:r>
+            <w:r>
+              <w:rPr>
+                <w:noProof/>
+                <w:webHidden/>
+              </w:rPr>
+              <w:fldChar w:fldCharType="separate"/>
+            </w:r>
+            <w:r>
+              <w:rPr>
+                <w:noProof/>
+                <w:webHidden/>
+              </w:rPr>
+              <w:t>2</w:t>
+            </w:r>
+            <w:r>
+              <w:rPr>
+                <w:noProof/>
+                <w:webHidden/>
+              </w:rPr>
+              <w:fldChar w:fldCharType="end"/>
+            </w:r>
+          </w:hyperlink>
+        </w:p>
+        <w:p>
+          <w:pPr>
+            <w:pStyle w:val="TDC2"/>
+            <w:tabs>
+              <w:tab w:val="right" w:leader="dot" w:pos="8494"/>
+            </w:tabs>
+            <w:rPr>
+              <w:noProof/>
+            </w:rPr>
+          </w:pPr>
+          <w:hyperlink w:anchor="_Toc215565956" w:history="1">
+            <w:r>
+              <w:rPr>
+                <w:rStyle w:val="Hipervnculo"/>
+                <w:noProof/>
+              </w:rPr>
+              <w:t>Tipos de software según su función</w:t>
+            </w:r>
+            <w:r>
+              <w:rPr>
+                <w:noProof/>
+                <w:webHidden/>
+              </w:rPr>
+              <w:tab/>
+            </w:r>
+            <w:r>
+              <w:rPr>
+                <w:noProof/>
+                <w:webHidden/>
+              </w:rPr>
+              <w:fldChar w:fldCharType="begin"/>
+            </w:r>
+            <w:r>
+              <w:rPr>
+                <w:noProof/>
+                <w:webHidden/>
+              </w:rPr>
+              <w:instrText xml:space="preserve"> PAGEREF _Toc215565956 \h </w:instrText>
+            </w:r>
+            <w:r>
+              <w:rPr>
+                <w:noProof/>
+                <w:webHidden/>
+              </w:rPr>
+            </w:r>
+            <w:r>
+              <w:rPr>
+                <w:noProof/>
+                <w:webHidden/>
+              </w:rPr>
+              <w:fldChar w:fldCharType="separate"/>
+            </w:r>
+            <w:r>
+              <w:rPr>
+                <w:noProof/>
+                <w:webHidden/>
+              </w:rPr>
+              <w:t>2</w:t>
+            </w:r>
+            <w:r>
+              <w:rPr>
+                <w:noProof/>
+                <w:webHidden/>
+              </w:rPr>
+              <w:fldChar w:fldCharType="end"/>
+            </w:r>
+          </w:hyperlink>
+        </w:p>
+        <w:p>
+          <w:pPr>
+            <w:pStyle w:val="TDC2"/>
+            <w:tabs>
+              <w:tab w:val="right" w:leader="dot" w:pos="8494"/>
+            </w:tabs>
+            <w:rPr>
+              <w:noProof/>
+            </w:rPr>
+          </w:pPr>
+          <w:hyperlink w:anchor="_Toc215565957" w:history="1">
+            <w:r>
+              <w:rPr>
+                <w:rStyle w:val="Hipervnculo"/>
+                <w:noProof/>
+              </w:rPr>
+              <w:t>Tipos de software según su licencia</w:t>
+            </w:r>
+            <w:r>
+              <w:rPr>
+                <w:noProof/>
+                <w:webHidden/>
+              </w:rPr>
+              <w:tab/>
+            </w:r>
+            <w:r>
+              <w:rPr>
+                <w:noProof/>
+                <w:webHidden/>
+              </w:rPr>
+              <w:fldChar w:fldCharType="begin"/>
+            </w:r>
+            <w:r>
+              <w:rPr>
+                <w:noProof/>
+                <w:webHidden/>
+              </w:rPr>
+              <w:instrText xml:space="preserve"> PAGEREF _Toc215565957 \h </w:instrText>
+            </w:r>
+            <w:r>
+              <w:rPr>
+                <w:noProof/>
+                <w:webHidden/>
+              </w:rPr>
+            </w:r>
+            <w:r>
+              <w:rPr>
+                <w:noProof/>
+                <w:webHidden/>
+              </w:rPr>
+              <w:fldChar w:fldCharType="separate"/>
+            </w:r>
+            <w:r>
+              <w:rPr>
+                <w:noProof/>
+                <w:webHidden/>
+              </w:rPr>
+              <w:t>2</w:t>
+            </w:r>
+            <w:r>
+              <w:rPr>
+                <w:noProof/>
+                <w:webHidden/>
+              </w:rPr>
+              <w:fldChar w:fldCharType="end"/>
+            </w:r>
+          </w:hyperlink>
+        </w:p>
+        <w:p>
+          <w:pPr>
+            <w:pStyle w:val="TDC1"/>
+            <w:tabs>
+              <w:tab w:val="right" w:leader="dot" w:pos="8494"/>
+            </w:tabs>
+            <w:rPr>
+              <w:noProof/>
+            </w:rPr>
+          </w:pPr>
+          <w:hyperlink w:anchor="_Toc215565958" w:history="1">
+            <w:r>
+              <w:rPr>
+                <w:rStyle w:val="Hipervnculo"/>
+                <w:noProof/>
+              </w:rPr>
+              <w:t>Relación hardware-software</w:t>
+            </w:r>
+            <w:r>
+              <w:rPr>
+                <w:noProof/>
+                <w:webHidden/>
+              </w:rPr>
+              <w:tab/>
+            </w:r>
+            <w:r>
+              <w:rPr>
+                <w:noProof/>
+                <w:webHidden/>
+              </w:rPr>
+              <w:fldChar w:fldCharType="begin"/>
+            </w:r>
+            <w:r>
+              <w:rPr>
+                <w:noProof/>
+                <w:webHidden/>
+              </w:rPr>
+              <w:instrText xml:space="preserve"> PAGEREF _Toc215565958 \h </w:instrText>
+            </w:r>
+            <w:r>
+              <w:rPr>
+                <w:noProof/>
+                <w:webHidden/>
+              </w:rPr>
+            </w:r>
+            <w:r>
+              <w:rPr>
+                <w:noProof/>
+                <w:webHidden/>
+              </w:rPr>
+              <w:fldChar w:fldCharType="separate"/>
+            </w:r>
+            <w:r>
+              <w:rPr>
+                <w:noProof/>
+                <w:webHidden/>
+              </w:rPr>
+              <w:t>3</w:t>
+            </w:r>
+            <w:r>
+              <w:rPr>
+                <w:noProof/>
+                <w:webHidden/>
+              </w:rPr>
+              <w:fldChar w:fldCharType="end"/>
+            </w:r>
+          </w:hyperlink>
+        </w:p>
+        <w:p>
+          <w:pPr>
+            <w:pStyle w:val="TDC1"/>
+            <w:tabs>
+              <w:tab w:val="right" w:leader="dot" w:pos="8494"/>
+            </w:tabs>
+            <w:rPr>
+              <w:noProof/>
+            </w:rPr>
+          </w:pPr>
+          <w:hyperlink w:anchor="_Toc215565959" w:history="1">
+            <w:r>
+              <w:rPr>
+                <w:rStyle w:val="Hipervnculo"/>
+                <w:noProof/>
+              </w:rPr>
+              <w:t>Desarrollo de software</w:t>
+            </w:r>
+            <w:r>
+              <w:rPr>
+                <w:noProof/>
+                <w:webHidden/>
+              </w:rPr>
+              <w:tab/>
+            </w:r>
+            <w:r>
+              <w:rPr>
+                <w:noProof/>
+                <w:webHidden/>
+              </w:rPr>
+              <w:fldChar w:fldCharType="begin"/>
+            </w:r>
+            <w:r>
+              <w:rPr>
+                <w:noProof/>
+                <w:webHidden/>
+              </w:rPr>
+              <w:instrText xml:space="preserve"> PAGEREF _Toc215565959 \h </w:instrText>
+            </w:r>
+            <w:r>
+              <w:rPr>
+                <w:noProof/>
+                <w:webHidden/>
+              </w:rPr>
+            </w:r>
+            <w:r>
+              <w:rPr>
+                <w:noProof/>
+                <w:webHidden/>
+              </w:rPr>
+              <w:fldChar w:fldCharType="separate"/>
+            </w:r>
+            <w:r>
+              <w:rPr>
+                <w:noProof/>
+                <w:webHidden/>
+              </w:rPr>
+              <w:t>3</w:t>
+            </w:r>
+            <w:r>
+              <w:rPr>
+                <w:noProof/>
+                <w:webHidden/>
+              </w:rPr>
+              <w:fldChar w:fldCharType="end"/>
+            </w:r>
+          </w:hyperlink>
+        </w:p>
+        <w:p>
+          <w:pPr>
+            <w:pStyle w:val="TDC2"/>
+            <w:tabs>
+              <w:tab w:val="right" w:leader="dot" w:pos="8494"/>
+            </w:tabs>
+            <w:rPr>
+              <w:noProof/>
+            </w:rPr>
+          </w:pPr>
+          <w:hyperlink w:anchor="_Toc215565960" w:history="1">
+            <w:r>
+              <w:rPr>
+                <w:rStyle w:val="Hipervnculo"/>
+                <w:noProof/>
+              </w:rPr>
+              <w:t>Modelos de ciclo de la vida del software</w:t>
+            </w:r>
+            <w:r>
+              <w:rPr>
+                <w:noProof/>
+                <w:webHidden/>
+              </w:rPr>
+              <w:tab/>
+            </w:r>
+            <w:r>
+              <w:rPr>
+                <w:noProof/>
+                <w:webHidden/>
+              </w:rPr>
+              <w:fldChar w:fldCharType="begin"/>
+            </w:r>
+            <w:r>
+              <w:rPr>
+                <w:noProof/>
+                <w:webHidden/>
+              </w:rPr>
+              <w:instrText xml:space="preserve"> PAGEREF _Toc215565960 \h </w:instrText>
+            </w:r>
+            <w:r>
+              <w:rPr>
+                <w:noProof/>
+                <w:webHidden/>
+              </w:rPr>
+            </w:r>
+            <w:r>
+              <w:rPr>
+                <w:noProof/>
+                <w:webHidden/>
+              </w:rPr>
+              <w:fldChar w:fldCharType="separate"/>
+            </w:r>
+            <w:r>
+              <w:rPr>
+                <w:noProof/>
+                <w:webHidden/>
+              </w:rPr>
+              <w:t>3</w:t>
+            </w:r>
+            <w:r>
+              <w:rPr>
+                <w:noProof/>
+                <w:webHidden/>
+              </w:rPr>
+              <w:fldChar w:fldCharType="end"/>
+            </w:r>
+          </w:hyperlink>
+        </w:p>
+        <w:p>
+          <w:pPr>
+            <w:pStyle w:val="TDC3"/>
+            <w:tabs>
+              <w:tab w:val="right" w:leader="dot" w:pos="8494"/>
+            </w:tabs>
+            <w:rPr>
+              <w:noProof/>
+            </w:rPr>
+          </w:pPr>
+          <w:hyperlink w:anchor="_Toc215565961" w:history="1">
+            <w:r>
+              <w:rPr>
+                <w:rStyle w:val="Hipervnculo"/>
+                <w:noProof/>
+              </w:rPr>
+              <w:t>Modelo clásico en Cascada</w:t>
+            </w:r>
+            <w:r>
+              <w:rPr>
+                <w:noProof/>
+                <w:webHidden/>
+              </w:rPr>
+              <w:tab/>
+            </w:r>
+            <w:r>
+              <w:rPr>
+                <w:noProof/>
+                <w:webHidden/>
+              </w:rPr>
+              <w:fldChar w:fldCharType="begin"/>
+            </w:r>
+            <w:r>
+              <w:rPr>
+                <w:noProof/>
+                <w:webHidden/>
+              </w:rPr>
+              <w:instrText xml:space="preserve"> PAGEREF _Toc215565961 \h </w:instrText>
+            </w:r>
+            <w:r>
+              <w:rPr>
+                <w:noProof/>
+                <w:webHidden/>
+              </w:rPr>
+            </w:r>
+            <w:r>
+              <w:rPr>
+                <w:noProof/>
+                <w:webHidden/>
+              </w:rPr>
+              <w:fldChar w:fldCharType="separate"/>
+            </w:r>
+            <w:r>
+              <w:rPr>
+                <w:noProof/>
+                <w:webHidden/>
+              </w:rPr>
+              <w:t>4</w:t>
+            </w:r>
+            <w:r>
+              <w:rPr>
+                <w:noProof/>
+                <w:webHidden/>
+              </w:rPr>
+              <w:fldChar w:fldCharType="end"/>
+            </w:r>
+          </w:hyperlink>
+        </w:p>
+        <w:p>
+          <w:pPr>
+            <w:pStyle w:val="TDC3"/>
+            <w:tabs>
+              <w:tab w:val="right" w:leader="dot" w:pos="8494"/>
+            </w:tabs>
+            <w:rPr>
+              <w:noProof/>
+            </w:rPr>
+          </w:pPr>
+          <w:hyperlink w:anchor="_Toc215565962" w:history="1">
+            <w:r>
+              <w:rPr>
+                <w:rStyle w:val="Hipervnculo"/>
+                <w:noProof/>
+              </w:rPr>
+              <w:t>Modelo en Cascada con Realimentación</w:t>
+            </w:r>
+            <w:r>
+              <w:rPr>
+                <w:noProof/>
+                <w:webHidden/>
+              </w:rPr>
+              <w:tab/>
+            </w:r>
+            <w:r>
+              <w:rPr>
+                <w:noProof/>
+                <w:webHidden/>
+              </w:rPr>
+              <w:fldChar w:fldCharType="begin"/>
+            </w:r>
+            <w:r>
+              <w:rPr>
+                <w:noProof/>
+                <w:webHidden/>
+              </w:rPr>
+              <w:instrText xml:space="preserve"> PAGEREF _Toc215565962 \h </w:instrText>
+            </w:r>
+            <w:r>
+              <w:rPr>
+                <w:noProof/>
+                <w:webHidden/>
+              </w:rPr>
+            </w:r>
+            <w:r>
+              <w:rPr>
+                <w:noProof/>
+                <w:webHidden/>
+              </w:rPr>
+              <w:fldChar w:fldCharType="separate"/>
+            </w:r>
+            <w:r>
+              <w:rPr>
+                <w:noProof/>
+                <w:webHidden/>
+              </w:rPr>
+              <w:t>4</w:t>
+            </w:r>
+            <w:r>
+              <w:rPr>
+                <w:noProof/>
+                <w:webHidden/>
+              </w:rPr>
+              <w:fldChar w:fldCharType="end"/>
+            </w:r>
+          </w:hyperlink>
+        </w:p>
+        <w:p>
+          <w:pPr>
+            <w:pStyle w:val="TDC3"/>
+            <w:tabs>
+              <w:tab w:val="right" w:leader="dot" w:pos="8494"/>
+            </w:tabs>
+            <w:rPr>
+              <w:noProof/>
+            </w:rPr>
+          </w:pPr>
+          <w:hyperlink w:anchor="_Toc215565963" w:history="1">
+            <w:r>
+              <w:rPr>
+                <w:rStyle w:val="Hipervnculo"/>
+                <w:noProof/>
+              </w:rPr>
+              <w:t>Modelo iterativo incremental</w:t>
+            </w:r>
+            <w:r>
+              <w:rPr>
+                <w:noProof/>
+                <w:webHidden/>
+              </w:rPr>
+              <w:tab/>
+            </w:r>
+            <w:r>
+              <w:rPr>
+                <w:noProof/>
+                <w:webHidden/>
+              </w:rPr>
+              <w:fldChar w:fldCharType="begin"/>
+            </w:r>
+            <w:r>
+              <w:rPr>
+                <w:noProof/>
+                <w:webHidden/>
+              </w:rPr>
+              <w:instrText xml:space="preserve"> PAGEREF _Toc215565963 \h </w:instrText>
+            </w:r>
+            <w:r>
+              <w:rPr>
+                <w:noProof/>
+                <w:webHidden/>
+              </w:rPr>
+            </w:r>
+            <w:r>
+              <w:rPr>
+                <w:noProof/>
+                <w:webHidden/>
+              </w:rPr>
+              <w:fldChar w:fldCharType="separate"/>
+            </w:r>
+            <w:r>
+              <w:rPr>
+                <w:noProof/>
+                <w:webHidden/>
+              </w:rPr>
+              <w:t>4</w:t>
+            </w:r>
+            <w:r>
+              <w:rPr>
+                <w:noProof/>
+                <w:webHidden/>
+              </w:rPr>
+              <w:fldChar w:fldCharType="end"/>
+            </w:r>
+          </w:hyperlink>
+        </w:p>
+        <w:p>
+          <w:pPr>
+            <w:pStyle w:val="TDC3"/>
+            <w:tabs>
+              <w:tab w:val="right" w:leader="dot" w:pos="8494"/>
+            </w:tabs>
+            <w:rPr>
+              <w:noProof/>
+            </w:rPr>
+          </w:pPr>
+          <w:hyperlink w:anchor="_Toc215565964" w:history="1">
+            <w:r>
+              <w:rPr>
+                <w:rStyle w:val="Hipervnculo"/>
+                <w:noProof/>
+              </w:rPr>
+              <w:t>Modelo en Espiral</w:t>
+            </w:r>
+            <w:r>
+              <w:rPr>
+                <w:noProof/>
+                <w:webHidden/>
+              </w:rPr>
+              <w:tab/>
+            </w:r>
+            <w:r>
+              <w:rPr>
+                <w:noProof/>
+                <w:webHidden/>
+              </w:rPr>
+              <w:fldChar w:fldCharType="begin"/>
+            </w:r>
+            <w:r>
+              <w:rPr>
+                <w:noProof/>
+                <w:webHidden/>
+              </w:rPr>
+              <w:instrText xml:space="preserve"> PAGEREF _Toc215565964 \h </w:instrText>
+            </w:r>
+            <w:r>
+              <w:rPr>
+                <w:noProof/>
+                <w:webHidden/>
+              </w:rPr>
+            </w:r>
+            <w:r>
+              <w:rPr>
+                <w:noProof/>
+                <w:webHidden/>
+              </w:rPr>
+              <w:fldChar w:fldCharType="separate"/>
+            </w:r>
+            <w:r>
+              <w:rPr>
+                <w:noProof/>
+                <w:webHidden/>
+              </w:rPr>
+              <w:t>5</w:t>
+            </w:r>
+            <w:r>
+              <w:rPr>
+                <w:noProof/>
+                <w:webHidden/>
+              </w:rPr>
+              <w:fldChar w:fldCharType="end"/>
+            </w:r>
+          </w:hyperlink>
+        </w:p>
+        <w:p>
+          <w:pPr>
+            <w:pStyle w:val="TDC2"/>
+            <w:tabs>
+              <w:tab w:val="right" w:leader="dot" w:pos="8494"/>
+            </w:tabs>
+            <w:rPr>
+              <w:noProof/>
+            </w:rPr>
+          </w:pPr>
+          <w:hyperlink w:anchor="_Toc215565965" w:history="1">
+            <w:r>
+              <w:rPr>
+                <w:rStyle w:val="Hipervnculo"/>
+                <w:noProof/>
+              </w:rPr>
+              <w:t>Herramientas de ayuda al desarrollo</w:t>
+            </w:r>
+            <w:r>
+              <w:rPr>
+                <w:noProof/>
+                <w:webHidden/>
+              </w:rPr>
+              <w:tab/>
+            </w:r>
+            <w:r>
+              <w:rPr>
+                <w:noProof/>
+                <w:webHidden/>
+              </w:rPr>
+              <w:fldChar w:fldCharType="begin"/>
+            </w:r>
+            <w:r>
+              <w:rPr>
+                <w:noProof/>
+                <w:webHidden/>
+              </w:rPr>
+              <w:instrText xml:space="preserve"> PAGEREF _Toc215565965 \h </w:instrText>
+            </w:r>
+            <w:r>
+              <w:rPr>
+                <w:noProof/>
+                <w:webHidden/>
+              </w:rPr>
+            </w:r>
+            <w:r>
+              <w:rPr>
+                <w:noProof/>
+                <w:webHidden/>
+              </w:rPr>
+              <w:fldChar w:fldCharType="separate"/>
+            </w:r>
+            <w:r>
+              <w:rPr>
+                <w:noProof/>
+                <w:webHidden/>
+              </w:rPr>
+              <w:t>5</w:t>
+            </w:r>
+            <w:r>
+              <w:rPr>
+                <w:noProof/>
+                <w:webHidden/>
+              </w:rPr>
+              <w:fldChar w:fldCharType="end"/>
+            </w:r>
+          </w:hyperlink>
+        </w:p>
+        <w:p>
+          <w:pPr>
+            <w:pStyle w:val="TDC3"/>
+            <w:tabs>
+              <w:tab w:val="right" w:leader="dot" w:pos="8494"/>
+            </w:tabs>
+            <w:rPr>
+              <w:noProof/>
+            </w:rPr>
+          </w:pPr>
+          <w:hyperlink w:anchor="_Toc215565966" w:history="1">
+            <w:r>
+              <w:rPr>
+                <w:rStyle w:val="Hipervnculo"/>
+                <w:noProof/>
+              </w:rPr>
+              <w:t>Clasificación de las herramientas CASE</w:t>
+            </w:r>
+            <w:r>
+              <w:rPr>
+                <w:noProof/>
+                <w:webHidden/>
+              </w:rPr>
+              <w:tab/>
+            </w:r>
+            <w:r>
+              <w:rPr>
+                <w:noProof/>
+                <w:webHidden/>
+              </w:rPr>
+              <w:fldChar w:fldCharType="begin"/>
+            </w:r>
+            <w:r>
+              <w:rPr>
+                <w:noProof/>
+                <w:webHidden/>
+              </w:rPr>
+              <w:instrText xml:space="preserve"> PAGEREF _Toc215565966 \h </w:instrText>
+            </w:r>
+            <w:r>
+              <w:rPr>
+                <w:noProof/>
+                <w:webHidden/>
+              </w:rPr>
+            </w:r>
+            <w:r>
+              <w:rPr>
+                <w:noProof/>
+                <w:webHidden/>
+              </w:rPr>
+              <w:fldChar w:fldCharType="separate"/>
+            </w:r>
+            <w:r>
+              <w:rPr>
+                <w:noProof/>
+                <w:webHidden/>
+              </w:rPr>
+              <w:t>6</w:t>
+            </w:r>
+            <w:r>
+              <w:rPr>
+                <w:noProof/>
+                <w:webHidden/>
+              </w:rPr>
+              <w:fldChar w:fldCharType="end"/>
+            </w:r>
+          </w:hyperlink>
+        </w:p>
+        <w:p>
+          <w:pPr>
+            <w:pStyle w:val="TDC1"/>
+            <w:tabs>
+              <w:tab w:val="right" w:leader="dot" w:pos="8494"/>
+            </w:tabs>
+            <w:rPr>
+              <w:noProof/>
+            </w:rPr>
+          </w:pPr>
+          <w:hyperlink w:anchor="_Toc215565967" w:history="1">
+            <w:r>
+              <w:rPr>
+                <w:rStyle w:val="Hipervnculo"/>
+                <w:noProof/>
+              </w:rPr>
+              <w:t>Lenguajes de programación. Tipos</w:t>
+            </w:r>
+            <w:r>
+              <w:rPr>
+                <w:noProof/>
+                <w:webHidden/>
+              </w:rPr>
+              <w:tab/>
+            </w:r>
+            <w:r>
+              <w:rPr>
+                <w:noProof/>
+                <w:webHidden/>
+              </w:rPr>
+              <w:fldChar w:fldCharType="begin"/>
+            </w:r>
+            <w:r>
+              <w:rPr>
+                <w:noProof/>
+                <w:webHidden/>
+              </w:rPr>
+              <w:instrText xml:space="preserve"> PAGEREF _Toc215565967 \h </w:instrText>
+            </w:r>
+            <w:r>
+              <w:rPr>
+                <w:noProof/>
+                <w:webHidden/>
+              </w:rPr>
+            </w:r>
+            <w:r>
+              <w:rPr>
+                <w:noProof/>
+                <w:webHidden/>
+              </w:rPr>
+              <w:fldChar w:fldCharType="separate"/>
+            </w:r>
+            <w:r>
+              <w:rPr>
+                <w:noProof/>
+                <w:webHidden/>
+              </w:rPr>
+              <w:t>6</w:t>
+            </w:r>
+            <w:r>
+              <w:rPr>
+                <w:noProof/>
+                <w:webHidden/>
+              </w:rPr>
+              <w:fldChar w:fldCharType="end"/>
+            </w:r>
+          </w:hyperlink>
+        </w:p>
+        <w:p>
+          <w:pPr>
+            <w:pStyle w:val="TDC2"/>
+            <w:tabs>
+              <w:tab w:val="right" w:leader="dot" w:pos="8494"/>
+            </w:tabs>
+            <w:rPr>
+              <w:noProof/>
+            </w:rPr>
+          </w:pPr>
+          <w:hyperlink w:anchor="_Toc215565968" w:history="1">
+            <w:r>
+              <w:rPr>
+                <w:rStyle w:val="Hipervnculo"/>
+                <w:noProof/>
+              </w:rPr>
+              <w:t>Evolución de los lenguajes de programación</w:t>
+            </w:r>
+            <w:r>
+              <w:rPr>
+                <w:noProof/>
+                <w:webHidden/>
+              </w:rPr>
+              <w:tab/>
+            </w:r>
+            <w:r>
+              <w:rPr>
+                <w:noProof/>
+                <w:webHidden/>
+              </w:rPr>
+              <w:fldChar w:fldCharType="begin"/>
+            </w:r>
+            <w:r>
+              <w:rPr>
+                <w:noProof/>
+                <w:webHidden/>
+              </w:rPr>
+              <w:instrText xml:space="preserve"> PAGEREF _Toc215565968 \h </w:instrText>
+            </w:r>
+            <w:r>
+              <w:rPr>
+                <w:noProof/>
+                <w:webHidden/>
+              </w:rPr>
+            </w:r>
+            <w:r>
+              <w:rPr>
+                <w:noProof/>
+                <w:webHidden/>
+              </w:rPr>
+              <w:fldChar w:fldCharType="separate"/>
+            </w:r>
+            <w:r>
+              <w:rPr>
+                <w:noProof/>
+                <w:webHidden/>
+              </w:rPr>
+              <w:t>6</w:t>
+            </w:r>
+            <w:r>
+              <w:rPr>
+                <w:noProof/>
+                <w:webHidden/>
+              </w:rPr>
+              <w:fldChar w:fldCharType="end"/>
+            </w:r>
+          </w:hyperlink>
+        </w:p>
+        <w:p>
+          <w:pPr>
+            <w:pStyle w:val="TDC2"/>
+            <w:tabs>
+              <w:tab w:val="right" w:leader="dot" w:pos="8494"/>
+            </w:tabs>
+            <w:rPr>
+              <w:noProof/>
+            </w:rPr>
+          </w:pPr>
+          <w:hyperlink w:anchor="_Toc215565969" w:history="1">
+            <w:r>
+              <w:rPr>
+                <w:rStyle w:val="Hipervnculo"/>
+                <w:noProof/>
+              </w:rPr>
+              <w:t>Clasificación de los lenguajes de programación</w:t>
+            </w:r>
+            <w:r>
+              <w:rPr>
+                <w:noProof/>
+                <w:webHidden/>
+              </w:rPr>
+              <w:tab/>
+            </w:r>
+            <w:r>
+              <w:rPr>
+                <w:noProof/>
+                <w:webHidden/>
+              </w:rPr>
+              <w:fldChar w:fldCharType="begin"/>
+            </w:r>
+            <w:r>
+              <w:rPr>
+                <w:noProof/>
+                <w:webHidden/>
+              </w:rPr>
+              <w:instrText xml:space="preserve"> PAGEREF _Toc215565969 \h </w:instrText>
+            </w:r>
+            <w:r>
+              <w:rPr>
+                <w:noProof/>
+                <w:webHidden/>
+              </w:rPr>
+            </w:r>
+            <w:r>
+              <w:rPr>
+                <w:noProof/>
+                <w:webHidden/>
+              </w:rPr>
+              <w:fldChar w:fldCharType="separate"/>
+            </w:r>
+            <w:r>
+              <w:rPr>
+                <w:noProof/>
+                <w:webHidden/>
+              </w:rPr>
+              <w:t>6</w:t>
+            </w:r>
+            <w:r>
+              <w:rPr>
+                <w:noProof/>
+                <w:webHidden/>
+              </w:rPr>
+              <w:fldChar w:fldCharType="end"/>
+            </w:r>
+          </w:hyperlink>
+        </w:p>
+        <w:p>
+          <w:pPr>
+            <w:pStyle w:val="TDC3"/>
+            <w:tabs>
+              <w:tab w:val="right" w:leader="dot" w:pos="8494"/>
+            </w:tabs>
+            <w:rPr>
+              <w:noProof/>
+            </w:rPr>
+          </w:pPr>
+          <w:hyperlink w:anchor="_Toc215565970" w:history="1">
+            <w:r>
+              <w:rPr>
+                <w:rStyle w:val="Hipervnculo"/>
+                <w:noProof/>
+              </w:rPr>
+              <w:t>Programación orientada a objetos</w:t>
+            </w:r>
+            <w:r>
+              <w:rPr>
+                <w:noProof/>
+                <w:webHidden/>
+              </w:rPr>
+              <w:tab/>
+            </w:r>
+            <w:r>
+              <w:rPr>
+                <w:noProof/>
+                <w:webHidden/>
+              </w:rPr>
+              <w:fldChar w:fldCharType="begin"/>
+            </w:r>
+            <w:r>
+              <w:rPr>
+                <w:noProof/>
+                <w:webHidden/>
+              </w:rPr>
+              <w:instrText xml:space="preserve"> PAGEREF _Toc215565970 \h </w:instrText>
+            </w:r>
+            <w:r>
+              <w:rPr>
+                <w:noProof/>
+                <w:webHidden/>
+              </w:rPr>
+            </w:r>
+            <w:r>
+              <w:rPr>
+                <w:noProof/>
+                <w:webHidden/>
+              </w:rPr>
+              <w:fldChar w:fldCharType="separate"/>
+            </w:r>
+            <w:r>
+              <w:rPr>
+                <w:noProof/>
+                <w:webHidden/>
+              </w:rPr>
+              <w:t>7</w:t>
+            </w:r>
+            <w:r>
+              <w:rPr>
+                <w:noProof/>
+                <w:webHidden/>
+              </w:rPr>
+              <w:fldChar w:fldCharType="end"/>
+            </w:r>
+          </w:hyperlink>
+        </w:p>
+        <w:p>
+          <w:pPr>
+            <w:pStyle w:val="TDC1"/>
+            <w:tabs>
+              <w:tab w:val="right" w:leader="dot" w:pos="8494"/>
+            </w:tabs>
+            <w:rPr>
+              <w:noProof/>
+            </w:rPr>
+          </w:pPr>
+          <w:hyperlink w:anchor="_Toc215565971" w:history="1">
+            <w:r>
+              <w:rPr>
+                <w:rStyle w:val="Hipervnculo"/>
+                <w:noProof/>
+              </w:rPr>
+              <w:t>Fases de ciclo de vida del software</w:t>
+            </w:r>
+            <w:r>
+              <w:rPr>
+                <w:noProof/>
+                <w:webHidden/>
+              </w:rPr>
+              <w:tab/>
+            </w:r>
+            <w:r>
+              <w:rPr>
+                <w:noProof/>
+                <w:webHidden/>
+              </w:rPr>
+              <w:fldChar w:fldCharType="begin"/>
+            </w:r>
+            <w:r>
+              <w:rPr>
+                <w:noProof/>
+                <w:webHidden/>
+              </w:rPr>
+              <w:instrText xml:space="preserve"> PAGEREF _Toc215565971 \h </w:instrText>
+            </w:r>
+            <w:r>
+              <w:rPr>
+                <w:noProof/>
+                <w:webHidden/>
+              </w:rPr>
+            </w:r>
+            <w:r>
+              <w:rPr>
+                <w:noProof/>
+                <w:webHidden/>
+              </w:rPr>
+              <w:fldChar w:fldCharType="separate"/>
+            </w:r>
+            <w:r>
+              <w:rPr>
+                <w:noProof/>
+                <w:webHidden/>
+              </w:rPr>
+              <w:t>7</w:t>
+            </w:r>
+            <w:r>
+              <w:rPr>
+                <w:noProof/>
+                <w:webHidden/>
+              </w:rPr>
+              <w:fldChar w:fldCharType="end"/>
+            </w:r>
+          </w:hyperlink>
+        </w:p>
+        <w:p>
+          <w:pPr>
+            <w:pStyle w:val="TDC2"/>
+            <w:tabs>
+              <w:tab w:val="right" w:leader="dot" w:pos="8494"/>
+            </w:tabs>
+            <w:rPr>
+              <w:noProof/>
+            </w:rPr>
+          </w:pPr>
+          <w:hyperlink w:anchor="_Toc215565972" w:history="1">
+            <w:r>
+              <w:rPr>
+                <w:rStyle w:val="Hipervnculo"/>
+                <w:noProof/>
+              </w:rPr>
+              <w:t>Análisis</w:t>
+            </w:r>
+            <w:r>
+              <w:rPr>
+                <w:noProof/>
+                <w:webHidden/>
+              </w:rPr>
+              <w:tab/>
+            </w:r>
+            <w:r>
+              <w:rPr>
+                <w:noProof/>
+                <w:webHidden/>
+              </w:rPr>
+              <w:fldChar w:fldCharType="begin"/>
+            </w:r>
+            <w:r>
+              <w:rPr>
+                <w:noProof/>
+                <w:webHidden/>
+              </w:rPr>
+              <w:instrText xml:space="preserve"> PAGEREF _Toc215565972 \h </w:instrText>
+            </w:r>
+            <w:r>
+              <w:rPr>
+                <w:noProof/>
+                <w:webHidden/>
+              </w:rPr>
+            </w:r>
+            <w:r>
+              <w:rPr>
+                <w:noProof/>
+                <w:webHidden/>
+              </w:rPr>
+              <w:fldChar w:fldCharType="separate"/>
+            </w:r>
+            <w:r>
+              <w:rPr>
+                <w:noProof/>
+                <w:webHidden/>
+              </w:rPr>
+              <w:t>8</w:t>
+            </w:r>
+            <w:r>
+              <w:rPr>
+                <w:noProof/>
+                <w:webHidden/>
+              </w:rPr>
+              <w:fldChar w:fldCharType="end"/>
+            </w:r>
+          </w:hyperlink>
+        </w:p>
+        <w:p>
+          <w:pPr>
+            <w:pStyle w:val="TDC2"/>
+            <w:tabs>
+              <w:tab w:val="right" w:leader="dot" w:pos="8494"/>
+            </w:tabs>
+            <w:rPr>
+              <w:noProof/>
+            </w:rPr>
+          </w:pPr>
+          <w:hyperlink w:anchor="_Toc215565973" w:history="1">
+            <w:r>
+              <w:rPr>
+                <w:rStyle w:val="Hipervnculo"/>
+                <w:noProof/>
+              </w:rPr>
+              <w:t>Diseño</w:t>
+            </w:r>
+            <w:r>
+              <w:rPr>
+                <w:noProof/>
+                <w:webHidden/>
+              </w:rPr>
+              <w:tab/>
+            </w:r>
+            <w:r>
+              <w:rPr>
+                <w:noProof/>
+                <w:webHidden/>
+              </w:rPr>
+              <w:fldChar w:fldCharType="begin"/>
+            </w:r>
+            <w:r>
+              <w:rPr>
+                <w:noProof/>
+                <w:webHidden/>
+              </w:rPr>
+              <w:instrText xml:space="preserve"> PAGEREF _Toc215565973 \h </w:instrText>
+            </w:r>
+            <w:r>
+              <w:rPr>
+                <w:noProof/>
+                <w:webHidden/>
+              </w:rPr>
+            </w:r>
+            <w:r>
+              <w:rPr>
+                <w:noProof/>
+                <w:webHidden/>
+              </w:rPr>
+              <w:fldChar w:fldCharType="separate"/>
+            </w:r>
+            <w:r>
+              <w:rPr>
+                <w:noProof/>
+                <w:webHidden/>
+              </w:rPr>
+              <w:t>8</w:t>
+            </w:r>
+            <w:r>
+              <w:rPr>
+                <w:noProof/>
+                <w:webHidden/>
+              </w:rPr>
+              <w:fldChar w:fldCharType="end"/>
+            </w:r>
+          </w:hyperlink>
+        </w:p>
+        <w:p>
+          <w:pPr>
+            <w:pStyle w:val="TDC2"/>
+            <w:tabs>
+              <w:tab w:val="right" w:leader="dot" w:pos="8494"/>
+            </w:tabs>
+            <w:rPr>
+              <w:noProof/>
+            </w:rPr>
+          </w:pPr>
+          <w:hyperlink w:anchor="_Toc215565974" w:history="1">
+            <w:r>
+              <w:rPr>
+                <w:rStyle w:val="Hipervnculo"/>
+                <w:noProof/>
+              </w:rPr>
+              <w:t>Codificación y obtención del ejecutable</w:t>
+            </w:r>
+            <w:r>
+              <w:rPr>
+                <w:noProof/>
+                <w:webHidden/>
+              </w:rPr>
+              <w:tab/>
+            </w:r>
+            <w:r>
+              <w:rPr>
+                <w:noProof/>
+                <w:webHidden/>
+              </w:rPr>
+              <w:fldChar w:fldCharType="begin"/>
+            </w:r>
+            <w:r>
+              <w:rPr>
+                <w:noProof/>
+                <w:webHidden/>
+              </w:rPr>
+              <w:instrText xml:space="preserve"> PAGEREF _Toc215565974 \h </w:instrText>
+            </w:r>
+            <w:r>
+              <w:rPr>
+                <w:noProof/>
+                <w:webHidden/>
+              </w:rPr>
+            </w:r>
+            <w:r>
+              <w:rPr>
+                <w:noProof/>
+                <w:webHidden/>
+              </w:rPr>
+              <w:fldChar w:fldCharType="separate"/>
+            </w:r>
+            <w:r>
+              <w:rPr>
+                <w:noProof/>
+                <w:webHidden/>
+              </w:rPr>
+              <w:t>8</w:t>
+            </w:r>
+            <w:r>
+              <w:rPr>
+                <w:noProof/>
+                <w:webHidden/>
+              </w:rPr>
+              <w:fldChar w:fldCharType="end"/>
+            </w:r>
+          </w:hyperlink>
+        </w:p>
+        <w:p>
+          <w:pPr>
+            <w:pStyle w:val="TDC2"/>
+            <w:tabs>
+              <w:tab w:val="right" w:leader="dot" w:pos="8494"/>
+            </w:tabs>
+            <w:rPr>
+              <w:noProof/>
+            </w:rPr>
+          </w:pPr>
+          <w:hyperlink w:anchor="_Toc215565975" w:history="1">
+            <w:r>
+              <w:rPr>
+                <w:rStyle w:val="Hipervnculo"/>
+                <w:noProof/>
+              </w:rPr>
+              <w:t>Pruebas</w:t>
+            </w:r>
+            <w:r>
+              <w:rPr>
+                <w:noProof/>
+                <w:webHidden/>
+              </w:rPr>
+              <w:tab/>
+            </w:r>
+            <w:r>
+              <w:rPr>
+                <w:noProof/>
+                <w:webHidden/>
+              </w:rPr>
+              <w:fldChar w:fldCharType="begin"/>
+            </w:r>
+            <w:r>
+              <w:rPr>
+                <w:noProof/>
+                <w:webHidden/>
+              </w:rPr>
+              <w:instrText xml:space="preserve"> PAGEREF _Toc215565975 \h </w:instrText>
+            </w:r>
+            <w:r>
+              <w:rPr>
+                <w:noProof/>
+                <w:webHidden/>
+              </w:rPr>
+            </w:r>
+            <w:r>
+              <w:rPr>
+                <w:noProof/>
+                <w:webHidden/>
+              </w:rPr>
+              <w:fldChar w:fldCharType="separate"/>
+            </w:r>
+            <w:r>
+              <w:rPr>
+                <w:noProof/>
+                <w:webHidden/>
+              </w:rPr>
+              <w:t>9</w:t>
+            </w:r>
+            <w:r>
+              <w:rPr>
+                <w:noProof/>
+                <w:webHidden/>
+              </w:rPr>
+              <w:fldChar w:fldCharType="end"/>
+            </w:r>
+          </w:hyperlink>
+        </w:p>
+        <w:p>
+          <w:pPr>
+            <w:pStyle w:val="TDC2"/>
+            <w:tabs>
+              <w:tab w:val="right" w:leader="dot" w:pos="8494"/>
+            </w:tabs>
+            <w:rPr>
+              <w:noProof/>
+            </w:rPr>
+          </w:pPr>
+          <w:hyperlink w:anchor="_Toc215565976" w:history="1">
+            <w:r>
+              <w:rPr>
+                <w:rStyle w:val="Hipervnculo"/>
+                <w:noProof/>
+              </w:rPr>
+              <w:t>Documentación, explotación y mantenimiento</w:t>
+            </w:r>
+            <w:r>
+              <w:rPr>
+                <w:noProof/>
+                <w:webHidden/>
+              </w:rPr>
+              <w:tab/>
+            </w:r>
+            <w:r>
+              <w:rPr>
+                <w:noProof/>
+                <w:webHidden/>
+              </w:rPr>
+              <w:fldChar w:fldCharType="begin"/>
+            </w:r>
+            <w:r>
+              <w:rPr>
+                <w:noProof/>
+                <w:webHidden/>
+              </w:rPr>
+              <w:instrText xml:space="preserve"> PAGEREF _Toc215565976 \h </w:instrText>
+            </w:r>
+            <w:r>
+              <w:rPr>
+                <w:noProof/>
+                <w:webHidden/>
+              </w:rPr>
+            </w:r>
+            <w:r>
+              <w:rPr>
+                <w:noProof/>
+                <w:webHidden/>
+              </w:rPr>
+              <w:fldChar w:fldCharType="separate"/>
+            </w:r>
+            <w:r>
+              <w:rPr>
+                <w:noProof/>
+                <w:webHidden/>
+              </w:rPr>
+              <w:t>10</w:t>
+            </w:r>
+            <w:r>
+              <w:rPr>
+                <w:noProof/>
+                <w:webHidden/>
+              </w:rPr>
+              <w:fldChar w:fldCharType="end"/>
+            </w:r>
+          </w:hyperlink>
+        </w:p>
+        <w:p>
+          <w:pPr>
+            <w:pStyle w:val="TDC3"/>
+            <w:tabs>
+              <w:tab w:val="right" w:leader="dot" w:pos="8494"/>
+            </w:tabs>
+            <w:rPr>
+              <w:noProof/>
+            </w:rPr>
+          </w:pPr>
+          <w:hyperlink w:anchor="_Toc215565977" w:history="1">
+            <w:r>
+              <w:rPr>
+                <w:rStyle w:val="Hipervnculo"/>
+                <w:noProof/>
+              </w:rPr>
+              <w:t>Documentación</w:t>
+            </w:r>
+            <w:r>
+              <w:rPr>
+                <w:noProof/>
+                <w:webHidden/>
+              </w:rPr>
+              <w:tab/>
+            </w:r>
+            <w:r>
+              <w:rPr>
+                <w:noProof/>
+                <w:webHidden/>
+              </w:rPr>
+              <w:fldChar w:fldCharType="begin"/>
+            </w:r>
+            <w:r>
+              <w:rPr>
+                <w:noProof/>
+                <w:webHidden/>
+              </w:rPr>
+              <w:instrText xml:space="preserve"> PAGEREF _Toc215565977 \h </w:instrText>
+            </w:r>
+            <w:r>
+              <w:rPr>
+                <w:noProof/>
+                <w:webHidden/>
+              </w:rPr>
+            </w:r>
+            <w:r>
+              <w:rPr>
+                <w:noProof/>
+                <w:webHidden/>
+              </w:rPr>
+              <w:fldChar w:fldCharType="separate"/>
+            </w:r>
+            <w:r>
+              <w:rPr>
+                <w:noProof/>
+                <w:webHidden/>
+              </w:rPr>
+              <w:t>10</w:t>
+            </w:r>
+            <w:r>
+              <w:rPr>
+                <w:noProof/>
+                <w:webHidden/>
+              </w:rPr>
+              <w:fldChar w:fldCharType="end"/>
+            </w:r>
+          </w:hyperlink>
+        </w:p>
+        <w:p>
+          <w:pPr>
+            <w:pStyle w:val="TDC3"/>
+            <w:tabs>
+              <w:tab w:val="right" w:leader="dot" w:pos="8494"/>
+            </w:tabs>
+            <w:rPr>
+              <w:noProof/>
+            </w:rPr>
+          </w:pPr>
+          <w:hyperlink w:anchor="_Toc215565978" w:history="1">
+            <w:r>
+              <w:rPr>
+                <w:rStyle w:val="Hipervnculo"/>
+                <w:noProof/>
+              </w:rPr>
+              <w:t>Explotación</w:t>
+            </w:r>
+            <w:r>
+              <w:rPr>
+                <w:noProof/>
+                <w:webHidden/>
+              </w:rPr>
+              <w:tab/>
+            </w:r>
+            <w:r>
+              <w:rPr>
+                <w:noProof/>
+                <w:webHidden/>
+              </w:rPr>
+              <w:fldChar w:fldCharType="begin"/>
+            </w:r>
+            <w:r>
+              <w:rPr>
+                <w:noProof/>
+                <w:webHidden/>
+              </w:rPr>
+              <w:instrText xml:space="preserve"> PAGEREF _Toc215565978 \h </w:instrText>
+            </w:r>
+            <w:r>
+              <w:rPr>
+                <w:noProof/>
+                <w:webHidden/>
+              </w:rPr>
+            </w:r>
+            <w:r>
+              <w:rPr>
+                <w:noProof/>
+                <w:webHidden/>
+              </w:rPr>
+              <w:fldChar w:fldCharType="separate"/>
+            </w:r>
+            <w:r>
+              <w:rPr>
+                <w:noProof/>
+                <w:webHidden/>
+              </w:rPr>
+              <w:t>10</w:t>
+            </w:r>
+            <w:r>
+              <w:rPr>
+                <w:noProof/>
+                <w:webHidden/>
+              </w:rPr>
+              <w:fldChar w:fldCharType="end"/>
+            </w:r>
+          </w:hyperlink>
+        </w:p>
+        <w:p>
+          <w:pPr>
+            <w:pStyle w:val="TDC3"/>
+            <w:tabs>
+              <w:tab w:val="right" w:leader="dot" w:pos="8494"/>
+            </w:tabs>
+            <w:rPr>
+              <w:noProof/>
+            </w:rPr>
+          </w:pPr>
+          <w:hyperlink w:anchor="_Toc215565979" w:history="1">
+            <w:r>
+              <w:rPr>
+                <w:rStyle w:val="Hipervnculo"/>
+                <w:noProof/>
+              </w:rPr>
+              <w:t>Mantenimiento</w:t>
+            </w:r>
+            <w:r>
+              <w:rPr>
+                <w:noProof/>
+                <w:webHidden/>
+              </w:rPr>
+              <w:tab/>
+            </w:r>
+            <w:r>
+              <w:rPr>
+                <w:noProof/>
+                <w:webHidden/>
+              </w:rPr>
+              <w:fldChar w:fldCharType="begin"/>
+            </w:r>
+            <w:r>
+              <w:rPr>
+                <w:noProof/>
+                <w:webHidden/>
+              </w:rPr>
+              <w:instrText xml:space="preserve"> PAGEREF _Toc215565979 \h </w:instrText>
+            </w:r>
+            <w:r>
+              <w:rPr>
+                <w:noProof/>
+                <w:webHidden/>
+              </w:rPr>
+            </w:r>
+            <w:r>
+              <w:rPr>
+                <w:noProof/>
+                <w:webHidden/>
+              </w:rPr>
+              <w:fldChar w:fldCharType="separate"/>
+            </w:r>
+            <w:r>
+              <w:rPr>
+                <w:noProof/>
+                <w:webHidden/>
+              </w:rPr>
+              <w:t>10</w:t>
+            </w:r>
+            <w:r>
+              <w:rPr>
+                <w:noProof/>
+                <w:webHidden/>
+              </w:rPr>
+              <w:fldChar w:fldCharType="end"/>
+            </w:r>
+          </w:hyperlink>
+        </w:p>
+        <w:p>
+          <w:pPr>
+            <w:pStyle w:val="TDC1"/>
+            <w:tabs>
+              <w:tab w:val="right" w:leader="dot" w:pos="8494"/>
+            </w:tabs>
+            <w:rPr>
+              <w:noProof/>
+            </w:rPr>
+          </w:pPr>
+          <w:hyperlink w:anchor="_Toc215565980" w:history="1">
+            <w:r>
+              <w:rPr>
+                <w:rStyle w:val="Hipervnculo"/>
+                <w:noProof/>
+              </w:rPr>
+              <w:t>Máquinas virtuales</w:t>
+            </w:r>
+            <w:r>
+              <w:rPr>
+                <w:noProof/>
+                <w:webHidden/>
+              </w:rPr>
+              <w:tab/>
+            </w:r>
+            <w:r>
+              <w:rPr>
+                <w:noProof/>
+                <w:webHidden/>
+              </w:rPr>
+              <w:fldChar w:fldCharType="begin"/>
+            </w:r>
+            <w:r>
+              <w:rPr>
+                <w:noProof/>
+                <w:webHidden/>
+              </w:rPr>
+              <w:instrText xml:space="preserve"> PAGEREF _Toc215565980 \h </w:instrText>
+            </w:r>
+            <w:r>
+              <w:rPr>
+                <w:noProof/>
+                <w:webHidden/>
+              </w:rPr>
+            </w:r>
+            <w:r>
+              <w:rPr>
+                <w:noProof/>
+                <w:webHidden/>
+              </w:rPr>
+              <w:fldChar w:fldCharType="separate"/>
+            </w:r>
+            <w:r>
+              <w:rPr>
+                <w:noProof/>
+                <w:webHidden/>
+              </w:rPr>
+              <w:t>11</w:t>
+            </w:r>
+            <w:r>
+              <w:rPr>
+                <w:noProof/>
+                <w:webHidden/>
+              </w:rPr>
+              <w:fldChar w:fldCharType="end"/>
+            </w:r>
+          </w:hyperlink>
+        </w:p>
+        <w:p>
+          <w:pPr>
+            <w:pStyle w:val="TDC2"/>
+            <w:tabs>
+              <w:tab w:val="right" w:leader="dot" w:pos="8494"/>
+            </w:tabs>
+            <w:rPr>
+              <w:noProof/>
+            </w:rPr>
+          </w:pPr>
+          <w:hyperlink w:anchor="_Toc215565981" w:history="1">
+            <w:r>
+              <w:rPr>
+                <w:rStyle w:val="Hipervnculo"/>
+                <w:noProof/>
+              </w:rPr>
+              <w:t>Frameworks</w:t>
+            </w:r>
+            <w:r>
+              <w:rPr>
+                <w:noProof/>
+                <w:webHidden/>
+              </w:rPr>
+              <w:tab/>
+            </w:r>
+            <w:r>
+              <w:rPr>
+                <w:noProof/>
+                <w:webHidden/>
+              </w:rPr>
+              <w:fldChar w:fldCharType="begin"/>
+            </w:r>
+            <w:r>
+              <w:rPr>
+                <w:noProof/>
+                <w:webHidden/>
+              </w:rPr>
+              <w:instrText xml:space="preserve"> PAGEREF _Toc215565981 \h </w:instrText>
+            </w:r>
+            <w:r>
+              <w:rPr>
+                <w:noProof/>
+                <w:webHidden/>
+              </w:rPr>
+            </w:r>
+            <w:r>
+              <w:rPr>
+                <w:noProof/>
+                <w:webHidden/>
+              </w:rPr>
+              <w:fldChar w:fldCharType="separate"/>
+            </w:r>
+            <w:r>
+              <w:rPr>
+                <w:noProof/>
+                <w:webHidden/>
+              </w:rPr>
+              <w:t>11</w:t>
+            </w:r>
+            <w:r>
+              <w:rPr>
+                <w:noProof/>
+                <w:webHidden/>
+              </w:rPr>
+              <w:fldChar w:fldCharType="end"/>
+            </w:r>
+          </w:hyperlink>
+        </w:p>
+        <w:p>
+          <w:pPr>
+            <w:pStyle w:val="TDC2"/>
+            <w:tabs>
+              <w:tab w:val="right" w:leader="dot" w:pos="8494"/>
+            </w:tabs>
+            <w:rPr>
+              <w:noProof/>
+            </w:rPr>
+          </w:pPr>
+          <w:hyperlink w:anchor="_Toc215565982" w:history="1">
+            <w:r>
+              <w:rPr>
+                <w:rStyle w:val="Hipervnculo"/>
+                <w:noProof/>
+              </w:rPr>
+              <w:t>Entornos de ejecución</w:t>
+            </w:r>
+            <w:r>
+              <w:rPr>
+                <w:noProof/>
+                <w:webHidden/>
+              </w:rPr>
+              <w:tab/>
+            </w:r>
+            <w:r>
+              <w:rPr>
+                <w:noProof/>
+                <w:webHidden/>
+              </w:rPr>
+              <w:fldChar w:fldCharType="begin"/>
+            </w:r>
+            <w:r>
+              <w:rPr>
+                <w:noProof/>
+                <w:webHidden/>
+              </w:rPr>
+              <w:instrText xml:space="preserve"> PAGEREF _Toc215565982 \h </w:instrText>
+            </w:r>
+            <w:r>
+              <w:rPr>
+                <w:noProof/>
+                <w:webHidden/>
+              </w:rPr>
+            </w:r>
+            <w:r>
+              <w:rPr>
+                <w:noProof/>
+                <w:webHidden/>
+              </w:rPr>
+              <w:fldChar w:fldCharType="separate"/>
+            </w:r>
+            <w:r>
+              <w:rPr>
+                <w:noProof/>
+                <w:webHidden/>
+              </w:rPr>
+              <w:t>11</w:t>
+            </w:r>
+            <w:r>
+              <w:rPr>
+                <w:noProof/>
+                <w:webHidden/>
+              </w:rPr>
+              <w:fldChar w:fldCharType="end"/>
+            </w:r>
+          </w:hyperlink>
+        </w:p>
+        <w:p>
+          <w:r>
+            <w:rPr>
+              <w:b/>
+              <w:bCs/>
+            </w:rPr>
+            <w:fldChar w:fldCharType="end"/>
+          </w:r>
+        </w:p>
+      </w:sdtContent>
+    </w:sdt>
+    <w:p>
+      <w:pPr>
+        <w:rPr>
+          <w:rFonts w:asciiTheme="majorHAnsi" w:eastAsiaTheme="majorEastAsia" w:hAnsiTheme="majorHAnsi" w:cstheme="majorBidi"/>
+          <w:color w:val="2E74B5" w:themeColor="accent1" w:themeShade="BF"/>
+          <w:sz w:val="32"/>
+          <w:szCs w:val="32"/>
+        </w:rPr>
+      </w:pPr>
+      <w:r>
+        <w:br w:type="page"/>
       </w:r>
     </w:p>
     <w:p>
       <w:pPr>
         <w:pStyle w:val="Ttulo1"/>
       </w:pPr>
-      <w:r>
+      <w:bookmarkStart w:id="1" w:name="_Toc215565954"/>
+      <w:r>
+        <w:lastRenderedPageBreak/>
         <w:t>Software</w:t>
       </w:r>
+      <w:bookmarkEnd w:id="1"/>
     </w:p>
     <w:p>
       <w:pPr>
         <w:pStyle w:val="Ttulo2"/>
       </w:pPr>
+      <w:bookmarkStart w:id="2" w:name="_Toc215565955"/>
       <w:r>
         <w:t>Tipos de software</w:t>
       </w:r>
+      <w:bookmarkEnd w:id="2"/>
     </w:p>
     <w:p>
       <w:r>
@@ -56,9 +2094,11 @@
       <w:pPr>
         <w:pStyle w:val="Ttulo2"/>
       </w:pPr>
+      <w:bookmarkStart w:id="3" w:name="_Toc215565956"/>
       <w:r>
         <w:t>Tipos de software según su función</w:t>
       </w:r>
+      <w:bookmarkEnd w:id="3"/>
     </w:p>
     <w:p>
       <w:r>
@@ -141,9 +2181,11 @@
       <w:pPr>
         <w:pStyle w:val="Ttulo2"/>
       </w:pPr>
+      <w:bookmarkStart w:id="4" w:name="_Toc215565957"/>
       <w:r>
         <w:t>Tipos de software según su licencia</w:t>
       </w:r>
+      <w:bookmarkEnd w:id="4"/>
     </w:p>
     <w:p>
       <w:r>
@@ -299,48 +2341,51 @@
         </w:numPr>
       </w:pPr>
       <w:r>
+        <w:t>Estudiar el funcionamiento del programa y adaptarlo a las necesidades del usuario</w:t>
+      </w:r>
+    </w:p>
+    <w:p>
+      <w:pPr>
+        <w:pStyle w:val="Prrafodelista"/>
+        <w:numPr>
+          <w:ilvl w:val="0"/>
+          <w:numId w:val="3"/>
+        </w:numPr>
+      </w:pPr>
+      <w:r>
+        <w:t>Redistribuir copias</w:t>
+      </w:r>
+    </w:p>
+    <w:p>
+      <w:pPr>
+        <w:pStyle w:val="Prrafodelista"/>
+        <w:numPr>
+          <w:ilvl w:val="0"/>
+          <w:numId w:val="3"/>
+        </w:numPr>
+      </w:pPr>
+      <w:r>
+        <w:t>Mejorar el programa y poner sus mejoras a disposición del público para el beneficio de toda la comunidad.</w:t>
+      </w:r>
+    </w:p>
+    <w:p>
+      <w:r>
+        <w:rPr>
+          <w:b/>
+        </w:rPr>
+        <w:t xml:space="preserve">Software de código abierto: </w:t>
+      </w:r>
+      <w:r>
+        <w:t xml:space="preserve">Cualquier programa cuyo código fuente se pone a disposición para el uso o modificación, conforme a los usuarios o desarrolladores lo consideren conveniente. </w:t>
+      </w:r>
+    </w:p>
+    <w:p>
+      <w:r>
+        <w:t xml:space="preserve">Este tipo de software debe de ser redistribuido a cualquier persona sin ningún tipo de restricción, el código fuente debe de estar disponible, de modo que los usuarios que reciben el programa sean </w:t>
+      </w:r>
+      <w:r>
         <w:lastRenderedPageBreak/>
-        <w:t>Estudiar el funcionamiento del programa y adaptarlo a las necesidades del usuario</w:t>
-      </w:r>
-    </w:p>
-    <w:p>
-      <w:pPr>
-        <w:pStyle w:val="Prrafodelista"/>
-        <w:numPr>
-          <w:ilvl w:val="0"/>
-          <w:numId w:val="3"/>
-        </w:numPr>
-      </w:pPr>
-      <w:r>
-        <w:t>Redistribuir copias</w:t>
-      </w:r>
-    </w:p>
-    <w:p>
-      <w:pPr>
-        <w:pStyle w:val="Prrafodelista"/>
-        <w:numPr>
-          <w:ilvl w:val="0"/>
-          <w:numId w:val="3"/>
-        </w:numPr>
-      </w:pPr>
-      <w:r>
-        <w:t>Mejorar el programa y poner sus mejoras a disposición del público para el beneficio de toda la comunidad.</w:t>
-      </w:r>
-    </w:p>
-    <w:p>
-      <w:r>
-        <w:rPr>
-          <w:b/>
-        </w:rPr>
-        <w:t xml:space="preserve">Software de código abierto: </w:t>
-      </w:r>
-      <w:r>
-        <w:t xml:space="preserve">Cualquier programa cuyo código fuente se pone a disposición para el uso o modificación, conforme a los usuarios o desarrolladores lo consideren conveniente. </w:t>
-      </w:r>
-    </w:p>
-    <w:p>
-      <w:r>
-        <w:t>Este tipo de software debe de ser redistribuido a cualquier persona sin ningún tipo de restricción, el código fuente debe de estar disponible, de modo que los usuarios que reciben el programa sean capaces de mejorarlo o modificarlo y por último la licencia puede requerir que versiones mejoradas del software lleven un nombre o una versión diferente a la del software original.</w:t>
+        <w:t>capaces de mejorarlo o modificarlo y por último la licencia puede requerir que versiones mejoradas del software lleven un nombre o una versión diferente a la del software original.</w:t>
       </w:r>
     </w:p>
     <w:p>
@@ -414,9 +2459,11 @@
       <w:pPr>
         <w:pStyle w:val="Ttulo1"/>
       </w:pPr>
+      <w:bookmarkStart w:id="5" w:name="_Toc215565958"/>
       <w:r>
         <w:t>Relación hardware-software</w:t>
       </w:r>
+      <w:bookmarkEnd w:id="5"/>
     </w:p>
     <w:p>
       <w:r>
@@ -479,10 +2526,11 @@
       <w:pPr>
         <w:pStyle w:val="Ttulo1"/>
       </w:pPr>
-      <w:r>
-        <w:lastRenderedPageBreak/>
+      <w:bookmarkStart w:id="6" w:name="_Toc215565959"/>
+      <w:r>
         <w:t>Desarrollo de software</w:t>
       </w:r>
+      <w:bookmarkEnd w:id="6"/>
     </w:p>
     <w:p>
       <w:r>
@@ -493,9 +2541,11 @@
       <w:pPr>
         <w:pStyle w:val="Ttulo2"/>
       </w:pPr>
+      <w:bookmarkStart w:id="7" w:name="_Toc215565960"/>
       <w:r>
         <w:t>Modelos de ciclo de la vida del software</w:t>
       </w:r>
+      <w:bookmarkEnd w:id="7"/>
     </w:p>
     <w:p>
       <w:r>
@@ -590,9 +2640,12 @@
       <w:pPr>
         <w:pStyle w:val="Ttulo3"/>
       </w:pPr>
-      <w:r>
+      <w:bookmarkStart w:id="8" w:name="_Toc215565961"/>
+      <w:r>
+        <w:lastRenderedPageBreak/>
         <w:t>Modelo clásico en Cascada</w:t>
       </w:r>
+      <w:bookmarkEnd w:id="8"/>
     </w:p>
     <w:p>
       <w:r>
@@ -603,6 +2656,7 @@
       <w:pPr>
         <w:pStyle w:val="Ttulo3"/>
       </w:pPr>
+      <w:bookmarkStart w:id="9" w:name="_Toc215565962"/>
       <w:r>
         <w:t xml:space="preserve">Modelo </w:t>
       </w:r>
@@ -612,6 +2666,7 @@
       <w:r>
         <w:t xml:space="preserve"> Cascada con Realimentación</w:t>
       </w:r>
+      <w:bookmarkEnd w:id="9"/>
     </w:p>
     <w:p>
       <w:r>
@@ -799,9 +2854,11 @@
       <w:pPr>
         <w:pStyle w:val="Ttulo3"/>
       </w:pPr>
+      <w:bookmarkStart w:id="10" w:name="_Toc215565963"/>
       <w:r>
         <w:t>Modelo iterativo incremental</w:t>
       </w:r>
+      <w:bookmarkEnd w:id="10"/>
     </w:p>
     <w:p>
       <w:r>
@@ -848,8 +2905,276 @@
         </w:rPr>
       </w:pPr>
       <w:r>
+        <w:t>Permite entregar rápidamente partes operativas del producto final</w:t>
+      </w:r>
+    </w:p>
+    <w:p>
+      <w:pPr>
+        <w:rPr>
+          <w:b/>
+        </w:rPr>
+      </w:pPr>
+      <w:r>
+        <w:rPr>
+          <w:b/>
+        </w:rPr>
+        <w:t>Inconvenientes:</w:t>
+      </w:r>
+    </w:p>
+    <w:p>
+      <w:pPr>
+        <w:pStyle w:val="Prrafodelista"/>
+        <w:numPr>
+          <w:ilvl w:val="0"/>
+          <w:numId w:val="11"/>
+        </w:numPr>
+        <w:rPr>
+          <w:b/>
+        </w:rPr>
+      </w:pPr>
+      <w:r>
+        <w:t>No podemos estimar el coste y esfuerzo final total</w:t>
+      </w:r>
+    </w:p>
+    <w:p>
+      <w:pPr>
+        <w:pStyle w:val="Prrafodelista"/>
+        <w:numPr>
+          <w:ilvl w:val="0"/>
+          <w:numId w:val="11"/>
+        </w:numPr>
+        <w:rPr>
+          <w:b/>
+        </w:rPr>
+      </w:pPr>
+      <w:r>
+        <w:t>Riesgo de no acabar nunca</w:t>
+      </w:r>
+    </w:p>
+    <w:p>
+      <w:pPr>
+        <w:pStyle w:val="Prrafodelista"/>
+        <w:numPr>
+          <w:ilvl w:val="0"/>
+          <w:numId w:val="11"/>
+        </w:numPr>
+        <w:rPr>
+          <w:b/>
+        </w:rPr>
+      </w:pPr>
+      <w:r>
+        <w:t>No recomendable para sistemas en tiempo real y de alto nivel de seguridad</w:t>
+      </w:r>
+    </w:p>
+    <w:p>
+      <w:pPr>
+        <w:rPr>
+          <w:b/>
+        </w:rPr>
+      </w:pPr>
+      <w:r>
+        <w:rPr>
+          <w:b/>
+        </w:rPr>
+        <w:t>Recomendado cuando:</w:t>
+      </w:r>
+    </w:p>
+    <w:p>
+      <w:pPr>
+        <w:pStyle w:val="Prrafodelista"/>
+        <w:numPr>
+          <w:ilvl w:val="0"/>
+          <w:numId w:val="12"/>
+        </w:numPr>
+        <w:rPr>
+          <w:b/>
+        </w:rPr>
+      </w:pPr>
+      <w:r>
+        <w:t>Los requisitos no están definidos totalmente y es posible que haya grandes cambios</w:t>
+      </w:r>
+    </w:p>
+    <w:p>
+      <w:pPr>
+        <w:pStyle w:val="Prrafodelista"/>
+        <w:numPr>
+          <w:ilvl w:val="0"/>
+          <w:numId w:val="12"/>
+        </w:numPr>
+        <w:rPr>
+          <w:b/>
+        </w:rPr>
+      </w:pPr>
+      <w:r>
+        <w:t>Se prueban o introducen nuevas tecnologías</w:t>
+      </w:r>
+    </w:p>
+    <w:p>
+      <w:pPr>
+        <w:pStyle w:val="Ttulo3"/>
+      </w:pPr>
+      <w:bookmarkStart w:id="11" w:name="_Toc215565964"/>
+      <w:r>
+        <w:t>Modelo en Espiral</w:t>
+      </w:r>
+      <w:bookmarkEnd w:id="11"/>
+    </w:p>
+    <w:p>
+      <w:r>
+        <w:t>Combinación del modelo iterativo con el modelo en cascada. El software se va construyendo repetidamente en forma de versiones que son cada vez mejores, debido a que incrementan la funcionalidad en cada versión. Este modelo es bastante complejo.</w:t>
+      </w:r>
+      <w:r>
+        <w:t xml:space="preserve"> Este se parece al iterativo incremental teniendo en cuenta cada ciclo el análisis de riesgos.</w:t>
+      </w:r>
+    </w:p>
+    <w:p>
+      <w:pPr>
+        <w:rPr>
+          <w:b/>
+        </w:rPr>
+      </w:pPr>
+      <w:r>
+        <w:rPr>
+          <w:b/>
+        </w:rPr>
+        <w:t>Determinación de objetivos:</w:t>
+      </w:r>
+    </w:p>
+    <w:p>
+      <w:pPr>
+        <w:pStyle w:val="Prrafodelista"/>
+        <w:numPr>
+          <w:ilvl w:val="0"/>
+          <w:numId w:val="13"/>
+        </w:numPr>
+        <w:rPr>
+          <w:b/>
+        </w:rPr>
+      </w:pPr>
+      <w:r>
         <w:lastRenderedPageBreak/>
-        <w:t>Permite entregar rápidamente partes operativas del producto final</w:t>
+        <w:t>Cada ciclo comienza identificando los objetivos y las restricciones</w:t>
+      </w:r>
+    </w:p>
+    <w:p>
+      <w:pPr>
+        <w:rPr>
+          <w:b/>
+        </w:rPr>
+      </w:pPr>
+      <w:r>
+        <w:rPr>
+          <w:b/>
+        </w:rPr>
+        <w:t>Análisis de riesgo:</w:t>
+      </w:r>
+    </w:p>
+    <w:p>
+      <w:pPr>
+        <w:pStyle w:val="Prrafodelista"/>
+        <w:numPr>
+          <w:ilvl w:val="0"/>
+          <w:numId w:val="13"/>
+        </w:numPr>
+      </w:pPr>
+      <w:r>
+        <w:t>Se identifican los riesgos (mal diseño, error de implementación, …) y la manera de resolverlos</w:t>
+      </w:r>
+    </w:p>
+    <w:p>
+      <w:pPr>
+        <w:rPr>
+          <w:b/>
+        </w:rPr>
+      </w:pPr>
+      <w:r>
+        <w:rPr>
+          <w:b/>
+        </w:rPr>
+        <w:t>Desarrollar y probar:</w:t>
+      </w:r>
+    </w:p>
+    <w:p>
+      <w:pPr>
+        <w:pStyle w:val="Prrafodelista"/>
+        <w:numPr>
+          <w:ilvl w:val="0"/>
+          <w:numId w:val="13"/>
+        </w:numPr>
+        <w:rPr>
+          <w:b/>
+        </w:rPr>
+      </w:pPr>
+      <w:r>
+        <w:t>Verificar que la solución es aceptable</w:t>
+      </w:r>
+    </w:p>
+    <w:p>
+      <w:pPr>
+        <w:rPr>
+          <w:b/>
+        </w:rPr>
+      </w:pPr>
+      <w:r>
+        <w:rPr>
+          <w:b/>
+        </w:rPr>
+        <w:t>Planificación:</w:t>
+      </w:r>
+    </w:p>
+    <w:p>
+      <w:pPr>
+        <w:pStyle w:val="Prrafodelista"/>
+        <w:numPr>
+          <w:ilvl w:val="0"/>
+          <w:numId w:val="13"/>
+        </w:numPr>
+      </w:pPr>
+      <w:r>
+        <w:t>Revisar y evaluar todo lo hecho y decidir si se continúa; en caso afirmativo, planificar fases del ciclo siguiente.</w:t>
+      </w:r>
+    </w:p>
+    <w:p>
+      <w:pPr>
+        <w:rPr>
+          <w:b/>
+        </w:rPr>
+      </w:pPr>
+      <w:r>
+        <w:rPr>
+          <w:b/>
+        </w:rPr>
+        <w:t>Ventajas:</w:t>
+      </w:r>
+    </w:p>
+    <w:p>
+      <w:pPr>
+        <w:pStyle w:val="Prrafodelista"/>
+        <w:numPr>
+          <w:ilvl w:val="0"/>
+          <w:numId w:val="13"/>
+        </w:numPr>
+        <w:rPr>
+          <w:b/>
+        </w:rPr>
+      </w:pPr>
+      <w:r>
+        <w:t>No requiere definición completa de requisitos para empezar a funcionar</w:t>
+      </w:r>
+    </w:p>
+    <w:p>
+      <w:pPr>
+        <w:pStyle w:val="Prrafodelista"/>
+        <w:numPr>
+          <w:ilvl w:val="0"/>
+          <w:numId w:val="13"/>
+        </w:numPr>
+        <w:rPr>
+          <w:b/>
+        </w:rPr>
+      </w:pPr>
+      <w:r>
+        <w:t>Análisis de riesgo en todas las etapas, por tanto, reduce riesgos del proyecto.</w:t>
       </w:r>
     </w:p>
     <w:p>
@@ -870,44 +3195,29 @@
         <w:pStyle w:val="Prrafodelista"/>
         <w:numPr>
           <w:ilvl w:val="0"/>
-          <w:numId w:val="11"/>
-        </w:numPr>
-        <w:rPr>
-          <w:b/>
-        </w:rPr>
-      </w:pPr>
-      <w:r>
-        <w:t>No podemos estimar el coste y esfuerzo final total</w:t>
-      </w:r>
-    </w:p>
-    <w:p>
-      <w:pPr>
-        <w:pStyle w:val="Prrafodelista"/>
-        <w:numPr>
-          <w:ilvl w:val="0"/>
-          <w:numId w:val="11"/>
-        </w:numPr>
-        <w:rPr>
-          <w:b/>
-        </w:rPr>
-      </w:pPr>
-      <w:r>
-        <w:t>Riesgo de no acabar nunca</w:t>
-      </w:r>
-    </w:p>
-    <w:p>
-      <w:pPr>
-        <w:pStyle w:val="Prrafodelista"/>
-        <w:numPr>
-          <w:ilvl w:val="0"/>
-          <w:numId w:val="11"/>
-        </w:numPr>
-        <w:rPr>
-          <w:b/>
-        </w:rPr>
-      </w:pPr>
-      <w:r>
-        <w:t>No recomendable para sistemas en tiempo real y de alto nivel de seguridad</w:t>
+          <w:numId w:val="14"/>
+        </w:numPr>
+        <w:rPr>
+          <w:b/>
+        </w:rPr>
+      </w:pPr>
+      <w:r>
+        <w:t>El costo del proyecto aumenta a medida que la espiral crece</w:t>
+      </w:r>
+    </w:p>
+    <w:p>
+      <w:pPr>
+        <w:pStyle w:val="Prrafodelista"/>
+        <w:numPr>
+          <w:ilvl w:val="0"/>
+          <w:numId w:val="14"/>
+        </w:numPr>
+        <w:rPr>
+          <w:b/>
+        </w:rPr>
+      </w:pPr>
+      <w:r>
+        <w:t>Difícil evaluar riesgos, por tanto, el éxito del proyecto depende de la fase de análisis de riesgos.</w:t>
       </w:r>
     </w:p>
     <w:p>
@@ -928,544 +3238,303 @@
         <w:pStyle w:val="Prrafodelista"/>
         <w:numPr>
           <w:ilvl w:val="0"/>
-          <w:numId w:val="12"/>
-        </w:numPr>
-        <w:rPr>
-          <w:b/>
-        </w:rPr>
-      </w:pPr>
-      <w:r>
-        <w:t>Los requisitos no están definidos totalmente y es posible que haya grandes cambios</w:t>
-      </w:r>
-    </w:p>
-    <w:p>
-      <w:pPr>
-        <w:pStyle w:val="Prrafodelista"/>
-        <w:numPr>
-          <w:ilvl w:val="0"/>
-          <w:numId w:val="12"/>
-        </w:numPr>
-        <w:rPr>
-          <w:b/>
-        </w:rPr>
-      </w:pPr>
-      <w:r>
-        <w:t>Se prueban o introducen nuevas tecnologías</w:t>
+          <w:numId w:val="15"/>
+        </w:numPr>
+        <w:rPr>
+          <w:b/>
+        </w:rPr>
+      </w:pPr>
+      <w:r>
+        <w:t>Proyectos de gran tamaño que necesitan constantes cambios</w:t>
+      </w:r>
+    </w:p>
+    <w:p>
+      <w:pPr>
+        <w:pStyle w:val="Ttulo2"/>
+      </w:pPr>
+      <w:bookmarkStart w:id="12" w:name="_Toc215565965"/>
+      <w:r>
+        <w:t>Herramientas de ayuda al desarrollo</w:t>
+      </w:r>
+      <w:bookmarkEnd w:id="12"/>
+    </w:p>
+    <w:p>
+      <w:r>
+        <w:t>Las herramientas CASE son un conjunto de aplicaciones que se utilizan en el desarrollo de software con el objetivo de reducir costes y tiempo de proceso, mejorando la productividad del proceso. Esta tecnología trata de automatizar las fases del desarrollo de software para que mejore la calidad del proceso y del resultado final. Estas herramientas CASE permiten:</w:t>
+      </w:r>
+    </w:p>
+    <w:p>
+      <w:pPr>
+        <w:pStyle w:val="Prrafodelista"/>
+        <w:numPr>
+          <w:ilvl w:val="0"/>
+          <w:numId w:val="15"/>
+        </w:numPr>
+      </w:pPr>
+      <w:r>
+        <w:t>Mejorar la planificación del proyecto</w:t>
+      </w:r>
+    </w:p>
+    <w:p>
+      <w:pPr>
+        <w:pStyle w:val="Prrafodelista"/>
+        <w:numPr>
+          <w:ilvl w:val="0"/>
+          <w:numId w:val="15"/>
+        </w:numPr>
+      </w:pPr>
+      <w:r>
+        <w:t>Darle agilidad al proyecto</w:t>
+      </w:r>
+    </w:p>
+    <w:p>
+      <w:pPr>
+        <w:pStyle w:val="Prrafodelista"/>
+        <w:numPr>
+          <w:ilvl w:val="0"/>
+          <w:numId w:val="15"/>
+        </w:numPr>
+      </w:pPr>
+      <w:r>
+        <w:t>Reutilización de partes del software en proyectos futuros</w:t>
+      </w:r>
+    </w:p>
+    <w:p>
+      <w:pPr>
+        <w:pStyle w:val="Prrafodelista"/>
+        <w:numPr>
+          <w:ilvl w:val="0"/>
+          <w:numId w:val="15"/>
+        </w:numPr>
+      </w:pPr>
+      <w:r>
+        <w:t>Hacer aplicaciones que respondan a los estándares</w:t>
+      </w:r>
+    </w:p>
+    <w:p>
+      <w:pPr>
+        <w:pStyle w:val="Prrafodelista"/>
+        <w:numPr>
+          <w:ilvl w:val="0"/>
+          <w:numId w:val="15"/>
+        </w:numPr>
+      </w:pPr>
+      <w:r>
+        <w:t>Mejorar la tarea del mantenimiento de los programas</w:t>
+      </w:r>
+    </w:p>
+    <w:p>
+      <w:pPr>
+        <w:pStyle w:val="Prrafodelista"/>
+        <w:numPr>
+          <w:ilvl w:val="0"/>
+          <w:numId w:val="15"/>
+        </w:numPr>
+      </w:pPr>
+      <w:r>
+        <w:t>Mejorar el proceso de desarrollo, permitiendo visualizar las fases de forma gráfica</w:t>
+      </w:r>
+    </w:p>
+    <w:p>
+      <w:r>
+        <w:t>Estas herramientas son capaces de ayudarnos en cualquier etapa del proyecto</w:t>
       </w:r>
     </w:p>
     <w:p>
       <w:pPr>
         <w:pStyle w:val="Ttulo3"/>
       </w:pPr>
-      <w:r>
-        <w:t>Modelo en Espiral</w:t>
-      </w:r>
-    </w:p>
-    <w:p>
-      <w:r>
-        <w:t>Combinación del modelo iterativo con el modelo en cascada. El software se va construyendo repetidamente en forma de versiones que son cada vez mejores, debido a que incrementan la funcionalidad en cada versión. Este modelo es bastante complejo.</w:t>
-      </w:r>
-      <w:r>
-        <w:t xml:space="preserve"> Este se parece al iterativo incremental teniendo en cuenta cada ciclo el análisis de riesgos.</w:t>
-      </w:r>
-    </w:p>
-    <w:p>
-      <w:pPr>
-        <w:rPr>
-          <w:b/>
-        </w:rPr>
-      </w:pPr>
-      <w:r>
-        <w:rPr>
-          <w:b/>
-        </w:rPr>
-        <w:t>Determinación de objetivos:</w:t>
-      </w:r>
-    </w:p>
-    <w:p>
-      <w:pPr>
-        <w:pStyle w:val="Prrafodelista"/>
-        <w:numPr>
-          <w:ilvl w:val="0"/>
-          <w:numId w:val="13"/>
-        </w:numPr>
-        <w:rPr>
-          <w:b/>
-        </w:rPr>
-      </w:pPr>
-      <w:r>
-        <w:t>Cada ciclo comienza identificando los objetivos y las restricciones</w:t>
-      </w:r>
-    </w:p>
-    <w:p>
-      <w:pPr>
-        <w:rPr>
-          <w:b/>
-        </w:rPr>
-      </w:pPr>
-      <w:r>
-        <w:rPr>
-          <w:b/>
-        </w:rPr>
-        <w:t>Análisis de riesgo:</w:t>
-      </w:r>
-    </w:p>
-    <w:p>
-      <w:pPr>
-        <w:pStyle w:val="Prrafodelista"/>
-        <w:numPr>
-          <w:ilvl w:val="0"/>
-          <w:numId w:val="13"/>
-        </w:numPr>
-      </w:pPr>
-      <w:r>
-        <w:t>Se identifican los riesgos (mal diseño, error de implementación, …) y la manera de resolverlos</w:t>
-      </w:r>
-    </w:p>
-    <w:p>
-      <w:pPr>
-        <w:rPr>
-          <w:b/>
-        </w:rPr>
-      </w:pPr>
-      <w:r>
-        <w:rPr>
-          <w:b/>
-        </w:rPr>
-        <w:t>Desarrollar y probar:</w:t>
-      </w:r>
-    </w:p>
-    <w:p>
-      <w:pPr>
-        <w:pStyle w:val="Prrafodelista"/>
-        <w:numPr>
-          <w:ilvl w:val="0"/>
-          <w:numId w:val="13"/>
-        </w:numPr>
-        <w:rPr>
-          <w:b/>
-        </w:rPr>
-      </w:pPr>
-      <w:r>
-        <w:t>Verificar que la solución es aceptable</w:t>
-      </w:r>
-    </w:p>
-    <w:p>
-      <w:pPr>
-        <w:rPr>
-          <w:b/>
-        </w:rPr>
-      </w:pPr>
-      <w:r>
-        <w:rPr>
-          <w:b/>
-        </w:rPr>
-        <w:t>Planificación:</w:t>
-      </w:r>
-    </w:p>
-    <w:p>
-      <w:pPr>
-        <w:pStyle w:val="Prrafodelista"/>
-        <w:numPr>
-          <w:ilvl w:val="0"/>
-          <w:numId w:val="13"/>
-        </w:numPr>
-      </w:pPr>
-      <w:r>
-        <w:t>Revisar y evaluar todo lo hecho y decidir si se continúa; en caso afirmativo, planificar fases del ciclo siguiente.</w:t>
-      </w:r>
-    </w:p>
-    <w:p>
-      <w:pPr>
-        <w:rPr>
-          <w:b/>
-        </w:rPr>
-      </w:pPr>
-      <w:r>
-        <w:rPr>
-          <w:b/>
-        </w:rPr>
-        <w:t>Ventajas:</w:t>
-      </w:r>
-    </w:p>
-    <w:p>
-      <w:pPr>
-        <w:pStyle w:val="Prrafodelista"/>
-        <w:numPr>
-          <w:ilvl w:val="0"/>
-          <w:numId w:val="13"/>
-        </w:numPr>
-        <w:rPr>
-          <w:b/>
-        </w:rPr>
-      </w:pPr>
-      <w:r>
-        <w:t>No requiere definición completa de requisitos para empezar a funcionar</w:t>
-      </w:r>
-    </w:p>
-    <w:p>
-      <w:pPr>
-        <w:pStyle w:val="Prrafodelista"/>
-        <w:numPr>
-          <w:ilvl w:val="0"/>
-          <w:numId w:val="13"/>
-        </w:numPr>
-        <w:rPr>
-          <w:b/>
-        </w:rPr>
-      </w:pPr>
-      <w:r>
-        <w:t>Análisis de riesgo en todas las etapas, por tanto, reduce riesgos del proyecto.</w:t>
-      </w:r>
-    </w:p>
-    <w:p>
-      <w:pPr>
-        <w:rPr>
-          <w:b/>
-        </w:rPr>
-      </w:pPr>
-      <w:r>
-        <w:rPr>
-          <w:b/>
-        </w:rPr>
-        <w:t>Inconvenientes:</w:t>
-      </w:r>
-    </w:p>
-    <w:p>
-      <w:pPr>
-        <w:pStyle w:val="Prrafodelista"/>
-        <w:numPr>
-          <w:ilvl w:val="0"/>
-          <w:numId w:val="14"/>
-        </w:numPr>
-        <w:rPr>
-          <w:b/>
-        </w:rPr>
-      </w:pPr>
-      <w:r>
-        <w:t>El costo del proyecto aumenta a medida que la espiral crece</w:t>
-      </w:r>
-    </w:p>
-    <w:p>
-      <w:pPr>
-        <w:pStyle w:val="Prrafodelista"/>
-        <w:numPr>
-          <w:ilvl w:val="0"/>
-          <w:numId w:val="14"/>
-        </w:numPr>
-        <w:rPr>
-          <w:b/>
-        </w:rPr>
-      </w:pPr>
-      <w:r>
-        <w:t>Difícil evaluar riesgos, por tanto, el éxito del proyecto depende de la fase de análisis de riesgos.</w:t>
-      </w:r>
-    </w:p>
-    <w:p>
-      <w:pPr>
-        <w:rPr>
-          <w:b/>
-        </w:rPr>
-      </w:pPr>
-      <w:r>
-        <w:rPr>
-          <w:b/>
-        </w:rPr>
-        <w:t>Recomendado cuando:</w:t>
-      </w:r>
-    </w:p>
-    <w:p>
-      <w:pPr>
-        <w:pStyle w:val="Prrafodelista"/>
-        <w:numPr>
-          <w:ilvl w:val="0"/>
-          <w:numId w:val="15"/>
-        </w:numPr>
-        <w:rPr>
-          <w:b/>
-        </w:rPr>
-      </w:pPr>
-      <w:r>
-        <w:t>Proyectos de gran tamaño que necesitan constantes cambios</w:t>
+      <w:bookmarkStart w:id="13" w:name="_Toc215565966"/>
+      <w:r>
+        <w:t>Clasificación de las herramientas CASE</w:t>
+      </w:r>
+      <w:bookmarkEnd w:id="13"/>
+    </w:p>
+    <w:p>
+      <w:r>
+        <w:t>Las herramientas CASE se clasifican en función de las fases del ciclo de vida del software en la que ofrecen ayuda:</w:t>
+      </w:r>
+    </w:p>
+    <w:p>
+      <w:pPr>
+        <w:pStyle w:val="Prrafodelista"/>
+        <w:numPr>
+          <w:ilvl w:val="0"/>
+          <w:numId w:val="16"/>
+        </w:numPr>
+      </w:pPr>
+      <w:r>
+        <w:rPr>
+          <w:b/>
+        </w:rPr>
+        <w:t xml:space="preserve">U-CASE: </w:t>
+      </w:r>
+      <w:r>
+        <w:t>Ofrece ayuda en las fases de planificación y análisis de requisitos.</w:t>
+      </w:r>
+    </w:p>
+    <w:p>
+      <w:pPr>
+        <w:pStyle w:val="Prrafodelista"/>
+        <w:numPr>
+          <w:ilvl w:val="0"/>
+          <w:numId w:val="16"/>
+        </w:numPr>
+      </w:pPr>
+      <w:r>
+        <w:rPr>
+          <w:b/>
+        </w:rPr>
+        <w:t xml:space="preserve">M-CASE: </w:t>
+      </w:r>
+      <w:r>
+        <w:t>Ofrece ayuda en análisis y diseño</w:t>
+      </w:r>
+    </w:p>
+    <w:p>
+      <w:pPr>
+        <w:pStyle w:val="Prrafodelista"/>
+        <w:numPr>
+          <w:ilvl w:val="0"/>
+          <w:numId w:val="16"/>
+        </w:numPr>
+      </w:pPr>
+      <w:r>
+        <w:rPr>
+          <w:b/>
+        </w:rPr>
+        <w:t xml:space="preserve">L-CASE: </w:t>
+      </w:r>
+      <w:r>
+        <w:t>Ayuda en la programación del software, detección de errores del código, depuración de programas y pruebas y en la generación de la documentación del proyecto</w:t>
+      </w:r>
+    </w:p>
+    <w:p>
+      <w:pPr>
+        <w:ind w:left="360"/>
+      </w:pPr>
+      <w:r>
+        <w:t>Algunos ejemplos de estas herramientas CASE son: ArgoUML, Use Case Maker, ObjectBuilder…</w:t>
+      </w:r>
+    </w:p>
+    <w:p>
+      <w:pPr>
+        <w:pStyle w:val="Ttulo1"/>
+      </w:pPr>
+      <w:bookmarkStart w:id="14" w:name="_Toc215565967"/>
+      <w:r>
+        <w:lastRenderedPageBreak/>
+        <w:t>Lenguajes de programación. Tipos</w:t>
+      </w:r>
+      <w:bookmarkEnd w:id="14"/>
+    </w:p>
+    <w:p>
+      <w:r>
+        <w:t>Lenguaje formal formado por símbolos y reglas sintácticas y semánticas, diseñado para realizar un código que posteriormente traducido puede ser entendido y ejecutado por ordenadores</w:t>
       </w:r>
     </w:p>
     <w:p>
       <w:pPr>
         <w:pStyle w:val="Ttulo2"/>
       </w:pPr>
-      <w:r>
-        <w:t>Herramientas de ayuda al desarrollo</w:t>
-      </w:r>
-    </w:p>
-    <w:p>
-      <w:r>
-        <w:t xml:space="preserve">Las herramientas CASE son un conjunto de aplicaciones que se utilizan en el desarrollo de software con el objetivo de reducir costes y tiempo de proceso, mejorando la productividad del </w:t>
-      </w:r>
-      <w:r>
-        <w:lastRenderedPageBreak/>
-        <w:t>proceso. Esta tecnología trata de automatizar las fases del desarrollo de software para que mejore la calidad del proceso y del resultado final. Estas herramientas CASE permiten:</w:t>
-      </w:r>
-    </w:p>
-    <w:p>
-      <w:pPr>
-        <w:pStyle w:val="Prrafodelista"/>
-        <w:numPr>
-          <w:ilvl w:val="0"/>
-          <w:numId w:val="15"/>
-        </w:numPr>
-      </w:pPr>
-      <w:r>
-        <w:t>Mejorar la planificación del proyecto</w:t>
-      </w:r>
-    </w:p>
-    <w:p>
-      <w:pPr>
-        <w:pStyle w:val="Prrafodelista"/>
-        <w:numPr>
-          <w:ilvl w:val="0"/>
-          <w:numId w:val="15"/>
-        </w:numPr>
-      </w:pPr>
-      <w:r>
-        <w:t>Darle agilidad al proyecto</w:t>
-      </w:r>
-    </w:p>
-    <w:p>
-      <w:pPr>
-        <w:pStyle w:val="Prrafodelista"/>
-        <w:numPr>
-          <w:ilvl w:val="0"/>
-          <w:numId w:val="15"/>
-        </w:numPr>
-      </w:pPr>
-      <w:r>
-        <w:t>Reutilización de partes del software en proyectos futuros</w:t>
-      </w:r>
-    </w:p>
-    <w:p>
-      <w:pPr>
-        <w:pStyle w:val="Prrafodelista"/>
-        <w:numPr>
-          <w:ilvl w:val="0"/>
-          <w:numId w:val="15"/>
-        </w:numPr>
-      </w:pPr>
-      <w:r>
-        <w:t>Hacer aplicaciones que respondan a los estándares</w:t>
-      </w:r>
-    </w:p>
-    <w:p>
-      <w:pPr>
-        <w:pStyle w:val="Prrafodelista"/>
-        <w:numPr>
-          <w:ilvl w:val="0"/>
-          <w:numId w:val="15"/>
-        </w:numPr>
-      </w:pPr>
-      <w:r>
-        <w:t>Mejorar la tarea del mantenimiento de los programas</w:t>
-      </w:r>
-    </w:p>
-    <w:p>
-      <w:pPr>
-        <w:pStyle w:val="Prrafodelista"/>
-        <w:numPr>
-          <w:ilvl w:val="0"/>
-          <w:numId w:val="15"/>
-        </w:numPr>
-      </w:pPr>
-      <w:r>
-        <w:t>Mejorar el proceso de desarrollo, permitiendo visualizar las fases de forma gráfica</w:t>
-      </w:r>
-    </w:p>
-    <w:p>
-      <w:r>
-        <w:t>Estas herramientas son capaces de ayudarnos en cualquier etapa del proyecto</w:t>
-      </w:r>
-    </w:p>
-    <w:p>
-      <w:pPr>
-        <w:pStyle w:val="Ttulo3"/>
-      </w:pPr>
-      <w:r>
-        <w:t>Clasificación de las herramientas CASE</w:t>
-      </w:r>
-    </w:p>
-    <w:p>
-      <w:r>
-        <w:t>Las herramientas CASE se clasifican en función de las fases del ciclo de vida del software en la que ofrecen ayuda:</w:t>
-      </w:r>
-    </w:p>
-    <w:p>
-      <w:pPr>
-        <w:pStyle w:val="Prrafodelista"/>
-        <w:numPr>
-          <w:ilvl w:val="0"/>
-          <w:numId w:val="16"/>
-        </w:numPr>
-      </w:pPr>
-      <w:r>
-        <w:rPr>
-          <w:b/>
-        </w:rPr>
-        <w:t xml:space="preserve">U-CASE: </w:t>
-      </w:r>
-      <w:r>
-        <w:t>Ofrece ayuda en las fases de planificación y análisis de requisitos.</w:t>
-      </w:r>
-    </w:p>
-    <w:p>
-      <w:pPr>
-        <w:pStyle w:val="Prrafodelista"/>
-        <w:numPr>
-          <w:ilvl w:val="0"/>
-          <w:numId w:val="16"/>
-        </w:numPr>
-      </w:pPr>
-      <w:r>
-        <w:rPr>
-          <w:b/>
-        </w:rPr>
-        <w:t xml:space="preserve">M-CASE: </w:t>
-      </w:r>
-      <w:r>
-        <w:t>Ofrece ayuda en análisis y diseño</w:t>
-      </w:r>
-    </w:p>
-    <w:p>
-      <w:pPr>
-        <w:pStyle w:val="Prrafodelista"/>
-        <w:numPr>
-          <w:ilvl w:val="0"/>
-          <w:numId w:val="16"/>
-        </w:numPr>
-      </w:pPr>
-      <w:r>
-        <w:rPr>
-          <w:b/>
-        </w:rPr>
-        <w:t xml:space="preserve">L-CASE: </w:t>
-      </w:r>
-      <w:r>
-        <w:t>Ayuda en la programación del software, detección de errores del código, depuración de programas y pruebas y en la generación de la documentación del proyecto</w:t>
-      </w:r>
-    </w:p>
-    <w:p>
-      <w:pPr>
-        <w:ind w:left="360"/>
-      </w:pPr>
-      <w:r>
-        <w:t>Algunos ejemplos de estas herramientas CASE son: ArgoUML, Use Case Maker, ObjectBuilder…</w:t>
-      </w:r>
-    </w:p>
-    <w:p>
-      <w:pPr>
-        <w:pStyle w:val="Ttulo1"/>
-      </w:pPr>
-      <w:r>
-        <w:t>Lenguajes de programación. Tipos</w:t>
-      </w:r>
-    </w:p>
-    <w:p>
-      <w:r>
-        <w:t>Lenguaje formal formado por símbolos y reglas sintácticas y semánticas, diseñado para realizar un código que posteriormente traducido puede ser entendido y ejecutado por ordenadores</w:t>
+      <w:bookmarkStart w:id="15" w:name="_Toc215565968"/>
+      <w:r>
+        <w:t>Evolución de los lenguajes de programación</w:t>
+      </w:r>
+      <w:bookmarkEnd w:id="15"/>
+    </w:p>
+    <w:p>
+      <w:pPr>
+        <w:pStyle w:val="Prrafodelista"/>
+        <w:numPr>
+          <w:ilvl w:val="0"/>
+          <w:numId w:val="17"/>
+        </w:numPr>
+      </w:pPr>
+      <w:r>
+        <w:rPr>
+          <w:b/>
+        </w:rPr>
+        <w:t xml:space="preserve">Lenguaje máquina: </w:t>
+      </w:r>
+      <w:r>
+        <w:t xml:space="preserve">Las </w:t>
+      </w:r>
+      <w:r>
+        <w:t>instrucciones</w:t>
+      </w:r>
+      <w:r>
+        <w:t xml:space="preserve"> son combinaciones de ceros y unos. Este es el único lenguaje que entiende directamente el ordenador</w:t>
+      </w:r>
+      <w:r>
+        <w:t xml:space="preserve"> ya que no necesita traducción alguna. Y es único para cada procesador</w:t>
+      </w:r>
+    </w:p>
+    <w:p>
+      <w:pPr>
+        <w:pStyle w:val="Prrafodelista"/>
+        <w:numPr>
+          <w:ilvl w:val="0"/>
+          <w:numId w:val="17"/>
+        </w:numPr>
+      </w:pPr>
+      <w:r>
+        <w:rPr>
+          <w:b/>
+        </w:rPr>
+        <w:t>Lenguaje ensamblador:</w:t>
+      </w:r>
+      <w:r>
+        <w:t xml:space="preserve"> En lugar de ceros y unos se programa usando nemotécnicos (Instrucciones complejas). Necesita traducción al lenguaje máquina para poder ejecutarse. Las instrucciones son sentencias que hacen referencia a distintos registros del ordenador.</w:t>
+      </w:r>
+    </w:p>
+    <w:p>
+      <w:pPr>
+        <w:pStyle w:val="Prrafodelista"/>
+        <w:numPr>
+          <w:ilvl w:val="0"/>
+          <w:numId w:val="17"/>
+        </w:numPr>
+      </w:pPr>
+      <w:r>
+        <w:rPr>
+          <w:b/>
+        </w:rPr>
+        <w:t>Lenguaje de alto nivel basado en código:</w:t>
+      </w:r>
+      <w:r>
+        <w:t xml:space="preserve"> En lugar de nemotécnicos, se utilizan sentencias y órdenes derivadas del inglés. (Necesita que se traduzca al lenguaje máquina)</w:t>
+      </w:r>
+    </w:p>
+    <w:p>
+      <w:pPr>
+        <w:pStyle w:val="Prrafodelista"/>
+        <w:numPr>
+          <w:ilvl w:val="0"/>
+          <w:numId w:val="17"/>
+        </w:numPr>
+      </w:pPr>
+      <w:r>
+        <w:rPr>
+          <w:b/>
+        </w:rPr>
+        <w:t>Lenguaje Visual:</w:t>
+      </w:r>
+      <w:r>
+        <w:t xml:space="preserve"> En lugar de sentencias escritas, se programa gráficamente usando el ratón y diseñando directamente la apariencia del software. El correspondiente código se genera automáticamente. Necesitan traducción al lenguaje máquina...</w:t>
       </w:r>
     </w:p>
     <w:p>
       <w:pPr>
         <w:pStyle w:val="Ttulo2"/>
       </w:pPr>
-      <w:r>
-        <w:t>Evolución de los lenguajes de programación</w:t>
-      </w:r>
-    </w:p>
-    <w:p>
-      <w:pPr>
-        <w:pStyle w:val="Prrafodelista"/>
-        <w:numPr>
-          <w:ilvl w:val="0"/>
-          <w:numId w:val="17"/>
-        </w:numPr>
-      </w:pPr>
-      <w:r>
-        <w:rPr>
-          <w:b/>
-        </w:rPr>
-        <w:t xml:space="preserve">Lenguaje máquina: </w:t>
-      </w:r>
-      <w:r>
-        <w:t xml:space="preserve">Las </w:t>
-      </w:r>
-      <w:r>
-        <w:t>instrucciones</w:t>
-      </w:r>
-      <w:r>
-        <w:t xml:space="preserve"> son combinaciones de ceros y unos. Este es el único lenguaje que entiende directamente el ordenador</w:t>
-      </w:r>
-      <w:r>
-        <w:t xml:space="preserve"> ya que no necesita traducción alguna. Y es único para cada procesador</w:t>
-      </w:r>
-    </w:p>
-    <w:p>
-      <w:pPr>
-        <w:pStyle w:val="Prrafodelista"/>
-        <w:numPr>
-          <w:ilvl w:val="0"/>
-          <w:numId w:val="17"/>
-        </w:numPr>
-      </w:pPr>
-      <w:r>
-        <w:rPr>
-          <w:b/>
-        </w:rPr>
-        <w:t>Lenguaje ensamblador:</w:t>
-      </w:r>
-      <w:r>
-        <w:t xml:space="preserve"> En lugar de ceros y unos se programa usando nemotécnicos (Instrucciones complejas). Necesita traducción al lenguaje máquina para poder ejecutarse. Las instrucciones son sentencias que hacen referencia a distintos registros del ordenador.</w:t>
-      </w:r>
-    </w:p>
-    <w:p>
-      <w:pPr>
-        <w:pStyle w:val="Prrafodelista"/>
-        <w:numPr>
-          <w:ilvl w:val="0"/>
-          <w:numId w:val="17"/>
-        </w:numPr>
-      </w:pPr>
-      <w:r>
-        <w:rPr>
-          <w:b/>
-        </w:rPr>
-        <w:t>Lenguaje de alto nivel basado en código:</w:t>
-      </w:r>
-      <w:r>
-        <w:t xml:space="preserve"> En lugar de nemotécnicos, se utilizan sentencias y órdenes derivadas del inglés. (Necesita que se traduzca al lenguaje máquina)</w:t>
-      </w:r>
-    </w:p>
-    <w:p>
-      <w:pPr>
-        <w:pStyle w:val="Prrafodelista"/>
-        <w:numPr>
-          <w:ilvl w:val="0"/>
-          <w:numId w:val="17"/>
-        </w:numPr>
-      </w:pPr>
-      <w:r>
-        <w:rPr>
-          <w:b/>
-        </w:rPr>
-        <w:t>Lenguaje Visual:</w:t>
-      </w:r>
-      <w:r>
-        <w:t xml:space="preserve"> En lugar de sentencias escritas, se programa gráficamente usando el ratón y diseñando directamente la apariencia del software. El correspondiente código se genera automáticamente. Necesitan traducción al lenguaje máquina...</w:t>
-      </w:r>
-    </w:p>
-    <w:p>
-      <w:pPr>
-        <w:pStyle w:val="Ttulo2"/>
-      </w:pPr>
-      <w:r>
-        <w:t xml:space="preserve">Clasificación de los lenguajes de programación </w:t>
+      <w:bookmarkStart w:id="16" w:name="_Toc215565969"/>
+      <w:r>
+        <w:t>Clasificación de los lenguajes de programación</w:t>
+      </w:r>
+      <w:bookmarkEnd w:id="16"/>
+      <w:r>
+        <w:t xml:space="preserve"> </w:t>
       </w:r>
     </w:p>
     <w:p>
@@ -1493,7 +3562,6 @@
         <w:rPr>
           <w:b/>
         </w:rPr>
-        <w:lastRenderedPageBreak/>
         <w:t xml:space="preserve">Lenguajes de Programación de alto nivel: </w:t>
       </w:r>
       <w:r>
@@ -1713,6 +3781,7 @@
         </w:numPr>
       </w:pPr>
       <w:r>
+        <w:lastRenderedPageBreak/>
         <w:t>Es por esto que la programación estructura le sustituyo la modular, donde los programas se codifican por módulos y bloques, permitiendo mayor funcionalidad</w:t>
       </w:r>
     </w:p>
@@ -1720,9 +3789,11 @@
       <w:pPr>
         <w:pStyle w:val="Ttulo3"/>
       </w:pPr>
+      <w:bookmarkStart w:id="17" w:name="_Toc215565970"/>
       <w:r>
         <w:t>Programación orientada a objetos</w:t>
       </w:r>
+      <w:bookmarkEnd w:id="17"/>
     </w:p>
     <w:p>
       <w:r>
@@ -1806,329 +3877,328 @@
         </w:numPr>
       </w:pPr>
       <w:r>
+        <w:t>Los objetos de los programas tendrán una serie de atributos que los diferencian uno de otros</w:t>
+      </w:r>
+    </w:p>
+    <w:p>
+      <w:pPr>
+        <w:pStyle w:val="Prrafodelista"/>
+        <w:numPr>
+          <w:ilvl w:val="0"/>
+          <w:numId w:val="24"/>
+        </w:numPr>
+      </w:pPr>
+      <w:r>
+        <w:t>Se define clase como una colección de objetos con características similares</w:t>
+      </w:r>
+    </w:p>
+    <w:p>
+      <w:pPr>
+        <w:pStyle w:val="Prrafodelista"/>
+        <w:numPr>
+          <w:ilvl w:val="0"/>
+          <w:numId w:val="24"/>
+        </w:numPr>
+      </w:pPr>
+      <w:r>
+        <w:t>Mediante los llamados métodos, los objetos se comunican con otros produciéndose un cambio de estado de los mismos</w:t>
+      </w:r>
+    </w:p>
+    <w:p>
+      <w:pPr>
+        <w:pStyle w:val="Prrafodelista"/>
+        <w:numPr>
+          <w:ilvl w:val="0"/>
+          <w:numId w:val="24"/>
+        </w:numPr>
+      </w:pPr>
+      <w:r>
+        <w:t>Los objetos son, pues, como unidades individuales e indivisibles que forman la base de este tipo de programación</w:t>
+      </w:r>
+    </w:p>
+    <w:p>
+      <w:pPr>
+        <w:pStyle w:val="Ttulo1"/>
+      </w:pPr>
+      <w:bookmarkStart w:id="18" w:name="_Toc215565971"/>
+      <w:r>
+        <w:t>Fases de ciclo de vida del software</w:t>
+      </w:r>
+      <w:bookmarkEnd w:id="18"/>
+    </w:p>
+    <w:p>
+      <w:r>
+        <w:t>A la hora de desarrollar un proyecto independientemente del modelo elegido, siempre hay una serie de etapas debemos seguir (ciclo de vida) para construir software fiable y de calidad:</w:t>
+      </w:r>
+    </w:p>
+    <w:p>
+      <w:pPr>
+        <w:pStyle w:val="Prrafodelista"/>
+        <w:numPr>
+          <w:ilvl w:val="0"/>
+          <w:numId w:val="25"/>
+        </w:numPr>
+      </w:pPr>
+      <w:r>
+        <w:t>Análisis</w:t>
+      </w:r>
+    </w:p>
+    <w:p>
+      <w:pPr>
+        <w:pStyle w:val="Prrafodelista"/>
+        <w:numPr>
+          <w:ilvl w:val="0"/>
+          <w:numId w:val="25"/>
+        </w:numPr>
+      </w:pPr>
+      <w:r>
+        <w:t>Diseño</w:t>
+      </w:r>
+    </w:p>
+    <w:p>
+      <w:pPr>
+        <w:pStyle w:val="Prrafodelista"/>
+        <w:numPr>
+          <w:ilvl w:val="0"/>
+          <w:numId w:val="25"/>
+        </w:numPr>
+      </w:pPr>
+      <w:r>
+        <w:t>Codificación y Obtención código ejecutable</w:t>
+      </w:r>
+    </w:p>
+    <w:p>
+      <w:pPr>
+        <w:pStyle w:val="Prrafodelista"/>
+        <w:numPr>
+          <w:ilvl w:val="0"/>
+          <w:numId w:val="25"/>
+        </w:numPr>
+      </w:pPr>
+      <w:r>
+        <w:t>Ejecución y Pruebas</w:t>
+      </w:r>
+    </w:p>
+    <w:p>
+      <w:pPr>
+        <w:pStyle w:val="Prrafodelista"/>
+        <w:numPr>
+          <w:ilvl w:val="0"/>
+          <w:numId w:val="25"/>
+        </w:numPr>
+      </w:pPr>
+      <w:r>
+        <w:t>Documentación</w:t>
+      </w:r>
+    </w:p>
+    <w:p>
+      <w:pPr>
+        <w:pStyle w:val="Prrafodelista"/>
+        <w:numPr>
+          <w:ilvl w:val="0"/>
+          <w:numId w:val="25"/>
+        </w:numPr>
+      </w:pPr>
+      <w:r>
+        <w:t>Explotación</w:t>
+      </w:r>
+    </w:p>
+    <w:p>
+      <w:pPr>
+        <w:pStyle w:val="Prrafodelista"/>
+        <w:numPr>
+          <w:ilvl w:val="0"/>
+          <w:numId w:val="25"/>
+        </w:numPr>
+      </w:pPr>
+      <w:r>
+        <w:t>Mantenimiento</w:t>
+      </w:r>
+    </w:p>
+    <w:p>
+      <w:pPr>
+        <w:pStyle w:val="Ttulo2"/>
+      </w:pPr>
+      <w:bookmarkStart w:id="19" w:name="_Toc215565972"/>
+      <w:r>
+        <w:t>Análisis</w:t>
+      </w:r>
+      <w:bookmarkEnd w:id="19"/>
+    </w:p>
+    <w:p>
+      <w:r>
+        <w:t>Esta es la fase de mayor importancia y más complicada en el desarrollo del proyecto y todo lo demás dependerá de lo bien detallada que esté, dependiendo en gran mediad del analista que la realice. En la fase de análisis se especifica y analiza los siguientes requisitos:</w:t>
+      </w:r>
+    </w:p>
+    <w:p>
+      <w:pPr>
+        <w:pStyle w:val="Prrafodelista"/>
+        <w:numPr>
+          <w:ilvl w:val="0"/>
+          <w:numId w:val="26"/>
+        </w:numPr>
+      </w:pPr>
+      <w:r>
+        <w:t>Funcionales</w:t>
+      </w:r>
+    </w:p>
+    <w:p>
+      <w:r>
+        <w:t>Que funciones tendrá la aplicación. Que respuesta dará la aplicación ante todas las entradas. Cómo se comportará la aplicación en situaciones inesperadas</w:t>
+      </w:r>
+    </w:p>
+    <w:p>
+      <w:pPr>
+        <w:pStyle w:val="Prrafodelista"/>
+        <w:numPr>
+          <w:ilvl w:val="0"/>
+          <w:numId w:val="26"/>
+        </w:numPr>
+      </w:pPr>
+      <w:r>
+        <w:t>No funcionales del sistema</w:t>
+      </w:r>
+    </w:p>
+    <w:p>
+      <w:r>
         <w:lastRenderedPageBreak/>
-        <w:t>Los objetos de los programas tendrán una serie de atributos que los diferencian uno de otros</w:t>
-      </w:r>
-    </w:p>
-    <w:p>
-      <w:pPr>
-        <w:pStyle w:val="Prrafodelista"/>
-        <w:numPr>
-          <w:ilvl w:val="0"/>
-          <w:numId w:val="24"/>
-        </w:numPr>
-      </w:pPr>
-      <w:r>
-        <w:t>Se define clase como una colección de objetos con características similares</w:t>
-      </w:r>
-    </w:p>
-    <w:p>
-      <w:pPr>
-        <w:pStyle w:val="Prrafodelista"/>
-        <w:numPr>
-          <w:ilvl w:val="0"/>
-          <w:numId w:val="24"/>
-        </w:numPr>
-      </w:pPr>
-      <w:r>
-        <w:t>Mediante los llamados métodos, los objetos se comunican con otros produciéndose un cambio de estado de los mismos</w:t>
-      </w:r>
-    </w:p>
-    <w:p>
-      <w:pPr>
-        <w:pStyle w:val="Prrafodelista"/>
-        <w:numPr>
-          <w:ilvl w:val="0"/>
-          <w:numId w:val="24"/>
-        </w:numPr>
-      </w:pPr>
-      <w:r>
-        <w:t>Los objetos son, pues, como unidades individuales e indivisibles que forman la base de este tipo de programación</w:t>
-      </w:r>
-    </w:p>
-    <w:p>
-      <w:pPr>
-        <w:pStyle w:val="Ttulo1"/>
-      </w:pPr>
-      <w:r>
-        <w:t>Fases de ciclo de vida del software</w:t>
-      </w:r>
-    </w:p>
-    <w:p>
-      <w:r>
-        <w:t>A la hora de desarrollar un proyecto independientemente del modelo elegido, siempre hay una serie de etapas debemos seguir (ciclo de vida) para construir software fiable y de calidad:</w:t>
-      </w:r>
-    </w:p>
-    <w:p>
-      <w:pPr>
-        <w:pStyle w:val="Prrafodelista"/>
-        <w:numPr>
-          <w:ilvl w:val="0"/>
-          <w:numId w:val="25"/>
-        </w:numPr>
-      </w:pPr>
-      <w:r>
-        <w:t>Análisis</w:t>
-      </w:r>
-    </w:p>
-    <w:p>
-      <w:pPr>
-        <w:pStyle w:val="Prrafodelista"/>
-        <w:numPr>
-          <w:ilvl w:val="0"/>
-          <w:numId w:val="25"/>
-        </w:numPr>
-      </w:pPr>
+        <w:t>Tiempos de respuesta del programa, legislación aplicable, tratamiento ante la simultaneidad de peticiones, etc.</w:t>
+      </w:r>
+    </w:p>
+    <w:p>
+      <w:r>
+        <w:t>Esta fase termina en el documento ERS (</w:t>
+      </w:r>
+      <w:r>
+        <w:t>Especificación</w:t>
+      </w:r>
+      <w:r>
+        <w:t xml:space="preserve"> de Requisitos Software), en el que quedan especificados entre otros:</w:t>
+      </w:r>
+    </w:p>
+    <w:p>
+      <w:pPr>
+        <w:pStyle w:val="Prrafodelista"/>
+        <w:numPr>
+          <w:ilvl w:val="0"/>
+          <w:numId w:val="26"/>
+        </w:numPr>
+      </w:pPr>
+      <w:r>
+        <w:t>La planificación de las reuniones que van a tener lugar</w:t>
+      </w:r>
+    </w:p>
+    <w:p>
+      <w:pPr>
+        <w:pStyle w:val="Prrafodelista"/>
+        <w:numPr>
+          <w:ilvl w:val="0"/>
+          <w:numId w:val="26"/>
+        </w:numPr>
+      </w:pPr>
+      <w:r>
+        <w:t>Relación de los objetivos del usuario cliente y del sistema</w:t>
+      </w:r>
+    </w:p>
+    <w:p>
+      <w:pPr>
+        <w:pStyle w:val="Prrafodelista"/>
+        <w:numPr>
+          <w:ilvl w:val="0"/>
+          <w:numId w:val="26"/>
+        </w:numPr>
+      </w:pPr>
+      <w:r>
+        <w:t>Relación de los requisitos funcionales y no funcionales del sistema</w:t>
+      </w:r>
+    </w:p>
+    <w:p>
+      <w:pPr>
+        <w:pStyle w:val="Prrafodelista"/>
+        <w:numPr>
+          <w:ilvl w:val="0"/>
+          <w:numId w:val="26"/>
+        </w:numPr>
+      </w:pPr>
+      <w:r>
+        <w:t>Relación de objetivos prioritarios y tempo</w:t>
+      </w:r>
+      <w:r>
+        <w:t>rización</w:t>
+      </w:r>
+    </w:p>
+    <w:p>
+      <w:pPr>
+        <w:pStyle w:val="Prrafodelista"/>
+        <w:numPr>
+          <w:ilvl w:val="0"/>
+          <w:numId w:val="26"/>
+        </w:numPr>
+      </w:pPr>
+      <w:r>
+        <w:t>Reconocimiento de requisitos mal planteados o que conllevan contradicciones, etc.</w:t>
+      </w:r>
+    </w:p>
+    <w:p>
+      <w:pPr>
+        <w:pStyle w:val="Ttulo2"/>
+      </w:pPr>
+      <w:bookmarkStart w:id="20" w:name="_Toc215565973"/>
       <w:r>
         <w:t>Diseño</w:t>
       </w:r>
-    </w:p>
-    <w:p>
-      <w:pPr>
-        <w:pStyle w:val="Prrafodelista"/>
-        <w:numPr>
-          <w:ilvl w:val="0"/>
-          <w:numId w:val="25"/>
-        </w:numPr>
-      </w:pPr>
-      <w:r>
-        <w:t>Codificación y Obtención código ejecutable</w:t>
-      </w:r>
-    </w:p>
-    <w:p>
-      <w:pPr>
-        <w:pStyle w:val="Prrafodelista"/>
-        <w:numPr>
-          <w:ilvl w:val="0"/>
-          <w:numId w:val="25"/>
-        </w:numPr>
-      </w:pPr>
-      <w:r>
-        <w:t>Ejecución y Pruebas</w:t>
-      </w:r>
-    </w:p>
-    <w:p>
-      <w:pPr>
-        <w:pStyle w:val="Prrafodelista"/>
-        <w:numPr>
-          <w:ilvl w:val="0"/>
-          <w:numId w:val="25"/>
-        </w:numPr>
-      </w:pPr>
-      <w:r>
-        <w:t>Documentación</w:t>
-      </w:r>
-    </w:p>
-    <w:p>
-      <w:pPr>
-        <w:pStyle w:val="Prrafodelista"/>
-        <w:numPr>
-          <w:ilvl w:val="0"/>
-          <w:numId w:val="25"/>
-        </w:numPr>
-      </w:pPr>
-      <w:r>
-        <w:t>Explotación</w:t>
-      </w:r>
-    </w:p>
-    <w:p>
-      <w:pPr>
-        <w:pStyle w:val="Prrafodelista"/>
-        <w:numPr>
-          <w:ilvl w:val="0"/>
-          <w:numId w:val="25"/>
-        </w:numPr>
-      </w:pPr>
-      <w:r>
-        <w:t>Mantenimiento</w:t>
+      <w:bookmarkEnd w:id="20"/>
+    </w:p>
+    <w:p>
+      <w:r>
+        <w:t>En esta fase debemos de dividir el sistema en partes, establecer que relaciones habrá entre ellsa y decidir qué hará exactamente cada parte. En este punto se establecerán:</w:t>
+      </w:r>
+    </w:p>
+    <w:p>
+      <w:pPr>
+        <w:pStyle w:val="Prrafodelista"/>
+        <w:numPr>
+          <w:ilvl w:val="0"/>
+          <w:numId w:val="27"/>
+        </w:numPr>
+      </w:pPr>
+      <w:r>
+        <w:t>Entidades y relaciones</w:t>
+      </w:r>
+    </w:p>
+    <w:p>
+      <w:pPr>
+        <w:pStyle w:val="Prrafodelista"/>
+        <w:numPr>
+          <w:ilvl w:val="0"/>
+          <w:numId w:val="27"/>
+        </w:numPr>
+      </w:pPr>
+      <w:r>
+        <w:t>Selección del Sistema Gestor de Base de Datos</w:t>
+      </w:r>
+    </w:p>
+    <w:p>
+      <w:pPr>
+        <w:pStyle w:val="Prrafodelista"/>
+        <w:numPr>
+          <w:ilvl w:val="0"/>
+          <w:numId w:val="27"/>
+        </w:numPr>
+      </w:pPr>
+      <w:r>
+        <w:t>Selección del lenguaje de programación a utilizar.</w:t>
       </w:r>
     </w:p>
     <w:p>
       <w:pPr>
         <w:pStyle w:val="Ttulo2"/>
       </w:pPr>
-      <w:r>
-        <w:t>Análisis</w:t>
-      </w:r>
-    </w:p>
-    <w:p>
-      <w:r>
-        <w:t>Esta es la fase de mayor importancia y más complicada en el desarrollo del proyecto y todo lo demás dependerá de lo bien detallada que esté, dependiendo en gran mediad del analista que la realice. En la fase de análisis se especifica y analiza los siguientes requisitos:</w:t>
-      </w:r>
-    </w:p>
-    <w:p>
-      <w:pPr>
-        <w:pStyle w:val="Prrafodelista"/>
-        <w:numPr>
-          <w:ilvl w:val="0"/>
-          <w:numId w:val="26"/>
-        </w:numPr>
-      </w:pPr>
-      <w:r>
-        <w:t>Funcionales</w:t>
-      </w:r>
-    </w:p>
-    <w:p>
-      <w:r>
-        <w:t>Que funciones tendrá la aplicación. Que respuesta dará la aplicación ante todas las entradas. Cómo se comportará la aplicación en situaciones inesperadas</w:t>
-      </w:r>
-    </w:p>
-    <w:p>
-      <w:pPr>
-        <w:pStyle w:val="Prrafodelista"/>
-        <w:numPr>
-          <w:ilvl w:val="0"/>
-          <w:numId w:val="26"/>
-        </w:numPr>
-      </w:pPr>
-      <w:r>
-        <w:t>No funcionales del sistema</w:t>
-      </w:r>
-    </w:p>
-    <w:p>
-      <w:r>
-        <w:t>Tiempos de respuesta del programa, legislación aplicable, tratamiento ante la simultaneidad de peticiones, etc.</w:t>
-      </w:r>
-    </w:p>
-    <w:p>
-      <w:r>
-        <w:t>Esta fase termina en el documento ERS (</w:t>
-      </w:r>
-      <w:r>
-        <w:t>Especificación</w:t>
-      </w:r>
-      <w:r>
-        <w:t xml:space="preserve"> de Requisitos Software), en el que quedan especificados entre otros:</w:t>
-      </w:r>
-    </w:p>
-    <w:p>
-      <w:pPr>
-        <w:pStyle w:val="Prrafodelista"/>
-        <w:numPr>
-          <w:ilvl w:val="0"/>
-          <w:numId w:val="26"/>
-        </w:numPr>
-      </w:pPr>
-      <w:r>
-        <w:t>La planificación de las reuniones que van a tener lugar</w:t>
-      </w:r>
-    </w:p>
-    <w:p>
-      <w:pPr>
-        <w:pStyle w:val="Prrafodelista"/>
-        <w:numPr>
-          <w:ilvl w:val="0"/>
-          <w:numId w:val="26"/>
-        </w:numPr>
-      </w:pPr>
-      <w:r>
-        <w:t>Relación de los objetivos del usuario cliente y del sistema</w:t>
-      </w:r>
-    </w:p>
-    <w:p>
-      <w:pPr>
-        <w:pStyle w:val="Prrafodelista"/>
-        <w:numPr>
-          <w:ilvl w:val="0"/>
-          <w:numId w:val="26"/>
-        </w:numPr>
-      </w:pPr>
-      <w:r>
-        <w:t>Relación de los requisitos funcionales y no funcionales del sistema</w:t>
-      </w:r>
-    </w:p>
-    <w:p>
-      <w:pPr>
-        <w:pStyle w:val="Prrafodelista"/>
-        <w:numPr>
-          <w:ilvl w:val="0"/>
-          <w:numId w:val="26"/>
-        </w:numPr>
-      </w:pPr>
-      <w:r>
-        <w:t>Relación de objetivos prioritarios y tempo</w:t>
-      </w:r>
-      <w:r>
-        <w:t>rización</w:t>
-      </w:r>
-    </w:p>
-    <w:p>
-      <w:pPr>
-        <w:pStyle w:val="Prrafodelista"/>
-        <w:numPr>
-          <w:ilvl w:val="0"/>
-          <w:numId w:val="26"/>
-        </w:numPr>
-      </w:pPr>
-      <w:r>
-        <w:t>Reconocimiento de requisitos mal planteados o que conllevan contradicciones, etc.</w:t>
-      </w:r>
-    </w:p>
-    <w:p>
-      <w:pPr>
-        <w:pStyle w:val="Ttulo2"/>
-      </w:pPr>
-      <w:r>
-        <w:t>Diseño</w:t>
-      </w:r>
-    </w:p>
-    <w:p>
-      <w:r>
-        <w:t xml:space="preserve">En esta fase debemos de dividir el sistema en partes, establecer que relaciones habrá entre </w:t>
-      </w:r>
-      <w:proofErr w:type="spellStart"/>
-      <w:r>
-        <w:t>ellsa</w:t>
-      </w:r>
-      <w:proofErr w:type="spellEnd"/>
-      <w:r>
-        <w:t xml:space="preserve"> y decidir qué hará exactamente cada parte. En este punto se establecerán:</w:t>
-      </w:r>
-    </w:p>
-    <w:p>
-      <w:pPr>
-        <w:pStyle w:val="Prrafodelista"/>
-        <w:numPr>
-          <w:ilvl w:val="0"/>
-          <w:numId w:val="27"/>
-        </w:numPr>
-      </w:pPr>
-      <w:r>
-        <w:t>Entidades y relaciones</w:t>
-      </w:r>
-    </w:p>
-    <w:p>
-      <w:pPr>
-        <w:pStyle w:val="Prrafodelista"/>
-        <w:numPr>
-          <w:ilvl w:val="0"/>
-          <w:numId w:val="27"/>
-        </w:numPr>
-      </w:pPr>
-      <w:r>
-        <w:t>Selección del Sistema Gestor de Base de Datos</w:t>
-      </w:r>
-    </w:p>
-    <w:p>
-      <w:pPr>
-        <w:pStyle w:val="Prrafodelista"/>
-        <w:numPr>
-          <w:ilvl w:val="0"/>
-          <w:numId w:val="27"/>
-        </w:numPr>
-      </w:pPr>
-      <w:r>
-        <w:t>Selección del lenguaje de programación a utilizar.</w:t>
-      </w:r>
-    </w:p>
-    <w:p>
-      <w:pPr>
-        <w:pStyle w:val="Ttulo2"/>
-      </w:pPr>
-      <w:r>
-        <w:lastRenderedPageBreak/>
+      <w:bookmarkStart w:id="21" w:name="_Toc215565974"/>
+      <w:r>
         <w:t>Codificación y obtención del ejecutable</w:t>
       </w:r>
+      <w:bookmarkEnd w:id="21"/>
     </w:p>
     <w:p>
       <w:r>
@@ -2354,13 +4424,15 @@
         <w:t>Código Objeto:</w:t>
       </w:r>
       <w:r>
-        <w:t xml:space="preserve"> Es el resultado de traducir código fuente a un código equivalente formado por unos y ceros que aún no puede ser ejecutado directamente por el ordenador. Es </w:t>
-      </w:r>
-      <w:proofErr w:type="gramStart"/>
-      <w:r>
-        <w:t>decir</w:t>
-      </w:r>
-      <w:proofErr w:type="gramEnd"/>
+        <w:t xml:space="preserve"> Es el resultado de traducir código fuente a un código equivalente formado por unos y ceros que aún no puede ser ejecutado directamente por el ordenador. </w:t>
+      </w:r>
+      <w:r>
+        <w:lastRenderedPageBreak/>
+        <w:t xml:space="preserve">Es </w:t>
+      </w:r>
+      <w:r>
+        <w:t>decir,</w:t>
+      </w:r>
       <w:r>
         <w:t xml:space="preserve"> es un código binario generado a partir de un código fuente libre de errores sintácticos y semánticos que está distribuido en varios archivos, cada uno de los cuales corresponde a cada programa fuente compilado. El proceso de traducción de código</w:t>
       </w:r>
@@ -2372,12 +4444,586 @@
       <w:pPr>
         <w:pStyle w:val="Prrafodelista"/>
         <w:numPr>
-          <w:ilvl w:val="0"/>
+          <w:ilvl w:val="1"/>
           <w:numId w:val="29"/>
         </w:numPr>
       </w:pPr>
-      <w:bookmarkStart w:id="0" w:name="_GoBack"/>
-      <w:bookmarkEnd w:id="0"/>
+      <w:r>
+        <w:rPr>
+          <w:b/>
+        </w:rPr>
+        <w:t xml:space="preserve">Compilación: </w:t>
+      </w:r>
+      <w:r>
+        <w:t>Proceso de traducción que se realiza sobre todo el código fuente, en un solo paso. Se crea el código objeto que habrá que enlazar. El software responsable se llama compilador</w:t>
+      </w:r>
+    </w:p>
+    <w:p>
+      <w:pPr>
+        <w:pStyle w:val="Prrafodelista"/>
+        <w:numPr>
+          <w:ilvl w:val="1"/>
+          <w:numId w:val="29"/>
+        </w:numPr>
+      </w:pPr>
+      <w:r>
+        <w:rPr>
+          <w:b/>
+        </w:rPr>
+        <w:t>Interpretación:</w:t>
+      </w:r>
+      <w:r>
+        <w:t xml:space="preserve"> Proceso de traducción del código fuente se realiza línea a línea y se ejecuta simultáneamente. No hay código objeto intermedio y el software responsable se llama intérprete. El proceso de traducción es más lento que en el caso de la compilación, pero es más fácil para un programador inexperto, ya que da la detección de errores es más detallada.</w:t>
+      </w:r>
+    </w:p>
+    <w:p>
+      <w:pPr>
+        <w:pStyle w:val="Prrafodelista"/>
+        <w:numPr>
+          <w:ilvl w:val="0"/>
+          <w:numId w:val="29"/>
+        </w:numPr>
+      </w:pPr>
+      <w:r>
+        <w:rPr>
+          <w:b/>
+        </w:rPr>
+        <w:t xml:space="preserve">Código ejecutable: </w:t>
+      </w:r>
+      <w:r>
+        <w:t>Es el resultado de enlazar los archivos de código objeto mediante un software llamado linker (enlazador) y obtener un único archivo ejecutable directamente en el ordenador</w:t>
+      </w:r>
+    </w:p>
+    <w:p>
+      <w:pPr>
+        <w:pStyle w:val="Ttulo2"/>
+      </w:pPr>
+      <w:bookmarkStart w:id="22" w:name="_Toc215565975"/>
+      <w:r>
+        <w:t>Pruebas</w:t>
+      </w:r>
+      <w:bookmarkEnd w:id="22"/>
+    </w:p>
+    <w:p>
+      <w:r>
+        <w:t>Una vez que se obtiene el software, la siguiente fase del ciclo de vida es la realización de pruebas. Normalmente estas se realizan sobre un conjunto de datos de prueba, estos consisten en un conjunto seleccionado y predefinido de datos límite a los que la aplicación es sometida.</w:t>
+      </w:r>
+    </w:p>
+    <w:p>
+      <w:r>
+        <w:t>La realización de estas pruebas es imprescindible para que se asegure la validación y verificación de software construido. Entre todas estas pruebas que se le hacen al software podemos distinguir las siguientes pruebas:</w:t>
+      </w:r>
+    </w:p>
+    <w:p>
+      <w:pPr>
+        <w:pStyle w:val="Prrafodelista"/>
+        <w:numPr>
+          <w:ilvl w:val="0"/>
+          <w:numId w:val="30"/>
+        </w:numPr>
+      </w:pPr>
+      <w:r>
+        <w:rPr>
+          <w:b/>
+        </w:rPr>
+        <w:t xml:space="preserve">Pruebas Unitarias: </w:t>
+      </w:r>
+      <w:r>
+        <w:t xml:space="preserve">Consiste en probar, una a una las diferentes partes del software y comprobar su funcionamiento </w:t>
+      </w:r>
+      <w:r>
+        <w:t>(por</w:t>
+      </w:r>
+      <w:r>
+        <w:t xml:space="preserve"> separado, de manera independiente).</w:t>
+      </w:r>
+      <w:r>
+        <w:t xml:space="preserve"> JUnit es el entorno de pruebas de Java</w:t>
+      </w:r>
+    </w:p>
+    <w:p>
+      <w:pPr>
+        <w:pStyle w:val="Prrafodelista"/>
+        <w:numPr>
+          <w:ilvl w:val="0"/>
+          <w:numId w:val="30"/>
+        </w:numPr>
+      </w:pPr>
+      <w:r>
+        <w:rPr>
+          <w:b/>
+        </w:rPr>
+        <w:t>Pruebas de Integración:</w:t>
+      </w:r>
+      <w:r>
+        <w:t xml:space="preserve"> Se realizan una vez que se han realizado con éxito las pruebas unitarias y consistirán en comprobar el funcionamiento del sistema completo: con todas sus partes interrelacionadas.</w:t>
+      </w:r>
+    </w:p>
+    <w:p>
+      <w:r>
+        <w:t>La última prueba se le denomina normalmente Beta Test, esta se realiza sobre el entorno de producción donde el software va a ser utilizado por el cliente.</w:t>
+      </w:r>
+    </w:p>
+    <w:p>
+      <w:pPr>
+        <w:pStyle w:val="Ttulo2"/>
+      </w:pPr>
+      <w:bookmarkStart w:id="23" w:name="_Toc215565976"/>
+      <w:r>
+        <w:t>Documentación, explotación y mantenimiento</w:t>
+      </w:r>
+      <w:bookmarkEnd w:id="23"/>
+    </w:p>
+    <w:p>
+      <w:pPr>
+        <w:pStyle w:val="Ttulo3"/>
+      </w:pPr>
+      <w:bookmarkStart w:id="24" w:name="_Toc215565977"/>
+      <w:r>
+        <w:t>Documentación</w:t>
+      </w:r>
+      <w:bookmarkEnd w:id="24"/>
+    </w:p>
+    <w:p>
+      <w:r>
+        <w:t>Para todos los proyectos es importante documentar todas las fases para dar toda la información a los usuarios de nuestro software y poder acometer futuras revisiones del proyecto. Una documentación correcta permitirá la reutilización de arte de los programas en otras aplicaciones, siempre y cuando el desarrollo sea modular. Hay tres grandes documentos en el desarrollo de software:</w:t>
+      </w:r>
+    </w:p>
+    <w:p>
+      <w:pPr>
+        <w:pStyle w:val="Prrafodelista"/>
+        <w:numPr>
+          <w:ilvl w:val="0"/>
+          <w:numId w:val="31"/>
+        </w:numPr>
+      </w:pPr>
+      <w:r>
+        <w:rPr>
+          <w:b/>
+        </w:rPr>
+        <w:t>Guía técnica</w:t>
+      </w:r>
+    </w:p>
+    <w:p>
+      <w:pPr>
+        <w:pStyle w:val="Prrafodelista"/>
+        <w:numPr>
+          <w:ilvl w:val="0"/>
+          <w:numId w:val="31"/>
+        </w:numPr>
+      </w:pPr>
+      <w:r>
+        <w:rPr>
+          <w:b/>
+        </w:rPr>
+        <w:t>Guía de uso</w:t>
+      </w:r>
+    </w:p>
+    <w:p>
+      <w:pPr>
+        <w:pStyle w:val="Prrafodelista"/>
+        <w:numPr>
+          <w:ilvl w:val="0"/>
+          <w:numId w:val="31"/>
+        </w:numPr>
+      </w:pPr>
+      <w:r>
+        <w:rPr>
+          <w:b/>
+        </w:rPr>
+        <w:t>Guía de instalación</w:t>
+      </w:r>
+    </w:p>
+    <w:p>
+      <w:pPr>
+        <w:jc w:val="center"/>
+      </w:pPr>
+      <w:r>
+        <w:lastRenderedPageBreak/>
+        <w:drawing>
+          <wp:inline distT="0" distB="0" distL="0" distR="0" wp14:anchorId="56088FC1" wp14:editId="1EDC353D">
+            <wp:extent cx="4343400" cy="2760592"/>
+            <wp:effectExtent l="0" t="0" r="0" b="1905"/>
+            <wp:docPr id="1" name="Imagen 1"/>
+            <wp:cNvGraphicFramePr>
+              <a:graphicFrameLocks xmlns:a="http://schemas.openxmlformats.org/drawingml/2006/main" noChangeAspect="1"/>
+            </wp:cNvGraphicFramePr>
+            <a:graphic xmlns:a="http://schemas.openxmlformats.org/drawingml/2006/main">
+              <a:graphicData uri="http://schemas.openxmlformats.org/drawingml/2006/picture">
+                <pic:pic xmlns:pic="http://schemas.openxmlformats.org/drawingml/2006/picture">
+                  <pic:nvPicPr>
+                    <pic:cNvPr id="1" name=""/>
+                    <pic:cNvPicPr/>
+                  </pic:nvPicPr>
+                  <pic:blipFill>
+                    <a:blip r:embed="rId6"/>
+                    <a:stretch>
+                      <a:fillRect/>
+                    </a:stretch>
+                  </pic:blipFill>
+                  <pic:spPr>
+                    <a:xfrm>
+                      <a:off x="0" y="0"/>
+                      <a:ext cx="4346056" cy="2762280"/>
+                    </a:xfrm>
+                    <a:prstGeom prst="rect">
+                      <a:avLst/>
+                    </a:prstGeom>
+                  </pic:spPr>
+                </pic:pic>
+              </a:graphicData>
+            </a:graphic>
+          </wp:inline>
+        </w:drawing>
+      </w:r>
+    </w:p>
+    <w:p>
+      <w:pPr>
+        <w:pStyle w:val="Ttulo3"/>
+      </w:pPr>
+      <w:bookmarkStart w:id="25" w:name="_Toc215565978"/>
+      <w:r>
+        <w:t>Explotación</w:t>
+      </w:r>
+      <w:bookmarkEnd w:id="25"/>
+    </w:p>
+    <w:p>
+      <w:r>
+        <w:t>La explotación es la fase en que los usuarios finales conocen la aplicación y la pueden comenzar a utilizar. Por tanto, es la instalación, puesta a punto y funcionamiento de la aplicación en el equipo final del cliente. Primero se instalan los programas creados en el ordenador del cliente, después se configura (normalmente por el usuario) y finalmente se verifica (por ejemplo, con la beta test) que todo esté correcto</w:t>
+      </w:r>
+    </w:p>
+    <w:p>
+      <w:pPr>
+        <w:pStyle w:val="Ttulo3"/>
+      </w:pPr>
+      <w:bookmarkStart w:id="26" w:name="_Toc215565979"/>
+      <w:r>
+        <w:t>Mantenimiento</w:t>
+      </w:r>
+      <w:bookmarkEnd w:id="26"/>
+    </w:p>
+    <w:p>
+      <w:r>
+        <w:t xml:space="preserve">El mantenimiento se </w:t>
+      </w:r>
+      <w:r>
+        <w:t>define como el proceso de control, mejora y optimiza el software. La duración del mantenimiento es la mayo</w:t>
+      </w:r>
+      <w:r>
+        <w:t>r</w:t>
+      </w:r>
+      <w:r>
+        <w:t xml:space="preserve"> en todo el ciclo de vida del software, ya que </w:t>
+      </w:r>
+      <w:r>
+        <w:t>comprende también las actualizaciones y evoluciones futuras del mismo.</w:t>
+      </w:r>
+      <w:r>
+        <w:t xml:space="preserve"> Los tipos de cambios que hacen necesario el mantenimiento del software son los siguientes:</w:t>
+      </w:r>
+    </w:p>
+    <w:p>
+      <w:pPr>
+        <w:pStyle w:val="Prrafodelista"/>
+        <w:numPr>
+          <w:ilvl w:val="0"/>
+          <w:numId w:val="32"/>
+        </w:numPr>
+      </w:pPr>
+      <w:r>
+        <w:rPr>
+          <w:b/>
+        </w:rPr>
+        <w:t xml:space="preserve">Perfectivos: </w:t>
+      </w:r>
+      <w:r>
+        <w:t>Para mejorar la funcionalidad del software</w:t>
+      </w:r>
+    </w:p>
+    <w:p>
+      <w:pPr>
+        <w:pStyle w:val="Prrafodelista"/>
+        <w:numPr>
+          <w:ilvl w:val="0"/>
+          <w:numId w:val="32"/>
+        </w:numPr>
+      </w:pPr>
+      <w:r>
+        <w:rPr>
+          <w:b/>
+        </w:rPr>
+        <w:t>Evolutivos:</w:t>
+      </w:r>
+      <w:r>
+        <w:t xml:space="preserve"> El cliente tendrá en el futuro nuevas necesidades</w:t>
+      </w:r>
+    </w:p>
+    <w:p>
+      <w:pPr>
+        <w:pStyle w:val="Prrafodelista"/>
+        <w:numPr>
+          <w:ilvl w:val="0"/>
+          <w:numId w:val="32"/>
+        </w:numPr>
+      </w:pPr>
+      <w:r>
+        <w:rPr>
+          <w:b/>
+        </w:rPr>
+        <w:t>Correctivos:</w:t>
+      </w:r>
+      <w:r>
+        <w:t xml:space="preserve"> La aplicación tendrá errores en el futuro que habrá que corregir</w:t>
+      </w:r>
+    </w:p>
+    <w:p>
+      <w:r>
+        <w:t>El mantenimiento deberá de ir adaptándose de forma paralela a las mejoras del hardware en el mercado y afrontad situaciones nuevas que no existían cuando el software se construyó. Además, siempre surgen errores que habrá que ir corrigiendo y sacar nuevas versiones del producto mejores que las anteriores. Para ello se deberá pactar con el cliente un servicio de mantenimiento de la aplicación.</w:t>
+      </w:r>
+    </w:p>
+    <w:p>
+      <w:pPr>
+        <w:pStyle w:val="Ttulo1"/>
+      </w:pPr>
+      <w:bookmarkStart w:id="27" w:name="_Toc215565980"/>
+      <w:r>
+        <w:t>Máquinas virtuales</w:t>
+      </w:r>
+      <w:bookmarkEnd w:id="27"/>
+    </w:p>
+    <w:p>
+      <w:r>
+        <w:t>Cuando el código fuente se compila se obtiene el código objeto intermedio. Para que se pueda ejecutar en cualquier máquina se requiere tener independencia respecto al hardware concreto que se vaya a utilizar. Para ello, la máquina virtual aísla la aplicación de los detalles físicos del equipo en cuestión.</w:t>
+      </w:r>
+    </w:p>
+    <w:p>
+      <w:r>
+        <w:t>Una máquina virtual es un software especial cuyo objetivo es separar el funcionamiento del ordenador de los componentes hardware instalados Con el uso de estas máquinas podemos desarrollar y ejecutar una aplicación sobre cualquier equipo, indepen</w:t>
+      </w:r>
+      <w:r>
+        <w:t>dientemente de las características concretas de los componentes físicos instalados lo que garantiza la portabilidad de las aplicaciones. Las funciones principales de una máquina virtual son las siguientes:</w:t>
+      </w:r>
+    </w:p>
+    <w:p>
+      <w:pPr>
+        <w:pStyle w:val="Prrafodelista"/>
+        <w:numPr>
+          <w:ilvl w:val="0"/>
+          <w:numId w:val="33"/>
+        </w:numPr>
+      </w:pPr>
+      <w:r>
+        <w:lastRenderedPageBreak/>
+        <w:t>Conseguir que las aplicaciones sean portables</w:t>
+      </w:r>
+    </w:p>
+    <w:p>
+      <w:pPr>
+        <w:pStyle w:val="Prrafodelista"/>
+        <w:numPr>
+          <w:ilvl w:val="0"/>
+          <w:numId w:val="33"/>
+        </w:numPr>
+      </w:pPr>
+      <w:r>
+        <w:t>Reservar memoria para los objetos que se crean y liberar la memoria no utilizada</w:t>
+      </w:r>
+    </w:p>
+    <w:p>
+      <w:pPr>
+        <w:pStyle w:val="Prrafodelista"/>
+        <w:numPr>
+          <w:ilvl w:val="0"/>
+          <w:numId w:val="33"/>
+        </w:numPr>
+      </w:pPr>
+      <w:r>
+        <w:t>Comunicarse con el sistema donde se instala la aplicación, para el control de los dispositivos hardware implicados en los procesos</w:t>
+      </w:r>
+    </w:p>
+    <w:p>
+      <w:pPr>
+        <w:pStyle w:val="Prrafodelista"/>
+        <w:numPr>
+          <w:ilvl w:val="0"/>
+          <w:numId w:val="33"/>
+        </w:numPr>
+      </w:pPr>
+      <w:r>
+        <w:t>Cumplimiento de las normas de seguridad de las aplicaciones</w:t>
+      </w:r>
+    </w:p>
+    <w:p>
+      <w:pPr>
+        <w:pStyle w:val="Ttulo2"/>
+      </w:pPr>
+      <w:bookmarkStart w:id="28" w:name="_Toc215565981"/>
+      <w:r>
+        <w:t>Frameworks</w:t>
+      </w:r>
+      <w:bookmarkEnd w:id="28"/>
+    </w:p>
+    <w:p>
+      <w:r>
+        <w:t xml:space="preserve">Un framework es una plataforma de software donde están definidos los programas soporte, bibliotecas, lenguaje interpretado, etc., que ayuda a desarrollar y unir los diferentes módulos o partes de un proyecto. </w:t>
+      </w:r>
+    </w:p>
+    <w:p>
+      <w:pPr>
+        <w:rPr>
+          <w:b/>
+        </w:rPr>
+      </w:pPr>
+      <w:r>
+        <w:rPr>
+          <w:b/>
+        </w:rPr>
+        <w:t>Ventajas</w:t>
+      </w:r>
+    </w:p>
+    <w:p>
+      <w:pPr>
+        <w:pStyle w:val="Prrafodelista"/>
+        <w:numPr>
+          <w:ilvl w:val="0"/>
+          <w:numId w:val="34"/>
+        </w:numPr>
+        <w:rPr>
+          <w:b/>
+        </w:rPr>
+      </w:pPr>
+      <w:r>
+        <w:t>Desarrollo rápido de software</w:t>
+      </w:r>
+    </w:p>
+    <w:p>
+      <w:pPr>
+        <w:pStyle w:val="Prrafodelista"/>
+        <w:numPr>
+          <w:ilvl w:val="0"/>
+          <w:numId w:val="34"/>
+        </w:numPr>
+        <w:rPr>
+          <w:b/>
+        </w:rPr>
+      </w:pPr>
+      <w:r>
+        <w:t>Reutilización de partes de código para otras aplicaciones. Diseño uniforme del software</w:t>
+      </w:r>
+    </w:p>
+    <w:p>
+      <w:pPr>
+        <w:pStyle w:val="Prrafodelista"/>
+        <w:numPr>
+          <w:ilvl w:val="0"/>
+          <w:numId w:val="34"/>
+        </w:numPr>
+        <w:rPr>
+          <w:b/>
+        </w:rPr>
+      </w:pPr>
+      <w:r>
+        <w:t>Portabilidad de aplicaciones de un ordenador a otro, ya que los bytecodes que se generan a partir del lenguaje fuente podrán ser ejecutados sobre cualquier máquina virtual</w:t>
+      </w:r>
+    </w:p>
+    <w:p>
+      <w:pPr>
+        <w:rPr>
+          <w:b/>
+        </w:rPr>
+      </w:pPr>
+      <w:r>
+        <w:rPr>
+          <w:b/>
+        </w:rPr>
+        <w:t>Inconvenientes:</w:t>
+      </w:r>
+    </w:p>
+    <w:p>
+      <w:pPr>
+        <w:pStyle w:val="Prrafodelista"/>
+        <w:numPr>
+          <w:ilvl w:val="0"/>
+          <w:numId w:val="35"/>
+        </w:numPr>
+        <w:rPr>
+          <w:b/>
+        </w:rPr>
+      </w:pPr>
+      <w:r>
+        <w:t>Gran dependencia del código respecto al framework utilizado (si cambiamos de framework, habrá que reescribir gran parte de la aplicación)</w:t>
+      </w:r>
+    </w:p>
+    <w:p>
+      <w:pPr>
+        <w:pStyle w:val="Prrafodelista"/>
+        <w:numPr>
+          <w:ilvl w:val="0"/>
+          <w:numId w:val="35"/>
+        </w:numPr>
+        <w:rPr>
+          <w:b/>
+        </w:rPr>
+      </w:pPr>
+      <w:r>
+        <w:t>La instalación e implementación del framework n nuestro equipo consume bastantes recursos del sistema</w:t>
+      </w:r>
+    </w:p>
+    <w:p>
+      <w:pPr>
+        <w:pStyle w:val="Ttulo2"/>
+      </w:pPr>
+      <w:bookmarkStart w:id="29" w:name="_Toc215565982"/>
+      <w:r>
+        <w:t>Entornos de ejecución</w:t>
+      </w:r>
+      <w:bookmarkEnd w:id="29"/>
+    </w:p>
+    <w:p>
+      <w:r>
+        <w:t>Un entorno de ejecución es un servicio de máquina virtual que sirve como base software para la ejecución de programas. Es decir, es un conjunto de utilidades que permiten la ejecución de programas. Durante la ejecución, los entornos se encargarán de:</w:t>
+      </w:r>
+    </w:p>
+    <w:p>
+      <w:pPr>
+        <w:pStyle w:val="Prrafodelista"/>
+        <w:numPr>
+          <w:ilvl w:val="0"/>
+          <w:numId w:val="36"/>
+        </w:numPr>
+      </w:pPr>
+      <w:r>
+        <w:t>Configurar la memoria principal disponible en el sistema</w:t>
+      </w:r>
+    </w:p>
+    <w:p>
+      <w:pPr>
+        <w:pStyle w:val="Prrafodelista"/>
+        <w:numPr>
+          <w:ilvl w:val="0"/>
+          <w:numId w:val="36"/>
+        </w:numPr>
+      </w:pPr>
+      <w:r>
+        <w:t>Enlazar los archivos del programa con las bibliotecas existentes y con los subprogramas creados</w:t>
+      </w:r>
+    </w:p>
+    <w:p>
+      <w:pPr>
+        <w:pStyle w:val="Prrafodelista"/>
+        <w:numPr>
+          <w:ilvl w:val="0"/>
+          <w:numId w:val="36"/>
+        </w:numPr>
+      </w:pPr>
+      <w:r>
+        <w:t>Depurar los programas, comprobando la existencia (o no existencia) de errores semánticos (los sintácticos se detectan durante la compilación)</w:t>
+      </w:r>
+    </w:p>
+    <w:p>
+      <w:r>
+        <w:t>El entorno de ejecución está formado por la máquina virtual y los API’s (bibliotecas de clases estándar, necesarias para que la aplicación escrita en algún Lenguaje de Programación pueda ser ejecutada)</w:t>
+      </w:r>
     </w:p>
     <w:sectPr>
       <w:pgSz w:w="11906" w:h="16838"/>
@@ -4313,6 +6959,119 @@
     </w:lvl>
   </w:abstractNum>
   <w:abstractNum w:abstractNumId="17" w15:restartNumberingAfterBreak="0">
+    <w:nsid w:val="360D3E38"/>
+    <w:multiLevelType w:val="hybridMultilevel"/>
+    <w:tmpl w:val="39A6F45A"/>
+    <w:lvl w:ilvl="0" w:tplc="0C0A0001">
+      <w:start w:val="1"/>
+      <w:numFmt w:val="bullet"/>
+      <w:lvlText w:val=""/>
+      <w:lvlJc w:val="left"/>
+      <w:pPr>
+        <w:ind w:left="720" w:hanging="360"/>
+      </w:pPr>
+      <w:rPr>
+        <w:rFonts w:ascii="Symbol" w:hAnsi="Symbol" w:hint="default"/>
+      </w:rPr>
+    </w:lvl>
+    <w:lvl w:ilvl="1" w:tplc="0C0A0003" w:tentative="1">
+      <w:start w:val="1"/>
+      <w:numFmt w:val="bullet"/>
+      <w:lvlText w:val="o"/>
+      <w:lvlJc w:val="left"/>
+      <w:pPr>
+        <w:ind w:left="1440" w:hanging="360"/>
+      </w:pPr>
+      <w:rPr>
+        <w:rFonts w:ascii="Courier New" w:hAnsi="Courier New" w:cs="Courier New" w:hint="default"/>
+      </w:rPr>
+    </w:lvl>
+    <w:lvl w:ilvl="2" w:tplc="0C0A0005" w:tentative="1">
+      <w:start w:val="1"/>
+      <w:numFmt w:val="bullet"/>
+      <w:lvlText w:val=""/>
+      <w:lvlJc w:val="left"/>
+      <w:pPr>
+        <w:ind w:left="2160" w:hanging="360"/>
+      </w:pPr>
+      <w:rPr>
+        <w:rFonts w:ascii="Wingdings" w:hAnsi="Wingdings" w:hint="default"/>
+      </w:rPr>
+    </w:lvl>
+    <w:lvl w:ilvl="3" w:tplc="0C0A0001" w:tentative="1">
+      <w:start w:val="1"/>
+      <w:numFmt w:val="bullet"/>
+      <w:lvlText w:val=""/>
+      <w:lvlJc w:val="left"/>
+      <w:pPr>
+        <w:ind w:left="2880" w:hanging="360"/>
+      </w:pPr>
+      <w:rPr>
+        <w:rFonts w:ascii="Symbol" w:hAnsi="Symbol" w:hint="default"/>
+      </w:rPr>
+    </w:lvl>
+    <w:lvl w:ilvl="4" w:tplc="0C0A0003" w:tentative="1">
+      <w:start w:val="1"/>
+      <w:numFmt w:val="bullet"/>
+      <w:lvlText w:val="o"/>
+      <w:lvlJc w:val="left"/>
+      <w:pPr>
+        <w:ind w:left="3600" w:hanging="360"/>
+      </w:pPr>
+      <w:rPr>
+        <w:rFonts w:ascii="Courier New" w:hAnsi="Courier New" w:cs="Courier New" w:hint="default"/>
+      </w:rPr>
+    </w:lvl>
+    <w:lvl w:ilvl="5" w:tplc="0C0A0005" w:tentative="1">
+      <w:start w:val="1"/>
+      <w:numFmt w:val="bullet"/>
+      <w:lvlText w:val=""/>
+      <w:lvlJc w:val="left"/>
+      <w:pPr>
+        <w:ind w:left="4320" w:hanging="360"/>
+      </w:pPr>
+      <w:rPr>
+        <w:rFonts w:ascii="Wingdings" w:hAnsi="Wingdings" w:hint="default"/>
+      </w:rPr>
+    </w:lvl>
+    <w:lvl w:ilvl="6" w:tplc="0C0A0001" w:tentative="1">
+      <w:start w:val="1"/>
+      <w:numFmt w:val="bullet"/>
+      <w:lvlText w:val=""/>
+      <w:lvlJc w:val="left"/>
+      <w:pPr>
+        <w:ind w:left="5040" w:hanging="360"/>
+      </w:pPr>
+      <w:rPr>
+        <w:rFonts w:ascii="Symbol" w:hAnsi="Symbol" w:hint="default"/>
+      </w:rPr>
+    </w:lvl>
+    <w:lvl w:ilvl="7" w:tplc="0C0A0003" w:tentative="1">
+      <w:start w:val="1"/>
+      <w:numFmt w:val="bullet"/>
+      <w:lvlText w:val="o"/>
+      <w:lvlJc w:val="left"/>
+      <w:pPr>
+        <w:ind w:left="5760" w:hanging="360"/>
+      </w:pPr>
+      <w:rPr>
+        <w:rFonts w:ascii="Courier New" w:hAnsi="Courier New" w:cs="Courier New" w:hint="default"/>
+      </w:rPr>
+    </w:lvl>
+    <w:lvl w:ilvl="8" w:tplc="0C0A0005" w:tentative="1">
+      <w:start w:val="1"/>
+      <w:numFmt w:val="bullet"/>
+      <w:lvlText w:val=""/>
+      <w:lvlJc w:val="left"/>
+      <w:pPr>
+        <w:ind w:left="6480" w:hanging="360"/>
+      </w:pPr>
+      <w:rPr>
+        <w:rFonts w:ascii="Wingdings" w:hAnsi="Wingdings" w:hint="default"/>
+      </w:rPr>
+    </w:lvl>
+  </w:abstractNum>
+  <w:abstractNum w:abstractNumId="18" w15:restartNumberingAfterBreak="0">
     <w:nsid w:val="3B351900"/>
     <w:multiLevelType w:val="hybridMultilevel"/>
     <w:tmpl w:val="7E526F70"/>
@@ -4425,7 +7184,7 @@
       </w:rPr>
     </w:lvl>
   </w:abstractNum>
-  <w:abstractNum w:abstractNumId="18" w15:restartNumberingAfterBreak="0">
+  <w:abstractNum w:abstractNumId="19" w15:restartNumberingAfterBreak="0">
     <w:nsid w:val="3EAE5369"/>
     <w:multiLevelType w:val="hybridMultilevel"/>
     <w:tmpl w:val="408806F2"/>
@@ -4538,7 +7297,120 @@
       </w:rPr>
     </w:lvl>
   </w:abstractNum>
-  <w:abstractNum w:abstractNumId="19" w15:restartNumberingAfterBreak="0">
+  <w:abstractNum w:abstractNumId="20" w15:restartNumberingAfterBreak="0">
+    <w:nsid w:val="3EB3233D"/>
+    <w:multiLevelType w:val="hybridMultilevel"/>
+    <w:tmpl w:val="07CA0AC2"/>
+    <w:lvl w:ilvl="0" w:tplc="0C0A0001">
+      <w:start w:val="1"/>
+      <w:numFmt w:val="bullet"/>
+      <w:lvlText w:val=""/>
+      <w:lvlJc w:val="left"/>
+      <w:pPr>
+        <w:ind w:left="720" w:hanging="360"/>
+      </w:pPr>
+      <w:rPr>
+        <w:rFonts w:ascii="Symbol" w:hAnsi="Symbol" w:hint="default"/>
+      </w:rPr>
+    </w:lvl>
+    <w:lvl w:ilvl="1" w:tplc="0C0A0003" w:tentative="1">
+      <w:start w:val="1"/>
+      <w:numFmt w:val="bullet"/>
+      <w:lvlText w:val="o"/>
+      <w:lvlJc w:val="left"/>
+      <w:pPr>
+        <w:ind w:left="1440" w:hanging="360"/>
+      </w:pPr>
+      <w:rPr>
+        <w:rFonts w:ascii="Courier New" w:hAnsi="Courier New" w:cs="Courier New" w:hint="default"/>
+      </w:rPr>
+    </w:lvl>
+    <w:lvl w:ilvl="2" w:tplc="0C0A0005" w:tentative="1">
+      <w:start w:val="1"/>
+      <w:numFmt w:val="bullet"/>
+      <w:lvlText w:val=""/>
+      <w:lvlJc w:val="left"/>
+      <w:pPr>
+        <w:ind w:left="2160" w:hanging="360"/>
+      </w:pPr>
+      <w:rPr>
+        <w:rFonts w:ascii="Wingdings" w:hAnsi="Wingdings" w:hint="default"/>
+      </w:rPr>
+    </w:lvl>
+    <w:lvl w:ilvl="3" w:tplc="0C0A0001" w:tentative="1">
+      <w:start w:val="1"/>
+      <w:numFmt w:val="bullet"/>
+      <w:lvlText w:val=""/>
+      <w:lvlJc w:val="left"/>
+      <w:pPr>
+        <w:ind w:left="2880" w:hanging="360"/>
+      </w:pPr>
+      <w:rPr>
+        <w:rFonts w:ascii="Symbol" w:hAnsi="Symbol" w:hint="default"/>
+      </w:rPr>
+    </w:lvl>
+    <w:lvl w:ilvl="4" w:tplc="0C0A0003" w:tentative="1">
+      <w:start w:val="1"/>
+      <w:numFmt w:val="bullet"/>
+      <w:lvlText w:val="o"/>
+      <w:lvlJc w:val="left"/>
+      <w:pPr>
+        <w:ind w:left="3600" w:hanging="360"/>
+      </w:pPr>
+      <w:rPr>
+        <w:rFonts w:ascii="Courier New" w:hAnsi="Courier New" w:cs="Courier New" w:hint="default"/>
+      </w:rPr>
+    </w:lvl>
+    <w:lvl w:ilvl="5" w:tplc="0C0A0005" w:tentative="1">
+      <w:start w:val="1"/>
+      <w:numFmt w:val="bullet"/>
+      <w:lvlText w:val=""/>
+      <w:lvlJc w:val="left"/>
+      <w:pPr>
+        <w:ind w:left="4320" w:hanging="360"/>
+      </w:pPr>
+      <w:rPr>
+        <w:rFonts w:ascii="Wingdings" w:hAnsi="Wingdings" w:hint="default"/>
+      </w:rPr>
+    </w:lvl>
+    <w:lvl w:ilvl="6" w:tplc="0C0A0001" w:tentative="1">
+      <w:start w:val="1"/>
+      <w:numFmt w:val="bullet"/>
+      <w:lvlText w:val=""/>
+      <w:lvlJc w:val="left"/>
+      <w:pPr>
+        <w:ind w:left="5040" w:hanging="360"/>
+      </w:pPr>
+      <w:rPr>
+        <w:rFonts w:ascii="Symbol" w:hAnsi="Symbol" w:hint="default"/>
+      </w:rPr>
+    </w:lvl>
+    <w:lvl w:ilvl="7" w:tplc="0C0A0003" w:tentative="1">
+      <w:start w:val="1"/>
+      <w:numFmt w:val="bullet"/>
+      <w:lvlText w:val="o"/>
+      <w:lvlJc w:val="left"/>
+      <w:pPr>
+        <w:ind w:left="5760" w:hanging="360"/>
+      </w:pPr>
+      <w:rPr>
+        <w:rFonts w:ascii="Courier New" w:hAnsi="Courier New" w:cs="Courier New" w:hint="default"/>
+      </w:rPr>
+    </w:lvl>
+    <w:lvl w:ilvl="8" w:tplc="0C0A0005" w:tentative="1">
+      <w:start w:val="1"/>
+      <w:numFmt w:val="bullet"/>
+      <w:lvlText w:val=""/>
+      <w:lvlJc w:val="left"/>
+      <w:pPr>
+        <w:ind w:left="6480" w:hanging="360"/>
+      </w:pPr>
+      <w:rPr>
+        <w:rFonts w:ascii="Wingdings" w:hAnsi="Wingdings" w:hint="default"/>
+      </w:rPr>
+    </w:lvl>
+  </w:abstractNum>
+  <w:abstractNum w:abstractNumId="21" w15:restartNumberingAfterBreak="0">
     <w:nsid w:val="42B85F10"/>
     <w:multiLevelType w:val="hybridMultilevel"/>
     <w:tmpl w:val="635E7886"/>
@@ -4651,7 +7523,7 @@
       </w:rPr>
     </w:lvl>
   </w:abstractNum>
-  <w:abstractNum w:abstractNumId="20" w15:restartNumberingAfterBreak="0">
+  <w:abstractNum w:abstractNumId="22" w15:restartNumberingAfterBreak="0">
     <w:nsid w:val="48BD3510"/>
     <w:multiLevelType w:val="hybridMultilevel"/>
     <w:tmpl w:val="AFACE8A2"/>
@@ -4764,7 +7636,7 @@
       </w:rPr>
     </w:lvl>
   </w:abstractNum>
-  <w:abstractNum w:abstractNumId="21" w15:restartNumberingAfterBreak="0">
+  <w:abstractNum w:abstractNumId="23" w15:restartNumberingAfterBreak="0">
     <w:nsid w:val="4E0679CB"/>
     <w:multiLevelType w:val="hybridMultilevel"/>
     <w:tmpl w:val="5B00802C"/>
@@ -4877,7 +7749,120 @@
       </w:rPr>
     </w:lvl>
   </w:abstractNum>
-  <w:abstractNum w:abstractNumId="22" w15:restartNumberingAfterBreak="0">
+  <w:abstractNum w:abstractNumId="24" w15:restartNumberingAfterBreak="0">
+    <w:nsid w:val="506036BF"/>
+    <w:multiLevelType w:val="hybridMultilevel"/>
+    <w:tmpl w:val="E4120460"/>
+    <w:lvl w:ilvl="0" w:tplc="0C0A0001">
+      <w:start w:val="1"/>
+      <w:numFmt w:val="bullet"/>
+      <w:lvlText w:val=""/>
+      <w:lvlJc w:val="left"/>
+      <w:pPr>
+        <w:ind w:left="720" w:hanging="360"/>
+      </w:pPr>
+      <w:rPr>
+        <w:rFonts w:ascii="Symbol" w:hAnsi="Symbol" w:hint="default"/>
+      </w:rPr>
+    </w:lvl>
+    <w:lvl w:ilvl="1" w:tplc="0C0A0003" w:tentative="1">
+      <w:start w:val="1"/>
+      <w:numFmt w:val="bullet"/>
+      <w:lvlText w:val="o"/>
+      <w:lvlJc w:val="left"/>
+      <w:pPr>
+        <w:ind w:left="1440" w:hanging="360"/>
+      </w:pPr>
+      <w:rPr>
+        <w:rFonts w:ascii="Courier New" w:hAnsi="Courier New" w:cs="Courier New" w:hint="default"/>
+      </w:rPr>
+    </w:lvl>
+    <w:lvl w:ilvl="2" w:tplc="0C0A0005" w:tentative="1">
+      <w:start w:val="1"/>
+      <w:numFmt w:val="bullet"/>
+      <w:lvlText w:val=""/>
+      <w:lvlJc w:val="left"/>
+      <w:pPr>
+        <w:ind w:left="2160" w:hanging="360"/>
+      </w:pPr>
+      <w:rPr>
+        <w:rFonts w:ascii="Wingdings" w:hAnsi="Wingdings" w:hint="default"/>
+      </w:rPr>
+    </w:lvl>
+    <w:lvl w:ilvl="3" w:tplc="0C0A0001" w:tentative="1">
+      <w:start w:val="1"/>
+      <w:numFmt w:val="bullet"/>
+      <w:lvlText w:val=""/>
+      <w:lvlJc w:val="left"/>
+      <w:pPr>
+        <w:ind w:left="2880" w:hanging="360"/>
+      </w:pPr>
+      <w:rPr>
+        <w:rFonts w:ascii="Symbol" w:hAnsi="Symbol" w:hint="default"/>
+      </w:rPr>
+    </w:lvl>
+    <w:lvl w:ilvl="4" w:tplc="0C0A0003" w:tentative="1">
+      <w:start w:val="1"/>
+      <w:numFmt w:val="bullet"/>
+      <w:lvlText w:val="o"/>
+      <w:lvlJc w:val="left"/>
+      <w:pPr>
+        <w:ind w:left="3600" w:hanging="360"/>
+      </w:pPr>
+      <w:rPr>
+        <w:rFonts w:ascii="Courier New" w:hAnsi="Courier New" w:cs="Courier New" w:hint="default"/>
+      </w:rPr>
+    </w:lvl>
+    <w:lvl w:ilvl="5" w:tplc="0C0A0005" w:tentative="1">
+      <w:start w:val="1"/>
+      <w:numFmt w:val="bullet"/>
+      <w:lvlText w:val=""/>
+      <w:lvlJc w:val="left"/>
+      <w:pPr>
+        <w:ind w:left="4320" w:hanging="360"/>
+      </w:pPr>
+      <w:rPr>
+        <w:rFonts w:ascii="Wingdings" w:hAnsi="Wingdings" w:hint="default"/>
+      </w:rPr>
+    </w:lvl>
+    <w:lvl w:ilvl="6" w:tplc="0C0A0001" w:tentative="1">
+      <w:start w:val="1"/>
+      <w:numFmt w:val="bullet"/>
+      <w:lvlText w:val=""/>
+      <w:lvlJc w:val="left"/>
+      <w:pPr>
+        <w:ind w:left="5040" w:hanging="360"/>
+      </w:pPr>
+      <w:rPr>
+        <w:rFonts w:ascii="Symbol" w:hAnsi="Symbol" w:hint="default"/>
+      </w:rPr>
+    </w:lvl>
+    <w:lvl w:ilvl="7" w:tplc="0C0A0003" w:tentative="1">
+      <w:start w:val="1"/>
+      <w:numFmt w:val="bullet"/>
+      <w:lvlText w:val="o"/>
+      <w:lvlJc w:val="left"/>
+      <w:pPr>
+        <w:ind w:left="5760" w:hanging="360"/>
+      </w:pPr>
+      <w:rPr>
+        <w:rFonts w:ascii="Courier New" w:hAnsi="Courier New" w:cs="Courier New" w:hint="default"/>
+      </w:rPr>
+    </w:lvl>
+    <w:lvl w:ilvl="8" w:tplc="0C0A0005" w:tentative="1">
+      <w:start w:val="1"/>
+      <w:numFmt w:val="bullet"/>
+      <w:lvlText w:val=""/>
+      <w:lvlJc w:val="left"/>
+      <w:pPr>
+        <w:ind w:left="6480" w:hanging="360"/>
+      </w:pPr>
+      <w:rPr>
+        <w:rFonts w:ascii="Wingdings" w:hAnsi="Wingdings" w:hint="default"/>
+      </w:rPr>
+    </w:lvl>
+  </w:abstractNum>
+  <w:abstractNum w:abstractNumId="25" w15:restartNumberingAfterBreak="0">
     <w:nsid w:val="50D00290"/>
     <w:multiLevelType w:val="hybridMultilevel"/>
     <w:tmpl w:val="033C659E"/>
@@ -4990,7 +7975,346 @@
       </w:rPr>
     </w:lvl>
   </w:abstractNum>
-  <w:abstractNum w:abstractNumId="23" w15:restartNumberingAfterBreak="0">
+  <w:abstractNum w:abstractNumId="26" w15:restartNumberingAfterBreak="0">
+    <w:nsid w:val="5B551C66"/>
+    <w:multiLevelType w:val="hybridMultilevel"/>
+    <w:tmpl w:val="7D7211D8"/>
+    <w:lvl w:ilvl="0" w:tplc="0C0A0001">
+      <w:start w:val="1"/>
+      <w:numFmt w:val="bullet"/>
+      <w:lvlText w:val=""/>
+      <w:lvlJc w:val="left"/>
+      <w:pPr>
+        <w:ind w:left="720" w:hanging="360"/>
+      </w:pPr>
+      <w:rPr>
+        <w:rFonts w:ascii="Symbol" w:hAnsi="Symbol" w:hint="default"/>
+      </w:rPr>
+    </w:lvl>
+    <w:lvl w:ilvl="1" w:tplc="0C0A0003" w:tentative="1">
+      <w:start w:val="1"/>
+      <w:numFmt w:val="bullet"/>
+      <w:lvlText w:val="o"/>
+      <w:lvlJc w:val="left"/>
+      <w:pPr>
+        <w:ind w:left="1440" w:hanging="360"/>
+      </w:pPr>
+      <w:rPr>
+        <w:rFonts w:ascii="Courier New" w:hAnsi="Courier New" w:cs="Courier New" w:hint="default"/>
+      </w:rPr>
+    </w:lvl>
+    <w:lvl w:ilvl="2" w:tplc="0C0A0005" w:tentative="1">
+      <w:start w:val="1"/>
+      <w:numFmt w:val="bullet"/>
+      <w:lvlText w:val=""/>
+      <w:lvlJc w:val="left"/>
+      <w:pPr>
+        <w:ind w:left="2160" w:hanging="360"/>
+      </w:pPr>
+      <w:rPr>
+        <w:rFonts w:ascii="Wingdings" w:hAnsi="Wingdings" w:hint="default"/>
+      </w:rPr>
+    </w:lvl>
+    <w:lvl w:ilvl="3" w:tplc="0C0A0001" w:tentative="1">
+      <w:start w:val="1"/>
+      <w:numFmt w:val="bullet"/>
+      <w:lvlText w:val=""/>
+      <w:lvlJc w:val="left"/>
+      <w:pPr>
+        <w:ind w:left="2880" w:hanging="360"/>
+      </w:pPr>
+      <w:rPr>
+        <w:rFonts w:ascii="Symbol" w:hAnsi="Symbol" w:hint="default"/>
+      </w:rPr>
+    </w:lvl>
+    <w:lvl w:ilvl="4" w:tplc="0C0A0003" w:tentative="1">
+      <w:start w:val="1"/>
+      <w:numFmt w:val="bullet"/>
+      <w:lvlText w:val="o"/>
+      <w:lvlJc w:val="left"/>
+      <w:pPr>
+        <w:ind w:left="3600" w:hanging="360"/>
+      </w:pPr>
+      <w:rPr>
+        <w:rFonts w:ascii="Courier New" w:hAnsi="Courier New" w:cs="Courier New" w:hint="default"/>
+      </w:rPr>
+    </w:lvl>
+    <w:lvl w:ilvl="5" w:tplc="0C0A0005" w:tentative="1">
+      <w:start w:val="1"/>
+      <w:numFmt w:val="bullet"/>
+      <w:lvlText w:val=""/>
+      <w:lvlJc w:val="left"/>
+      <w:pPr>
+        <w:ind w:left="4320" w:hanging="360"/>
+      </w:pPr>
+      <w:rPr>
+        <w:rFonts w:ascii="Wingdings" w:hAnsi="Wingdings" w:hint="default"/>
+      </w:rPr>
+    </w:lvl>
+    <w:lvl w:ilvl="6" w:tplc="0C0A0001" w:tentative="1">
+      <w:start w:val="1"/>
+      <w:numFmt w:val="bullet"/>
+      <w:lvlText w:val=""/>
+      <w:lvlJc w:val="left"/>
+      <w:pPr>
+        <w:ind w:left="5040" w:hanging="360"/>
+      </w:pPr>
+      <w:rPr>
+        <w:rFonts w:ascii="Symbol" w:hAnsi="Symbol" w:hint="default"/>
+      </w:rPr>
+    </w:lvl>
+    <w:lvl w:ilvl="7" w:tplc="0C0A0003" w:tentative="1">
+      <w:start w:val="1"/>
+      <w:numFmt w:val="bullet"/>
+      <w:lvlText w:val="o"/>
+      <w:lvlJc w:val="left"/>
+      <w:pPr>
+        <w:ind w:left="5760" w:hanging="360"/>
+      </w:pPr>
+      <w:rPr>
+        <w:rFonts w:ascii="Courier New" w:hAnsi="Courier New" w:cs="Courier New" w:hint="default"/>
+      </w:rPr>
+    </w:lvl>
+    <w:lvl w:ilvl="8" w:tplc="0C0A0005" w:tentative="1">
+      <w:start w:val="1"/>
+      <w:numFmt w:val="bullet"/>
+      <w:lvlText w:val=""/>
+      <w:lvlJc w:val="left"/>
+      <w:pPr>
+        <w:ind w:left="6480" w:hanging="360"/>
+      </w:pPr>
+      <w:rPr>
+        <w:rFonts w:ascii="Wingdings" w:hAnsi="Wingdings" w:hint="default"/>
+      </w:rPr>
+    </w:lvl>
+  </w:abstractNum>
+  <w:abstractNum w:abstractNumId="27" w15:restartNumberingAfterBreak="0">
+    <w:nsid w:val="5BE6498D"/>
+    <w:multiLevelType w:val="hybridMultilevel"/>
+    <w:tmpl w:val="C972AFA0"/>
+    <w:lvl w:ilvl="0" w:tplc="0C0A0001">
+      <w:start w:val="1"/>
+      <w:numFmt w:val="bullet"/>
+      <w:lvlText w:val=""/>
+      <w:lvlJc w:val="left"/>
+      <w:pPr>
+        <w:ind w:left="720" w:hanging="360"/>
+      </w:pPr>
+      <w:rPr>
+        <w:rFonts w:ascii="Symbol" w:hAnsi="Symbol" w:hint="default"/>
+      </w:rPr>
+    </w:lvl>
+    <w:lvl w:ilvl="1" w:tplc="0C0A0003" w:tentative="1">
+      <w:start w:val="1"/>
+      <w:numFmt w:val="bullet"/>
+      <w:lvlText w:val="o"/>
+      <w:lvlJc w:val="left"/>
+      <w:pPr>
+        <w:ind w:left="1440" w:hanging="360"/>
+      </w:pPr>
+      <w:rPr>
+        <w:rFonts w:ascii="Courier New" w:hAnsi="Courier New" w:cs="Courier New" w:hint="default"/>
+      </w:rPr>
+    </w:lvl>
+    <w:lvl w:ilvl="2" w:tplc="0C0A0005" w:tentative="1">
+      <w:start w:val="1"/>
+      <w:numFmt w:val="bullet"/>
+      <w:lvlText w:val=""/>
+      <w:lvlJc w:val="left"/>
+      <w:pPr>
+        <w:ind w:left="2160" w:hanging="360"/>
+      </w:pPr>
+      <w:rPr>
+        <w:rFonts w:ascii="Wingdings" w:hAnsi="Wingdings" w:hint="default"/>
+      </w:rPr>
+    </w:lvl>
+    <w:lvl w:ilvl="3" w:tplc="0C0A0001" w:tentative="1">
+      <w:start w:val="1"/>
+      <w:numFmt w:val="bullet"/>
+      <w:lvlText w:val=""/>
+      <w:lvlJc w:val="left"/>
+      <w:pPr>
+        <w:ind w:left="2880" w:hanging="360"/>
+      </w:pPr>
+      <w:rPr>
+        <w:rFonts w:ascii="Symbol" w:hAnsi="Symbol" w:hint="default"/>
+      </w:rPr>
+    </w:lvl>
+    <w:lvl w:ilvl="4" w:tplc="0C0A0003" w:tentative="1">
+      <w:start w:val="1"/>
+      <w:numFmt w:val="bullet"/>
+      <w:lvlText w:val="o"/>
+      <w:lvlJc w:val="left"/>
+      <w:pPr>
+        <w:ind w:left="3600" w:hanging="360"/>
+      </w:pPr>
+      <w:rPr>
+        <w:rFonts w:ascii="Courier New" w:hAnsi="Courier New" w:cs="Courier New" w:hint="default"/>
+      </w:rPr>
+    </w:lvl>
+    <w:lvl w:ilvl="5" w:tplc="0C0A0005" w:tentative="1">
+      <w:start w:val="1"/>
+      <w:numFmt w:val="bullet"/>
+      <w:lvlText w:val=""/>
+      <w:lvlJc w:val="left"/>
+      <w:pPr>
+        <w:ind w:left="4320" w:hanging="360"/>
+      </w:pPr>
+      <w:rPr>
+        <w:rFonts w:ascii="Wingdings" w:hAnsi="Wingdings" w:hint="default"/>
+      </w:rPr>
+    </w:lvl>
+    <w:lvl w:ilvl="6" w:tplc="0C0A0001" w:tentative="1">
+      <w:start w:val="1"/>
+      <w:numFmt w:val="bullet"/>
+      <w:lvlText w:val=""/>
+      <w:lvlJc w:val="left"/>
+      <w:pPr>
+        <w:ind w:left="5040" w:hanging="360"/>
+      </w:pPr>
+      <w:rPr>
+        <w:rFonts w:ascii="Symbol" w:hAnsi="Symbol" w:hint="default"/>
+      </w:rPr>
+    </w:lvl>
+    <w:lvl w:ilvl="7" w:tplc="0C0A0003" w:tentative="1">
+      <w:start w:val="1"/>
+      <w:numFmt w:val="bullet"/>
+      <w:lvlText w:val="o"/>
+      <w:lvlJc w:val="left"/>
+      <w:pPr>
+        <w:ind w:left="5760" w:hanging="360"/>
+      </w:pPr>
+      <w:rPr>
+        <w:rFonts w:ascii="Courier New" w:hAnsi="Courier New" w:cs="Courier New" w:hint="default"/>
+      </w:rPr>
+    </w:lvl>
+    <w:lvl w:ilvl="8" w:tplc="0C0A0005" w:tentative="1">
+      <w:start w:val="1"/>
+      <w:numFmt w:val="bullet"/>
+      <w:lvlText w:val=""/>
+      <w:lvlJc w:val="left"/>
+      <w:pPr>
+        <w:ind w:left="6480" w:hanging="360"/>
+      </w:pPr>
+      <w:rPr>
+        <w:rFonts w:ascii="Wingdings" w:hAnsi="Wingdings" w:hint="default"/>
+      </w:rPr>
+    </w:lvl>
+  </w:abstractNum>
+  <w:abstractNum w:abstractNumId="28" w15:restartNumberingAfterBreak="0">
+    <w:nsid w:val="5D1405A2"/>
+    <w:multiLevelType w:val="hybridMultilevel"/>
+    <w:tmpl w:val="973C8282"/>
+    <w:lvl w:ilvl="0" w:tplc="0C0A0001">
+      <w:start w:val="1"/>
+      <w:numFmt w:val="bullet"/>
+      <w:lvlText w:val=""/>
+      <w:lvlJc w:val="left"/>
+      <w:pPr>
+        <w:ind w:left="720" w:hanging="360"/>
+      </w:pPr>
+      <w:rPr>
+        <w:rFonts w:ascii="Symbol" w:hAnsi="Symbol" w:hint="default"/>
+      </w:rPr>
+    </w:lvl>
+    <w:lvl w:ilvl="1" w:tplc="0C0A0003" w:tentative="1">
+      <w:start w:val="1"/>
+      <w:numFmt w:val="bullet"/>
+      <w:lvlText w:val="o"/>
+      <w:lvlJc w:val="left"/>
+      <w:pPr>
+        <w:ind w:left="1440" w:hanging="360"/>
+      </w:pPr>
+      <w:rPr>
+        <w:rFonts w:ascii="Courier New" w:hAnsi="Courier New" w:cs="Courier New" w:hint="default"/>
+      </w:rPr>
+    </w:lvl>
+    <w:lvl w:ilvl="2" w:tplc="0C0A0005" w:tentative="1">
+      <w:start w:val="1"/>
+      <w:numFmt w:val="bullet"/>
+      <w:lvlText w:val=""/>
+      <w:lvlJc w:val="left"/>
+      <w:pPr>
+        <w:ind w:left="2160" w:hanging="360"/>
+      </w:pPr>
+      <w:rPr>
+        <w:rFonts w:ascii="Wingdings" w:hAnsi="Wingdings" w:hint="default"/>
+      </w:rPr>
+    </w:lvl>
+    <w:lvl w:ilvl="3" w:tplc="0C0A0001" w:tentative="1">
+      <w:start w:val="1"/>
+      <w:numFmt w:val="bullet"/>
+      <w:lvlText w:val=""/>
+      <w:lvlJc w:val="left"/>
+      <w:pPr>
+        <w:ind w:left="2880" w:hanging="360"/>
+      </w:pPr>
+      <w:rPr>
+        <w:rFonts w:ascii="Symbol" w:hAnsi="Symbol" w:hint="default"/>
+      </w:rPr>
+    </w:lvl>
+    <w:lvl w:ilvl="4" w:tplc="0C0A0003" w:tentative="1">
+      <w:start w:val="1"/>
+      <w:numFmt w:val="bullet"/>
+      <w:lvlText w:val="o"/>
+      <w:lvlJc w:val="left"/>
+      <w:pPr>
+        <w:ind w:left="3600" w:hanging="360"/>
+      </w:pPr>
+      <w:rPr>
+        <w:rFonts w:ascii="Courier New" w:hAnsi="Courier New" w:cs="Courier New" w:hint="default"/>
+      </w:rPr>
+    </w:lvl>
+    <w:lvl w:ilvl="5" w:tplc="0C0A0005" w:tentative="1">
+      <w:start w:val="1"/>
+      <w:numFmt w:val="bullet"/>
+      <w:lvlText w:val=""/>
+      <w:lvlJc w:val="left"/>
+      <w:pPr>
+        <w:ind w:left="4320" w:hanging="360"/>
+      </w:pPr>
+      <w:rPr>
+        <w:rFonts w:ascii="Wingdings" w:hAnsi="Wingdings" w:hint="default"/>
+      </w:rPr>
+    </w:lvl>
+    <w:lvl w:ilvl="6" w:tplc="0C0A0001" w:tentative="1">
+      <w:start w:val="1"/>
+      <w:numFmt w:val="bullet"/>
+      <w:lvlText w:val=""/>
+      <w:lvlJc w:val="left"/>
+      <w:pPr>
+        <w:ind w:left="5040" w:hanging="360"/>
+      </w:pPr>
+      <w:rPr>
+        <w:rFonts w:ascii="Symbol" w:hAnsi="Symbol" w:hint="default"/>
+      </w:rPr>
+    </w:lvl>
+    <w:lvl w:ilvl="7" w:tplc="0C0A0003" w:tentative="1">
+      <w:start w:val="1"/>
+      <w:numFmt w:val="bullet"/>
+      <w:lvlText w:val="o"/>
+      <w:lvlJc w:val="left"/>
+      <w:pPr>
+        <w:ind w:left="5760" w:hanging="360"/>
+      </w:pPr>
+      <w:rPr>
+        <w:rFonts w:ascii="Courier New" w:hAnsi="Courier New" w:cs="Courier New" w:hint="default"/>
+      </w:rPr>
+    </w:lvl>
+    <w:lvl w:ilvl="8" w:tplc="0C0A0005" w:tentative="1">
+      <w:start w:val="1"/>
+      <w:numFmt w:val="bullet"/>
+      <w:lvlText w:val=""/>
+      <w:lvlJc w:val="left"/>
+      <w:pPr>
+        <w:ind w:left="6480" w:hanging="360"/>
+      </w:pPr>
+      <w:rPr>
+        <w:rFonts w:ascii="Wingdings" w:hAnsi="Wingdings" w:hint="default"/>
+      </w:rPr>
+    </w:lvl>
+  </w:abstractNum>
+  <w:abstractNum w:abstractNumId="29" w15:restartNumberingAfterBreak="0">
     <w:nsid w:val="668001F0"/>
     <w:multiLevelType w:val="hybridMultilevel"/>
     <w:tmpl w:val="09B0F714"/>
@@ -5103,7 +8427,7 @@
       </w:rPr>
     </w:lvl>
   </w:abstractNum>
-  <w:abstractNum w:abstractNumId="24" w15:restartNumberingAfterBreak="0">
+  <w:abstractNum w:abstractNumId="30" w15:restartNumberingAfterBreak="0">
     <w:nsid w:val="67416ADE"/>
     <w:multiLevelType w:val="hybridMultilevel"/>
     <w:tmpl w:val="4C98E13E"/>
@@ -5216,7 +8540,7 @@
       </w:rPr>
     </w:lvl>
   </w:abstractNum>
-  <w:abstractNum w:abstractNumId="25" w15:restartNumberingAfterBreak="0">
+  <w:abstractNum w:abstractNumId="31" w15:restartNumberingAfterBreak="0">
     <w:nsid w:val="6BEA48CA"/>
     <w:multiLevelType w:val="hybridMultilevel"/>
     <w:tmpl w:val="6646FDF8"/>
@@ -5329,7 +8653,7 @@
       </w:rPr>
     </w:lvl>
   </w:abstractNum>
-  <w:abstractNum w:abstractNumId="26" w15:restartNumberingAfterBreak="0">
+  <w:abstractNum w:abstractNumId="32" w15:restartNumberingAfterBreak="0">
     <w:nsid w:val="6C985F2E"/>
     <w:multiLevelType w:val="hybridMultilevel"/>
     <w:tmpl w:val="44C0E5A6"/>
@@ -5442,7 +8766,7 @@
       </w:rPr>
     </w:lvl>
   </w:abstractNum>
-  <w:abstractNum w:abstractNumId="27" w15:restartNumberingAfterBreak="0">
+  <w:abstractNum w:abstractNumId="33" w15:restartNumberingAfterBreak="0">
     <w:nsid w:val="6F8649C5"/>
     <w:multiLevelType w:val="hybridMultilevel"/>
     <w:tmpl w:val="9DBEE776"/>
@@ -5555,7 +8879,120 @@
       </w:rPr>
     </w:lvl>
   </w:abstractNum>
-  <w:abstractNum w:abstractNumId="28" w15:restartNumberingAfterBreak="0">
+  <w:abstractNum w:abstractNumId="34" w15:restartNumberingAfterBreak="0">
+    <w:nsid w:val="70C035C6"/>
+    <w:multiLevelType w:val="hybridMultilevel"/>
+    <w:tmpl w:val="78DC05EE"/>
+    <w:lvl w:ilvl="0" w:tplc="0C0A0001">
+      <w:start w:val="1"/>
+      <w:numFmt w:val="bullet"/>
+      <w:lvlText w:val=""/>
+      <w:lvlJc w:val="left"/>
+      <w:pPr>
+        <w:ind w:left="720" w:hanging="360"/>
+      </w:pPr>
+      <w:rPr>
+        <w:rFonts w:ascii="Symbol" w:hAnsi="Symbol" w:hint="default"/>
+      </w:rPr>
+    </w:lvl>
+    <w:lvl w:ilvl="1" w:tplc="0C0A0003" w:tentative="1">
+      <w:start w:val="1"/>
+      <w:numFmt w:val="bullet"/>
+      <w:lvlText w:val="o"/>
+      <w:lvlJc w:val="left"/>
+      <w:pPr>
+        <w:ind w:left="1440" w:hanging="360"/>
+      </w:pPr>
+      <w:rPr>
+        <w:rFonts w:ascii="Courier New" w:hAnsi="Courier New" w:cs="Courier New" w:hint="default"/>
+      </w:rPr>
+    </w:lvl>
+    <w:lvl w:ilvl="2" w:tplc="0C0A0005" w:tentative="1">
+      <w:start w:val="1"/>
+      <w:numFmt w:val="bullet"/>
+      <w:lvlText w:val=""/>
+      <w:lvlJc w:val="left"/>
+      <w:pPr>
+        <w:ind w:left="2160" w:hanging="360"/>
+      </w:pPr>
+      <w:rPr>
+        <w:rFonts w:ascii="Wingdings" w:hAnsi="Wingdings" w:hint="default"/>
+      </w:rPr>
+    </w:lvl>
+    <w:lvl w:ilvl="3" w:tplc="0C0A0001" w:tentative="1">
+      <w:start w:val="1"/>
+      <w:numFmt w:val="bullet"/>
+      <w:lvlText w:val=""/>
+      <w:lvlJc w:val="left"/>
+      <w:pPr>
+        <w:ind w:left="2880" w:hanging="360"/>
+      </w:pPr>
+      <w:rPr>
+        <w:rFonts w:ascii="Symbol" w:hAnsi="Symbol" w:hint="default"/>
+      </w:rPr>
+    </w:lvl>
+    <w:lvl w:ilvl="4" w:tplc="0C0A0003" w:tentative="1">
+      <w:start w:val="1"/>
+      <w:numFmt w:val="bullet"/>
+      <w:lvlText w:val="o"/>
+      <w:lvlJc w:val="left"/>
+      <w:pPr>
+        <w:ind w:left="3600" w:hanging="360"/>
+      </w:pPr>
+      <w:rPr>
+        <w:rFonts w:ascii="Courier New" w:hAnsi="Courier New" w:cs="Courier New" w:hint="default"/>
+      </w:rPr>
+    </w:lvl>
+    <w:lvl w:ilvl="5" w:tplc="0C0A0005" w:tentative="1">
+      <w:start w:val="1"/>
+      <w:numFmt w:val="bullet"/>
+      <w:lvlText w:val=""/>
+      <w:lvlJc w:val="left"/>
+      <w:pPr>
+        <w:ind w:left="4320" w:hanging="360"/>
+      </w:pPr>
+      <w:rPr>
+        <w:rFonts w:ascii="Wingdings" w:hAnsi="Wingdings" w:hint="default"/>
+      </w:rPr>
+    </w:lvl>
+    <w:lvl w:ilvl="6" w:tplc="0C0A0001" w:tentative="1">
+      <w:start w:val="1"/>
+      <w:numFmt w:val="bullet"/>
+      <w:lvlText w:val=""/>
+      <w:lvlJc w:val="left"/>
+      <w:pPr>
+        <w:ind w:left="5040" w:hanging="360"/>
+      </w:pPr>
+      <w:rPr>
+        <w:rFonts w:ascii="Symbol" w:hAnsi="Symbol" w:hint="default"/>
+      </w:rPr>
+    </w:lvl>
+    <w:lvl w:ilvl="7" w:tplc="0C0A0003" w:tentative="1">
+      <w:start w:val="1"/>
+      <w:numFmt w:val="bullet"/>
+      <w:lvlText w:val="o"/>
+      <w:lvlJc w:val="left"/>
+      <w:pPr>
+        <w:ind w:left="5760" w:hanging="360"/>
+      </w:pPr>
+      <w:rPr>
+        <w:rFonts w:ascii="Courier New" w:hAnsi="Courier New" w:cs="Courier New" w:hint="default"/>
+      </w:rPr>
+    </w:lvl>
+    <w:lvl w:ilvl="8" w:tplc="0C0A0005" w:tentative="1">
+      <w:start w:val="1"/>
+      <w:numFmt w:val="bullet"/>
+      <w:lvlText w:val=""/>
+      <w:lvlJc w:val="left"/>
+      <w:pPr>
+        <w:ind w:left="6480" w:hanging="360"/>
+      </w:pPr>
+      <w:rPr>
+        <w:rFonts w:ascii="Wingdings" w:hAnsi="Wingdings" w:hint="default"/>
+      </w:rPr>
+    </w:lvl>
+  </w:abstractNum>
+  <w:abstractNum w:abstractNumId="35" w15:restartNumberingAfterBreak="0">
     <w:nsid w:val="75E824BA"/>
     <w:multiLevelType w:val="hybridMultilevel"/>
     <w:tmpl w:val="548E21AA"/>
@@ -5681,10 +9118,10 @@
     <w:abstractNumId w:val="7"/>
   </w:num>
   <w:num w:numId="5">
-    <w:abstractNumId w:val="25"/>
+    <w:abstractNumId w:val="31"/>
   </w:num>
   <w:num w:numId="6">
-    <w:abstractNumId w:val="23"/>
+    <w:abstractNumId w:val="29"/>
   </w:num>
   <w:num w:numId="7">
     <w:abstractNumId w:val="8"/>
@@ -5696,19 +9133,19 @@
     <w:abstractNumId w:val="15"/>
   </w:num>
   <w:num w:numId="10">
-    <w:abstractNumId w:val="18"/>
+    <w:abstractNumId w:val="19"/>
   </w:num>
   <w:num w:numId="11">
     <w:abstractNumId w:val="9"/>
   </w:num>
   <w:num w:numId="12">
-    <w:abstractNumId w:val="24"/>
+    <w:abstractNumId w:val="30"/>
   </w:num>
   <w:num w:numId="13">
     <w:abstractNumId w:val="14"/>
   </w:num>
   <w:num w:numId="14">
-    <w:abstractNumId w:val="19"/>
+    <w:abstractNumId w:val="21"/>
   </w:num>
   <w:num w:numId="15">
     <w:abstractNumId w:val="1"/>
@@ -5720,25 +9157,25 @@
     <w:abstractNumId w:val="13"/>
   </w:num>
   <w:num w:numId="18">
+    <w:abstractNumId w:val="25"/>
+  </w:num>
+  <w:num w:numId="19">
     <w:abstractNumId w:val="22"/>
   </w:num>
-  <w:num w:numId="19">
-    <w:abstractNumId w:val="20"/>
-  </w:num>
   <w:num w:numId="20">
-    <w:abstractNumId w:val="26"/>
+    <w:abstractNumId w:val="32"/>
   </w:num>
   <w:num w:numId="21">
-    <w:abstractNumId w:val="17"/>
+    <w:abstractNumId w:val="18"/>
   </w:num>
   <w:num w:numId="22">
-    <w:abstractNumId w:val="28"/>
+    <w:abstractNumId w:val="35"/>
   </w:num>
   <w:num w:numId="23">
     <w:abstractNumId w:val="6"/>
   </w:num>
   <w:num w:numId="24">
-    <w:abstractNumId w:val="21"/>
+    <w:abstractNumId w:val="23"/>
   </w:num>
   <w:num w:numId="25">
     <w:abstractNumId w:val="3"/>
@@ -5753,7 +9190,28 @@
     <w:abstractNumId w:val="5"/>
   </w:num>
   <w:num w:numId="29">
+    <w:abstractNumId w:val="33"/>
+  </w:num>
+  <w:num w:numId="30">
+    <w:abstractNumId w:val="24"/>
+  </w:num>
+  <w:num w:numId="31">
+    <w:abstractNumId w:val="26"/>
+  </w:num>
+  <w:num w:numId="32">
+    <w:abstractNumId w:val="34"/>
+  </w:num>
+  <w:num w:numId="33">
     <w:abstractNumId w:val="27"/>
+  </w:num>
+  <w:num w:numId="34">
+    <w:abstractNumId w:val="28"/>
+  </w:num>
+  <w:num w:numId="35">
+    <w:abstractNumId w:val="17"/>
+  </w:num>
+  <w:num w:numId="36">
+    <w:abstractNumId w:val="20"/>
   </w:num>
 </w:numbering>
 </file>
@@ -5763,7 +9221,7 @@
   <w:docDefaults>
     <w:rPrDefault>
       <w:rPr>
-        <w:rFonts w:asciiTheme="minorHAnsi" w:eastAsiaTheme="minorHAnsi" w:hAnsiTheme="minorHAnsi" w:cstheme="minorBidi"/>
+        <w:rFonts w:ascii="Times New Roman" w:eastAsiaTheme="minorHAnsi" w:hAnsi="Times New Roman" w:cstheme="minorBidi"/>
         <w:sz w:val="22"/>
         <w:szCs w:val="22"/>
         <w:lang w:val="es-ES" w:eastAsia="en-US" w:bidi="ar-SA"/>
@@ -6329,6 +9787,71 @@
       <w:szCs w:val="24"/>
     </w:rPr>
   </w:style>
+  <w:style w:type="paragraph" w:styleId="TtuloTDC">
+    <w:name w:val="TOC Heading"/>
+    <w:basedOn w:val="Ttulo1"/>
+    <w:next w:val="Normal"/>
+    <w:uiPriority w:val="39"/>
+    <w:unhideWhenUsed/>
+    <w:qFormat/>
+    <w:rsid w:val="002B181C"/>
+    <w:pPr>
+      <w:jc w:val="left"/>
+      <w:outlineLvl w:val="9"/>
+    </w:pPr>
+    <w:rPr>
+      <w:lang w:eastAsia="es-ES"/>
+    </w:rPr>
+  </w:style>
+  <w:style w:type="paragraph" w:styleId="TDC1">
+    <w:name w:val="toc 1"/>
+    <w:basedOn w:val="Normal"/>
+    <w:next w:val="Normal"/>
+    <w:autoRedefine/>
+    <w:uiPriority w:val="39"/>
+    <w:unhideWhenUsed/>
+    <w:rsid w:val="002B181C"/>
+    <w:pPr>
+      <w:spacing w:after="100"/>
+    </w:pPr>
+  </w:style>
+  <w:style w:type="paragraph" w:styleId="TDC2">
+    <w:name w:val="toc 2"/>
+    <w:basedOn w:val="Normal"/>
+    <w:next w:val="Normal"/>
+    <w:autoRedefine/>
+    <w:uiPriority w:val="39"/>
+    <w:unhideWhenUsed/>
+    <w:rsid w:val="002B181C"/>
+    <w:pPr>
+      <w:spacing w:after="100"/>
+      <w:ind w:left="220"/>
+    </w:pPr>
+  </w:style>
+  <w:style w:type="paragraph" w:styleId="TDC3">
+    <w:name w:val="toc 3"/>
+    <w:basedOn w:val="Normal"/>
+    <w:next w:val="Normal"/>
+    <w:autoRedefine/>
+    <w:uiPriority w:val="39"/>
+    <w:unhideWhenUsed/>
+    <w:rsid w:val="002B181C"/>
+    <w:pPr>
+      <w:spacing w:after="100"/>
+      <w:ind w:left="440"/>
+    </w:pPr>
+  </w:style>
+  <w:style w:type="character" w:styleId="Hipervnculo">
+    <w:name w:val="Hyperlink"/>
+    <w:basedOn w:val="Fuentedeprrafopredeter"/>
+    <w:uiPriority w:val="99"/>
+    <w:unhideWhenUsed/>
+    <w:rsid w:val="002B181C"/>
+    <w:rPr>
+      <w:color w:val="0563C1" w:themeColor="hyperlink"/>
+      <w:u w:val="single"/>
+    </w:rPr>
+  </w:style>
 </w:styles>
 </file>
 
@@ -6598,7 +10121,7 @@
 </file>
 
 <file path=customXml/itemProps1.xml><?xml version="1.0" encoding="utf-8"?>
-<ds:datastoreItem xmlns:ds="http://schemas.openxmlformats.org/officeDocument/2006/customXml" ds:itemID="{75584DF9-3E07-49FE-9F3E-8220370A84F7}">
+<ds:datastoreItem xmlns:ds="http://schemas.openxmlformats.org/officeDocument/2006/customXml" ds:itemID="{FD11895F-7E08-41C0-B45F-9178CC4E6B21}">
   <ds:schemaRefs>
     <ds:schemaRef ds:uri="http://schemas.openxmlformats.org/officeDocument/2006/bibliography"/>
   </ds:schemaRefs>
